--- a/docs/report.docx
+++ b/docs/report.docx
@@ -314,15 +314,7 @@
           <w:szCs w:val="28"/>
           <w:lang w:val="ru"/>
         </w:rPr>
-        <w:t xml:space="preserve">Цель продукта: </w:t>
-      </w:r>
-      <w:r>
-        <w:rPr>
-          <w:sz w:val="28"/>
-          <w:szCs w:val="28"/>
-          <w:lang w:val="ru"/>
-        </w:rPr>
-        <w:t>проект направлен на создание веб-приложения для публикации и просмотра статей и других учебных материалов.</w:t>
+        <w:t>Цель продукта: проект направлен на создание веб-приложения для публикации и просмотра статей и других учебных материалов.</w:t>
       </w:r>
     </w:p>
     <w:p>
@@ -352,25 +344,7 @@
             <w:szCs w:val="28"/>
             <w:lang w:val="ru"/>
           </w:rPr>
-          <w:t>https://github.com/donsgipsy/library-uni</w:t>
-        </w:r>
-        <w:r>
-          <w:rPr>
-            <w:rStyle w:val="a8"/>
-            <w:sz w:val="28"/>
-            <w:szCs w:val="28"/>
-            <w:lang w:val="ru"/>
-          </w:rPr>
-          <w:t>v</w:t>
-        </w:r>
-        <w:r>
-          <w:rPr>
-            <w:rStyle w:val="a8"/>
-            <w:sz w:val="28"/>
-            <w:szCs w:val="28"/>
-            <w:lang w:val="ru"/>
-          </w:rPr>
-          <w:t>ersity.git</w:t>
+          <w:t>https://github.com/donsgipsy/library-university.git</w:t>
         </w:r>
       </w:hyperlink>
     </w:p>
@@ -25687,6 +25661,7 @@
           <w:rFonts w:ascii="Times New Roman" w:eastAsia="Times New Roman" w:hAnsi="Times New Roman" w:cs="Times New Roman"/>
           <w:sz w:val="24"/>
           <w:szCs w:val="24"/>
+          <w:lang w:val="en-US"/>
         </w:rPr>
       </w:pPr>
       <w:r>
@@ -25864,6 +25839,1166 @@
           </wp:inline>
         </w:drawing>
       </w:r>
+    </w:p>
+    <w:p>
+      <w:pPr>
+        <w:jc w:val="both"/>
+        <w:rPr>
+          <w:rFonts w:ascii="Times New Roman" w:eastAsia="Times New Roman" w:hAnsi="Times New Roman" w:cs="Times New Roman"/>
+          <w:sz w:val="24"/>
+          <w:szCs w:val="24"/>
+          <w:lang w:val="en-US"/>
+        </w:rPr>
+      </w:pPr>
+    </w:p>
+    <w:p>
+      <w:pPr>
+        <w:pStyle w:val="1"/>
+        <w:spacing w:before="480" w:after="0" w:line="240" w:lineRule="auto"/>
+        <w:jc w:val="center"/>
+        <w:rPr>
+          <w:rFonts w:ascii="Times New Roman" w:eastAsia="Times New Roman" w:hAnsi="Times New Roman" w:cs="Times New Roman"/>
+          <w:b/>
+          <w:bCs/>
+          <w:color w:val="000000"/>
+          <w:sz w:val="32"/>
+          <w:szCs w:val="32"/>
+          <w:lang w:val="en-US" w:eastAsia="en-US"/>
+        </w:rPr>
+      </w:pPr>
+      <w:bookmarkStart w:id="75" w:name="Xcdf3bf45f6d6ad146af651862bfdbdff733a870"/>
+      <w:r>
+        <w:rPr>
+          <w:rFonts w:ascii="Times New Roman" w:eastAsia="Times New Roman" w:hAnsi="Times New Roman" w:cs="Times New Roman"/>
+          <w:b/>
+          <w:bCs/>
+          <w:color w:val="000000"/>
+          <w:sz w:val="32"/>
+          <w:szCs w:val="32"/>
+          <w:lang w:val="en-US" w:eastAsia="en-US"/>
+        </w:rPr>
+        <w:t>Таблица 3 – Индивидуальный вклад участников</w:t>
+      </w:r>
+    </w:p>
+    <w:tbl>
+      <w:tblPr>
+        <w:tblStyle w:val="ad"/>
+        <w:tblW w:w="5000" w:type="pct"/>
+        <w:tblLayout w:type="fixed"/>
+        <w:tblLook w:val="0020" w:firstRow="1" w:lastRow="0" w:firstColumn="0" w:lastColumn="0" w:noHBand="0" w:noVBand="0"/>
+      </w:tblPr>
+      <w:tblGrid>
+        <w:gridCol w:w="1570"/>
+        <w:gridCol w:w="3202"/>
+        <w:gridCol w:w="4247"/>
+      </w:tblGrid>
+      <w:tr>
+        <w:trPr>
+          <w:tblHeader/>
+        </w:trPr>
+        <w:tc>
+          <w:tcPr>
+            <w:tcW w:w="2551" w:type="dxa"/>
+          </w:tcPr>
+          <w:p>
+            <w:pPr>
+              <w:pStyle w:val="Compact"/>
+            </w:pPr>
+            <w:proofErr w:type="spellStart"/>
+            <w:r>
+              <w:rPr>
+                <w:b/>
+                <w:sz w:val="22"/>
+              </w:rPr>
+              <w:t>Участник</w:t>
+            </w:r>
+            <w:proofErr w:type="spellEnd"/>
+          </w:p>
+        </w:tc>
+        <w:tc>
+          <w:tcPr>
+            <w:tcW w:w="5386" w:type="dxa"/>
+          </w:tcPr>
+          <w:p>
+            <w:pPr>
+              <w:pStyle w:val="Compact"/>
+            </w:pPr>
+            <w:proofErr w:type="spellStart"/>
+            <w:r>
+              <w:rPr>
+                <w:b/>
+                <w:sz w:val="22"/>
+              </w:rPr>
+              <w:t>Выполненная</w:t>
+            </w:r>
+            <w:proofErr w:type="spellEnd"/>
+            <w:r>
+              <w:rPr>
+                <w:b/>
+                <w:sz w:val="22"/>
+              </w:rPr>
+              <w:t xml:space="preserve"> </w:t>
+            </w:r>
+            <w:proofErr w:type="spellStart"/>
+            <w:r>
+              <w:rPr>
+                <w:b/>
+                <w:sz w:val="22"/>
+              </w:rPr>
+              <w:t>часть</w:t>
+            </w:r>
+            <w:proofErr w:type="spellEnd"/>
+            <w:r>
+              <w:rPr>
+                <w:b/>
+                <w:sz w:val="22"/>
+              </w:rPr>
+              <w:t xml:space="preserve"> </w:t>
+            </w:r>
+            <w:proofErr w:type="spellStart"/>
+            <w:r>
+              <w:rPr>
+                <w:b/>
+                <w:sz w:val="22"/>
+              </w:rPr>
+              <w:t>работы</w:t>
+            </w:r>
+            <w:proofErr w:type="spellEnd"/>
+          </w:p>
+        </w:tc>
+        <w:tc>
+          <w:tcPr>
+            <w:tcW w:w="7200" w:type="dxa"/>
+          </w:tcPr>
+          <w:p>
+            <w:pPr>
+              <w:pStyle w:val="Compact"/>
+            </w:pPr>
+            <w:proofErr w:type="spellStart"/>
+            <w:r>
+              <w:rPr>
+                <w:b/>
+                <w:sz w:val="22"/>
+              </w:rPr>
+              <w:t>Размещённые</w:t>
+            </w:r>
+            <w:proofErr w:type="spellEnd"/>
+            <w:r>
+              <w:rPr>
+                <w:b/>
+                <w:sz w:val="22"/>
+              </w:rPr>
+              <w:t xml:space="preserve"> </w:t>
+            </w:r>
+            <w:proofErr w:type="spellStart"/>
+            <w:r>
+              <w:rPr>
+                <w:b/>
+                <w:sz w:val="22"/>
+              </w:rPr>
+              <w:t>файлы</w:t>
+            </w:r>
+            <w:proofErr w:type="spellEnd"/>
+          </w:p>
+        </w:tc>
+      </w:tr>
+      <w:tr>
+        <w:tc>
+          <w:tcPr>
+            <w:tcW w:w="2551" w:type="dxa"/>
+          </w:tcPr>
+          <w:p>
+            <w:pPr>
+              <w:pStyle w:val="Compact"/>
+            </w:pPr>
+            <w:proofErr w:type="spellStart"/>
+            <w:r>
+              <w:rPr>
+                <w:sz w:val="22"/>
+              </w:rPr>
+              <w:t>Лушникова</w:t>
+            </w:r>
+            <w:proofErr w:type="spellEnd"/>
+            <w:r>
+              <w:rPr>
+                <w:sz w:val="22"/>
+              </w:rPr>
+              <w:t xml:space="preserve"> Анна, [</w:t>
+            </w:r>
+            <w:proofErr w:type="spellStart"/>
+            <w:r>
+              <w:rPr>
+                <w:sz w:val="22"/>
+              </w:rPr>
+              <w:t>annalush</w:t>
+            </w:r>
+            <w:proofErr w:type="spellEnd"/>
+            <w:r>
+              <w:rPr>
+                <w:sz w:val="22"/>
+              </w:rPr>
+              <w:t>]</w:t>
+            </w:r>
+          </w:p>
+        </w:tc>
+        <w:tc>
+          <w:tcPr>
+            <w:tcW w:w="5386" w:type="dxa"/>
+          </w:tcPr>
+          <w:p>
+            <w:pPr>
+              <w:pStyle w:val="Compact"/>
+              <w:rPr>
+                <w:lang w:val="ru-RU"/>
+              </w:rPr>
+            </w:pPr>
+            <w:r>
+              <w:rPr>
+                <w:sz w:val="22"/>
+                <w:lang w:val="ru-RU"/>
+              </w:rPr>
+              <w:t xml:space="preserve">Роль: </w:t>
+            </w:r>
+            <w:proofErr w:type="spellStart"/>
+            <w:r>
+              <w:rPr>
+                <w:sz w:val="22"/>
+              </w:rPr>
+              <w:t>Fullstack</w:t>
+            </w:r>
+            <w:proofErr w:type="spellEnd"/>
+            <w:r>
+              <w:rPr>
+                <w:sz w:val="22"/>
+                <w:lang w:val="ru-RU"/>
+              </w:rPr>
+              <w:t xml:space="preserve">-разработчик. </w:t>
+            </w:r>
+            <w:r>
+              <w:rPr>
+                <w:sz w:val="22"/>
+              </w:rPr>
+              <w:t>UC</w:t>
+            </w:r>
+            <w:r>
+              <w:rPr>
+                <w:sz w:val="22"/>
+                <w:lang w:val="ru-RU"/>
+              </w:rPr>
+              <w:t xml:space="preserve">-1 «Регистрация пользователя по номеру телефона», </w:t>
+            </w:r>
+            <w:r>
+              <w:rPr>
+                <w:sz w:val="22"/>
+              </w:rPr>
+              <w:t>UC</w:t>
+            </w:r>
+            <w:r>
+              <w:rPr>
+                <w:sz w:val="22"/>
+                <w:lang w:val="ru-RU"/>
+              </w:rPr>
+              <w:t xml:space="preserve">-2 «Авторизация пользователя» (ФТ-1, ФТ-2); перенос материалов в </w:t>
+            </w:r>
+            <w:r>
+              <w:rPr>
+                <w:sz w:val="22"/>
+              </w:rPr>
+              <w:t>Markdown</w:t>
+            </w:r>
+            <w:r>
+              <w:rPr>
+                <w:sz w:val="22"/>
+                <w:lang w:val="ru-RU"/>
+              </w:rPr>
+              <w:t>-отчёт.</w:t>
+            </w:r>
+          </w:p>
+        </w:tc>
+        <w:tc>
+          <w:tcPr>
+            <w:tcW w:w="7200" w:type="dxa"/>
+          </w:tcPr>
+          <w:p>
+            <w:pPr>
+              <w:pStyle w:val="Compact"/>
+            </w:pPr>
+            <w:hyperlink r:id="rId11">
+              <w:r>
+                <w:rPr>
+                  <w:rStyle w:val="a8"/>
+                </w:rPr>
+                <w:t>docs/md/lushnikova-report.md</w:t>
+              </w:r>
+            </w:hyperlink>
+            <w:r>
+              <w:rPr>
+                <w:sz w:val="22"/>
+              </w:rPr>
+              <w:t xml:space="preserve">; </w:t>
+            </w:r>
+            <w:hyperlink r:id="rId12">
+              <w:r>
+                <w:rPr>
+                  <w:rStyle w:val="a8"/>
+                </w:rPr>
+                <w:t>docs/doc/lushnikova-report.docx</w:t>
+              </w:r>
+            </w:hyperlink>
+            <w:r>
+              <w:rPr>
+                <w:sz w:val="22"/>
+              </w:rPr>
+              <w:t xml:space="preserve">; </w:t>
+            </w:r>
+            <w:hyperlink r:id="rId13">
+              <w:r>
+                <w:rPr>
+                  <w:rStyle w:val="a8"/>
+                </w:rPr>
+                <w:t>docs/</w:t>
+              </w:r>
+              <w:proofErr w:type="spellStart"/>
+              <w:r>
+                <w:rPr>
+                  <w:rStyle w:val="a8"/>
+                </w:rPr>
+                <w:t>img</w:t>
+              </w:r>
+              <w:proofErr w:type="spellEnd"/>
+              <w:r>
+                <w:rPr>
+                  <w:rStyle w:val="a8"/>
+                </w:rPr>
+                <w:t>/D1.png</w:t>
+              </w:r>
+            </w:hyperlink>
+            <w:r>
+              <w:rPr>
+                <w:sz w:val="22"/>
+              </w:rPr>
+              <w:t xml:space="preserve">; </w:t>
+            </w:r>
+            <w:hyperlink r:id="rId14">
+              <w:r>
+                <w:rPr>
+                  <w:rStyle w:val="a8"/>
+                </w:rPr>
+                <w:t>docs/draw/</w:t>
+              </w:r>
+            </w:hyperlink>
+          </w:p>
+        </w:tc>
+      </w:tr>
+      <w:tr>
+        <w:tc>
+          <w:tcPr>
+            <w:tcW w:w="2551" w:type="dxa"/>
+          </w:tcPr>
+          <w:p>
+            <w:pPr>
+              <w:pStyle w:val="Compact"/>
+            </w:pPr>
+            <w:proofErr w:type="spellStart"/>
+            <w:r>
+              <w:rPr>
+                <w:sz w:val="22"/>
+              </w:rPr>
+              <w:t>Филимонова</w:t>
+            </w:r>
+            <w:proofErr w:type="spellEnd"/>
+            <w:r>
+              <w:rPr>
+                <w:sz w:val="22"/>
+              </w:rPr>
+              <w:t xml:space="preserve"> Евгения, [j-</w:t>
+            </w:r>
+            <w:proofErr w:type="spellStart"/>
+            <w:r>
+              <w:rPr>
+                <w:sz w:val="22"/>
+              </w:rPr>
+              <w:t>filimonova</w:t>
+            </w:r>
+            <w:proofErr w:type="spellEnd"/>
+            <w:r>
+              <w:rPr>
+                <w:sz w:val="22"/>
+              </w:rPr>
+              <w:t>]</w:t>
+            </w:r>
+          </w:p>
+        </w:tc>
+        <w:tc>
+          <w:tcPr>
+            <w:tcW w:w="5386" w:type="dxa"/>
+          </w:tcPr>
+          <w:p>
+            <w:pPr>
+              <w:pStyle w:val="Compact"/>
+              <w:rPr>
+                <w:lang w:val="ru-RU"/>
+              </w:rPr>
+            </w:pPr>
+            <w:r>
+              <w:rPr>
+                <w:sz w:val="22"/>
+                <w:lang w:val="ru-RU"/>
+              </w:rPr>
+              <w:t xml:space="preserve">Роль: Аналитик данных. </w:t>
+            </w:r>
+            <w:r>
+              <w:rPr>
+                <w:sz w:val="22"/>
+              </w:rPr>
+              <w:t>UC</w:t>
+            </w:r>
+            <w:r>
+              <w:rPr>
+                <w:sz w:val="22"/>
+                <w:lang w:val="ru-RU"/>
+              </w:rPr>
+              <w:t xml:space="preserve">-3 «Управление ролями пользователей», </w:t>
+            </w:r>
+            <w:r>
+              <w:rPr>
+                <w:sz w:val="22"/>
+              </w:rPr>
+              <w:t>UC</w:t>
+            </w:r>
+            <w:r>
+              <w:rPr>
+                <w:sz w:val="22"/>
+                <w:lang w:val="ru-RU"/>
+              </w:rPr>
+              <w:t xml:space="preserve">-5 «Просмотр материалов» (ФТ-3, </w:t>
+            </w:r>
+            <w:r>
+              <w:rPr>
+                <w:sz w:val="22"/>
+                <w:lang w:val="ru-RU"/>
+              </w:rPr>
+              <w:lastRenderedPageBreak/>
+              <w:t xml:space="preserve">ФТ-19); перенос материалов в </w:t>
+            </w:r>
+            <w:r>
+              <w:rPr>
+                <w:sz w:val="22"/>
+              </w:rPr>
+              <w:t>Markdown</w:t>
+            </w:r>
+            <w:r>
+              <w:rPr>
+                <w:sz w:val="22"/>
+                <w:lang w:val="ru-RU"/>
+              </w:rPr>
+              <w:t>-отчёт.</w:t>
+            </w:r>
+          </w:p>
+        </w:tc>
+        <w:tc>
+          <w:tcPr>
+            <w:tcW w:w="7200" w:type="dxa"/>
+          </w:tcPr>
+          <w:p>
+            <w:pPr>
+              <w:pStyle w:val="Compact"/>
+            </w:pPr>
+            <w:hyperlink r:id="rId15">
+              <w:r>
+                <w:rPr>
+                  <w:rStyle w:val="a8"/>
+                </w:rPr>
+                <w:t>docs/md/filimonova-report.md</w:t>
+              </w:r>
+            </w:hyperlink>
+            <w:r>
+              <w:rPr>
+                <w:sz w:val="22"/>
+              </w:rPr>
+              <w:t xml:space="preserve">; </w:t>
+            </w:r>
+            <w:hyperlink r:id="rId16">
+              <w:r>
+                <w:rPr>
+                  <w:rStyle w:val="a8"/>
+                </w:rPr>
+                <w:t>docs/doc/filimonova-report.docx</w:t>
+              </w:r>
+            </w:hyperlink>
+            <w:r>
+              <w:rPr>
+                <w:sz w:val="22"/>
+              </w:rPr>
+              <w:t xml:space="preserve">; </w:t>
+            </w:r>
+            <w:hyperlink r:id="rId17">
+              <w:r>
+                <w:rPr>
+                  <w:rStyle w:val="a8"/>
+                </w:rPr>
+                <w:t>docs/</w:t>
+              </w:r>
+              <w:proofErr w:type="spellStart"/>
+              <w:r>
+                <w:rPr>
+                  <w:rStyle w:val="a8"/>
+                </w:rPr>
+                <w:t>img</w:t>
+              </w:r>
+              <w:proofErr w:type="spellEnd"/>
+              <w:r>
+                <w:rPr>
+                  <w:rStyle w:val="a8"/>
+                </w:rPr>
+                <w:t>/D2.png</w:t>
+              </w:r>
+            </w:hyperlink>
+            <w:r>
+              <w:rPr>
+                <w:sz w:val="22"/>
+              </w:rPr>
+              <w:t xml:space="preserve">; </w:t>
+            </w:r>
+            <w:hyperlink r:id="rId18">
+              <w:r>
+                <w:rPr>
+                  <w:rStyle w:val="a8"/>
+                </w:rPr>
+                <w:t>docs/</w:t>
+              </w:r>
+              <w:proofErr w:type="spellStart"/>
+              <w:r>
+                <w:rPr>
+                  <w:rStyle w:val="a8"/>
+                </w:rPr>
+                <w:t>img</w:t>
+              </w:r>
+              <w:proofErr w:type="spellEnd"/>
+              <w:r>
+                <w:rPr>
+                  <w:rStyle w:val="a8"/>
+                </w:rPr>
+                <w:t>/D4.png</w:t>
+              </w:r>
+            </w:hyperlink>
+            <w:r>
+              <w:rPr>
+                <w:sz w:val="22"/>
+              </w:rPr>
+              <w:t xml:space="preserve">; </w:t>
+            </w:r>
+            <w:hyperlink r:id="rId19">
+              <w:r>
+                <w:rPr>
+                  <w:rStyle w:val="a8"/>
+                </w:rPr>
+                <w:t>docs/draw/</w:t>
+              </w:r>
+            </w:hyperlink>
+          </w:p>
+        </w:tc>
+      </w:tr>
+      <w:tr>
+        <w:tc>
+          <w:tcPr>
+            <w:tcW w:w="2551" w:type="dxa"/>
+          </w:tcPr>
+          <w:p>
+            <w:pPr>
+              <w:pStyle w:val="Compact"/>
+            </w:pPr>
+            <w:proofErr w:type="spellStart"/>
+            <w:r>
+              <w:rPr>
+                <w:sz w:val="22"/>
+              </w:rPr>
+              <w:lastRenderedPageBreak/>
+              <w:t>Гринь</w:t>
+            </w:r>
+            <w:proofErr w:type="spellEnd"/>
+            <w:r>
+              <w:rPr>
+                <w:sz w:val="22"/>
+              </w:rPr>
+              <w:t xml:space="preserve"> Вероника, [</w:t>
+            </w:r>
+            <w:proofErr w:type="spellStart"/>
+            <w:r>
+              <w:rPr>
+                <w:sz w:val="22"/>
+              </w:rPr>
+              <w:t>nikolyyya</w:t>
+            </w:r>
+            <w:proofErr w:type="spellEnd"/>
+            <w:r>
+              <w:rPr>
+                <w:sz w:val="22"/>
+              </w:rPr>
+              <w:t>]</w:t>
+            </w:r>
+          </w:p>
+        </w:tc>
+        <w:tc>
+          <w:tcPr>
+            <w:tcW w:w="5386" w:type="dxa"/>
+          </w:tcPr>
+          <w:p>
+            <w:pPr>
+              <w:pStyle w:val="Compact"/>
+              <w:rPr>
+                <w:lang w:val="ru-RU"/>
+              </w:rPr>
+            </w:pPr>
+            <w:r>
+              <w:rPr>
+                <w:sz w:val="22"/>
+                <w:lang w:val="ru-RU"/>
+              </w:rPr>
+              <w:t xml:space="preserve">Роль: </w:t>
+            </w:r>
+            <w:r>
+              <w:rPr>
+                <w:sz w:val="22"/>
+              </w:rPr>
+              <w:t>Backend</w:t>
+            </w:r>
+            <w:r>
+              <w:rPr>
+                <w:sz w:val="22"/>
+                <w:lang w:val="ru-RU"/>
+              </w:rPr>
+              <w:t xml:space="preserve">-разработчик. </w:t>
+            </w:r>
+            <w:r>
+              <w:rPr>
+                <w:sz w:val="22"/>
+              </w:rPr>
+              <w:t>UC</w:t>
+            </w:r>
+            <w:r>
+              <w:rPr>
+                <w:sz w:val="22"/>
+                <w:lang w:val="ru-RU"/>
+              </w:rPr>
+              <w:t xml:space="preserve">-4.1 «Добавление материала в закладки», </w:t>
+            </w:r>
+            <w:r>
+              <w:rPr>
+                <w:sz w:val="22"/>
+              </w:rPr>
+              <w:t>UC</w:t>
+            </w:r>
+            <w:r>
+              <w:rPr>
+                <w:sz w:val="22"/>
+                <w:lang w:val="ru-RU"/>
+              </w:rPr>
+              <w:t xml:space="preserve">-4.2 «Просмотр закладок», </w:t>
+            </w:r>
+            <w:r>
+              <w:rPr>
+                <w:sz w:val="22"/>
+              </w:rPr>
+              <w:t>UC</w:t>
+            </w:r>
+            <w:r>
+              <w:rPr>
+                <w:sz w:val="22"/>
+                <w:lang w:val="ru-RU"/>
+              </w:rPr>
+              <w:t xml:space="preserve">-4.3 «Удаление материала из закладок» (ФТ-4); перенос материалов в </w:t>
+            </w:r>
+            <w:r>
+              <w:rPr>
+                <w:sz w:val="22"/>
+              </w:rPr>
+              <w:t>Markdown</w:t>
+            </w:r>
+            <w:r>
+              <w:rPr>
+                <w:sz w:val="22"/>
+                <w:lang w:val="ru-RU"/>
+              </w:rPr>
+              <w:t>-отчёт.</w:t>
+            </w:r>
+          </w:p>
+        </w:tc>
+        <w:tc>
+          <w:tcPr>
+            <w:tcW w:w="7200" w:type="dxa"/>
+          </w:tcPr>
+          <w:p>
+            <w:pPr>
+              <w:pStyle w:val="Compact"/>
+            </w:pPr>
+            <w:hyperlink r:id="rId20">
+              <w:r>
+                <w:rPr>
+                  <w:rStyle w:val="a8"/>
+                </w:rPr>
+                <w:t>docs/md/grin-report.md</w:t>
+              </w:r>
+            </w:hyperlink>
+            <w:r>
+              <w:rPr>
+                <w:sz w:val="22"/>
+              </w:rPr>
+              <w:t xml:space="preserve">; </w:t>
+            </w:r>
+            <w:hyperlink r:id="rId21">
+              <w:r>
+                <w:rPr>
+                  <w:rStyle w:val="a8"/>
+                </w:rPr>
+                <w:t>docs/doc/grin-report.docx</w:t>
+              </w:r>
+            </w:hyperlink>
+            <w:r>
+              <w:rPr>
+                <w:sz w:val="22"/>
+              </w:rPr>
+              <w:t xml:space="preserve">; </w:t>
+            </w:r>
+            <w:hyperlink r:id="rId22">
+              <w:r>
+                <w:rPr>
+                  <w:rStyle w:val="a8"/>
+                </w:rPr>
+                <w:t>docs/</w:t>
+              </w:r>
+              <w:proofErr w:type="spellStart"/>
+              <w:r>
+                <w:rPr>
+                  <w:rStyle w:val="a8"/>
+                </w:rPr>
+                <w:t>img</w:t>
+              </w:r>
+              <w:proofErr w:type="spellEnd"/>
+              <w:r>
+                <w:rPr>
+                  <w:rStyle w:val="a8"/>
+                </w:rPr>
+                <w:t>/D2.png</w:t>
+              </w:r>
+            </w:hyperlink>
+            <w:r>
+              <w:rPr>
+                <w:sz w:val="22"/>
+              </w:rPr>
+              <w:t xml:space="preserve">; </w:t>
+            </w:r>
+            <w:hyperlink r:id="rId23">
+              <w:r>
+                <w:rPr>
+                  <w:rStyle w:val="a8"/>
+                </w:rPr>
+                <w:t>docs/draw/</w:t>
+              </w:r>
+            </w:hyperlink>
+          </w:p>
+        </w:tc>
+      </w:tr>
+      <w:tr>
+        <w:tc>
+          <w:tcPr>
+            <w:tcW w:w="2551" w:type="dxa"/>
+          </w:tcPr>
+          <w:p>
+            <w:pPr>
+              <w:pStyle w:val="Compact"/>
+            </w:pPr>
+            <w:r>
+              <w:rPr>
+                <w:sz w:val="22"/>
+              </w:rPr>
+              <w:t xml:space="preserve">Хоптяная </w:t>
+            </w:r>
+            <w:proofErr w:type="spellStart"/>
+            <w:r>
+              <w:rPr>
+                <w:sz w:val="22"/>
+              </w:rPr>
+              <w:t>Мария</w:t>
+            </w:r>
+            <w:proofErr w:type="spellEnd"/>
+            <w:r>
+              <w:rPr>
+                <w:sz w:val="22"/>
+              </w:rPr>
+              <w:t>, [</w:t>
+            </w:r>
+            <w:proofErr w:type="spellStart"/>
+            <w:r>
+              <w:rPr>
+                <w:sz w:val="22"/>
+              </w:rPr>
+              <w:t>donsgipsy</w:t>
+            </w:r>
+            <w:proofErr w:type="spellEnd"/>
+            <w:r>
+              <w:rPr>
+                <w:sz w:val="22"/>
+              </w:rPr>
+              <w:t>]</w:t>
+            </w:r>
+          </w:p>
+        </w:tc>
+        <w:tc>
+          <w:tcPr>
+            <w:tcW w:w="5386" w:type="dxa"/>
+          </w:tcPr>
+          <w:p>
+            <w:pPr>
+              <w:pStyle w:val="Compact"/>
+              <w:rPr>
+                <w:lang w:val="ru-RU"/>
+              </w:rPr>
+            </w:pPr>
+            <w:r>
+              <w:rPr>
+                <w:sz w:val="22"/>
+                <w:lang w:val="ru-RU"/>
+              </w:rPr>
+              <w:t xml:space="preserve">Роль: </w:t>
+            </w:r>
+            <w:r>
+              <w:rPr>
+                <w:sz w:val="22"/>
+              </w:rPr>
+              <w:t>UI</w:t>
+            </w:r>
+            <w:r>
+              <w:rPr>
+                <w:sz w:val="22"/>
+                <w:lang w:val="ru-RU"/>
+              </w:rPr>
+              <w:t>/</w:t>
+            </w:r>
+            <w:r>
+              <w:rPr>
+                <w:sz w:val="22"/>
+              </w:rPr>
+              <w:t>UX</w:t>
+            </w:r>
+            <w:r>
+              <w:rPr>
+                <w:sz w:val="22"/>
+                <w:lang w:val="ru-RU"/>
+              </w:rPr>
+              <w:t xml:space="preserve">-дизайнер. </w:t>
+            </w:r>
+            <w:r>
+              <w:rPr>
+                <w:sz w:val="22"/>
+              </w:rPr>
+              <w:t>UC</w:t>
+            </w:r>
+            <w:r>
+              <w:rPr>
+                <w:sz w:val="22"/>
+                <w:lang w:val="ru-RU"/>
+              </w:rPr>
+              <w:t xml:space="preserve">-6.1 «Публикация материала», </w:t>
+            </w:r>
+            <w:r>
+              <w:rPr>
+                <w:sz w:val="22"/>
+              </w:rPr>
+              <w:t>UC</w:t>
+            </w:r>
+            <w:r>
+              <w:rPr>
+                <w:sz w:val="22"/>
+                <w:lang w:val="ru-RU"/>
+              </w:rPr>
+              <w:t xml:space="preserve">-6.2 «Удаление материала» (ФТ-10, ФТ-11, ФТ-13); перенос материалов в </w:t>
+            </w:r>
+            <w:r>
+              <w:rPr>
+                <w:sz w:val="22"/>
+              </w:rPr>
+              <w:t>Markdown</w:t>
+            </w:r>
+            <w:r>
+              <w:rPr>
+                <w:sz w:val="22"/>
+                <w:lang w:val="ru-RU"/>
+              </w:rPr>
+              <w:t>-отчёт.</w:t>
+            </w:r>
+          </w:p>
+        </w:tc>
+        <w:tc>
+          <w:tcPr>
+            <w:tcW w:w="7200" w:type="dxa"/>
+          </w:tcPr>
+          <w:p>
+            <w:pPr>
+              <w:pStyle w:val="Compact"/>
+            </w:pPr>
+            <w:hyperlink r:id="rId24">
+              <w:r>
+                <w:rPr>
+                  <w:rStyle w:val="a8"/>
+                </w:rPr>
+                <w:t>docs</w:t>
+              </w:r>
+              <w:r>
+                <w:rPr>
+                  <w:rStyle w:val="a8"/>
+                </w:rPr>
+                <w:t>/</w:t>
+              </w:r>
+              <w:r>
+                <w:rPr>
+                  <w:rStyle w:val="a8"/>
+                </w:rPr>
+                <w:t>md</w:t>
+              </w:r>
+              <w:r>
+                <w:rPr>
+                  <w:rStyle w:val="a8"/>
+                </w:rPr>
+                <w:t>/</w:t>
+              </w:r>
+              <w:r>
+                <w:rPr>
+                  <w:rStyle w:val="a8"/>
+                </w:rPr>
+                <w:t>khoptyanaya</w:t>
+              </w:r>
+              <w:r>
+                <w:rPr>
+                  <w:rStyle w:val="a8"/>
+                </w:rPr>
+                <w:t>-</w:t>
+              </w:r>
+              <w:r>
+                <w:rPr>
+                  <w:rStyle w:val="a8"/>
+                </w:rPr>
+                <w:t>report</w:t>
+              </w:r>
+              <w:r>
+                <w:rPr>
+                  <w:rStyle w:val="a8"/>
+                </w:rPr>
+                <w:t>.</w:t>
+              </w:r>
+              <w:r>
+                <w:rPr>
+                  <w:rStyle w:val="a8"/>
+                </w:rPr>
+                <w:t>md</w:t>
+              </w:r>
+            </w:hyperlink>
+            <w:r>
+              <w:rPr>
+                <w:sz w:val="22"/>
+              </w:rPr>
+              <w:t xml:space="preserve">; </w:t>
+            </w:r>
+            <w:hyperlink r:id="rId25">
+              <w:r>
+                <w:rPr>
+                  <w:rStyle w:val="a8"/>
+                </w:rPr>
+                <w:t>docs</w:t>
+              </w:r>
+              <w:r>
+                <w:rPr>
+                  <w:rStyle w:val="a8"/>
+                </w:rPr>
+                <w:t>/</w:t>
+              </w:r>
+              <w:r>
+                <w:rPr>
+                  <w:rStyle w:val="a8"/>
+                </w:rPr>
+                <w:t>doc</w:t>
+              </w:r>
+              <w:r>
+                <w:rPr>
+                  <w:rStyle w:val="a8"/>
+                </w:rPr>
+                <w:t>/</w:t>
+              </w:r>
+              <w:r>
+                <w:rPr>
+                  <w:rStyle w:val="a8"/>
+                </w:rPr>
+                <w:t>khoptyanaya</w:t>
+              </w:r>
+              <w:r>
+                <w:rPr>
+                  <w:rStyle w:val="a8"/>
+                </w:rPr>
+                <w:t>-</w:t>
+              </w:r>
+              <w:r>
+                <w:rPr>
+                  <w:rStyle w:val="a8"/>
+                </w:rPr>
+                <w:t>report</w:t>
+              </w:r>
+              <w:r>
+                <w:rPr>
+                  <w:rStyle w:val="a8"/>
+                </w:rPr>
+                <w:t>.</w:t>
+              </w:r>
+              <w:r>
+                <w:rPr>
+                  <w:rStyle w:val="a8"/>
+                </w:rPr>
+                <w:t>docx</w:t>
+              </w:r>
+            </w:hyperlink>
+            <w:r>
+              <w:rPr>
+                <w:sz w:val="22"/>
+              </w:rPr>
+              <w:t xml:space="preserve">; </w:t>
+            </w:r>
+            <w:hyperlink r:id="rId26">
+              <w:r>
+                <w:rPr>
+                  <w:rStyle w:val="a8"/>
+                </w:rPr>
+                <w:t>docs</w:t>
+              </w:r>
+              <w:r>
+                <w:rPr>
+                  <w:rStyle w:val="a8"/>
+                </w:rPr>
+                <w:t>/</w:t>
+              </w:r>
+              <w:proofErr w:type="spellStart"/>
+              <w:r>
+                <w:rPr>
+                  <w:rStyle w:val="a8"/>
+                </w:rPr>
+                <w:t>img</w:t>
+              </w:r>
+              <w:proofErr w:type="spellEnd"/>
+              <w:r>
+                <w:rPr>
+                  <w:rStyle w:val="a8"/>
+                </w:rPr>
+                <w:t>/</w:t>
+              </w:r>
+              <w:r>
+                <w:rPr>
+                  <w:rStyle w:val="a8"/>
+                </w:rPr>
+                <w:t>D2</w:t>
+              </w:r>
+              <w:r>
+                <w:rPr>
+                  <w:rStyle w:val="a8"/>
+                </w:rPr>
+                <w:t>.</w:t>
+              </w:r>
+              <w:r>
+                <w:rPr>
+                  <w:rStyle w:val="a8"/>
+                </w:rPr>
+                <w:t>png</w:t>
+              </w:r>
+            </w:hyperlink>
+            <w:r>
+              <w:rPr>
+                <w:sz w:val="22"/>
+              </w:rPr>
+              <w:t xml:space="preserve">; </w:t>
+            </w:r>
+            <w:hyperlink r:id="rId27">
+              <w:r>
+                <w:rPr>
+                  <w:rStyle w:val="a8"/>
+                </w:rPr>
+                <w:t>docs</w:t>
+              </w:r>
+              <w:r>
+                <w:rPr>
+                  <w:rStyle w:val="a8"/>
+                </w:rPr>
+                <w:t>/</w:t>
+              </w:r>
+              <w:proofErr w:type="spellStart"/>
+              <w:r>
+                <w:rPr>
+                  <w:rStyle w:val="a8"/>
+                </w:rPr>
+                <w:t>img</w:t>
+              </w:r>
+              <w:proofErr w:type="spellEnd"/>
+              <w:r>
+                <w:rPr>
+                  <w:rStyle w:val="a8"/>
+                </w:rPr>
+                <w:t>/</w:t>
+              </w:r>
+              <w:r>
+                <w:rPr>
+                  <w:rStyle w:val="a8"/>
+                </w:rPr>
+                <w:t>D3</w:t>
+              </w:r>
+            </w:hyperlink>
+            <w:r>
+              <w:rPr>
+                <w:sz w:val="22"/>
+              </w:rPr>
+              <w:t xml:space="preserve">; </w:t>
+            </w:r>
+            <w:hyperlink r:id="rId28">
+              <w:r>
+                <w:rPr>
+                  <w:rStyle w:val="a8"/>
+                </w:rPr>
+                <w:t>docs</w:t>
+              </w:r>
+              <w:r>
+                <w:rPr>
+                  <w:rStyle w:val="a8"/>
+                </w:rPr>
+                <w:t>/</w:t>
+              </w:r>
+              <w:r>
+                <w:rPr>
+                  <w:rStyle w:val="a8"/>
+                </w:rPr>
+                <w:t>draw</w:t>
+              </w:r>
+              <w:r>
+                <w:rPr>
+                  <w:rStyle w:val="a8"/>
+                </w:rPr>
+                <w:t>/</w:t>
+              </w:r>
+            </w:hyperlink>
+          </w:p>
+        </w:tc>
+      </w:tr>
+      <w:bookmarkEnd w:id="75"/>
+    </w:tbl>
+    <w:p>
+      <w:pPr>
+        <w:pStyle w:val="ab"/>
+      </w:pPr>
+    </w:p>
+    <w:p>
+      <w:pPr>
+        <w:jc w:val="both"/>
+        <w:rPr>
+          <w:rFonts w:ascii="Times New Roman" w:eastAsia="Times New Roman" w:hAnsi="Times New Roman" w:cs="Times New Roman"/>
+          <w:sz w:val="24"/>
+          <w:szCs w:val="24"/>
+          <w:lang w:val="en-US"/>
+        </w:rPr>
+      </w:pPr>
     </w:p>
     <w:sectPr>
       <w:pgSz w:w="11909" w:h="16834"/>
@@ -38049,7 +39184,7 @@
     <w:lsdException w:name="Closing" w:semiHidden="1" w:unhideWhenUsed="1"/>
     <w:lsdException w:name="Signature" w:semiHidden="1" w:unhideWhenUsed="1"/>
     <w:lsdException w:name="Default Paragraph Font" w:semiHidden="1" w:uiPriority="1" w:unhideWhenUsed="1"/>
-    <w:lsdException w:name="Body Text" w:semiHidden="1" w:unhideWhenUsed="1"/>
+    <w:lsdException w:name="Body Text" w:semiHidden="1" w:uiPriority="0" w:unhideWhenUsed="1" w:qFormat="1"/>
     <w:lsdException w:name="Body Text Indent" w:semiHidden="1" w:unhideWhenUsed="1"/>
     <w:lsdException w:name="List Continue" w:semiHidden="1" w:unhideWhenUsed="1"/>
     <w:lsdException w:name="List Continue 2" w:semiHidden="1" w:unhideWhenUsed="1"/>
@@ -38137,7 +39272,7 @@
     <w:lsdException w:name="Table Web 2" w:semiHidden="1" w:unhideWhenUsed="1"/>
     <w:lsdException w:name="Table Web 3" w:semiHidden="1" w:unhideWhenUsed="1"/>
     <w:lsdException w:name="Balloon Text" w:semiHidden="1" w:unhideWhenUsed="1"/>
-    <w:lsdException w:name="Table Grid" w:uiPriority="39"/>
+    <w:lsdException w:name="Table Grid" w:uiPriority="0"/>
     <w:lsdException w:name="Table Theme" w:semiHidden="1" w:unhideWhenUsed="1"/>
     <w:lsdException w:name="Placeholder Text" w:semiHidden="1"/>
     <w:lsdException w:name="No Spacing" w:uiPriority="1" w:qFormat="1"/>
@@ -38697,6 +39832,67 @@
       <w:lang w:val="en-US" w:eastAsia="en-US"/>
     </w:rPr>
   </w:style>
+  <w:style w:type="paragraph" w:styleId="ab">
+    <w:name w:val="Body Text"/>
+    <w:basedOn w:val="a"/>
+    <w:link w:val="ac"/>
+    <w:qFormat/>
+    <w:rsid w:val="0075138F"/>
+    <w:pPr>
+      <w:spacing w:before="180" w:after="180" w:line="240" w:lineRule="auto"/>
+    </w:pPr>
+    <w:rPr>
+      <w:rFonts w:ascii="Times New Roman" w:eastAsia="Times New Roman" w:hAnsi="Times New Roman" w:cs="Times New Roman"/>
+      <w:sz w:val="24"/>
+      <w:szCs w:val="24"/>
+      <w:lang w:val="en-US" w:eastAsia="en-US"/>
+    </w:rPr>
+  </w:style>
+  <w:style w:type="character" w:customStyle="1" w:styleId="ac">
+    <w:name w:val="Основной текст Знак"/>
+    <w:basedOn w:val="a0"/>
+    <w:link w:val="ab"/>
+    <w:rsid w:val="0075138F"/>
+    <w:rPr>
+      <w:rFonts w:ascii="Times New Roman" w:eastAsia="Times New Roman" w:hAnsi="Times New Roman" w:cs="Times New Roman"/>
+      <w:sz w:val="24"/>
+      <w:szCs w:val="24"/>
+      <w:lang w:val="en-US" w:eastAsia="en-US"/>
+    </w:rPr>
+  </w:style>
+  <w:style w:type="paragraph" w:customStyle="1" w:styleId="Compact">
+    <w:name w:val="Compact"/>
+    <w:basedOn w:val="ab"/>
+    <w:qFormat/>
+    <w:rsid w:val="0075138F"/>
+    <w:pPr>
+      <w:spacing w:before="36" w:after="36"/>
+    </w:pPr>
+  </w:style>
+  <w:style w:type="table" w:styleId="ad">
+    <w:name w:val="Table Grid"/>
+    <w:basedOn w:val="a1"/>
+    <w:rsid w:val="0075138F"/>
+    <w:pPr>
+      <w:spacing w:line="240" w:lineRule="auto"/>
+    </w:pPr>
+    <w:rPr>
+      <w:rFonts w:asciiTheme="minorHAnsi" w:eastAsiaTheme="minorHAnsi" w:hAnsiTheme="minorHAnsi" w:cstheme="minorBidi"/>
+      <w:sz w:val="24"/>
+      <w:szCs w:val="24"/>
+      <w:lang w:val="en-US" w:eastAsia="en-US"/>
+    </w:rPr>
+    <w:tblPr>
+      <w:tblBorders>
+        <w:top w:val="single" w:sz="4" w:space="0" w:color="auto"/>
+        <w:left w:val="single" w:sz="4" w:space="0" w:color="auto"/>
+        <w:bottom w:val="single" w:sz="4" w:space="0" w:color="auto"/>
+        <w:right w:val="single" w:sz="4" w:space="0" w:color="auto"/>
+        <w:insideH w:val="single" w:sz="4" w:space="0" w:color="auto"/>
+        <w:insideV w:val="single" w:sz="4" w:space="0" w:color="auto"/>
+      </w:tblBorders>
+    </w:tblPr>
+  </w:style>
 </w:styles>
 </file>
 

--- a/docs/report.docx
+++ b/docs/report.docx
@@ -1,6 +1,6 @@
 
 <file path=word/document.xml><?xml version="1.0" encoding="utf-8"?>
-<w:document xmlns:wpc="http://schemas.microsoft.com/office/word/2010/wordprocessingCanvas" xmlns:cx="http://schemas.microsoft.com/office/drawing/2014/chartex" xmlns:cx1="http://schemas.microsoft.com/office/drawing/2015/9/8/chartex" xmlns:cx2="http://schemas.microsoft.com/office/drawing/2015/10/21/chartex" xmlns:cx3="http://schemas.microsoft.com/office/drawing/2016/5/9/chartex" xmlns:cx4="http://schemas.microsoft.com/office/drawing/2016/5/10/chartex" xmlns:cx5="http://schemas.microsoft.com/office/drawing/2016/5/11/chartex" xmlns:cx6="http://schemas.microsoft.com/office/drawing/2016/5/12/chartex" xmlns:cx7="http://schemas.microsoft.com/office/drawing/2016/5/13/chartex" xmlns:cx8="http://schemas.microsoft.com/office/drawing/2016/5/14/chartex" xmlns:mc="http://schemas.openxmlformats.org/markup-compatibility/2006" xmlns:m="http://schemas.openxmlformats.org/officeDocument/2006/math" xmlns:aink="http://schemas.microsoft.com/office/drawing/2016/ink" xmlns:am3d="http://schemas.microsoft.com/office/drawing/2017/model3d" xmlns:oel="http://schemas.microsoft.com/office/2019/extlst" xmlns:r="http://schemas.openxmlformats.org/officeDocument/2006/relationships" xmlns:wp14="http://schemas.microsoft.com/office/word/2010/wordprocessingDrawing" xmlns:wp="http://schemas.openxmlformats.org/drawingml/2006/wordprocessingDrawing" xmlns:wpg="http://schemas.microsoft.com/office/word/2010/wordprocessingGroup" xmlns:wpi="http://schemas.microsoft.com/office/word/2010/wordprocessingInk" xmlns:wps="http://schemas.microsoft.com/office/word/2010/wordprocessingShape" xmlns:o="urn:schemas-microsoft-com:office:office" xmlns:v="urn:schemas-microsoft-com:vml" xmlns:w10="urn:schemas-microsoft-com:office:word" xmlns:w="http://schemas.openxmlformats.org/wordprocessingml/2006/main" xmlns:w14="http://schemas.microsoft.com/office/word/2010/wordml" xmlns:w15="http://schemas.microsoft.com/office/word/2012/wordml" xmlns:w16cex="http://schemas.microsoft.com/office/word/2018/wordml/cex" xmlns:w16cid="http://schemas.microsoft.com/office/word/2016/wordml/cid" xmlns:w16="http://schemas.microsoft.com/office/word/2018/wordml" xmlns:w16sdtdh="http://schemas.microsoft.com/office/word/2020/wordml/sdtdatahash" xmlns:w16sdtfl="http://schemas.microsoft.com/office/word/2024/wordml/sdtformatlock" xmlns:w16se="http://schemas.microsoft.com/office/word/2015/wordml/symex" xmlns:w16du="http://schemas.microsoft.com/office/word/2023/wordml/word16du" xmlns:wne="http://schemas.microsoft.com/office/word/2006/wordml" mc:Ignorable="w14 w15 w16se w16cid w16 w16cex w16sdtdh w16sdtfl w16du wp14">
+<w:document xmlns:wpc="http://schemas.microsoft.com/office/word/2010/wordprocessingCanvas" xmlns:cx="http://schemas.microsoft.com/office/drawing/2014/chartex" xmlns:cx1="http://schemas.microsoft.com/office/drawing/2015/9/8/chartex" xmlns:mc="http://schemas.openxmlformats.org/markup-compatibility/2006" xmlns:o="urn:schemas-microsoft-com:office:office" xmlns:r="http://schemas.openxmlformats.org/officeDocument/2006/relationships" xmlns:m="http://schemas.openxmlformats.org/officeDocument/2006/math" xmlns:v="urn:schemas-microsoft-com:vml" xmlns:wp14="http://schemas.microsoft.com/office/word/2010/wordprocessingDrawing" xmlns:wp="http://schemas.openxmlformats.org/drawingml/2006/wordprocessingDrawing" xmlns:w10="urn:schemas-microsoft-com:office:word" xmlns:w="http://schemas.openxmlformats.org/wordprocessingml/2006/main" xmlns:w14="http://schemas.microsoft.com/office/word/2010/wordml" xmlns:w15="http://schemas.microsoft.com/office/word/2012/wordml" xmlns:w16se="http://schemas.microsoft.com/office/word/2015/wordml/symex" xmlns:wpg="http://schemas.microsoft.com/office/word/2010/wordprocessingGroup" xmlns:wpi="http://schemas.microsoft.com/office/word/2010/wordprocessingInk" xmlns:wne="http://schemas.microsoft.com/office/word/2006/wordml" xmlns:wps="http://schemas.microsoft.com/office/word/2010/wordprocessingShape" mc:Ignorable="w14 w15 w16se wp14">
   <w:body>
     <w:tbl>
       <w:tblPr>
@@ -40,6 +40,7 @@
                 <w:noProof/>
                 <w:sz w:val="32"/>
                 <w:szCs w:val="32"/>
+                <w:lang w:val="ru-RU"/>
               </w:rPr>
               <w:drawing>
                 <wp:anchor distT="0" distB="0" distL="114300" distR="114300" simplePos="0" relativeHeight="251659264" behindDoc="0" locked="0" layoutInCell="1" allowOverlap="1" wp14:anchorId="46898249" wp14:editId="2457FA05">
@@ -400,7 +401,25 @@
           <w:sz w:val="28"/>
           <w:szCs w:val="28"/>
         </w:rPr>
-        <w:t xml:space="preserve"> является оптимальным выбором благодаря интуитивно понятному веб-интерфейсу и мощной системе управления ветками, которая упрощает параллельную работу над проектом. Ключевым преимуществом для учебного задания является механизм Pull </w:t>
+        <w:t xml:space="preserve"> является оптимальным выбором благодаря интуитивно понятному веб-интерфейсу и мощной системе управления ветками, которая упрощает параллельную работу над проектом. Ключевым преимуществом для учебного задания является механизм </w:t>
+      </w:r>
+      <w:proofErr w:type="spellStart"/>
+      <w:r>
+        <w:rPr>
+          <w:rFonts w:ascii="Times New Roman" w:hAnsi="Times New Roman" w:cs="Times New Roman"/>
+          <w:sz w:val="28"/>
+          <w:szCs w:val="28"/>
+        </w:rPr>
+        <w:t>Pull</w:t>
+      </w:r>
+      <w:proofErr w:type="spellEnd"/>
+      <w:r>
+        <w:rPr>
+          <w:rFonts w:ascii="Times New Roman" w:hAnsi="Times New Roman" w:cs="Times New Roman"/>
+          <w:sz w:val="28"/>
+          <w:szCs w:val="28"/>
+        </w:rPr>
+        <w:t xml:space="preserve"> </w:t>
       </w:r>
       <w:proofErr w:type="spellStart"/>
       <w:r>
@@ -507,156 +526,175 @@
     </w:p>
     <w:p>
       <w:pPr>
-        <w:pStyle w:val="CodeBlock"/>
-        <w:jc w:val="both"/>
-        <w:rPr>
+        <w:shd w:val="clear" w:color="auto" w:fill="FFFFFF"/>
+        <w:rPr>
+          <w:rFonts w:ascii="Courier New" w:eastAsia="Courier New" w:hAnsi="Courier New" w:cs="Courier New"/>
           <w:b/>
           <w:bCs/>
           <w:sz w:val="20"/>
           <w:szCs w:val="18"/>
-          <w:lang w:val="ru-RU"/>
-        </w:rPr>
-      </w:pPr>
-      <w:r>
-        <w:rPr>
+          <w:lang w:val="ru-RU" w:eastAsia="en-US"/>
+        </w:rPr>
+      </w:pPr>
+      <w:proofErr w:type="gramStart"/>
+      <w:r>
+        <w:rPr>
+          <w:rFonts w:ascii="Courier New" w:eastAsia="Courier New" w:hAnsi="Courier New" w:cs="Courier New"/>
           <w:b/>
           <w:bCs/>
           <w:sz w:val="20"/>
           <w:szCs w:val="18"/>
-        </w:rPr>
-        <w:t>project</w:t>
-      </w:r>
-      <w:r>
-        <w:rPr>
+          <w:lang w:val="en-US" w:eastAsia="en-US"/>
+        </w:rPr>
+        <w:t>library</w:t>
+      </w:r>
+      <w:r>
+        <w:rPr>
+          <w:rFonts w:ascii="Courier New" w:eastAsia="Courier New" w:hAnsi="Courier New" w:cs="Courier New"/>
           <w:b/>
           <w:bCs/>
           <w:sz w:val="20"/>
           <w:szCs w:val="18"/>
-          <w:lang w:val="ru-RU"/>
+          <w:lang w:val="ru-RU" w:eastAsia="en-US"/>
         </w:rPr>
         <w:t>-</w:t>
       </w:r>
       <w:r>
         <w:rPr>
+          <w:rFonts w:ascii="Courier New" w:eastAsia="Courier New" w:hAnsi="Courier New" w:cs="Courier New"/>
           <w:b/>
           <w:bCs/>
           <w:sz w:val="20"/>
           <w:szCs w:val="18"/>
-        </w:rPr>
-        <w:t>name</w:t>
-      </w:r>
-      <w:r>
-        <w:rPr>
+          <w:lang w:val="en-US" w:eastAsia="en-US"/>
+        </w:rPr>
+        <w:t>university</w:t>
+      </w:r>
+      <w:proofErr w:type="gramEnd"/>
+      <w:r>
+        <w:rPr>
+          <w:rFonts w:ascii="Courier New" w:eastAsia="Courier New" w:hAnsi="Courier New" w:cs="Courier New"/>
           <w:b/>
           <w:bCs/>
           <w:sz w:val="20"/>
           <w:szCs w:val="18"/>
-          <w:lang w:val="ru-RU"/>
+          <w:lang w:val="ru-RU" w:eastAsia="en-US"/>
         </w:rPr>
         <w:t>/</w:t>
       </w:r>
     </w:p>
     <w:p>
       <w:pPr>
-        <w:pStyle w:val="CodeBlock"/>
-        <w:jc w:val="both"/>
-        <w:rPr>
+        <w:shd w:val="clear" w:color="auto" w:fill="FFFFFF"/>
+        <w:rPr>
+          <w:rFonts w:ascii="Courier New" w:eastAsia="Courier New" w:hAnsi="Courier New" w:cs="Courier New"/>
           <w:b/>
           <w:bCs/>
           <w:sz w:val="20"/>
           <w:szCs w:val="18"/>
-          <w:lang w:val="ru-RU"/>
-        </w:rPr>
-      </w:pPr>
-      <w:r>
-        <w:rPr>
+          <w:lang w:val="ru-RU" w:eastAsia="en-US"/>
+        </w:rPr>
+      </w:pPr>
+      <w:r>
+        <w:rPr>
+          <w:rFonts w:ascii="Courier New" w:eastAsia="Courier New" w:hAnsi="Courier New" w:cs="Courier New"/>
           <w:b/>
           <w:bCs/>
           <w:sz w:val="20"/>
           <w:szCs w:val="18"/>
-          <w:lang w:val="ru-RU"/>
+          <w:lang w:val="ru-RU" w:eastAsia="en-US"/>
         </w:rPr>
         <w:t xml:space="preserve">├── </w:t>
       </w:r>
       <w:r>
         <w:rPr>
+          <w:rFonts w:ascii="Courier New" w:eastAsia="Courier New" w:hAnsi="Courier New" w:cs="Courier New"/>
           <w:b/>
           <w:bCs/>
           <w:sz w:val="20"/>
           <w:szCs w:val="18"/>
+          <w:lang w:val="en-US" w:eastAsia="en-US"/>
         </w:rPr>
         <w:t>README</w:t>
       </w:r>
       <w:r>
         <w:rPr>
+          <w:rFonts w:ascii="Courier New" w:eastAsia="Courier New" w:hAnsi="Courier New" w:cs="Courier New"/>
           <w:b/>
           <w:bCs/>
           <w:sz w:val="20"/>
           <w:szCs w:val="18"/>
-          <w:lang w:val="ru-RU"/>
+          <w:lang w:val="ru-RU" w:eastAsia="en-US"/>
         </w:rPr>
         <w:t>.</w:t>
       </w:r>
       <w:r>
         <w:rPr>
+          <w:rFonts w:ascii="Courier New" w:eastAsia="Courier New" w:hAnsi="Courier New" w:cs="Courier New"/>
           <w:b/>
           <w:bCs/>
           <w:sz w:val="20"/>
           <w:szCs w:val="18"/>
+          <w:lang w:val="en-US" w:eastAsia="en-US"/>
         </w:rPr>
         <w:t>md</w:t>
       </w:r>
       <w:r>
         <w:rPr>
+          <w:rFonts w:ascii="Courier New" w:eastAsia="Courier New" w:hAnsi="Courier New" w:cs="Courier New"/>
           <w:b/>
           <w:bCs/>
           <w:sz w:val="20"/>
           <w:szCs w:val="18"/>
-          <w:lang w:val="ru-RU"/>
+          <w:lang w:val="ru-RU" w:eastAsia="en-US"/>
         </w:rPr>
         <w:t xml:space="preserve">                  # Назначение продукта, состояние и навигация</w:t>
       </w:r>
     </w:p>
     <w:p>
       <w:pPr>
-        <w:pStyle w:val="CodeBlock"/>
-        <w:jc w:val="both"/>
-        <w:rPr>
+        <w:shd w:val="clear" w:color="auto" w:fill="FFFFFF"/>
+        <w:rPr>
+          <w:rFonts w:ascii="Courier New" w:eastAsia="Courier New" w:hAnsi="Courier New" w:cs="Courier New"/>
           <w:b/>
           <w:bCs/>
           <w:sz w:val="20"/>
           <w:szCs w:val="18"/>
-          <w:lang w:val="ru-RU"/>
-        </w:rPr>
-      </w:pPr>
-      <w:r>
-        <w:rPr>
+          <w:lang w:val="ru-RU" w:eastAsia="en-US"/>
+        </w:rPr>
+      </w:pPr>
+      <w:r>
+        <w:rPr>
+          <w:rFonts w:ascii="Courier New" w:eastAsia="Courier New" w:hAnsi="Courier New" w:cs="Courier New"/>
           <w:b/>
           <w:bCs/>
           <w:sz w:val="20"/>
           <w:szCs w:val="18"/>
-          <w:lang w:val="ru-RU"/>
+          <w:lang w:val="ru-RU" w:eastAsia="en-US"/>
         </w:rPr>
         <w:t>├─</w:t>
       </w:r>
       <w:proofErr w:type="gramStart"/>
       <w:r>
         <w:rPr>
+          <w:rFonts w:ascii="Courier New" w:eastAsia="Courier New" w:hAnsi="Courier New" w:cs="Courier New"/>
           <w:b/>
           <w:bCs/>
           <w:sz w:val="20"/>
           <w:szCs w:val="18"/>
-          <w:lang w:val="ru-RU"/>
+          <w:lang w:val="ru-RU" w:eastAsia="en-US"/>
         </w:rPr>
         <w:t>─ .</w:t>
       </w:r>
       <w:proofErr w:type="spellStart"/>
       <w:r>
         <w:rPr>
+          <w:rFonts w:ascii="Courier New" w:eastAsia="Courier New" w:hAnsi="Courier New" w:cs="Courier New"/>
           <w:b/>
           <w:bCs/>
           <w:sz w:val="20"/>
           <w:szCs w:val="18"/>
+          <w:lang w:val="en-US" w:eastAsia="en-US"/>
         </w:rPr>
         <w:t>gitignore</w:t>
       </w:r>
@@ -664,1594 +702,3377 @@
       <w:proofErr w:type="gramEnd"/>
       <w:r>
         <w:rPr>
+          <w:rFonts w:ascii="Courier New" w:eastAsia="Courier New" w:hAnsi="Courier New" w:cs="Courier New"/>
           <w:b/>
           <w:bCs/>
           <w:sz w:val="20"/>
           <w:szCs w:val="18"/>
-          <w:lang w:val="ru-RU"/>
+          <w:lang w:val="ru-RU" w:eastAsia="en-US"/>
         </w:rPr>
         <w:t xml:space="preserve">                 # Правила исключения временных и локальных файлов</w:t>
       </w:r>
     </w:p>
     <w:p>
       <w:pPr>
-        <w:pStyle w:val="CodeBlock"/>
-        <w:jc w:val="both"/>
-        <w:rPr>
+        <w:shd w:val="clear" w:color="auto" w:fill="FFFFFF"/>
+        <w:rPr>
+          <w:rFonts w:ascii="Courier New" w:eastAsia="Courier New" w:hAnsi="Courier New" w:cs="Courier New"/>
           <w:b/>
           <w:bCs/>
           <w:sz w:val="20"/>
           <w:szCs w:val="18"/>
-          <w:lang w:val="ru-RU"/>
-        </w:rPr>
-      </w:pPr>
-      <w:r>
-        <w:rPr>
+          <w:lang w:val="ru-RU" w:eastAsia="en-US"/>
+        </w:rPr>
+      </w:pPr>
+      <w:r>
+        <w:rPr>
+          <w:rFonts w:ascii="Courier New" w:eastAsia="Courier New" w:hAnsi="Courier New" w:cs="Courier New"/>
           <w:b/>
           <w:bCs/>
           <w:sz w:val="20"/>
           <w:szCs w:val="18"/>
-          <w:lang w:val="ru-RU"/>
+          <w:lang w:val="ru-RU" w:eastAsia="en-US"/>
         </w:rPr>
         <w:t xml:space="preserve">├── </w:t>
       </w:r>
       <w:r>
         <w:rPr>
+          <w:rFonts w:ascii="Courier New" w:eastAsia="Courier New" w:hAnsi="Courier New" w:cs="Courier New"/>
           <w:b/>
           <w:bCs/>
           <w:sz w:val="20"/>
           <w:szCs w:val="18"/>
+          <w:lang w:val="en-US" w:eastAsia="en-US"/>
         </w:rPr>
         <w:t>CONTRIBUTING</w:t>
       </w:r>
       <w:r>
         <w:rPr>
+          <w:rFonts w:ascii="Courier New" w:eastAsia="Courier New" w:hAnsi="Courier New" w:cs="Courier New"/>
           <w:b/>
           <w:bCs/>
           <w:sz w:val="20"/>
           <w:szCs w:val="18"/>
-          <w:lang w:val="ru-RU"/>
+          <w:lang w:val="ru-RU" w:eastAsia="en-US"/>
         </w:rPr>
         <w:t>.</w:t>
       </w:r>
       <w:r>
         <w:rPr>
+          <w:rFonts w:ascii="Courier New" w:eastAsia="Courier New" w:hAnsi="Courier New" w:cs="Courier New"/>
           <w:b/>
           <w:bCs/>
           <w:sz w:val="20"/>
           <w:szCs w:val="18"/>
+          <w:lang w:val="en-US" w:eastAsia="en-US"/>
         </w:rPr>
         <w:t>md</w:t>
       </w:r>
       <w:r>
         <w:rPr>
+          <w:rFonts w:ascii="Courier New" w:eastAsia="Courier New" w:hAnsi="Courier New" w:cs="Courier New"/>
           <w:b/>
           <w:bCs/>
           <w:sz w:val="20"/>
           <w:szCs w:val="18"/>
-          <w:lang w:val="ru-RU"/>
+          <w:lang w:val="ru-RU" w:eastAsia="en-US"/>
         </w:rPr>
         <w:t xml:space="preserve">            # Правила внесения и проверки изменений</w:t>
       </w:r>
     </w:p>
     <w:p>
       <w:pPr>
-        <w:pStyle w:val="CodeBlock"/>
-        <w:jc w:val="both"/>
-        <w:rPr>
+        <w:shd w:val="clear" w:color="auto" w:fill="FFFFFF"/>
+        <w:rPr>
+          <w:rFonts w:ascii="Courier New" w:eastAsia="Courier New" w:hAnsi="Courier New" w:cs="Courier New"/>
           <w:b/>
           <w:bCs/>
           <w:sz w:val="20"/>
           <w:szCs w:val="18"/>
-          <w:lang w:val="ru-RU"/>
-        </w:rPr>
-      </w:pPr>
-      <w:r>
-        <w:rPr>
+          <w:lang w:val="ru-RU" w:eastAsia="en-US"/>
+        </w:rPr>
+      </w:pPr>
+      <w:r>
+        <w:rPr>
+          <w:rFonts w:ascii="Courier New" w:eastAsia="Courier New" w:hAnsi="Courier New" w:cs="Courier New"/>
           <w:b/>
           <w:bCs/>
           <w:sz w:val="20"/>
           <w:szCs w:val="18"/>
-          <w:lang w:val="ru-RU"/>
+          <w:lang w:val="ru-RU" w:eastAsia="en-US"/>
         </w:rPr>
         <w:t>│</w:t>
       </w:r>
     </w:p>
     <w:p>
       <w:pPr>
-        <w:pStyle w:val="CodeBlock"/>
-        <w:jc w:val="both"/>
-        <w:rPr>
+        <w:shd w:val="clear" w:color="auto" w:fill="FFFFFF"/>
+        <w:rPr>
+          <w:rFonts w:ascii="Courier New" w:eastAsia="Courier New" w:hAnsi="Courier New" w:cs="Courier New"/>
           <w:b/>
           <w:bCs/>
           <w:sz w:val="20"/>
           <w:szCs w:val="18"/>
-          <w:lang w:val="ru-RU"/>
-        </w:rPr>
-      </w:pPr>
-      <w:r>
-        <w:rPr>
+          <w:lang w:val="ru-RU" w:eastAsia="en-US"/>
+        </w:rPr>
+      </w:pPr>
+      <w:r>
+        <w:rPr>
+          <w:rFonts w:ascii="Courier New" w:eastAsia="Courier New" w:hAnsi="Courier New" w:cs="Courier New"/>
           <w:b/>
           <w:bCs/>
           <w:sz w:val="20"/>
           <w:szCs w:val="18"/>
-          <w:lang w:val="ru-RU"/>
+          <w:lang w:val="ru-RU" w:eastAsia="en-US"/>
         </w:rPr>
         <w:t xml:space="preserve">├── </w:t>
       </w:r>
       <w:r>
         <w:rPr>
+          <w:rFonts w:ascii="Courier New" w:eastAsia="Courier New" w:hAnsi="Courier New" w:cs="Courier New"/>
           <w:b/>
           <w:bCs/>
           <w:sz w:val="20"/>
           <w:szCs w:val="18"/>
+          <w:lang w:val="en-US" w:eastAsia="en-US"/>
         </w:rPr>
         <w:t>source</w:t>
       </w:r>
       <w:r>
         <w:rPr>
+          <w:rFonts w:ascii="Courier New" w:eastAsia="Courier New" w:hAnsi="Courier New" w:cs="Courier New"/>
           <w:b/>
           <w:bCs/>
           <w:sz w:val="20"/>
           <w:szCs w:val="18"/>
-          <w:lang w:val="ru-RU"/>
+          <w:lang w:val="ru-RU" w:eastAsia="en-US"/>
         </w:rPr>
         <w:t>-</w:t>
       </w:r>
       <w:r>
         <w:rPr>
+          <w:rFonts w:ascii="Courier New" w:eastAsia="Courier New" w:hAnsi="Courier New" w:cs="Courier New"/>
           <w:b/>
           <w:bCs/>
           <w:sz w:val="20"/>
           <w:szCs w:val="18"/>
+          <w:lang w:val="en-US" w:eastAsia="en-US"/>
         </w:rPr>
         <w:t>material</w:t>
       </w:r>
       <w:r>
         <w:rPr>
+          <w:rFonts w:ascii="Courier New" w:eastAsia="Courier New" w:hAnsi="Courier New" w:cs="Courier New"/>
           <w:b/>
           <w:bCs/>
           <w:sz w:val="20"/>
           <w:szCs w:val="18"/>
-          <w:lang w:val="ru-RU"/>
+          <w:lang w:val="ru-RU" w:eastAsia="en-US"/>
         </w:rPr>
         <w:t>/           # Предоставленные задания и исходные материалы</w:t>
       </w:r>
     </w:p>
     <w:p>
       <w:pPr>
-        <w:pStyle w:val="CodeBlock"/>
-        <w:jc w:val="both"/>
-        <w:rPr>
+        <w:shd w:val="clear" w:color="auto" w:fill="FFFFFF"/>
+        <w:rPr>
+          <w:rFonts w:ascii="Courier New" w:eastAsia="Courier New" w:hAnsi="Courier New" w:cs="Courier New"/>
           <w:b/>
           <w:bCs/>
           <w:sz w:val="20"/>
           <w:szCs w:val="18"/>
-          <w:lang w:val="ru-RU"/>
-        </w:rPr>
-      </w:pPr>
-      <w:r>
-        <w:rPr>
+          <w:lang w:val="ru-RU" w:eastAsia="en-US"/>
+        </w:rPr>
+      </w:pPr>
+      <w:r>
+        <w:rPr>
+          <w:rFonts w:ascii="Courier New" w:eastAsia="Courier New" w:hAnsi="Courier New" w:cs="Courier New"/>
           <w:b/>
           <w:bCs/>
           <w:sz w:val="20"/>
           <w:szCs w:val="18"/>
-          <w:lang w:val="ru-RU"/>
-        </w:rPr>
-        <w:t xml:space="preserve">│   └── </w:t>
-      </w:r>
-      <w:r>
-        <w:rPr>
+          <w:lang w:val="ru-RU" w:eastAsia="en-US"/>
+        </w:rPr>
+        <w:t xml:space="preserve">│   ├── </w:t>
+      </w:r>
+      <w:r>
+        <w:rPr>
+          <w:rFonts w:ascii="Courier New" w:eastAsia="Courier New" w:hAnsi="Courier New" w:cs="Courier New"/>
           <w:b/>
           <w:bCs/>
           <w:sz w:val="20"/>
           <w:szCs w:val="18"/>
+          <w:lang w:val="en-US" w:eastAsia="en-US"/>
         </w:rPr>
         <w:t>README</w:t>
       </w:r>
       <w:r>
         <w:rPr>
+          <w:rFonts w:ascii="Courier New" w:eastAsia="Courier New" w:hAnsi="Courier New" w:cs="Courier New"/>
           <w:b/>
           <w:bCs/>
           <w:sz w:val="20"/>
           <w:szCs w:val="18"/>
-          <w:lang w:val="ru-RU"/>
+          <w:lang w:val="ru-RU" w:eastAsia="en-US"/>
         </w:rPr>
         <w:t>.</w:t>
       </w:r>
       <w:r>
         <w:rPr>
+          <w:rFonts w:ascii="Courier New" w:eastAsia="Courier New" w:hAnsi="Courier New" w:cs="Courier New"/>
           <w:b/>
           <w:bCs/>
           <w:sz w:val="20"/>
           <w:szCs w:val="18"/>
+          <w:lang w:val="en-US" w:eastAsia="en-US"/>
         </w:rPr>
         <w:t>md</w:t>
       </w:r>
       <w:r>
         <w:rPr>
+          <w:rFonts w:ascii="Courier New" w:eastAsia="Courier New" w:hAnsi="Courier New" w:cs="Courier New"/>
           <w:b/>
           <w:bCs/>
           <w:sz w:val="20"/>
           <w:szCs w:val="18"/>
-          <w:lang w:val="ru-RU"/>
+          <w:lang w:val="ru-RU" w:eastAsia="en-US"/>
         </w:rPr>
         <w:t xml:space="preserve">              # Происхождение и назначение этих материалов</w:t>
       </w:r>
     </w:p>
     <w:p>
       <w:pPr>
-        <w:pStyle w:val="CodeBlock"/>
-        <w:jc w:val="both"/>
-        <w:rPr>
+        <w:shd w:val="clear" w:color="auto" w:fill="FFFFFF"/>
+        <w:rPr>
+          <w:rFonts w:ascii="Courier New" w:eastAsia="Courier New" w:hAnsi="Courier New" w:cs="Courier New"/>
           <w:b/>
           <w:bCs/>
           <w:sz w:val="20"/>
           <w:szCs w:val="18"/>
-          <w:lang w:val="ru-RU"/>
-        </w:rPr>
-      </w:pPr>
-      <w:r>
-        <w:rPr>
+          <w:lang w:val="ru-RU" w:eastAsia="en-US"/>
+        </w:rPr>
+      </w:pPr>
+      <w:r>
+        <w:rPr>
+          <w:rFonts w:ascii="Courier New" w:eastAsia="Courier New" w:hAnsi="Courier New" w:cs="Courier New"/>
           <w:b/>
           <w:bCs/>
           <w:sz w:val="20"/>
           <w:szCs w:val="18"/>
-          <w:lang w:val="ru-RU"/>
-        </w:rPr>
-        <w:t>│</w:t>
-      </w:r>
-    </w:p>
-    <w:p>
-      <w:pPr>
-        <w:pStyle w:val="CodeBlock"/>
-        <w:jc w:val="both"/>
-        <w:rPr>
+          <w:lang w:val="ru-RU" w:eastAsia="en-US"/>
+        </w:rPr>
+        <w:t xml:space="preserve">│   ├── </w:t>
+      </w:r>
+      <w:r>
+        <w:rPr>
+          <w:rFonts w:ascii="Courier New" w:eastAsia="Courier New" w:hAnsi="Courier New" w:cs="Courier New"/>
           <w:b/>
           <w:bCs/>
           <w:sz w:val="20"/>
           <w:szCs w:val="18"/>
-          <w:lang w:val="ru-RU"/>
-        </w:rPr>
-      </w:pPr>
-      <w:r>
-        <w:rPr>
+          <w:lang w:val="en-US" w:eastAsia="en-US"/>
+        </w:rPr>
+        <w:t>doc</w:t>
+      </w:r>
+      <w:r>
+        <w:rPr>
+          <w:rFonts w:ascii="Courier New" w:eastAsia="Courier New" w:hAnsi="Courier New" w:cs="Courier New"/>
           <w:b/>
           <w:bCs/>
           <w:sz w:val="20"/>
           <w:szCs w:val="18"/>
-          <w:lang w:val="ru-RU"/>
-        </w:rPr>
-        <w:t xml:space="preserve">├── </w:t>
-      </w:r>
-      <w:r>
-        <w:rPr>
+          <w:lang w:val="ru-RU" w:eastAsia="en-US"/>
+        </w:rPr>
+        <w:t>/                   # Исходные документы с заданиями в формате .</w:t>
+      </w:r>
+      <w:proofErr w:type="spellStart"/>
+      <w:r>
+        <w:rPr>
+          <w:rFonts w:ascii="Courier New" w:eastAsia="Courier New" w:hAnsi="Courier New" w:cs="Courier New"/>
           <w:b/>
           <w:bCs/>
           <w:sz w:val="20"/>
           <w:szCs w:val="18"/>
-        </w:rPr>
-        <w:t>docs</w:t>
-      </w:r>
-      <w:r>
-        <w:rPr>
+          <w:lang w:val="en-US" w:eastAsia="en-US"/>
+        </w:rPr>
+        <w:t>docx</w:t>
+      </w:r>
+      <w:proofErr w:type="spellEnd"/>
+    </w:p>
+    <w:p>
+      <w:pPr>
+        <w:shd w:val="clear" w:color="auto" w:fill="FFFFFF"/>
+        <w:rPr>
+          <w:rFonts w:ascii="Courier New" w:eastAsia="Courier New" w:hAnsi="Courier New" w:cs="Courier New"/>
           <w:b/>
           <w:bCs/>
           <w:sz w:val="20"/>
           <w:szCs w:val="18"/>
-          <w:lang w:val="ru-RU"/>
-        </w:rPr>
-        <w:t>/                      # Отчётность и общая документация проекта</w:t>
-      </w:r>
-    </w:p>
-    <w:p>
-      <w:pPr>
-        <w:pStyle w:val="CodeBlock"/>
-        <w:jc w:val="both"/>
-        <w:rPr>
+          <w:lang w:val="ru-RU" w:eastAsia="en-US"/>
+        </w:rPr>
+      </w:pPr>
+      <w:r>
+        <w:rPr>
+          <w:rFonts w:ascii="Courier New" w:eastAsia="Courier New" w:hAnsi="Courier New" w:cs="Courier New"/>
           <w:b/>
           <w:bCs/>
           <w:sz w:val="20"/>
           <w:szCs w:val="18"/>
-          <w:lang w:val="ru-RU"/>
-        </w:rPr>
-      </w:pPr>
-      <w:r>
-        <w:rPr>
+          <w:lang w:val="ru-RU" w:eastAsia="en-US"/>
+        </w:rPr>
+        <w:t>│   │   └── ПИ. ПЗ1.</w:t>
+      </w:r>
+      <w:proofErr w:type="spellStart"/>
+      <w:r>
+        <w:rPr>
+          <w:rFonts w:ascii="Courier New" w:eastAsia="Courier New" w:hAnsi="Courier New" w:cs="Courier New"/>
           <w:b/>
           <w:bCs/>
           <w:sz w:val="20"/>
           <w:szCs w:val="18"/>
-          <w:lang w:val="ru-RU"/>
-        </w:rPr>
-        <w:t xml:space="preserve">│   ├── </w:t>
-      </w:r>
-      <w:r>
-        <w:rPr>
+          <w:lang w:val="en-US" w:eastAsia="en-US"/>
+        </w:rPr>
+        <w:t>docx</w:t>
+      </w:r>
+      <w:proofErr w:type="spellEnd"/>
+      <w:r>
+        <w:rPr>
+          <w:rFonts w:ascii="Courier New" w:eastAsia="Courier New" w:hAnsi="Courier New" w:cs="Courier New"/>
           <w:b/>
           <w:bCs/>
           <w:sz w:val="20"/>
           <w:szCs w:val="18"/>
-        </w:rPr>
-        <w:t>README</w:t>
-      </w:r>
-      <w:r>
-        <w:rPr>
+          <w:lang w:val="ru-RU" w:eastAsia="en-US"/>
+        </w:rPr>
+        <w:t xml:space="preserve"> # Документ с ПЗ1</w:t>
+      </w:r>
+    </w:p>
+    <w:p>
+      <w:pPr>
+        <w:shd w:val="clear" w:color="auto" w:fill="FFFFFF"/>
+        <w:rPr>
+          <w:rFonts w:ascii="Courier New" w:eastAsia="Courier New" w:hAnsi="Courier New" w:cs="Courier New"/>
           <w:b/>
           <w:bCs/>
           <w:sz w:val="20"/>
           <w:szCs w:val="18"/>
-          <w:lang w:val="ru-RU"/>
-        </w:rPr>
-        <w:t>.</w:t>
-      </w:r>
-      <w:r>
-        <w:rPr>
+          <w:lang w:val="ru-RU" w:eastAsia="en-US"/>
+        </w:rPr>
+      </w:pPr>
+      <w:r>
+        <w:rPr>
+          <w:rFonts w:ascii="Courier New" w:eastAsia="Courier New" w:hAnsi="Courier New" w:cs="Courier New"/>
           <w:b/>
           <w:bCs/>
           <w:sz w:val="20"/>
           <w:szCs w:val="18"/>
-        </w:rPr>
-        <w:t>md</w:t>
-      </w:r>
-      <w:r>
-        <w:rPr>
+          <w:lang w:val="ru-RU" w:eastAsia="en-US"/>
+        </w:rPr>
+        <w:t>│   |   └── ПИ. ПЗ2.</w:t>
+      </w:r>
+      <w:proofErr w:type="spellStart"/>
+      <w:r>
+        <w:rPr>
+          <w:rFonts w:ascii="Courier New" w:eastAsia="Courier New" w:hAnsi="Courier New" w:cs="Courier New"/>
           <w:b/>
           <w:bCs/>
           <w:sz w:val="20"/>
           <w:szCs w:val="18"/>
-          <w:lang w:val="ru-RU"/>
-        </w:rPr>
-        <w:t xml:space="preserve">              # Полный общий отчёт </w:t>
-      </w:r>
-      <w:r>
-        <w:rPr>
+          <w:lang w:val="en-US" w:eastAsia="en-US"/>
+        </w:rPr>
+        <w:t>docx</w:t>
+      </w:r>
+      <w:proofErr w:type="spellEnd"/>
+      <w:r>
+        <w:rPr>
+          <w:rFonts w:ascii="Courier New" w:eastAsia="Courier New" w:hAnsi="Courier New" w:cs="Courier New"/>
           <w:b/>
           <w:bCs/>
           <w:sz w:val="20"/>
           <w:szCs w:val="18"/>
-        </w:rPr>
-        <w:t>Markdown</w:t>
-      </w:r>
-      <w:r>
-        <w:rPr>
+          <w:lang w:val="ru-RU" w:eastAsia="en-US"/>
+        </w:rPr>
+        <w:t xml:space="preserve"> # Документ с ПЗ2</w:t>
+      </w:r>
+    </w:p>
+    <w:p>
+      <w:pPr>
+        <w:shd w:val="clear" w:color="auto" w:fill="FFFFFF"/>
+        <w:rPr>
+          <w:rFonts w:ascii="Courier New" w:eastAsia="Courier New" w:hAnsi="Courier New" w:cs="Courier New"/>
           <w:b/>
           <w:bCs/>
           <w:sz w:val="20"/>
           <w:szCs w:val="18"/>
-          <w:lang w:val="ru-RU"/>
-        </w:rPr>
-        <w:t>, оглавление,</w:t>
-      </w:r>
-    </w:p>
-    <w:p>
-      <w:pPr>
-        <w:pStyle w:val="CodeBlock"/>
-        <w:jc w:val="both"/>
-        <w:rPr>
+          <w:lang w:val="ru-RU" w:eastAsia="en-US"/>
+        </w:rPr>
+      </w:pPr>
+      <w:r>
+        <w:rPr>
+          <w:rFonts w:ascii="Courier New" w:eastAsia="Courier New" w:hAnsi="Courier New" w:cs="Courier New"/>
           <w:b/>
           <w:bCs/>
           <w:sz w:val="20"/>
           <w:szCs w:val="18"/>
-          <w:lang w:val="ru-RU"/>
-        </w:rPr>
-      </w:pPr>
-      <w:r>
-        <w:rPr>
+          <w:lang w:val="ru-RU" w:eastAsia="en-US"/>
+        </w:rPr>
+        <w:t>│   |   └── ПИ. ПЗ3.</w:t>
+      </w:r>
+      <w:proofErr w:type="spellStart"/>
+      <w:r>
+        <w:rPr>
+          <w:rFonts w:ascii="Courier New" w:eastAsia="Courier New" w:hAnsi="Courier New" w:cs="Courier New"/>
           <w:b/>
           <w:bCs/>
           <w:sz w:val="20"/>
           <w:szCs w:val="18"/>
-          <w:lang w:val="ru-RU"/>
-        </w:rPr>
-        <w:t>│   │                          # ссылки на индивидуальные отчёты</w:t>
-      </w:r>
-    </w:p>
-    <w:p>
-      <w:pPr>
-        <w:pStyle w:val="CodeBlock"/>
-        <w:jc w:val="both"/>
-        <w:rPr>
+          <w:lang w:val="en-US" w:eastAsia="en-US"/>
+        </w:rPr>
+        <w:t>docx</w:t>
+      </w:r>
+      <w:proofErr w:type="spellEnd"/>
+      <w:r>
+        <w:rPr>
+          <w:rFonts w:ascii="Courier New" w:eastAsia="Courier New" w:hAnsi="Courier New" w:cs="Courier New"/>
           <w:b/>
           <w:bCs/>
           <w:sz w:val="20"/>
           <w:szCs w:val="18"/>
-          <w:lang w:val="ru-RU"/>
-        </w:rPr>
-      </w:pPr>
-      <w:r>
-        <w:rPr>
+          <w:lang w:val="ru-RU" w:eastAsia="en-US"/>
+        </w:rPr>
+        <w:t xml:space="preserve"> # Документ с ПЗ3</w:t>
+      </w:r>
+    </w:p>
+    <w:p>
+      <w:pPr>
+        <w:shd w:val="clear" w:color="auto" w:fill="FFFFFF"/>
+        <w:rPr>
+          <w:rFonts w:ascii="Courier New" w:eastAsia="Courier New" w:hAnsi="Courier New" w:cs="Courier New"/>
           <w:b/>
           <w:bCs/>
           <w:sz w:val="20"/>
           <w:szCs w:val="18"/>
-          <w:lang w:val="ru-RU"/>
-        </w:rPr>
-        <w:t xml:space="preserve">│   ├── </w:t>
-      </w:r>
-      <w:r>
-        <w:rPr>
+          <w:lang w:val="ru-RU" w:eastAsia="en-US"/>
+        </w:rPr>
+      </w:pPr>
+      <w:r>
+        <w:rPr>
+          <w:rFonts w:ascii="Courier New" w:eastAsia="Courier New" w:hAnsi="Courier New" w:cs="Courier New"/>
           <w:b/>
           <w:bCs/>
           <w:sz w:val="20"/>
           <w:szCs w:val="18"/>
-        </w:rPr>
-        <w:t>report</w:t>
-      </w:r>
-      <w:r>
-        <w:rPr>
+          <w:lang w:val="ru-RU" w:eastAsia="en-US"/>
+        </w:rPr>
+        <w:t>|   |   └── ПИ. ПЗ4.</w:t>
+      </w:r>
+      <w:proofErr w:type="spellStart"/>
+      <w:r>
+        <w:rPr>
+          <w:rFonts w:ascii="Courier New" w:eastAsia="Courier New" w:hAnsi="Courier New" w:cs="Courier New"/>
           <w:b/>
           <w:bCs/>
           <w:sz w:val="20"/>
           <w:szCs w:val="18"/>
-          <w:lang w:val="ru-RU"/>
-        </w:rPr>
-        <w:t>.</w:t>
-      </w:r>
-      <w:r>
-        <w:rPr>
+          <w:lang w:val="en-US" w:eastAsia="en-US"/>
+        </w:rPr>
+        <w:t>docx</w:t>
+      </w:r>
+      <w:proofErr w:type="spellEnd"/>
+      <w:r>
+        <w:rPr>
+          <w:rFonts w:ascii="Courier New" w:eastAsia="Courier New" w:hAnsi="Courier New" w:cs="Courier New"/>
           <w:b/>
           <w:bCs/>
           <w:sz w:val="20"/>
           <w:szCs w:val="18"/>
-        </w:rPr>
-        <w:t>docx</w:t>
-      </w:r>
-      <w:r>
-        <w:rPr>
+          <w:lang w:val="ru-RU" w:eastAsia="en-US"/>
+        </w:rPr>
+        <w:t xml:space="preserve"> # Документ с ПЗ4</w:t>
+      </w:r>
+    </w:p>
+    <w:p>
+      <w:pPr>
+        <w:shd w:val="clear" w:color="auto" w:fill="FFFFFF"/>
+        <w:rPr>
+          <w:rFonts w:ascii="Courier New" w:eastAsia="Courier New" w:hAnsi="Courier New" w:cs="Courier New"/>
           <w:b/>
           <w:bCs/>
           <w:sz w:val="20"/>
           <w:szCs w:val="18"/>
-          <w:lang w:val="ru-RU"/>
-        </w:rPr>
-        <w:t xml:space="preserve">            # Согласованная </w:t>
-      </w:r>
-      <w:r>
-        <w:rPr>
+          <w:lang w:val="ru-RU" w:eastAsia="en-US"/>
+        </w:rPr>
+      </w:pPr>
+      <w:r>
+        <w:rPr>
+          <w:rFonts w:ascii="Courier New" w:eastAsia="Courier New" w:hAnsi="Courier New" w:cs="Courier New"/>
           <w:b/>
           <w:bCs/>
           <w:sz w:val="20"/>
           <w:szCs w:val="18"/>
-        </w:rPr>
-        <w:t>Word</w:t>
-      </w:r>
-      <w:r>
-        <w:rPr>
+          <w:lang w:val="ru-RU" w:eastAsia="en-US"/>
+        </w:rPr>
+        <w:t xml:space="preserve">│   ├── </w:t>
+      </w:r>
+      <w:r>
+        <w:rPr>
+          <w:rFonts w:ascii="Courier New" w:eastAsia="Courier New" w:hAnsi="Courier New" w:cs="Courier New"/>
           <w:b/>
           <w:bCs/>
           <w:sz w:val="20"/>
           <w:szCs w:val="18"/>
-          <w:lang w:val="ru-RU"/>
-        </w:rPr>
-        <w:t>-версия общего отчёта</w:t>
-      </w:r>
-    </w:p>
-    <w:p>
-      <w:pPr>
-        <w:pStyle w:val="CodeBlock"/>
-        <w:jc w:val="both"/>
-        <w:rPr>
+          <w:lang w:val="en-US" w:eastAsia="en-US"/>
+        </w:rPr>
+        <w:t>md</w:t>
+      </w:r>
+      <w:r>
+        <w:rPr>
+          <w:rFonts w:ascii="Courier New" w:eastAsia="Courier New" w:hAnsi="Courier New" w:cs="Courier New"/>
           <w:b/>
           <w:bCs/>
           <w:sz w:val="20"/>
           <w:szCs w:val="18"/>
-          <w:lang w:val="ru-RU"/>
-        </w:rPr>
-      </w:pPr>
-      <w:r>
-        <w:rPr>
+          <w:lang w:val="ru-RU" w:eastAsia="en-US"/>
+        </w:rPr>
+        <w:t>/                    # Исходные документы с заданиями в формате .</w:t>
+      </w:r>
+      <w:r>
+        <w:rPr>
+          <w:rFonts w:ascii="Courier New" w:eastAsia="Courier New" w:hAnsi="Courier New" w:cs="Courier New"/>
           <w:b/>
           <w:bCs/>
           <w:sz w:val="20"/>
           <w:szCs w:val="18"/>
-          <w:lang w:val="ru-RU"/>
-        </w:rPr>
-        <w:t xml:space="preserve">│   ├── </w:t>
-      </w:r>
-      <w:r>
-        <w:rPr>
+          <w:lang w:val="en-US" w:eastAsia="en-US"/>
+        </w:rPr>
+        <w:t>md</w:t>
+      </w:r>
+    </w:p>
+    <w:p>
+      <w:pPr>
+        <w:shd w:val="clear" w:color="auto" w:fill="FFFFFF"/>
+        <w:rPr>
+          <w:rFonts w:ascii="Courier New" w:eastAsia="Courier New" w:hAnsi="Courier New" w:cs="Courier New"/>
           <w:b/>
           <w:bCs/>
           <w:sz w:val="20"/>
           <w:szCs w:val="18"/>
-        </w:rPr>
-        <w:t>doc</w:t>
-      </w:r>
-      <w:r>
-        <w:rPr>
+          <w:lang w:val="ru-RU" w:eastAsia="en-US"/>
+        </w:rPr>
+      </w:pPr>
+      <w:r>
+        <w:rPr>
+          <w:rFonts w:ascii="Courier New" w:eastAsia="Courier New" w:hAnsi="Courier New" w:cs="Courier New"/>
           <w:b/>
           <w:bCs/>
           <w:sz w:val="20"/>
           <w:szCs w:val="18"/>
-          <w:lang w:val="ru-RU"/>
-        </w:rPr>
-        <w:t xml:space="preserve">/                   # Индивидуальные отчёты </w:t>
-      </w:r>
-      <w:r>
-        <w:rPr>
+          <w:lang w:val="ru-RU" w:eastAsia="en-US"/>
+        </w:rPr>
+        <w:t>│   │   └── ПИ. ПЗ1.</w:t>
+      </w:r>
+      <w:r>
+        <w:rPr>
+          <w:rFonts w:ascii="Courier New" w:eastAsia="Courier New" w:hAnsi="Courier New" w:cs="Courier New"/>
           <w:b/>
           <w:bCs/>
           <w:sz w:val="20"/>
           <w:szCs w:val="18"/>
-        </w:rPr>
-        <w:t>Word</w:t>
-      </w:r>
-      <w:r>
-        <w:rPr>
+          <w:lang w:val="en-US" w:eastAsia="en-US"/>
+        </w:rPr>
+        <w:t>md</w:t>
+      </w:r>
+      <w:r>
+        <w:rPr>
+          <w:rFonts w:ascii="Courier New" w:eastAsia="Courier New" w:hAnsi="Courier New" w:cs="Courier New"/>
           <w:b/>
           <w:bCs/>
           <w:sz w:val="20"/>
           <w:szCs w:val="18"/>
-          <w:lang w:val="ru-RU"/>
-        </w:rPr>
-        <w:t xml:space="preserve"> для сдачи</w:t>
-      </w:r>
-    </w:p>
-    <w:p>
-      <w:pPr>
-        <w:pStyle w:val="CodeBlock"/>
-        <w:jc w:val="both"/>
-        <w:rPr>
+          <w:lang w:val="ru-RU" w:eastAsia="en-US"/>
+        </w:rPr>
+        <w:t xml:space="preserve"> # Документ с ПЗ1</w:t>
+      </w:r>
+    </w:p>
+    <w:p>
+      <w:pPr>
+        <w:shd w:val="clear" w:color="auto" w:fill="FFFFFF"/>
+        <w:rPr>
+          <w:rFonts w:ascii="Courier New" w:eastAsia="Courier New" w:hAnsi="Courier New" w:cs="Courier New"/>
           <w:b/>
           <w:bCs/>
           <w:sz w:val="20"/>
           <w:szCs w:val="18"/>
-          <w:lang w:val="ru-RU"/>
-        </w:rPr>
-      </w:pPr>
-      <w:r>
-        <w:rPr>
+          <w:lang w:val="ru-RU" w:eastAsia="en-US"/>
+        </w:rPr>
+      </w:pPr>
+      <w:r>
+        <w:rPr>
+          <w:rFonts w:ascii="Courier New" w:eastAsia="Courier New" w:hAnsi="Courier New" w:cs="Courier New"/>
           <w:b/>
           <w:bCs/>
           <w:sz w:val="20"/>
           <w:szCs w:val="18"/>
-          <w:lang w:val="ru-RU"/>
-        </w:rPr>
-        <w:t xml:space="preserve">│   │   └── </w:t>
-      </w:r>
-      <w:proofErr w:type="spellStart"/>
-      <w:r>
-        <w:rPr>
+          <w:lang w:val="ru-RU" w:eastAsia="en-US"/>
+        </w:rPr>
+        <w:t>│       └── ПИ. ПЗ2.</w:t>
+      </w:r>
+      <w:r>
+        <w:rPr>
+          <w:rFonts w:ascii="Courier New" w:eastAsia="Courier New" w:hAnsi="Courier New" w:cs="Courier New"/>
           <w:b/>
           <w:bCs/>
           <w:sz w:val="20"/>
           <w:szCs w:val="18"/>
-        </w:rPr>
-        <w:t>ivanov</w:t>
-      </w:r>
-      <w:proofErr w:type="spellEnd"/>
-      <w:r>
-        <w:rPr>
+          <w:lang w:val="en-US" w:eastAsia="en-US"/>
+        </w:rPr>
+        <w:t>md</w:t>
+      </w:r>
+      <w:r>
+        <w:rPr>
+          <w:rFonts w:ascii="Courier New" w:eastAsia="Courier New" w:hAnsi="Courier New" w:cs="Courier New"/>
           <w:b/>
           <w:bCs/>
           <w:sz w:val="20"/>
           <w:szCs w:val="18"/>
-          <w:lang w:val="ru-RU"/>
-        </w:rPr>
-        <w:t>-</w:t>
-      </w:r>
-      <w:r>
-        <w:rPr>
+          <w:lang w:val="ru-RU" w:eastAsia="en-US"/>
+        </w:rPr>
+        <w:t xml:space="preserve"> # Документ с ПЗ2</w:t>
+      </w:r>
+    </w:p>
+    <w:p>
+      <w:pPr>
+        <w:shd w:val="clear" w:color="auto" w:fill="FFFFFF"/>
+        <w:rPr>
+          <w:rFonts w:ascii="Courier New" w:eastAsia="Courier New" w:hAnsi="Courier New" w:cs="Courier New"/>
           <w:b/>
           <w:bCs/>
           <w:sz w:val="20"/>
           <w:szCs w:val="18"/>
-        </w:rPr>
-        <w:t>report</w:t>
-      </w:r>
-      <w:r>
-        <w:rPr>
+          <w:lang w:val="ru-RU" w:eastAsia="en-US"/>
+        </w:rPr>
+      </w:pPr>
+      <w:r>
+        <w:rPr>
+          <w:rFonts w:ascii="Courier New" w:eastAsia="Courier New" w:hAnsi="Courier New" w:cs="Courier New"/>
           <w:b/>
           <w:bCs/>
           <w:sz w:val="20"/>
           <w:szCs w:val="18"/>
-          <w:lang w:val="ru-RU"/>
-        </w:rPr>
-        <w:t>.</w:t>
-      </w:r>
-      <w:r>
-        <w:rPr>
+          <w:lang w:val="ru-RU" w:eastAsia="en-US"/>
+        </w:rPr>
+        <w:t>│       └── ПИ. ПЗ3.</w:t>
+      </w:r>
+      <w:r>
+        <w:rPr>
+          <w:rFonts w:ascii="Courier New" w:eastAsia="Courier New" w:hAnsi="Courier New" w:cs="Courier New"/>
           <w:b/>
           <w:bCs/>
           <w:sz w:val="20"/>
           <w:szCs w:val="18"/>
-        </w:rPr>
-        <w:t>docx</w:t>
-      </w:r>
-      <w:r>
-        <w:rPr>
+          <w:lang w:val="en-US" w:eastAsia="en-US"/>
+        </w:rPr>
+        <w:t>md</w:t>
+      </w:r>
+      <w:r>
+        <w:rPr>
+          <w:rFonts w:ascii="Courier New" w:eastAsia="Courier New" w:hAnsi="Courier New" w:cs="Courier New"/>
           <w:b/>
           <w:bCs/>
           <w:sz w:val="20"/>
           <w:szCs w:val="18"/>
-          <w:lang w:val="ru-RU"/>
-        </w:rPr>
-        <w:t xml:space="preserve"> # </w:t>
-      </w:r>
-      <w:r>
-        <w:rPr>
+          <w:lang w:val="ru-RU" w:eastAsia="en-US"/>
+        </w:rPr>
+        <w:t xml:space="preserve"> # Документ с ПЗ3</w:t>
+      </w:r>
+    </w:p>
+    <w:p>
+      <w:pPr>
+        <w:shd w:val="clear" w:color="auto" w:fill="FFFFFF"/>
+        <w:rPr>
+          <w:rFonts w:ascii="Courier New" w:eastAsia="Courier New" w:hAnsi="Courier New" w:cs="Courier New"/>
           <w:b/>
           <w:bCs/>
           <w:sz w:val="20"/>
           <w:szCs w:val="18"/>
-        </w:rPr>
-        <w:t>Word</w:t>
-      </w:r>
-      <w:r>
-        <w:rPr>
+          <w:lang w:val="ru-RU" w:eastAsia="en-US"/>
+        </w:rPr>
+      </w:pPr>
+      <w:r>
+        <w:rPr>
+          <w:rFonts w:ascii="Courier New" w:eastAsia="Courier New" w:hAnsi="Courier New" w:cs="Courier New"/>
           <w:b/>
           <w:bCs/>
           <w:sz w:val="20"/>
           <w:szCs w:val="18"/>
-          <w:lang w:val="ru-RU"/>
-        </w:rPr>
-        <w:t>-версия отчёта конкретного участника</w:t>
-      </w:r>
-    </w:p>
-    <w:p>
-      <w:pPr>
-        <w:pStyle w:val="CodeBlock"/>
-        <w:jc w:val="both"/>
-        <w:rPr>
+          <w:lang w:val="ru-RU" w:eastAsia="en-US"/>
+        </w:rPr>
+        <w:t>|       └── ПИ. ПЗ4.</w:t>
+      </w:r>
+      <w:r>
+        <w:rPr>
+          <w:rFonts w:ascii="Courier New" w:eastAsia="Courier New" w:hAnsi="Courier New" w:cs="Courier New"/>
           <w:b/>
           <w:bCs/>
           <w:sz w:val="20"/>
           <w:szCs w:val="18"/>
-          <w:lang w:val="ru-RU"/>
-        </w:rPr>
-      </w:pPr>
-      <w:r>
-        <w:rPr>
+          <w:lang w:val="en-US" w:eastAsia="en-US"/>
+        </w:rPr>
+        <w:t>md</w:t>
+      </w:r>
+      <w:r>
+        <w:rPr>
+          <w:rFonts w:ascii="Courier New" w:eastAsia="Courier New" w:hAnsi="Courier New" w:cs="Courier New"/>
           <w:b/>
           <w:bCs/>
           <w:sz w:val="20"/>
           <w:szCs w:val="18"/>
-          <w:lang w:val="ru-RU"/>
-        </w:rPr>
-        <w:t xml:space="preserve">│   ├── </w:t>
-      </w:r>
-      <w:r>
-        <w:rPr>
+          <w:lang w:val="ru-RU" w:eastAsia="en-US"/>
+        </w:rPr>
+        <w:t xml:space="preserve"> # Документ с ПЗ4</w:t>
+      </w:r>
+    </w:p>
+    <w:p>
+      <w:pPr>
+        <w:shd w:val="clear" w:color="auto" w:fill="FFFFFF"/>
+        <w:rPr>
+          <w:rFonts w:ascii="Courier New" w:eastAsia="Courier New" w:hAnsi="Courier New" w:cs="Courier New"/>
           <w:b/>
           <w:bCs/>
           <w:sz w:val="20"/>
           <w:szCs w:val="18"/>
-        </w:rPr>
-        <w:t>md</w:t>
-      </w:r>
-      <w:r>
-        <w:rPr>
+          <w:lang w:val="ru-RU" w:eastAsia="en-US"/>
+        </w:rPr>
+      </w:pPr>
+      <w:r>
+        <w:rPr>
+          <w:rFonts w:ascii="Courier New" w:eastAsia="Courier New" w:hAnsi="Courier New" w:cs="Courier New"/>
           <w:b/>
           <w:bCs/>
           <w:sz w:val="20"/>
           <w:szCs w:val="18"/>
-          <w:lang w:val="ru-RU"/>
-        </w:rPr>
-        <w:t xml:space="preserve">/                    # Рабочие индивидуальные отчёты </w:t>
-      </w:r>
-      <w:r>
-        <w:rPr>
+          <w:lang w:val="ru-RU" w:eastAsia="en-US"/>
+        </w:rPr>
+        <w:t xml:space="preserve">│   ├── </w:t>
+      </w:r>
+      <w:proofErr w:type="spellStart"/>
+      <w:r>
+        <w:rPr>
+          <w:rFonts w:ascii="Courier New" w:eastAsia="Courier New" w:hAnsi="Courier New" w:cs="Courier New"/>
           <w:b/>
           <w:bCs/>
           <w:sz w:val="20"/>
           <w:szCs w:val="18"/>
-        </w:rPr>
-        <w:t>Markdown</w:t>
-      </w:r>
-    </w:p>
-    <w:p>
-      <w:pPr>
-        <w:pStyle w:val="CodeBlock"/>
-        <w:jc w:val="both"/>
-        <w:rPr>
+          <w:lang w:val="en-US" w:eastAsia="en-US"/>
+        </w:rPr>
+        <w:t>img</w:t>
+      </w:r>
+      <w:proofErr w:type="spellEnd"/>
+      <w:r>
+        <w:rPr>
+          <w:rFonts w:ascii="Courier New" w:eastAsia="Courier New" w:hAnsi="Courier New" w:cs="Courier New"/>
           <w:b/>
           <w:bCs/>
           <w:sz w:val="20"/>
           <w:szCs w:val="18"/>
-          <w:lang w:val="ru-RU"/>
-        </w:rPr>
-      </w:pPr>
-      <w:r>
-        <w:rPr>
+          <w:lang w:val="ru-RU" w:eastAsia="en-US"/>
+        </w:rPr>
+        <w:t>/                   # Изображения, исп</w:t>
+      </w:r>
+      <w:bookmarkStart w:id="0" w:name="_GoBack"/>
+      <w:bookmarkEnd w:id="0"/>
+      <w:r>
+        <w:rPr>
+          <w:rFonts w:ascii="Courier New" w:eastAsia="Courier New" w:hAnsi="Courier New" w:cs="Courier New"/>
           <w:b/>
           <w:bCs/>
           <w:sz w:val="20"/>
           <w:szCs w:val="18"/>
-          <w:lang w:val="ru-RU"/>
-        </w:rPr>
-        <w:t xml:space="preserve">│   │   └── </w:t>
-      </w:r>
-      <w:proofErr w:type="spellStart"/>
-      <w:r>
-        <w:rPr>
+          <w:lang w:val="ru-RU" w:eastAsia="en-US"/>
+        </w:rPr>
+        <w:t>ользуемые в заданиях</w:t>
+      </w:r>
+    </w:p>
+    <w:p>
+      <w:pPr>
+        <w:shd w:val="clear" w:color="auto" w:fill="FFFFFF"/>
+        <w:rPr>
+          <w:rFonts w:ascii="Courier New" w:eastAsia="Courier New" w:hAnsi="Courier New" w:cs="Courier New"/>
           <w:b/>
           <w:bCs/>
           <w:sz w:val="20"/>
           <w:szCs w:val="18"/>
-        </w:rPr>
-        <w:t>ivanov</w:t>
-      </w:r>
-      <w:proofErr w:type="spellEnd"/>
-      <w:r>
-        <w:rPr>
+          <w:lang w:val="ru-RU" w:eastAsia="en-US"/>
+        </w:rPr>
+      </w:pPr>
+      <w:r>
+        <w:rPr>
+          <w:rFonts w:ascii="Courier New" w:eastAsia="Courier New" w:hAnsi="Courier New" w:cs="Courier New"/>
           <w:b/>
           <w:bCs/>
           <w:sz w:val="20"/>
           <w:szCs w:val="18"/>
-          <w:lang w:val="ru-RU"/>
-        </w:rPr>
-        <w:t>-</w:t>
-      </w:r>
-      <w:r>
-        <w:rPr>
+          <w:lang w:val="ru-RU" w:eastAsia="en-US"/>
+        </w:rPr>
+        <w:t>|   │   └── 1.</w:t>
+      </w:r>
+      <w:proofErr w:type="spellStart"/>
+      <w:r>
+        <w:rPr>
+          <w:rFonts w:ascii="Courier New" w:eastAsia="Courier New" w:hAnsi="Courier New" w:cs="Courier New"/>
           <w:b/>
           <w:bCs/>
           <w:sz w:val="20"/>
           <w:szCs w:val="18"/>
-        </w:rPr>
-        <w:t>report</w:t>
-      </w:r>
-      <w:r>
-        <w:rPr>
+          <w:lang w:val="en-US" w:eastAsia="en-US"/>
+        </w:rPr>
+        <w:t>png</w:t>
+      </w:r>
+      <w:proofErr w:type="spellEnd"/>
+      <w:r>
+        <w:rPr>
+          <w:rFonts w:ascii="Courier New" w:eastAsia="Courier New" w:hAnsi="Courier New" w:cs="Courier New"/>
           <w:b/>
           <w:bCs/>
           <w:sz w:val="20"/>
           <w:szCs w:val="18"/>
-          <w:lang w:val="ru-RU"/>
-        </w:rPr>
-        <w:t>.</w:t>
-      </w:r>
-      <w:r>
-        <w:rPr>
+          <w:lang w:val="ru-RU" w:eastAsia="en-US"/>
+        </w:rPr>
+        <w:t xml:space="preserve"> # Рисунок 1 из ПИ_ПЗ3</w:t>
+      </w:r>
+    </w:p>
+    <w:p>
+      <w:pPr>
+        <w:shd w:val="clear" w:color="auto" w:fill="FFFFFF"/>
+        <w:rPr>
+          <w:rFonts w:ascii="Courier New" w:eastAsia="Courier New" w:hAnsi="Courier New" w:cs="Courier New"/>
           <w:b/>
           <w:bCs/>
           <w:sz w:val="20"/>
           <w:szCs w:val="18"/>
-        </w:rPr>
-        <w:t>md</w:t>
-      </w:r>
-      <w:r>
-        <w:rPr>
+          <w:lang w:val="ru-RU" w:eastAsia="en-US"/>
+        </w:rPr>
+      </w:pPr>
+      <w:r>
+        <w:rPr>
+          <w:rFonts w:ascii="Courier New" w:eastAsia="Courier New" w:hAnsi="Courier New" w:cs="Courier New"/>
           <w:b/>
           <w:bCs/>
           <w:sz w:val="20"/>
           <w:szCs w:val="18"/>
-          <w:lang w:val="ru-RU"/>
-        </w:rPr>
-        <w:t xml:space="preserve">   # Задача, решения, результат и вклад участника</w:t>
-      </w:r>
-    </w:p>
-    <w:p>
-      <w:pPr>
-        <w:pStyle w:val="CodeBlock"/>
-        <w:jc w:val="both"/>
-        <w:rPr>
+          <w:lang w:val="ru-RU" w:eastAsia="en-US"/>
+        </w:rPr>
+        <w:t>|   │   └── 2.</w:t>
+      </w:r>
+      <w:proofErr w:type="spellStart"/>
+      <w:r>
+        <w:rPr>
+          <w:rFonts w:ascii="Courier New" w:eastAsia="Courier New" w:hAnsi="Courier New" w:cs="Courier New"/>
           <w:b/>
           <w:bCs/>
           <w:sz w:val="20"/>
           <w:szCs w:val="18"/>
-          <w:lang w:val="ru-RU"/>
-        </w:rPr>
-      </w:pPr>
-      <w:r>
-        <w:rPr>
+          <w:lang w:val="en-US" w:eastAsia="en-US"/>
+        </w:rPr>
+        <w:t>png</w:t>
+      </w:r>
+      <w:proofErr w:type="spellEnd"/>
+      <w:r>
+        <w:rPr>
+          <w:rFonts w:ascii="Courier New" w:eastAsia="Courier New" w:hAnsi="Courier New" w:cs="Courier New"/>
           <w:b/>
           <w:bCs/>
           <w:sz w:val="20"/>
           <w:szCs w:val="18"/>
-          <w:lang w:val="ru-RU"/>
-        </w:rPr>
-        <w:t xml:space="preserve">│   ├── </w:t>
-      </w:r>
-      <w:proofErr w:type="spellStart"/>
-      <w:r>
-        <w:rPr>
+          <w:lang w:val="ru-RU" w:eastAsia="en-US"/>
+        </w:rPr>
+        <w:t xml:space="preserve"> # Рисунок 2 из ПИ_ПЗ3</w:t>
+      </w:r>
+    </w:p>
+    <w:p>
+      <w:pPr>
+        <w:shd w:val="clear" w:color="auto" w:fill="FFFFFF"/>
+        <w:rPr>
+          <w:rFonts w:ascii="Courier New" w:eastAsia="Courier New" w:hAnsi="Courier New" w:cs="Courier New"/>
           <w:b/>
           <w:bCs/>
           <w:sz w:val="20"/>
           <w:szCs w:val="18"/>
-        </w:rPr>
-        <w:t>img</w:t>
-      </w:r>
-      <w:proofErr w:type="spellEnd"/>
-      <w:r>
-        <w:rPr>
+          <w:lang w:val="ru-RU" w:eastAsia="en-US"/>
+        </w:rPr>
+      </w:pPr>
+      <w:r>
+        <w:rPr>
+          <w:rFonts w:ascii="Courier New" w:eastAsia="Courier New" w:hAnsi="Courier New" w:cs="Courier New"/>
           <w:b/>
           <w:bCs/>
           <w:sz w:val="20"/>
           <w:szCs w:val="18"/>
-          <w:lang w:val="ru-RU"/>
-        </w:rPr>
-        <w:t>/                   # Изображения, используемые в отчётах</w:t>
-      </w:r>
-    </w:p>
-    <w:p>
-      <w:pPr>
-        <w:pStyle w:val="CodeBlock"/>
-        <w:jc w:val="both"/>
-        <w:rPr>
+          <w:lang w:val="ru-RU" w:eastAsia="en-US"/>
+        </w:rPr>
+        <w:t>|   │   └── 3.</w:t>
+      </w:r>
+      <w:proofErr w:type="spellStart"/>
+      <w:r>
+        <w:rPr>
+          <w:rFonts w:ascii="Courier New" w:eastAsia="Courier New" w:hAnsi="Courier New" w:cs="Courier New"/>
           <w:b/>
           <w:bCs/>
           <w:sz w:val="20"/>
           <w:szCs w:val="18"/>
-          <w:lang w:val="ru-RU"/>
-        </w:rPr>
-      </w:pPr>
-      <w:r>
-        <w:rPr>
+          <w:lang w:val="en-US" w:eastAsia="en-US"/>
+        </w:rPr>
+        <w:t>png</w:t>
+      </w:r>
+      <w:proofErr w:type="spellEnd"/>
+      <w:r>
+        <w:rPr>
+          <w:rFonts w:ascii="Courier New" w:eastAsia="Courier New" w:hAnsi="Courier New" w:cs="Courier New"/>
           <w:b/>
           <w:bCs/>
           <w:sz w:val="20"/>
           <w:szCs w:val="18"/>
-          <w:lang w:val="ru-RU"/>
-        </w:rPr>
-        <w:t xml:space="preserve">│   └── </w:t>
-      </w:r>
-      <w:r>
-        <w:rPr>
+          <w:lang w:val="ru-RU" w:eastAsia="en-US"/>
+        </w:rPr>
+        <w:t xml:space="preserve"> # Рисунок 3 из ПИ_ПЗ3</w:t>
+      </w:r>
+    </w:p>
+    <w:p>
+      <w:pPr>
+        <w:shd w:val="clear" w:color="auto" w:fill="FFFFFF"/>
+        <w:rPr>
+          <w:rFonts w:ascii="Courier New" w:eastAsia="Courier New" w:hAnsi="Courier New" w:cs="Courier New"/>
           <w:b/>
           <w:bCs/>
           <w:sz w:val="20"/>
           <w:szCs w:val="18"/>
-        </w:rPr>
-        <w:t>draw</w:t>
-      </w:r>
-      <w:r>
-        <w:rPr>
+          <w:lang w:val="ru-RU" w:eastAsia="en-US"/>
+        </w:rPr>
+      </w:pPr>
+      <w:r>
+        <w:rPr>
+          <w:rFonts w:ascii="Courier New" w:eastAsia="Courier New" w:hAnsi="Courier New" w:cs="Courier New"/>
           <w:b/>
           <w:bCs/>
           <w:sz w:val="20"/>
           <w:szCs w:val="18"/>
-          <w:lang w:val="ru-RU"/>
-        </w:rPr>
-        <w:t>/                  # Редактируемые исходники диаграмм</w:t>
-      </w:r>
-    </w:p>
-    <w:p>
-      <w:pPr>
-        <w:pStyle w:val="CodeBlock"/>
-        <w:jc w:val="both"/>
-        <w:rPr>
+          <w:lang w:val="ru-RU" w:eastAsia="en-US"/>
+        </w:rPr>
+        <w:lastRenderedPageBreak/>
+        <w:t>|   │   └── 4.</w:t>
+      </w:r>
+      <w:proofErr w:type="spellStart"/>
+      <w:r>
+        <w:rPr>
+          <w:rFonts w:ascii="Courier New" w:eastAsia="Courier New" w:hAnsi="Courier New" w:cs="Courier New"/>
           <w:b/>
           <w:bCs/>
           <w:sz w:val="20"/>
           <w:szCs w:val="18"/>
-          <w:lang w:val="ru-RU"/>
-        </w:rPr>
-      </w:pPr>
-      <w:r>
-        <w:rPr>
+          <w:lang w:val="en-US" w:eastAsia="en-US"/>
+        </w:rPr>
+        <w:t>png</w:t>
+      </w:r>
+      <w:proofErr w:type="spellEnd"/>
+      <w:r>
+        <w:rPr>
+          <w:rFonts w:ascii="Courier New" w:eastAsia="Courier New" w:hAnsi="Courier New" w:cs="Courier New"/>
           <w:b/>
           <w:bCs/>
           <w:sz w:val="20"/>
           <w:szCs w:val="18"/>
-          <w:lang w:val="ru-RU"/>
-        </w:rPr>
-        <w:t xml:space="preserve">│                              </w:t>
-      </w:r>
-      <w:proofErr w:type="gramStart"/>
-      <w:r>
-        <w:rPr>
+          <w:lang w:val="ru-RU" w:eastAsia="en-US"/>
+        </w:rPr>
+        <w:t xml:space="preserve"> # Рисунок 4 из ПИ_ПЗ3</w:t>
+      </w:r>
+    </w:p>
+    <w:p>
+      <w:pPr>
+        <w:shd w:val="clear" w:color="auto" w:fill="FFFFFF"/>
+        <w:rPr>
+          <w:rFonts w:ascii="Courier New" w:eastAsia="Courier New" w:hAnsi="Courier New" w:cs="Courier New"/>
           <w:b/>
           <w:bCs/>
           <w:sz w:val="20"/>
           <w:szCs w:val="18"/>
-          <w:lang w:val="ru-RU"/>
-        </w:rPr>
-        <w:t># Например</w:t>
-      </w:r>
-      <w:proofErr w:type="gramEnd"/>
-      <w:r>
-        <w:rPr>
+          <w:lang w:val="ru-RU" w:eastAsia="en-US"/>
+        </w:rPr>
+      </w:pPr>
+      <w:r>
+        <w:rPr>
+          <w:rFonts w:ascii="Courier New" w:eastAsia="Courier New" w:hAnsi="Courier New" w:cs="Courier New"/>
           <w:b/>
           <w:bCs/>
           <w:sz w:val="20"/>
           <w:szCs w:val="18"/>
-          <w:lang w:val="ru-RU"/>
-        </w:rPr>
-        <w:t xml:space="preserve">, </w:t>
-      </w:r>
-      <w:proofErr w:type="gramStart"/>
-      <w:r>
-        <w:rPr>
+          <w:lang w:val="ru-RU" w:eastAsia="en-US"/>
+        </w:rPr>
+        <w:t>|   │   └── 4.</w:t>
+      </w:r>
+      <w:proofErr w:type="spellStart"/>
+      <w:r>
+        <w:rPr>
+          <w:rFonts w:ascii="Courier New" w:eastAsia="Courier New" w:hAnsi="Courier New" w:cs="Courier New"/>
           <w:b/>
           <w:bCs/>
           <w:sz w:val="20"/>
           <w:szCs w:val="18"/>
-          <w:lang w:val="ru-RU"/>
-        </w:rPr>
-        <w:t>файлы .</w:t>
-      </w:r>
-      <w:proofErr w:type="spellStart"/>
-      <w:r>
-        <w:rPr>
+          <w:lang w:val="en-US" w:eastAsia="en-US"/>
+        </w:rPr>
+        <w:t>png</w:t>
+      </w:r>
+      <w:proofErr w:type="spellEnd"/>
+      <w:r>
+        <w:rPr>
+          <w:rFonts w:ascii="Courier New" w:eastAsia="Courier New" w:hAnsi="Courier New" w:cs="Courier New"/>
           <w:b/>
           <w:bCs/>
           <w:sz w:val="20"/>
           <w:szCs w:val="18"/>
-        </w:rPr>
-        <w:t>drawio</w:t>
-      </w:r>
-      <w:proofErr w:type="spellEnd"/>
-      <w:proofErr w:type="gramEnd"/>
-      <w:r>
-        <w:rPr>
+          <w:lang w:val="ru-RU" w:eastAsia="en-US"/>
+        </w:rPr>
+        <w:t xml:space="preserve"> # Рисунок 5 из ПИ_ПЗ3</w:t>
+      </w:r>
+    </w:p>
+    <w:p>
+      <w:pPr>
+        <w:shd w:val="clear" w:color="auto" w:fill="FFFFFF"/>
+        <w:rPr>
+          <w:rFonts w:ascii="Courier New" w:eastAsia="Courier New" w:hAnsi="Courier New" w:cs="Courier New"/>
           <w:b/>
           <w:bCs/>
           <w:sz w:val="20"/>
           <w:szCs w:val="18"/>
-          <w:lang w:val="ru-RU"/>
-        </w:rPr>
-        <w:t xml:space="preserve"> </w:t>
-      </w:r>
-      <w:proofErr w:type="gramStart"/>
-      <w:r>
-        <w:rPr>
+          <w:lang w:val="ru-RU" w:eastAsia="en-US"/>
+        </w:rPr>
+      </w:pPr>
+      <w:r>
+        <w:rPr>
+          <w:rFonts w:ascii="Courier New" w:eastAsia="Courier New" w:hAnsi="Courier New" w:cs="Courier New"/>
           <w:b/>
           <w:bCs/>
           <w:sz w:val="20"/>
           <w:szCs w:val="18"/>
-          <w:lang w:val="ru-RU"/>
-        </w:rPr>
-        <w:t>и .</w:t>
-      </w:r>
-      <w:proofErr w:type="spellStart"/>
-      <w:r>
-        <w:rPr>
+          <w:lang w:val="ru-RU" w:eastAsia="en-US"/>
+        </w:rPr>
+        <w:t>│</w:t>
+      </w:r>
+    </w:p>
+    <w:p>
+      <w:pPr>
+        <w:shd w:val="clear" w:color="auto" w:fill="FFFFFF"/>
+        <w:rPr>
+          <w:rFonts w:ascii="Courier New" w:eastAsia="Courier New" w:hAnsi="Courier New" w:cs="Courier New"/>
           <w:b/>
           <w:bCs/>
           <w:sz w:val="20"/>
           <w:szCs w:val="18"/>
-        </w:rPr>
-        <w:t>puml</w:t>
-      </w:r>
-      <w:proofErr w:type="spellEnd"/>
-      <w:proofErr w:type="gramEnd"/>
-    </w:p>
-    <w:p>
-      <w:pPr>
-        <w:pStyle w:val="CodeBlock"/>
-        <w:jc w:val="both"/>
-        <w:rPr>
+          <w:lang w:val="ru-RU" w:eastAsia="en-US"/>
+        </w:rPr>
+      </w:pPr>
+      <w:r>
+        <w:rPr>
+          <w:rFonts w:ascii="Courier New" w:eastAsia="Courier New" w:hAnsi="Courier New" w:cs="Courier New"/>
           <w:b/>
           <w:bCs/>
           <w:sz w:val="20"/>
           <w:szCs w:val="18"/>
-          <w:lang w:val="ru-RU"/>
-        </w:rPr>
-      </w:pPr>
-      <w:r>
-        <w:rPr>
+          <w:lang w:val="ru-RU" w:eastAsia="en-US"/>
+        </w:rPr>
+        <w:t xml:space="preserve">├── </w:t>
+      </w:r>
+      <w:r>
+        <w:rPr>
+          <w:rFonts w:ascii="Courier New" w:eastAsia="Courier New" w:hAnsi="Courier New" w:cs="Courier New"/>
           <w:b/>
           <w:bCs/>
           <w:sz w:val="20"/>
           <w:szCs w:val="18"/>
-          <w:lang w:val="ru-RU"/>
-        </w:rPr>
-        <w:t>│</w:t>
-      </w:r>
-    </w:p>
-    <w:p>
-      <w:pPr>
-        <w:pStyle w:val="CodeBlock"/>
-        <w:jc w:val="both"/>
-        <w:rPr>
+          <w:lang w:val="en-US" w:eastAsia="en-US"/>
+        </w:rPr>
+        <w:t>docs</w:t>
+      </w:r>
+      <w:r>
+        <w:rPr>
+          <w:rFonts w:ascii="Courier New" w:eastAsia="Courier New" w:hAnsi="Courier New" w:cs="Courier New"/>
           <w:b/>
           <w:bCs/>
           <w:sz w:val="20"/>
           <w:szCs w:val="18"/>
-          <w:lang w:val="ru-RU"/>
-        </w:rPr>
-      </w:pPr>
-      <w:r>
-        <w:rPr>
+          <w:lang w:val="ru-RU" w:eastAsia="en-US"/>
+        </w:rPr>
+        <w:t>/                      # Отчётность и общая документация проекта</w:t>
+      </w:r>
+    </w:p>
+    <w:p>
+      <w:pPr>
+        <w:shd w:val="clear" w:color="auto" w:fill="FFFFFF"/>
+        <w:rPr>
+          <w:rFonts w:ascii="Courier New" w:eastAsia="Courier New" w:hAnsi="Courier New" w:cs="Courier New"/>
           <w:b/>
           <w:bCs/>
           <w:sz w:val="20"/>
           <w:szCs w:val="18"/>
-          <w:lang w:val="ru-RU"/>
-        </w:rPr>
-        <w:t xml:space="preserve">├── </w:t>
-      </w:r>
-      <w:r>
-        <w:rPr>
+          <w:lang w:val="ru-RU" w:eastAsia="en-US"/>
+        </w:rPr>
+      </w:pPr>
+      <w:r>
+        <w:rPr>
+          <w:rFonts w:ascii="Courier New" w:eastAsia="Courier New" w:hAnsi="Courier New" w:cs="Courier New"/>
           <w:b/>
           <w:bCs/>
           <w:sz w:val="20"/>
           <w:szCs w:val="18"/>
-        </w:rPr>
-        <w:t>projects</w:t>
-      </w:r>
-      <w:r>
-        <w:rPr>
+          <w:lang w:val="ru-RU" w:eastAsia="en-US"/>
+        </w:rPr>
+        <w:t xml:space="preserve">│   ├── </w:t>
+      </w:r>
+      <w:r>
+        <w:rPr>
+          <w:rFonts w:ascii="Courier New" w:eastAsia="Courier New" w:hAnsi="Courier New" w:cs="Courier New"/>
           <w:b/>
           <w:bCs/>
           <w:sz w:val="20"/>
           <w:szCs w:val="18"/>
-          <w:lang w:val="ru-RU"/>
-        </w:rPr>
-        <w:t>/                  # Программная часть разрабатываемого продукта</w:t>
-      </w:r>
-    </w:p>
-    <w:p>
-      <w:pPr>
-        <w:pStyle w:val="CodeBlock"/>
-        <w:jc w:val="both"/>
-        <w:rPr>
+          <w:lang w:val="en-US" w:eastAsia="en-US"/>
+        </w:rPr>
+        <w:t>README</w:t>
+      </w:r>
+      <w:r>
+        <w:rPr>
+          <w:rFonts w:ascii="Courier New" w:eastAsia="Courier New" w:hAnsi="Courier New" w:cs="Courier New"/>
           <w:b/>
           <w:bCs/>
           <w:sz w:val="20"/>
           <w:szCs w:val="18"/>
-          <w:lang w:val="ru-RU"/>
-        </w:rPr>
-      </w:pPr>
-      <w:r>
-        <w:rPr>
+          <w:lang w:val="ru-RU" w:eastAsia="en-US"/>
+        </w:rPr>
+        <w:t>.</w:t>
+      </w:r>
+      <w:r>
+        <w:rPr>
+          <w:rFonts w:ascii="Courier New" w:eastAsia="Courier New" w:hAnsi="Courier New" w:cs="Courier New"/>
           <w:b/>
           <w:bCs/>
           <w:sz w:val="20"/>
           <w:szCs w:val="18"/>
-          <w:lang w:val="ru-RU"/>
-        </w:rPr>
-        <w:t xml:space="preserve">│   ├── </w:t>
-      </w:r>
-      <w:r>
-        <w:rPr>
+          <w:lang w:val="en-US" w:eastAsia="en-US"/>
+        </w:rPr>
+        <w:t>md</w:t>
+      </w:r>
+      <w:r>
+        <w:rPr>
+          <w:rFonts w:ascii="Courier New" w:eastAsia="Courier New" w:hAnsi="Courier New" w:cs="Courier New"/>
           <w:b/>
           <w:bCs/>
           <w:sz w:val="20"/>
           <w:szCs w:val="18"/>
-        </w:rPr>
-        <w:t>README</w:t>
-      </w:r>
-      <w:r>
-        <w:rPr>
+          <w:lang w:val="ru-RU" w:eastAsia="en-US"/>
+        </w:rPr>
+        <w:t xml:space="preserve">              # Полный общий отчёт </w:t>
+      </w:r>
+      <w:r>
+        <w:rPr>
+          <w:rFonts w:ascii="Courier New" w:eastAsia="Courier New" w:hAnsi="Courier New" w:cs="Courier New"/>
           <w:b/>
           <w:bCs/>
           <w:sz w:val="20"/>
           <w:szCs w:val="18"/>
-          <w:lang w:val="ru-RU"/>
-        </w:rPr>
-        <w:t>.</w:t>
-      </w:r>
-      <w:r>
-        <w:rPr>
+          <w:lang w:val="en-US" w:eastAsia="en-US"/>
+        </w:rPr>
+        <w:t>Markdown</w:t>
+      </w:r>
+      <w:r>
+        <w:rPr>
+          <w:rFonts w:ascii="Courier New" w:eastAsia="Courier New" w:hAnsi="Courier New" w:cs="Courier New"/>
           <w:b/>
           <w:bCs/>
           <w:sz w:val="20"/>
           <w:szCs w:val="18"/>
-        </w:rPr>
-        <w:t>md</w:t>
-      </w:r>
-      <w:r>
-        <w:rPr>
+          <w:lang w:val="ru-RU" w:eastAsia="en-US"/>
+        </w:rPr>
+        <w:t>, оглавление,</w:t>
+      </w:r>
+    </w:p>
+    <w:p>
+      <w:pPr>
+        <w:shd w:val="clear" w:color="auto" w:fill="FFFFFF"/>
+        <w:rPr>
+          <w:rFonts w:ascii="Courier New" w:eastAsia="Courier New" w:hAnsi="Courier New" w:cs="Courier New"/>
           <w:b/>
           <w:bCs/>
           <w:sz w:val="20"/>
           <w:szCs w:val="18"/>
-          <w:lang w:val="ru-RU"/>
-        </w:rPr>
-        <w:t xml:space="preserve">              # Состав приложения, настройка и запуск</w:t>
-      </w:r>
-    </w:p>
-    <w:p>
-      <w:pPr>
-        <w:pStyle w:val="CodeBlock"/>
-        <w:jc w:val="both"/>
-        <w:rPr>
+          <w:lang w:val="ru-RU" w:eastAsia="en-US"/>
+        </w:rPr>
+      </w:pPr>
+      <w:r>
+        <w:rPr>
+          <w:rFonts w:ascii="Courier New" w:eastAsia="Courier New" w:hAnsi="Courier New" w:cs="Courier New"/>
           <w:b/>
           <w:bCs/>
           <w:sz w:val="20"/>
           <w:szCs w:val="18"/>
-          <w:lang w:val="ru-RU"/>
-        </w:rPr>
-      </w:pPr>
-      <w:r>
-        <w:rPr>
+          <w:lang w:val="ru-RU" w:eastAsia="en-US"/>
+        </w:rPr>
+        <w:t>│   │                          # ссылки на индивидуальные отчёты</w:t>
+      </w:r>
+    </w:p>
+    <w:p>
+      <w:pPr>
+        <w:shd w:val="clear" w:color="auto" w:fill="FFFFFF"/>
+        <w:rPr>
+          <w:rFonts w:ascii="Courier New" w:eastAsia="Courier New" w:hAnsi="Courier New" w:cs="Courier New"/>
           <w:b/>
           <w:bCs/>
           <w:sz w:val="20"/>
           <w:szCs w:val="18"/>
-          <w:lang w:val="ru-RU"/>
-        </w:rPr>
-        <w:t xml:space="preserve">│   ├── </w:t>
-      </w:r>
-      <w:r>
-        <w:rPr>
+          <w:lang w:val="ru-RU" w:eastAsia="en-US"/>
+        </w:rPr>
+      </w:pPr>
+      <w:r>
+        <w:rPr>
+          <w:rFonts w:ascii="Courier New" w:eastAsia="Courier New" w:hAnsi="Courier New" w:cs="Courier New"/>
           <w:b/>
           <w:bCs/>
           <w:sz w:val="20"/>
           <w:szCs w:val="18"/>
-        </w:rPr>
-        <w:t>docs</w:t>
-      </w:r>
-      <w:r>
-        <w:rPr>
+          <w:lang w:val="ru-RU" w:eastAsia="en-US"/>
+        </w:rPr>
+        <w:t xml:space="preserve">│   ├── </w:t>
+      </w:r>
+      <w:r>
+        <w:rPr>
+          <w:rFonts w:ascii="Courier New" w:eastAsia="Courier New" w:hAnsi="Courier New" w:cs="Courier New"/>
           <w:b/>
           <w:bCs/>
           <w:sz w:val="20"/>
           <w:szCs w:val="18"/>
-          <w:lang w:val="ru-RU"/>
-        </w:rPr>
-        <w:t>/                  # Документация по реализации программы</w:t>
-      </w:r>
-    </w:p>
-    <w:p>
-      <w:pPr>
-        <w:pStyle w:val="CodeBlock"/>
-        <w:jc w:val="both"/>
-        <w:rPr>
+          <w:lang w:val="en-US" w:eastAsia="en-US"/>
+        </w:rPr>
+        <w:t>report</w:t>
+      </w:r>
+      <w:r>
+        <w:rPr>
+          <w:rFonts w:ascii="Courier New" w:eastAsia="Courier New" w:hAnsi="Courier New" w:cs="Courier New"/>
           <w:b/>
           <w:bCs/>
           <w:sz w:val="20"/>
           <w:szCs w:val="18"/>
-          <w:lang w:val="ru-RU"/>
-        </w:rPr>
-      </w:pPr>
-      <w:r>
-        <w:rPr>
+          <w:lang w:val="ru-RU" w:eastAsia="en-US"/>
+        </w:rPr>
+        <w:t>.</w:t>
+      </w:r>
+      <w:proofErr w:type="spellStart"/>
+      <w:r>
+        <w:rPr>
+          <w:rFonts w:ascii="Courier New" w:eastAsia="Courier New" w:hAnsi="Courier New" w:cs="Courier New"/>
           <w:b/>
           <w:bCs/>
           <w:sz w:val="20"/>
           <w:szCs w:val="18"/>
-          <w:lang w:val="ru-RU"/>
-        </w:rPr>
-        <w:t xml:space="preserve">│   └── </w:t>
-      </w:r>
-      <w:proofErr w:type="spellStart"/>
-      <w:r>
-        <w:rPr>
+          <w:lang w:val="en-US" w:eastAsia="en-US"/>
+        </w:rPr>
+        <w:t>docx</w:t>
+      </w:r>
+      <w:proofErr w:type="spellEnd"/>
+      <w:r>
+        <w:rPr>
+          <w:rFonts w:ascii="Courier New" w:eastAsia="Courier New" w:hAnsi="Courier New" w:cs="Courier New"/>
           <w:b/>
           <w:bCs/>
           <w:sz w:val="20"/>
           <w:szCs w:val="18"/>
-        </w:rPr>
-        <w:t>src</w:t>
-      </w:r>
-      <w:proofErr w:type="spellEnd"/>
-      <w:r>
-        <w:rPr>
+          <w:lang w:val="ru-RU" w:eastAsia="en-US"/>
+        </w:rPr>
+        <w:t xml:space="preserve">            # Согласованная </w:t>
+      </w:r>
+      <w:r>
+        <w:rPr>
+          <w:rFonts w:ascii="Courier New" w:eastAsia="Courier New" w:hAnsi="Courier New" w:cs="Courier New"/>
           <w:b/>
           <w:bCs/>
           <w:sz w:val="20"/>
           <w:szCs w:val="18"/>
-          <w:lang w:val="ru-RU"/>
-        </w:rPr>
-        <w:t>/                   # Исходный код приложения</w:t>
-      </w:r>
-    </w:p>
-    <w:p>
-      <w:pPr>
-        <w:pStyle w:val="CodeBlock"/>
-        <w:jc w:val="both"/>
-        <w:rPr>
+          <w:lang w:val="en-US" w:eastAsia="en-US"/>
+        </w:rPr>
+        <w:t>Word</w:t>
+      </w:r>
+      <w:r>
+        <w:rPr>
+          <w:rFonts w:ascii="Courier New" w:eastAsia="Courier New" w:hAnsi="Courier New" w:cs="Courier New"/>
           <w:b/>
           <w:bCs/>
           <w:sz w:val="20"/>
           <w:szCs w:val="18"/>
-          <w:lang w:val="ru-RU"/>
-        </w:rPr>
-      </w:pPr>
-      <w:r>
-        <w:rPr>
+          <w:lang w:val="ru-RU" w:eastAsia="en-US"/>
+        </w:rPr>
+        <w:t>-версия общего отчёта</w:t>
+      </w:r>
+    </w:p>
+    <w:p>
+      <w:pPr>
+        <w:shd w:val="clear" w:color="auto" w:fill="FFFFFF"/>
+        <w:rPr>
+          <w:rFonts w:ascii="Courier New" w:eastAsia="Courier New" w:hAnsi="Courier New" w:cs="Courier New"/>
           <w:b/>
           <w:bCs/>
           <w:sz w:val="20"/>
           <w:szCs w:val="18"/>
-          <w:lang w:val="ru-RU"/>
-        </w:rPr>
-        <w:t>│</w:t>
-      </w:r>
-    </w:p>
-    <w:p>
-      <w:pPr>
-        <w:pStyle w:val="CodeBlock"/>
-        <w:jc w:val="both"/>
-        <w:rPr>
+          <w:lang w:val="ru-RU" w:eastAsia="en-US"/>
+        </w:rPr>
+      </w:pPr>
+      <w:r>
+        <w:rPr>
+          <w:rFonts w:ascii="Courier New" w:eastAsia="Courier New" w:hAnsi="Courier New" w:cs="Courier New"/>
           <w:b/>
           <w:bCs/>
           <w:sz w:val="20"/>
           <w:szCs w:val="18"/>
-          <w:lang w:val="ru-RU"/>
-        </w:rPr>
-      </w:pPr>
-      <w:r>
-        <w:rPr>
+          <w:lang w:val="ru-RU" w:eastAsia="en-US"/>
+        </w:rPr>
+        <w:t xml:space="preserve">│   ├── </w:t>
+      </w:r>
+      <w:r>
+        <w:rPr>
+          <w:rFonts w:ascii="Courier New" w:eastAsia="Courier New" w:hAnsi="Courier New" w:cs="Courier New"/>
           <w:b/>
           <w:bCs/>
           <w:sz w:val="20"/>
           <w:szCs w:val="18"/>
-          <w:lang w:val="ru-RU"/>
-        </w:rPr>
-        <w:t xml:space="preserve">├── </w:t>
-      </w:r>
-      <w:r>
-        <w:rPr>
+          <w:lang w:val="en-US" w:eastAsia="en-US"/>
+        </w:rPr>
+        <w:t>doc</w:t>
+      </w:r>
+      <w:r>
+        <w:rPr>
+          <w:rFonts w:ascii="Courier New" w:eastAsia="Courier New" w:hAnsi="Courier New" w:cs="Courier New"/>
           <w:b/>
           <w:bCs/>
           <w:sz w:val="20"/>
           <w:szCs w:val="18"/>
-        </w:rPr>
-        <w:t>modules</w:t>
-      </w:r>
-      <w:r>
-        <w:rPr>
+          <w:lang w:val="ru-RU" w:eastAsia="en-US"/>
+        </w:rPr>
+        <w:t xml:space="preserve">/                   # Индивидуальные отчёты </w:t>
+      </w:r>
+      <w:r>
+        <w:rPr>
+          <w:rFonts w:ascii="Courier New" w:eastAsia="Courier New" w:hAnsi="Courier New" w:cs="Courier New"/>
           <w:b/>
           <w:bCs/>
           <w:sz w:val="20"/>
           <w:szCs w:val="18"/>
-          <w:lang w:val="ru-RU"/>
-        </w:rPr>
-        <w:t>/                   # Отдельно разрабатываемые компоненты</w:t>
-      </w:r>
-    </w:p>
-    <w:p>
-      <w:pPr>
-        <w:pStyle w:val="CodeBlock"/>
-        <w:jc w:val="both"/>
-        <w:rPr>
+          <w:lang w:val="en-US" w:eastAsia="en-US"/>
+        </w:rPr>
+        <w:t>Word</w:t>
+      </w:r>
+      <w:r>
+        <w:rPr>
+          <w:rFonts w:ascii="Courier New" w:eastAsia="Courier New" w:hAnsi="Courier New" w:cs="Courier New"/>
           <w:b/>
           <w:bCs/>
           <w:sz w:val="20"/>
           <w:szCs w:val="18"/>
-          <w:lang w:val="ru-RU"/>
-        </w:rPr>
-      </w:pPr>
-      <w:r>
-        <w:rPr>
+          <w:lang w:val="ru-RU" w:eastAsia="en-US"/>
+        </w:rPr>
+        <w:t xml:space="preserve"> для сдачи</w:t>
+      </w:r>
+    </w:p>
+    <w:p>
+      <w:pPr>
+        <w:shd w:val="clear" w:color="auto" w:fill="FFFFFF"/>
+        <w:rPr>
+          <w:rFonts w:ascii="Courier New" w:eastAsia="Courier New" w:hAnsi="Courier New" w:cs="Courier New"/>
           <w:b/>
           <w:bCs/>
           <w:sz w:val="20"/>
           <w:szCs w:val="18"/>
-          <w:lang w:val="ru-RU"/>
-        </w:rPr>
-        <w:t xml:space="preserve">│   └── </w:t>
-      </w:r>
-      <w:r>
-        <w:rPr>
+          <w:lang w:val="ru-RU" w:eastAsia="en-US"/>
+        </w:rPr>
+      </w:pPr>
+      <w:r>
+        <w:rPr>
+          <w:rFonts w:ascii="Courier New" w:eastAsia="Courier New" w:hAnsi="Courier New" w:cs="Courier New"/>
           <w:b/>
           <w:bCs/>
           <w:sz w:val="20"/>
           <w:szCs w:val="18"/>
-        </w:rPr>
-        <w:t>README</w:t>
-      </w:r>
-      <w:r>
-        <w:rPr>
+          <w:lang w:val="ru-RU" w:eastAsia="en-US"/>
+        </w:rPr>
+        <w:t xml:space="preserve">│   │   └── </w:t>
+      </w:r>
+      <w:proofErr w:type="spellStart"/>
+      <w:r>
+        <w:rPr>
+          <w:rFonts w:ascii="Courier New" w:eastAsia="Courier New" w:hAnsi="Courier New" w:cs="Courier New"/>
           <w:b/>
           <w:bCs/>
           <w:sz w:val="20"/>
           <w:szCs w:val="18"/>
-          <w:lang w:val="ru-RU"/>
-        </w:rPr>
-        <w:t>.</w:t>
-      </w:r>
-      <w:r>
-        <w:rPr>
+          <w:lang w:val="en-US" w:eastAsia="en-US"/>
+        </w:rPr>
+        <w:t>khoptyanaya</w:t>
+      </w:r>
+      <w:proofErr w:type="spellEnd"/>
+      <w:r>
+        <w:rPr>
+          <w:rFonts w:ascii="Courier New" w:eastAsia="Courier New" w:hAnsi="Courier New" w:cs="Courier New"/>
           <w:b/>
           <w:bCs/>
           <w:sz w:val="20"/>
           <w:szCs w:val="18"/>
-        </w:rPr>
-        <w:t>md</w:t>
-      </w:r>
-      <w:r>
-        <w:rPr>
+          <w:lang w:val="ru-RU" w:eastAsia="en-US"/>
+        </w:rPr>
+        <w:t>-</w:t>
+      </w:r>
+      <w:r>
+        <w:rPr>
+          <w:rFonts w:ascii="Courier New" w:eastAsia="Courier New" w:hAnsi="Courier New" w:cs="Courier New"/>
           <w:b/>
           <w:bCs/>
           <w:sz w:val="20"/>
           <w:szCs w:val="18"/>
-          <w:lang w:val="ru-RU"/>
-        </w:rPr>
-        <w:t xml:space="preserve">              # Назначение модулей и связь с приложением</w:t>
-      </w:r>
-    </w:p>
-    <w:p>
-      <w:pPr>
-        <w:pStyle w:val="CodeBlock"/>
-        <w:jc w:val="both"/>
-        <w:rPr>
+          <w:lang w:val="en-US" w:eastAsia="en-US"/>
+        </w:rPr>
+        <w:t>report</w:t>
+      </w:r>
+      <w:r>
+        <w:rPr>
+          <w:rFonts w:ascii="Courier New" w:eastAsia="Courier New" w:hAnsi="Courier New" w:cs="Courier New"/>
           <w:b/>
           <w:bCs/>
           <w:sz w:val="20"/>
           <w:szCs w:val="18"/>
-          <w:lang w:val="ru-RU"/>
-        </w:rPr>
-      </w:pPr>
-      <w:r>
-        <w:rPr>
+          <w:lang w:val="ru-RU" w:eastAsia="en-US"/>
+        </w:rPr>
+        <w:t>.</w:t>
+      </w:r>
+      <w:proofErr w:type="spellStart"/>
+      <w:r>
+        <w:rPr>
+          <w:rFonts w:ascii="Courier New" w:eastAsia="Courier New" w:hAnsi="Courier New" w:cs="Courier New"/>
           <w:b/>
           <w:bCs/>
           <w:sz w:val="20"/>
           <w:szCs w:val="18"/>
-          <w:lang w:val="ru-RU"/>
-        </w:rPr>
-        <w:t>│</w:t>
-      </w:r>
-    </w:p>
-    <w:p>
-      <w:pPr>
-        <w:pStyle w:val="CodeBlock"/>
-        <w:jc w:val="both"/>
-        <w:rPr>
+          <w:lang w:val="en-US" w:eastAsia="en-US"/>
+        </w:rPr>
+        <w:t>docx</w:t>
+      </w:r>
+      <w:proofErr w:type="spellEnd"/>
+      <w:r>
+        <w:rPr>
+          <w:rFonts w:ascii="Courier New" w:eastAsia="Courier New" w:hAnsi="Courier New" w:cs="Courier New"/>
           <w:b/>
           <w:bCs/>
           <w:sz w:val="20"/>
           <w:szCs w:val="18"/>
-          <w:lang w:val="ru-RU"/>
-        </w:rPr>
-      </w:pPr>
-      <w:r>
-        <w:rPr>
+          <w:lang w:val="ru-RU" w:eastAsia="en-US"/>
+        </w:rPr>
+        <w:t xml:space="preserve"> # </w:t>
+      </w:r>
+      <w:r>
+        <w:rPr>
+          <w:rFonts w:ascii="Courier New" w:eastAsia="Courier New" w:hAnsi="Courier New" w:cs="Courier New"/>
           <w:b/>
           <w:bCs/>
           <w:sz w:val="20"/>
           <w:szCs w:val="18"/>
-          <w:lang w:val="ru-RU"/>
-        </w:rPr>
-        <w:lastRenderedPageBreak/>
-        <w:t xml:space="preserve">├── </w:t>
-      </w:r>
-      <w:r>
-        <w:rPr>
+          <w:lang w:val="en-US" w:eastAsia="en-US"/>
+        </w:rPr>
+        <w:t>Word</w:t>
+      </w:r>
+      <w:r>
+        <w:rPr>
+          <w:rFonts w:ascii="Courier New" w:eastAsia="Courier New" w:hAnsi="Courier New" w:cs="Courier New"/>
           <w:b/>
           <w:bCs/>
           <w:sz w:val="20"/>
           <w:szCs w:val="18"/>
-        </w:rPr>
-        <w:t>tests</w:t>
-      </w:r>
-      <w:r>
-        <w:rPr>
+          <w:lang w:val="ru-RU" w:eastAsia="en-US"/>
+        </w:rPr>
+        <w:t>-версия отчёта участника</w:t>
+      </w:r>
+    </w:p>
+    <w:p>
+      <w:pPr>
+        <w:shd w:val="clear" w:color="auto" w:fill="FFFFFF"/>
+        <w:rPr>
+          <w:rFonts w:ascii="Courier New" w:eastAsia="Courier New" w:hAnsi="Courier New" w:cs="Courier New"/>
           <w:b/>
           <w:bCs/>
           <w:sz w:val="20"/>
           <w:szCs w:val="18"/>
-          <w:lang w:val="ru-RU"/>
-        </w:rPr>
-        <w:t>/                     # Тестовые случаи и автоматические тесты</w:t>
-      </w:r>
-    </w:p>
-    <w:p>
-      <w:pPr>
-        <w:pStyle w:val="CodeBlock"/>
-        <w:jc w:val="both"/>
-        <w:rPr>
+          <w:lang w:val="ru-RU" w:eastAsia="en-US"/>
+        </w:rPr>
+      </w:pPr>
+      <w:r>
+        <w:rPr>
+          <w:rFonts w:ascii="Courier New" w:eastAsia="Courier New" w:hAnsi="Courier New" w:cs="Courier New"/>
           <w:b/>
           <w:bCs/>
           <w:sz w:val="20"/>
           <w:szCs w:val="18"/>
-          <w:lang w:val="ru-RU"/>
-        </w:rPr>
-      </w:pPr>
-      <w:r>
-        <w:rPr>
+          <w:lang w:val="ru-RU" w:eastAsia="en-US"/>
+        </w:rPr>
+        <w:t xml:space="preserve">│       └── </w:t>
+      </w:r>
+      <w:r>
+        <w:rPr>
+          <w:rFonts w:ascii="Courier New" w:eastAsia="Courier New" w:hAnsi="Courier New" w:cs="Courier New"/>
           <w:b/>
           <w:bCs/>
           <w:sz w:val="20"/>
           <w:szCs w:val="18"/>
-          <w:lang w:val="ru-RU"/>
-        </w:rPr>
-        <w:t xml:space="preserve">│   └── </w:t>
-      </w:r>
-      <w:r>
-        <w:rPr>
+          <w:lang w:val="en-US" w:eastAsia="en-US"/>
+        </w:rPr>
+        <w:t>grin</w:t>
+      </w:r>
+      <w:r>
+        <w:rPr>
+          <w:rFonts w:ascii="Courier New" w:eastAsia="Courier New" w:hAnsi="Courier New" w:cs="Courier New"/>
           <w:b/>
           <w:bCs/>
           <w:sz w:val="20"/>
           <w:szCs w:val="18"/>
-        </w:rPr>
-        <w:t>README</w:t>
-      </w:r>
-      <w:r>
-        <w:rPr>
+          <w:lang w:val="ru-RU" w:eastAsia="en-US"/>
+        </w:rPr>
+        <w:t>-</w:t>
+      </w:r>
+      <w:r>
+        <w:rPr>
+          <w:rFonts w:ascii="Courier New" w:eastAsia="Courier New" w:hAnsi="Courier New" w:cs="Courier New"/>
           <w:b/>
           <w:bCs/>
           <w:sz w:val="20"/>
           <w:szCs w:val="18"/>
-          <w:lang w:val="ru-RU"/>
-        </w:rPr>
-        <w:t>.</w:t>
-      </w:r>
-      <w:r>
-        <w:rPr>
+          <w:lang w:val="en-US" w:eastAsia="en-US"/>
+        </w:rPr>
+        <w:t>report</w:t>
+      </w:r>
+      <w:r>
+        <w:rPr>
+          <w:rFonts w:ascii="Courier New" w:eastAsia="Courier New" w:hAnsi="Courier New" w:cs="Courier New"/>
           <w:b/>
           <w:bCs/>
           <w:sz w:val="20"/>
           <w:szCs w:val="18"/>
-        </w:rPr>
-        <w:t>md</w:t>
-      </w:r>
-      <w:r>
-        <w:rPr>
+          <w:lang w:val="ru-RU" w:eastAsia="en-US"/>
+        </w:rPr>
+        <w:t>.</w:t>
+      </w:r>
+      <w:proofErr w:type="spellStart"/>
+      <w:r>
+        <w:rPr>
+          <w:rFonts w:ascii="Courier New" w:eastAsia="Courier New" w:hAnsi="Courier New" w:cs="Courier New"/>
           <w:b/>
           <w:bCs/>
           <w:sz w:val="20"/>
           <w:szCs w:val="18"/>
-          <w:lang w:val="ru-RU"/>
-        </w:rPr>
-        <w:t xml:space="preserve">              # Порядок проверки и фиксации результатов</w:t>
-      </w:r>
-    </w:p>
-    <w:p>
-      <w:pPr>
-        <w:pStyle w:val="CodeBlock"/>
-        <w:jc w:val="both"/>
-        <w:rPr>
+          <w:lang w:val="en-US" w:eastAsia="en-US"/>
+        </w:rPr>
+        <w:t>docx</w:t>
+      </w:r>
+      <w:proofErr w:type="spellEnd"/>
+      <w:r>
+        <w:rPr>
+          <w:rFonts w:ascii="Courier New" w:eastAsia="Courier New" w:hAnsi="Courier New" w:cs="Courier New"/>
           <w:b/>
           <w:bCs/>
           <w:sz w:val="20"/>
           <w:szCs w:val="18"/>
-          <w:lang w:val="ru-RU"/>
-        </w:rPr>
-      </w:pPr>
-      <w:r>
-        <w:rPr>
+          <w:lang w:val="ru-RU" w:eastAsia="en-US"/>
+        </w:rPr>
+        <w:t xml:space="preserve"> # </w:t>
+      </w:r>
+      <w:r>
+        <w:rPr>
+          <w:rFonts w:ascii="Courier New" w:eastAsia="Courier New" w:hAnsi="Courier New" w:cs="Courier New"/>
           <w:b/>
           <w:bCs/>
           <w:sz w:val="20"/>
           <w:szCs w:val="18"/>
-          <w:lang w:val="ru-RU"/>
-        </w:rPr>
-        <w:t>│</w:t>
-      </w:r>
-    </w:p>
-    <w:p>
-      <w:pPr>
-        <w:pStyle w:val="CodeBlock"/>
-        <w:jc w:val="both"/>
-        <w:rPr>
+          <w:lang w:val="en-US" w:eastAsia="en-US"/>
+        </w:rPr>
+        <w:t>Word</w:t>
+      </w:r>
+      <w:r>
+        <w:rPr>
+          <w:rFonts w:ascii="Courier New" w:eastAsia="Courier New" w:hAnsi="Courier New" w:cs="Courier New"/>
           <w:b/>
           <w:bCs/>
           <w:sz w:val="20"/>
           <w:szCs w:val="18"/>
-          <w:lang w:val="ru-RU"/>
-        </w:rPr>
-      </w:pPr>
-      <w:r>
-        <w:rPr>
+          <w:lang w:val="ru-RU" w:eastAsia="en-US"/>
+        </w:rPr>
+        <w:t>-версия отчёта участника</w:t>
+      </w:r>
+    </w:p>
+    <w:p>
+      <w:pPr>
+        <w:shd w:val="clear" w:color="auto" w:fill="FFFFFF"/>
+        <w:rPr>
+          <w:rFonts w:ascii="Courier New" w:eastAsia="Courier New" w:hAnsi="Courier New" w:cs="Courier New"/>
           <w:b/>
           <w:bCs/>
           <w:sz w:val="20"/>
           <w:szCs w:val="18"/>
-          <w:lang w:val="ru-RU"/>
-        </w:rPr>
-        <w:t xml:space="preserve">└── </w:t>
-      </w:r>
-      <w:r>
-        <w:rPr>
+          <w:lang w:val="ru-RU" w:eastAsia="en-US"/>
+        </w:rPr>
+      </w:pPr>
+      <w:r>
+        <w:rPr>
+          <w:rFonts w:ascii="Courier New" w:eastAsia="Courier New" w:hAnsi="Courier New" w:cs="Courier New"/>
           <w:b/>
           <w:bCs/>
           <w:sz w:val="20"/>
           <w:szCs w:val="18"/>
-        </w:rPr>
-        <w:t>teams</w:t>
-      </w:r>
-      <w:r>
-        <w:rPr>
+          <w:lang w:val="ru-RU" w:eastAsia="en-US"/>
+        </w:rPr>
+        <w:t xml:space="preserve">│       └── </w:t>
+      </w:r>
+      <w:proofErr w:type="spellStart"/>
+      <w:r>
+        <w:rPr>
+          <w:rFonts w:ascii="Courier New" w:eastAsia="Courier New" w:hAnsi="Courier New" w:cs="Courier New"/>
           <w:b/>
           <w:bCs/>
           <w:sz w:val="20"/>
           <w:szCs w:val="18"/>
-          <w:lang w:val="ru-RU"/>
-        </w:rPr>
-        <w:t>/                     # Сведения о команде проекта</w:t>
-      </w:r>
-    </w:p>
-    <w:p>
-      <w:pPr>
-        <w:pStyle w:val="CodeBlock"/>
-        <w:jc w:val="both"/>
-        <w:rPr>
+          <w:lang w:val="en-US" w:eastAsia="en-US"/>
+        </w:rPr>
+        <w:t>filimonova</w:t>
+      </w:r>
+      <w:proofErr w:type="spellEnd"/>
+      <w:r>
+        <w:rPr>
+          <w:rFonts w:ascii="Courier New" w:eastAsia="Courier New" w:hAnsi="Courier New" w:cs="Courier New"/>
           <w:b/>
           <w:bCs/>
           <w:sz w:val="20"/>
           <w:szCs w:val="18"/>
-          <w:lang w:val="ru-RU"/>
-        </w:rPr>
-      </w:pPr>
-      <w:r>
-        <w:rPr>
+          <w:lang w:val="ru-RU" w:eastAsia="en-US"/>
+        </w:rPr>
+        <w:t>-</w:t>
+      </w:r>
+      <w:r>
+        <w:rPr>
+          <w:rFonts w:ascii="Courier New" w:eastAsia="Courier New" w:hAnsi="Courier New" w:cs="Courier New"/>
           <w:b/>
           <w:bCs/>
           <w:sz w:val="20"/>
           <w:szCs w:val="18"/>
-          <w:lang w:val="ru-RU"/>
-        </w:rPr>
-        <w:t xml:space="preserve">    ├── </w:t>
-      </w:r>
-      <w:r>
-        <w:rPr>
+          <w:lang w:val="en-US" w:eastAsia="en-US"/>
+        </w:rPr>
+        <w:t>report</w:t>
+      </w:r>
+      <w:r>
+        <w:rPr>
+          <w:rFonts w:ascii="Courier New" w:eastAsia="Courier New" w:hAnsi="Courier New" w:cs="Courier New"/>
           <w:b/>
           <w:bCs/>
           <w:sz w:val="20"/>
           <w:szCs w:val="18"/>
-        </w:rPr>
-        <w:t>README</w:t>
-      </w:r>
-      <w:r>
-        <w:rPr>
+          <w:lang w:val="ru-RU" w:eastAsia="en-US"/>
+        </w:rPr>
+        <w:t>.</w:t>
+      </w:r>
+      <w:proofErr w:type="spellStart"/>
+      <w:r>
+        <w:rPr>
+          <w:rFonts w:ascii="Courier New" w:eastAsia="Courier New" w:hAnsi="Courier New" w:cs="Courier New"/>
           <w:b/>
           <w:bCs/>
           <w:sz w:val="20"/>
           <w:szCs w:val="18"/>
-          <w:lang w:val="ru-RU"/>
-        </w:rPr>
-        <w:t>.</w:t>
-      </w:r>
-      <w:r>
-        <w:rPr>
+          <w:lang w:val="en-US" w:eastAsia="en-US"/>
+        </w:rPr>
+        <w:t>docx</w:t>
+      </w:r>
+      <w:proofErr w:type="spellEnd"/>
+      <w:r>
+        <w:rPr>
+          <w:rFonts w:ascii="Courier New" w:eastAsia="Courier New" w:hAnsi="Courier New" w:cs="Courier New"/>
           <w:b/>
           <w:bCs/>
           <w:sz w:val="20"/>
           <w:szCs w:val="18"/>
-        </w:rPr>
-        <w:t>md</w:t>
-      </w:r>
-      <w:r>
-        <w:rPr>
+          <w:lang w:val="ru-RU" w:eastAsia="en-US"/>
+        </w:rPr>
+        <w:t xml:space="preserve"> # </w:t>
+      </w:r>
+      <w:r>
+        <w:rPr>
+          <w:rFonts w:ascii="Courier New" w:eastAsia="Courier New" w:hAnsi="Courier New" w:cs="Courier New"/>
           <w:b/>
           <w:bCs/>
           <w:sz w:val="20"/>
           <w:szCs w:val="18"/>
-          <w:lang w:val="ru-RU"/>
-        </w:rPr>
-        <w:t xml:space="preserve">              # Участники, роли и зоны ответственности</w:t>
-      </w:r>
-    </w:p>
-    <w:p>
-      <w:pPr>
-        <w:pStyle w:val="CodeBlock"/>
-        <w:jc w:val="both"/>
-        <w:rPr>
+          <w:lang w:val="en-US" w:eastAsia="en-US"/>
+        </w:rPr>
+        <w:t>Word</w:t>
+      </w:r>
+      <w:r>
+        <w:rPr>
+          <w:rFonts w:ascii="Courier New" w:eastAsia="Courier New" w:hAnsi="Courier New" w:cs="Courier New"/>
           <w:b/>
           <w:bCs/>
           <w:sz w:val="20"/>
           <w:szCs w:val="18"/>
-          <w:lang w:val="ru-RU"/>
-        </w:rPr>
-      </w:pPr>
-      <w:r>
-        <w:rPr>
+          <w:lang w:val="ru-RU" w:eastAsia="en-US"/>
+        </w:rPr>
+        <w:t>-версия отчёта участника</w:t>
+      </w:r>
+    </w:p>
+    <w:p>
+      <w:pPr>
+        <w:shd w:val="clear" w:color="auto" w:fill="FFFFFF"/>
+        <w:rPr>
+          <w:rFonts w:ascii="Courier New" w:eastAsia="Courier New" w:hAnsi="Courier New" w:cs="Courier New"/>
           <w:b/>
           <w:bCs/>
           <w:sz w:val="20"/>
           <w:szCs w:val="18"/>
-          <w:lang w:val="ru-RU"/>
-        </w:rPr>
-        <w:t xml:space="preserve">    </w:t>
-      </w:r>
-      <w:r>
-        <w:rPr>
+          <w:lang w:val="ru-RU" w:eastAsia="en-US"/>
+        </w:rPr>
+      </w:pPr>
+      <w:r>
+        <w:rPr>
+          <w:rFonts w:ascii="Courier New" w:eastAsia="Courier New" w:hAnsi="Courier New" w:cs="Courier New"/>
           <w:b/>
           <w:bCs/>
           <w:sz w:val="20"/>
           <w:szCs w:val="18"/>
-          <w:lang w:val="ru-RU"/>
-        </w:rPr>
-        <w:t xml:space="preserve">└── </w:t>
+          <w:lang w:val="ru-RU" w:eastAsia="en-US"/>
+        </w:rPr>
+        <w:t xml:space="preserve">|       └── </w:t>
       </w:r>
       <w:proofErr w:type="spellStart"/>
       <w:r>
         <w:rPr>
+          <w:rFonts w:ascii="Courier New" w:eastAsia="Courier New" w:hAnsi="Courier New" w:cs="Courier New"/>
           <w:b/>
           <w:bCs/>
           <w:sz w:val="20"/>
           <w:szCs w:val="18"/>
-        </w:rPr>
-        <w:t>img</w:t>
+          <w:lang w:val="en-US" w:eastAsia="en-US"/>
+        </w:rPr>
+        <w:t>lushnikova</w:t>
       </w:r>
       <w:proofErr w:type="spellEnd"/>
       <w:r>
         <w:rPr>
+          <w:rFonts w:ascii="Courier New" w:eastAsia="Courier New" w:hAnsi="Courier New" w:cs="Courier New"/>
           <w:b/>
           <w:bCs/>
           <w:sz w:val="20"/>
           <w:szCs w:val="18"/>
-          <w:lang w:val="ru-RU"/>
-        </w:rPr>
-        <w:t>/                   # Изображения команды при необходимости</w:t>
+          <w:lang w:val="ru-RU" w:eastAsia="en-US"/>
+        </w:rPr>
+        <w:t>-</w:t>
+      </w:r>
+      <w:r>
+        <w:rPr>
+          <w:rFonts w:ascii="Courier New" w:eastAsia="Courier New" w:hAnsi="Courier New" w:cs="Courier New"/>
+          <w:b/>
+          <w:bCs/>
+          <w:sz w:val="20"/>
+          <w:szCs w:val="18"/>
+          <w:lang w:val="en-US" w:eastAsia="en-US"/>
+        </w:rPr>
+        <w:t>report</w:t>
+      </w:r>
+      <w:r>
+        <w:rPr>
+          <w:rFonts w:ascii="Courier New" w:eastAsia="Courier New" w:hAnsi="Courier New" w:cs="Courier New"/>
+          <w:b/>
+          <w:bCs/>
+          <w:sz w:val="20"/>
+          <w:szCs w:val="18"/>
+          <w:lang w:val="ru-RU" w:eastAsia="en-US"/>
+        </w:rPr>
+        <w:t>.</w:t>
+      </w:r>
+      <w:proofErr w:type="spellStart"/>
+      <w:r>
+        <w:rPr>
+          <w:rFonts w:ascii="Courier New" w:eastAsia="Courier New" w:hAnsi="Courier New" w:cs="Courier New"/>
+          <w:b/>
+          <w:bCs/>
+          <w:sz w:val="20"/>
+          <w:szCs w:val="18"/>
+          <w:lang w:val="en-US" w:eastAsia="en-US"/>
+        </w:rPr>
+        <w:t>docx</w:t>
+      </w:r>
+      <w:proofErr w:type="spellEnd"/>
+      <w:r>
+        <w:rPr>
+          <w:rFonts w:ascii="Courier New" w:eastAsia="Courier New" w:hAnsi="Courier New" w:cs="Courier New"/>
+          <w:b/>
+          <w:bCs/>
+          <w:sz w:val="20"/>
+          <w:szCs w:val="18"/>
+          <w:lang w:val="ru-RU" w:eastAsia="en-US"/>
+        </w:rPr>
+        <w:t xml:space="preserve"> # </w:t>
+      </w:r>
+      <w:r>
+        <w:rPr>
+          <w:rFonts w:ascii="Courier New" w:eastAsia="Courier New" w:hAnsi="Courier New" w:cs="Courier New"/>
+          <w:b/>
+          <w:bCs/>
+          <w:sz w:val="20"/>
+          <w:szCs w:val="18"/>
+          <w:lang w:val="en-US" w:eastAsia="en-US"/>
+        </w:rPr>
+        <w:t>Word</w:t>
+      </w:r>
+      <w:r>
+        <w:rPr>
+          <w:rFonts w:ascii="Courier New" w:eastAsia="Courier New" w:hAnsi="Courier New" w:cs="Courier New"/>
+          <w:b/>
+          <w:bCs/>
+          <w:sz w:val="20"/>
+          <w:szCs w:val="18"/>
+          <w:lang w:val="ru-RU" w:eastAsia="en-US"/>
+        </w:rPr>
+        <w:t>-версия отчёта участника</w:t>
+      </w:r>
+    </w:p>
+    <w:p>
+      <w:pPr>
+        <w:shd w:val="clear" w:color="auto" w:fill="FFFFFF"/>
+        <w:rPr>
+          <w:rFonts w:ascii="Courier New" w:eastAsia="Courier New" w:hAnsi="Courier New" w:cs="Courier New"/>
+          <w:b/>
+          <w:bCs/>
+          <w:sz w:val="20"/>
+          <w:szCs w:val="18"/>
+          <w:lang w:val="ru-RU" w:eastAsia="en-US"/>
+        </w:rPr>
+      </w:pPr>
+      <w:r>
+        <w:rPr>
+          <w:rFonts w:ascii="Courier New" w:eastAsia="Courier New" w:hAnsi="Courier New" w:cs="Courier New"/>
+          <w:b/>
+          <w:bCs/>
+          <w:sz w:val="20"/>
+          <w:szCs w:val="18"/>
+          <w:lang w:val="ru-RU" w:eastAsia="en-US"/>
+        </w:rPr>
+        <w:t xml:space="preserve">│   ├── </w:t>
+      </w:r>
+      <w:r>
+        <w:rPr>
+          <w:rFonts w:ascii="Courier New" w:eastAsia="Courier New" w:hAnsi="Courier New" w:cs="Courier New"/>
+          <w:b/>
+          <w:bCs/>
+          <w:sz w:val="20"/>
+          <w:szCs w:val="18"/>
+          <w:lang w:val="en-US" w:eastAsia="en-US"/>
+        </w:rPr>
+        <w:t>md</w:t>
+      </w:r>
+      <w:r>
+        <w:rPr>
+          <w:rFonts w:ascii="Courier New" w:eastAsia="Courier New" w:hAnsi="Courier New" w:cs="Courier New"/>
+          <w:b/>
+          <w:bCs/>
+          <w:sz w:val="20"/>
+          <w:szCs w:val="18"/>
+          <w:lang w:val="ru-RU" w:eastAsia="en-US"/>
+        </w:rPr>
+        <w:t xml:space="preserve">/                    # Рабочие индивидуальные отчёты </w:t>
+      </w:r>
+      <w:r>
+        <w:rPr>
+          <w:rFonts w:ascii="Courier New" w:eastAsia="Courier New" w:hAnsi="Courier New" w:cs="Courier New"/>
+          <w:b/>
+          <w:bCs/>
+          <w:sz w:val="20"/>
+          <w:szCs w:val="18"/>
+          <w:lang w:val="en-US" w:eastAsia="en-US"/>
+        </w:rPr>
+        <w:t>Markdown</w:t>
+      </w:r>
+    </w:p>
+    <w:p>
+      <w:pPr>
+        <w:shd w:val="clear" w:color="auto" w:fill="FFFFFF"/>
+        <w:rPr>
+          <w:rFonts w:ascii="Courier New" w:eastAsia="Courier New" w:hAnsi="Courier New" w:cs="Courier New"/>
+          <w:b/>
+          <w:bCs/>
+          <w:sz w:val="20"/>
+          <w:szCs w:val="18"/>
+          <w:lang w:val="ru-RU" w:eastAsia="en-US"/>
+        </w:rPr>
+      </w:pPr>
+      <w:r>
+        <w:rPr>
+          <w:rFonts w:ascii="Courier New" w:eastAsia="Courier New" w:hAnsi="Courier New" w:cs="Courier New"/>
+          <w:b/>
+          <w:bCs/>
+          <w:sz w:val="20"/>
+          <w:szCs w:val="18"/>
+          <w:lang w:val="ru-RU" w:eastAsia="en-US"/>
+        </w:rPr>
+        <w:t xml:space="preserve">│   │   └── </w:t>
+      </w:r>
+      <w:proofErr w:type="spellStart"/>
+      <w:r>
+        <w:rPr>
+          <w:rFonts w:ascii="Courier New" w:eastAsia="Courier New" w:hAnsi="Courier New" w:cs="Courier New"/>
+          <w:b/>
+          <w:bCs/>
+          <w:sz w:val="20"/>
+          <w:szCs w:val="18"/>
+          <w:lang w:val="en-US" w:eastAsia="en-US"/>
+        </w:rPr>
+        <w:t>khoptyanaya</w:t>
+      </w:r>
+      <w:proofErr w:type="spellEnd"/>
+      <w:r>
+        <w:rPr>
+          <w:rFonts w:ascii="Courier New" w:eastAsia="Courier New" w:hAnsi="Courier New" w:cs="Courier New"/>
+          <w:b/>
+          <w:bCs/>
+          <w:sz w:val="20"/>
+          <w:szCs w:val="18"/>
+          <w:lang w:val="ru-RU" w:eastAsia="en-US"/>
+        </w:rPr>
+        <w:t>-</w:t>
+      </w:r>
+      <w:r>
+        <w:rPr>
+          <w:rFonts w:ascii="Courier New" w:eastAsia="Courier New" w:hAnsi="Courier New" w:cs="Courier New"/>
+          <w:b/>
+          <w:bCs/>
+          <w:sz w:val="20"/>
+          <w:szCs w:val="18"/>
+          <w:lang w:val="en-US" w:eastAsia="en-US"/>
+        </w:rPr>
+        <w:t>report</w:t>
+      </w:r>
+      <w:r>
+        <w:rPr>
+          <w:rFonts w:ascii="Courier New" w:eastAsia="Courier New" w:hAnsi="Courier New" w:cs="Courier New"/>
+          <w:b/>
+          <w:bCs/>
+          <w:sz w:val="20"/>
+          <w:szCs w:val="18"/>
+          <w:lang w:val="ru-RU" w:eastAsia="en-US"/>
+        </w:rPr>
+        <w:t>.</w:t>
+      </w:r>
+      <w:r>
+        <w:rPr>
+          <w:rFonts w:ascii="Courier New" w:eastAsia="Courier New" w:hAnsi="Courier New" w:cs="Courier New"/>
+          <w:b/>
+          <w:bCs/>
+          <w:sz w:val="20"/>
+          <w:szCs w:val="18"/>
+          <w:lang w:val="en-US" w:eastAsia="en-US"/>
+        </w:rPr>
+        <w:t>md</w:t>
+      </w:r>
+      <w:r>
+        <w:rPr>
+          <w:rFonts w:ascii="Courier New" w:eastAsia="Courier New" w:hAnsi="Courier New" w:cs="Courier New"/>
+          <w:b/>
+          <w:bCs/>
+          <w:sz w:val="20"/>
+          <w:szCs w:val="18"/>
+          <w:lang w:val="ru-RU" w:eastAsia="en-US"/>
+        </w:rPr>
+        <w:t xml:space="preserve">   # Задача, решения, результат и вклад участника</w:t>
+      </w:r>
+    </w:p>
+    <w:p>
+      <w:pPr>
+        <w:shd w:val="clear" w:color="auto" w:fill="FFFFFF"/>
+        <w:rPr>
+          <w:rFonts w:ascii="Courier New" w:eastAsia="Courier New" w:hAnsi="Courier New" w:cs="Courier New"/>
+          <w:b/>
+          <w:bCs/>
+          <w:sz w:val="20"/>
+          <w:szCs w:val="18"/>
+          <w:lang w:val="ru-RU" w:eastAsia="en-US"/>
+        </w:rPr>
+      </w:pPr>
+      <w:r>
+        <w:rPr>
+          <w:rFonts w:ascii="Courier New" w:eastAsia="Courier New" w:hAnsi="Courier New" w:cs="Courier New"/>
+          <w:b/>
+          <w:bCs/>
+          <w:sz w:val="20"/>
+          <w:szCs w:val="18"/>
+          <w:lang w:val="ru-RU" w:eastAsia="en-US"/>
+        </w:rPr>
+        <w:t xml:space="preserve">|   │   └── </w:t>
+      </w:r>
+      <w:r>
+        <w:rPr>
+          <w:rFonts w:ascii="Courier New" w:eastAsia="Courier New" w:hAnsi="Courier New" w:cs="Courier New"/>
+          <w:b/>
+          <w:bCs/>
+          <w:sz w:val="20"/>
+          <w:szCs w:val="18"/>
+          <w:lang w:val="en-US" w:eastAsia="en-US"/>
+        </w:rPr>
+        <w:t>grin</w:t>
+      </w:r>
+      <w:r>
+        <w:rPr>
+          <w:rFonts w:ascii="Courier New" w:eastAsia="Courier New" w:hAnsi="Courier New" w:cs="Courier New"/>
+          <w:b/>
+          <w:bCs/>
+          <w:sz w:val="20"/>
+          <w:szCs w:val="18"/>
+          <w:lang w:val="ru-RU" w:eastAsia="en-US"/>
+        </w:rPr>
+        <w:t>-</w:t>
+      </w:r>
+      <w:r>
+        <w:rPr>
+          <w:rFonts w:ascii="Courier New" w:eastAsia="Courier New" w:hAnsi="Courier New" w:cs="Courier New"/>
+          <w:b/>
+          <w:bCs/>
+          <w:sz w:val="20"/>
+          <w:szCs w:val="18"/>
+          <w:lang w:val="en-US" w:eastAsia="en-US"/>
+        </w:rPr>
+        <w:t>report</w:t>
+      </w:r>
+      <w:r>
+        <w:rPr>
+          <w:rFonts w:ascii="Courier New" w:eastAsia="Courier New" w:hAnsi="Courier New" w:cs="Courier New"/>
+          <w:b/>
+          <w:bCs/>
+          <w:sz w:val="20"/>
+          <w:szCs w:val="18"/>
+          <w:lang w:val="ru-RU" w:eastAsia="en-US"/>
+        </w:rPr>
+        <w:t>.</w:t>
+      </w:r>
+      <w:r>
+        <w:rPr>
+          <w:rFonts w:ascii="Courier New" w:eastAsia="Courier New" w:hAnsi="Courier New" w:cs="Courier New"/>
+          <w:b/>
+          <w:bCs/>
+          <w:sz w:val="20"/>
+          <w:szCs w:val="18"/>
+          <w:lang w:val="en-US" w:eastAsia="en-US"/>
+        </w:rPr>
+        <w:t>md</w:t>
+      </w:r>
+      <w:r>
+        <w:rPr>
+          <w:rFonts w:ascii="Courier New" w:eastAsia="Courier New" w:hAnsi="Courier New" w:cs="Courier New"/>
+          <w:b/>
+          <w:bCs/>
+          <w:sz w:val="20"/>
+          <w:szCs w:val="18"/>
+          <w:lang w:val="ru-RU" w:eastAsia="en-US"/>
+        </w:rPr>
+        <w:t xml:space="preserve"> # Задача, решения, результат и вклад участника</w:t>
+      </w:r>
+    </w:p>
+    <w:p>
+      <w:pPr>
+        <w:shd w:val="clear" w:color="auto" w:fill="FFFFFF"/>
+        <w:rPr>
+          <w:rFonts w:ascii="Courier New" w:eastAsia="Courier New" w:hAnsi="Courier New" w:cs="Courier New"/>
+          <w:b/>
+          <w:bCs/>
+          <w:sz w:val="20"/>
+          <w:szCs w:val="18"/>
+          <w:lang w:val="ru-RU" w:eastAsia="en-US"/>
+        </w:rPr>
+      </w:pPr>
+      <w:r>
+        <w:rPr>
+          <w:rFonts w:ascii="Courier New" w:eastAsia="Courier New" w:hAnsi="Courier New" w:cs="Courier New"/>
+          <w:b/>
+          <w:bCs/>
+          <w:sz w:val="20"/>
+          <w:szCs w:val="18"/>
+          <w:lang w:val="ru-RU" w:eastAsia="en-US"/>
+        </w:rPr>
+        <w:t xml:space="preserve">|   │   └── </w:t>
+      </w:r>
+      <w:proofErr w:type="spellStart"/>
+      <w:r>
+        <w:rPr>
+          <w:rFonts w:ascii="Courier New" w:eastAsia="Courier New" w:hAnsi="Courier New" w:cs="Courier New"/>
+          <w:b/>
+          <w:bCs/>
+          <w:sz w:val="20"/>
+          <w:szCs w:val="18"/>
+          <w:lang w:val="en-US" w:eastAsia="en-US"/>
+        </w:rPr>
+        <w:t>filimonova</w:t>
+      </w:r>
+      <w:proofErr w:type="spellEnd"/>
+      <w:r>
+        <w:rPr>
+          <w:rFonts w:ascii="Courier New" w:eastAsia="Courier New" w:hAnsi="Courier New" w:cs="Courier New"/>
+          <w:b/>
+          <w:bCs/>
+          <w:sz w:val="20"/>
+          <w:szCs w:val="18"/>
+          <w:lang w:val="ru-RU" w:eastAsia="en-US"/>
+        </w:rPr>
+        <w:t>-</w:t>
+      </w:r>
+      <w:r>
+        <w:rPr>
+          <w:rFonts w:ascii="Courier New" w:eastAsia="Courier New" w:hAnsi="Courier New" w:cs="Courier New"/>
+          <w:b/>
+          <w:bCs/>
+          <w:sz w:val="20"/>
+          <w:szCs w:val="18"/>
+          <w:lang w:val="en-US" w:eastAsia="en-US"/>
+        </w:rPr>
+        <w:t>report</w:t>
+      </w:r>
+      <w:r>
+        <w:rPr>
+          <w:rFonts w:ascii="Courier New" w:eastAsia="Courier New" w:hAnsi="Courier New" w:cs="Courier New"/>
+          <w:b/>
+          <w:bCs/>
+          <w:sz w:val="20"/>
+          <w:szCs w:val="18"/>
+          <w:lang w:val="ru-RU" w:eastAsia="en-US"/>
+        </w:rPr>
+        <w:t>.</w:t>
+      </w:r>
+      <w:r>
+        <w:rPr>
+          <w:rFonts w:ascii="Courier New" w:eastAsia="Courier New" w:hAnsi="Courier New" w:cs="Courier New"/>
+          <w:b/>
+          <w:bCs/>
+          <w:sz w:val="20"/>
+          <w:szCs w:val="18"/>
+          <w:lang w:val="en-US" w:eastAsia="en-US"/>
+        </w:rPr>
+        <w:t>md</w:t>
+      </w:r>
+      <w:r>
+        <w:rPr>
+          <w:rFonts w:ascii="Courier New" w:eastAsia="Courier New" w:hAnsi="Courier New" w:cs="Courier New"/>
+          <w:b/>
+          <w:bCs/>
+          <w:sz w:val="20"/>
+          <w:szCs w:val="18"/>
+          <w:lang w:val="ru-RU" w:eastAsia="en-US"/>
+        </w:rPr>
+        <w:t xml:space="preserve"> # Задача, решения, результат и вклад участника</w:t>
+      </w:r>
+    </w:p>
+    <w:p>
+      <w:pPr>
+        <w:shd w:val="clear" w:color="auto" w:fill="FFFFFF"/>
+        <w:rPr>
+          <w:rFonts w:ascii="Courier New" w:eastAsia="Courier New" w:hAnsi="Courier New" w:cs="Courier New"/>
+          <w:b/>
+          <w:bCs/>
+          <w:sz w:val="20"/>
+          <w:szCs w:val="18"/>
+          <w:lang w:val="ru-RU" w:eastAsia="en-US"/>
+        </w:rPr>
+      </w:pPr>
+      <w:r>
+        <w:rPr>
+          <w:rFonts w:ascii="Courier New" w:eastAsia="Courier New" w:hAnsi="Courier New" w:cs="Courier New"/>
+          <w:b/>
+          <w:bCs/>
+          <w:sz w:val="20"/>
+          <w:szCs w:val="18"/>
+          <w:lang w:val="ru-RU" w:eastAsia="en-US"/>
+        </w:rPr>
+        <w:t xml:space="preserve">|   │   └── </w:t>
+      </w:r>
+      <w:proofErr w:type="spellStart"/>
+      <w:r>
+        <w:rPr>
+          <w:rFonts w:ascii="Courier New" w:eastAsia="Courier New" w:hAnsi="Courier New" w:cs="Courier New"/>
+          <w:b/>
+          <w:bCs/>
+          <w:sz w:val="20"/>
+          <w:szCs w:val="18"/>
+          <w:lang w:val="en-US" w:eastAsia="en-US"/>
+        </w:rPr>
+        <w:t>lushnikova</w:t>
+      </w:r>
+      <w:proofErr w:type="spellEnd"/>
+      <w:r>
+        <w:rPr>
+          <w:rFonts w:ascii="Courier New" w:eastAsia="Courier New" w:hAnsi="Courier New" w:cs="Courier New"/>
+          <w:b/>
+          <w:bCs/>
+          <w:sz w:val="20"/>
+          <w:szCs w:val="18"/>
+          <w:lang w:val="ru-RU" w:eastAsia="en-US"/>
+        </w:rPr>
+        <w:t>-</w:t>
+      </w:r>
+      <w:r>
+        <w:rPr>
+          <w:rFonts w:ascii="Courier New" w:eastAsia="Courier New" w:hAnsi="Courier New" w:cs="Courier New"/>
+          <w:b/>
+          <w:bCs/>
+          <w:sz w:val="20"/>
+          <w:szCs w:val="18"/>
+          <w:lang w:val="en-US" w:eastAsia="en-US"/>
+        </w:rPr>
+        <w:t>report</w:t>
+      </w:r>
+      <w:r>
+        <w:rPr>
+          <w:rFonts w:ascii="Courier New" w:eastAsia="Courier New" w:hAnsi="Courier New" w:cs="Courier New"/>
+          <w:b/>
+          <w:bCs/>
+          <w:sz w:val="20"/>
+          <w:szCs w:val="18"/>
+          <w:lang w:val="ru-RU" w:eastAsia="en-US"/>
+        </w:rPr>
+        <w:t>.</w:t>
+      </w:r>
+      <w:r>
+        <w:rPr>
+          <w:rFonts w:ascii="Courier New" w:eastAsia="Courier New" w:hAnsi="Courier New" w:cs="Courier New"/>
+          <w:b/>
+          <w:bCs/>
+          <w:sz w:val="20"/>
+          <w:szCs w:val="18"/>
+          <w:lang w:val="en-US" w:eastAsia="en-US"/>
+        </w:rPr>
+        <w:t>md</w:t>
+      </w:r>
+      <w:r>
+        <w:rPr>
+          <w:rFonts w:ascii="Courier New" w:eastAsia="Courier New" w:hAnsi="Courier New" w:cs="Courier New"/>
+          <w:b/>
+          <w:bCs/>
+          <w:sz w:val="20"/>
+          <w:szCs w:val="18"/>
+          <w:lang w:val="ru-RU" w:eastAsia="en-US"/>
+        </w:rPr>
+        <w:t xml:space="preserve"> # Задача, решения, результат и вклад участника</w:t>
+      </w:r>
+    </w:p>
+    <w:p>
+      <w:pPr>
+        <w:shd w:val="clear" w:color="auto" w:fill="FFFFFF"/>
+        <w:rPr>
+          <w:rFonts w:ascii="Courier New" w:eastAsia="Courier New" w:hAnsi="Courier New" w:cs="Courier New"/>
+          <w:b/>
+          <w:bCs/>
+          <w:sz w:val="20"/>
+          <w:szCs w:val="18"/>
+          <w:lang w:val="ru-RU" w:eastAsia="en-US"/>
+        </w:rPr>
+      </w:pPr>
+      <w:r>
+        <w:rPr>
+          <w:rFonts w:ascii="Courier New" w:eastAsia="Courier New" w:hAnsi="Courier New" w:cs="Courier New"/>
+          <w:b/>
+          <w:bCs/>
+          <w:sz w:val="20"/>
+          <w:szCs w:val="18"/>
+          <w:lang w:val="ru-RU" w:eastAsia="en-US"/>
+        </w:rPr>
+        <w:t xml:space="preserve">│   ├── </w:t>
+      </w:r>
+      <w:proofErr w:type="spellStart"/>
+      <w:r>
+        <w:rPr>
+          <w:rFonts w:ascii="Courier New" w:eastAsia="Courier New" w:hAnsi="Courier New" w:cs="Courier New"/>
+          <w:b/>
+          <w:bCs/>
+          <w:sz w:val="20"/>
+          <w:szCs w:val="18"/>
+          <w:lang w:val="en-US" w:eastAsia="en-US"/>
+        </w:rPr>
+        <w:t>img</w:t>
+      </w:r>
+      <w:proofErr w:type="spellEnd"/>
+      <w:r>
+        <w:rPr>
+          <w:rFonts w:ascii="Courier New" w:eastAsia="Courier New" w:hAnsi="Courier New" w:cs="Courier New"/>
+          <w:b/>
+          <w:bCs/>
+          <w:sz w:val="20"/>
+          <w:szCs w:val="18"/>
+          <w:lang w:val="ru-RU" w:eastAsia="en-US"/>
+        </w:rPr>
+        <w:t>/                   # Изображения, используемые в отчётах</w:t>
+      </w:r>
+    </w:p>
+    <w:p>
+      <w:pPr>
+        <w:shd w:val="clear" w:color="auto" w:fill="FFFFFF"/>
+        <w:rPr>
+          <w:rFonts w:ascii="Courier New" w:eastAsia="Courier New" w:hAnsi="Courier New" w:cs="Courier New"/>
+          <w:b/>
+          <w:bCs/>
+          <w:sz w:val="20"/>
+          <w:szCs w:val="18"/>
+          <w:lang w:val="ru-RU" w:eastAsia="en-US"/>
+        </w:rPr>
+      </w:pPr>
+      <w:r>
+        <w:rPr>
+          <w:rFonts w:ascii="Courier New" w:eastAsia="Courier New" w:hAnsi="Courier New" w:cs="Courier New"/>
+          <w:b/>
+          <w:bCs/>
+          <w:sz w:val="20"/>
+          <w:szCs w:val="18"/>
+          <w:lang w:val="ru-RU" w:eastAsia="en-US"/>
+        </w:rPr>
+        <w:t xml:space="preserve">|   │   └── </w:t>
+      </w:r>
+      <w:r>
+        <w:rPr>
+          <w:rFonts w:ascii="Courier New" w:eastAsia="Courier New" w:hAnsi="Courier New" w:cs="Courier New"/>
+          <w:b/>
+          <w:bCs/>
+          <w:sz w:val="20"/>
+          <w:szCs w:val="18"/>
+          <w:lang w:val="en-US" w:eastAsia="en-US"/>
+        </w:rPr>
+        <w:t>D</w:t>
+      </w:r>
+      <w:r>
+        <w:rPr>
+          <w:rFonts w:ascii="Courier New" w:eastAsia="Courier New" w:hAnsi="Courier New" w:cs="Courier New"/>
+          <w:b/>
+          <w:bCs/>
+          <w:sz w:val="20"/>
+          <w:szCs w:val="18"/>
+          <w:lang w:val="ru-RU" w:eastAsia="en-US"/>
+        </w:rPr>
+        <w:t>1.</w:t>
+      </w:r>
+      <w:proofErr w:type="spellStart"/>
+      <w:r>
+        <w:rPr>
+          <w:rFonts w:ascii="Courier New" w:eastAsia="Courier New" w:hAnsi="Courier New" w:cs="Courier New"/>
+          <w:b/>
+          <w:bCs/>
+          <w:sz w:val="20"/>
+          <w:szCs w:val="18"/>
+          <w:lang w:val="en-US" w:eastAsia="en-US"/>
+        </w:rPr>
+        <w:t>png</w:t>
+      </w:r>
+      <w:proofErr w:type="spellEnd"/>
+      <w:r>
+        <w:rPr>
+          <w:rFonts w:ascii="Courier New" w:eastAsia="Courier New" w:hAnsi="Courier New" w:cs="Courier New"/>
+          <w:b/>
+          <w:bCs/>
+          <w:sz w:val="20"/>
+          <w:szCs w:val="18"/>
+          <w:lang w:val="ru-RU" w:eastAsia="en-US"/>
+        </w:rPr>
+        <w:t xml:space="preserve"> # Диаграмма последовательности вариант 1</w:t>
+      </w:r>
+    </w:p>
+    <w:p>
+      <w:pPr>
+        <w:shd w:val="clear" w:color="auto" w:fill="FFFFFF"/>
+        <w:rPr>
+          <w:rFonts w:ascii="Courier New" w:eastAsia="Courier New" w:hAnsi="Courier New" w:cs="Courier New"/>
+          <w:b/>
+          <w:bCs/>
+          <w:sz w:val="20"/>
+          <w:szCs w:val="18"/>
+          <w:lang w:val="ru-RU" w:eastAsia="en-US"/>
+        </w:rPr>
+      </w:pPr>
+      <w:r>
+        <w:rPr>
+          <w:rFonts w:ascii="Courier New" w:eastAsia="Courier New" w:hAnsi="Courier New" w:cs="Courier New"/>
+          <w:b/>
+          <w:bCs/>
+          <w:sz w:val="20"/>
+          <w:szCs w:val="18"/>
+          <w:lang w:val="ru-RU" w:eastAsia="en-US"/>
+        </w:rPr>
+        <w:t xml:space="preserve">|   │   └── </w:t>
+      </w:r>
+      <w:r>
+        <w:rPr>
+          <w:rFonts w:ascii="Courier New" w:eastAsia="Courier New" w:hAnsi="Courier New" w:cs="Courier New"/>
+          <w:b/>
+          <w:bCs/>
+          <w:sz w:val="20"/>
+          <w:szCs w:val="18"/>
+          <w:lang w:val="en-US" w:eastAsia="en-US"/>
+        </w:rPr>
+        <w:t>D</w:t>
+      </w:r>
+      <w:r>
+        <w:rPr>
+          <w:rFonts w:ascii="Courier New" w:eastAsia="Courier New" w:hAnsi="Courier New" w:cs="Courier New"/>
+          <w:b/>
+          <w:bCs/>
+          <w:sz w:val="20"/>
+          <w:szCs w:val="18"/>
+          <w:lang w:val="ru-RU" w:eastAsia="en-US"/>
+        </w:rPr>
+        <w:t>2.</w:t>
+      </w:r>
+      <w:proofErr w:type="spellStart"/>
+      <w:r>
+        <w:rPr>
+          <w:rFonts w:ascii="Courier New" w:eastAsia="Courier New" w:hAnsi="Courier New" w:cs="Courier New"/>
+          <w:b/>
+          <w:bCs/>
+          <w:sz w:val="20"/>
+          <w:szCs w:val="18"/>
+          <w:lang w:val="en-US" w:eastAsia="en-US"/>
+        </w:rPr>
+        <w:t>png</w:t>
+      </w:r>
+      <w:proofErr w:type="spellEnd"/>
+      <w:r>
+        <w:rPr>
+          <w:rFonts w:ascii="Courier New" w:eastAsia="Courier New" w:hAnsi="Courier New" w:cs="Courier New"/>
+          <w:b/>
+          <w:bCs/>
+          <w:sz w:val="20"/>
+          <w:szCs w:val="18"/>
+          <w:lang w:val="ru-RU" w:eastAsia="en-US"/>
+        </w:rPr>
+        <w:t xml:space="preserve"> # Диаграмма вариантов использования</w:t>
+      </w:r>
+    </w:p>
+    <w:p>
+      <w:pPr>
+        <w:shd w:val="clear" w:color="auto" w:fill="FFFFFF"/>
+        <w:rPr>
+          <w:rFonts w:ascii="Courier New" w:eastAsia="Courier New" w:hAnsi="Courier New" w:cs="Courier New"/>
+          <w:b/>
+          <w:bCs/>
+          <w:sz w:val="20"/>
+          <w:szCs w:val="18"/>
+          <w:lang w:val="ru-RU" w:eastAsia="en-US"/>
+        </w:rPr>
+      </w:pPr>
+      <w:r>
+        <w:rPr>
+          <w:rFonts w:ascii="Courier New" w:eastAsia="Courier New" w:hAnsi="Courier New" w:cs="Courier New"/>
+          <w:b/>
+          <w:bCs/>
+          <w:sz w:val="20"/>
+          <w:szCs w:val="18"/>
+          <w:lang w:val="ru-RU" w:eastAsia="en-US"/>
+        </w:rPr>
+        <w:t xml:space="preserve">|   │   └── </w:t>
+      </w:r>
+      <w:r>
+        <w:rPr>
+          <w:rFonts w:ascii="Courier New" w:eastAsia="Courier New" w:hAnsi="Courier New" w:cs="Courier New"/>
+          <w:b/>
+          <w:bCs/>
+          <w:sz w:val="20"/>
+          <w:szCs w:val="18"/>
+          <w:lang w:val="en-US" w:eastAsia="en-US"/>
+        </w:rPr>
+        <w:t>D</w:t>
+      </w:r>
+      <w:r>
+        <w:rPr>
+          <w:rFonts w:ascii="Courier New" w:eastAsia="Courier New" w:hAnsi="Courier New" w:cs="Courier New"/>
+          <w:b/>
+          <w:bCs/>
+          <w:sz w:val="20"/>
+          <w:szCs w:val="18"/>
+          <w:lang w:val="ru-RU" w:eastAsia="en-US"/>
+        </w:rPr>
+        <w:t>3.</w:t>
+      </w:r>
+      <w:proofErr w:type="spellStart"/>
+      <w:r>
+        <w:rPr>
+          <w:rFonts w:ascii="Courier New" w:eastAsia="Courier New" w:hAnsi="Courier New" w:cs="Courier New"/>
+          <w:b/>
+          <w:bCs/>
+          <w:sz w:val="20"/>
+          <w:szCs w:val="18"/>
+          <w:lang w:val="en-US" w:eastAsia="en-US"/>
+        </w:rPr>
+        <w:t>png</w:t>
+      </w:r>
+      <w:proofErr w:type="spellEnd"/>
+      <w:r>
+        <w:rPr>
+          <w:rFonts w:ascii="Courier New" w:eastAsia="Courier New" w:hAnsi="Courier New" w:cs="Courier New"/>
+          <w:b/>
+          <w:bCs/>
+          <w:sz w:val="20"/>
+          <w:szCs w:val="18"/>
+          <w:lang w:val="ru-RU" w:eastAsia="en-US"/>
+        </w:rPr>
+        <w:t xml:space="preserve"> # Диаграмма последовательности вариант 6.1</w:t>
+      </w:r>
+    </w:p>
+    <w:p>
+      <w:pPr>
+        <w:shd w:val="clear" w:color="auto" w:fill="FFFFFF"/>
+        <w:rPr>
+          <w:rFonts w:ascii="Courier New" w:eastAsia="Courier New" w:hAnsi="Courier New" w:cs="Courier New"/>
+          <w:b/>
+          <w:bCs/>
+          <w:sz w:val="20"/>
+          <w:szCs w:val="18"/>
+          <w:lang w:val="ru-RU" w:eastAsia="en-US"/>
+        </w:rPr>
+      </w:pPr>
+      <w:r>
+        <w:rPr>
+          <w:rFonts w:ascii="Courier New" w:eastAsia="Courier New" w:hAnsi="Courier New" w:cs="Courier New"/>
+          <w:b/>
+          <w:bCs/>
+          <w:sz w:val="20"/>
+          <w:szCs w:val="18"/>
+          <w:lang w:val="ru-RU" w:eastAsia="en-US"/>
+        </w:rPr>
+        <w:t xml:space="preserve">|   │   └── </w:t>
+      </w:r>
+      <w:r>
+        <w:rPr>
+          <w:rFonts w:ascii="Courier New" w:eastAsia="Courier New" w:hAnsi="Courier New" w:cs="Courier New"/>
+          <w:b/>
+          <w:bCs/>
+          <w:sz w:val="20"/>
+          <w:szCs w:val="18"/>
+          <w:lang w:val="en-US" w:eastAsia="en-US"/>
+        </w:rPr>
+        <w:t>D</w:t>
+      </w:r>
+      <w:r>
+        <w:rPr>
+          <w:rFonts w:ascii="Courier New" w:eastAsia="Courier New" w:hAnsi="Courier New" w:cs="Courier New"/>
+          <w:b/>
+          <w:bCs/>
+          <w:sz w:val="20"/>
+          <w:szCs w:val="18"/>
+          <w:lang w:val="ru-RU" w:eastAsia="en-US"/>
+        </w:rPr>
+        <w:t>4.</w:t>
+      </w:r>
+      <w:proofErr w:type="spellStart"/>
+      <w:r>
+        <w:rPr>
+          <w:rFonts w:ascii="Courier New" w:eastAsia="Courier New" w:hAnsi="Courier New" w:cs="Courier New"/>
+          <w:b/>
+          <w:bCs/>
+          <w:sz w:val="20"/>
+          <w:szCs w:val="18"/>
+          <w:lang w:val="en-US" w:eastAsia="en-US"/>
+        </w:rPr>
+        <w:t>png</w:t>
+      </w:r>
+      <w:proofErr w:type="spellEnd"/>
+      <w:r>
+        <w:rPr>
+          <w:rFonts w:ascii="Courier New" w:eastAsia="Courier New" w:hAnsi="Courier New" w:cs="Courier New"/>
+          <w:b/>
+          <w:bCs/>
+          <w:sz w:val="20"/>
+          <w:szCs w:val="18"/>
+          <w:lang w:val="ru-RU" w:eastAsia="en-US"/>
+        </w:rPr>
+        <w:t xml:space="preserve"> # Диаграмма последовательности вариант 5</w:t>
+      </w:r>
+    </w:p>
+    <w:p>
+      <w:pPr>
+        <w:shd w:val="clear" w:color="auto" w:fill="FFFFFF"/>
+        <w:rPr>
+          <w:rFonts w:ascii="Courier New" w:eastAsia="Courier New" w:hAnsi="Courier New" w:cs="Courier New"/>
+          <w:b/>
+          <w:bCs/>
+          <w:sz w:val="20"/>
+          <w:szCs w:val="18"/>
+          <w:lang w:val="ru-RU" w:eastAsia="en-US"/>
+        </w:rPr>
+      </w:pPr>
+      <w:r>
+        <w:rPr>
+          <w:rFonts w:ascii="Courier New" w:eastAsia="Courier New" w:hAnsi="Courier New" w:cs="Courier New"/>
+          <w:b/>
+          <w:bCs/>
+          <w:sz w:val="20"/>
+          <w:szCs w:val="18"/>
+          <w:lang w:val="ru-RU" w:eastAsia="en-US"/>
+        </w:rPr>
+        <w:t>│   ├──</w:t>
+      </w:r>
+      <w:r>
+        <w:rPr>
+          <w:rFonts w:ascii="Courier New" w:eastAsia="Courier New" w:hAnsi="Courier New" w:cs="Courier New"/>
+          <w:b/>
+          <w:bCs/>
+          <w:sz w:val="20"/>
+          <w:szCs w:val="18"/>
+          <w:lang w:val="en-US" w:eastAsia="en-US"/>
+        </w:rPr>
+        <w:t>draw</w:t>
+      </w:r>
+      <w:r>
+        <w:rPr>
+          <w:rFonts w:ascii="Courier New" w:eastAsia="Courier New" w:hAnsi="Courier New" w:cs="Courier New"/>
+          <w:b/>
+          <w:bCs/>
+          <w:sz w:val="20"/>
+          <w:szCs w:val="18"/>
+          <w:lang w:val="ru-RU" w:eastAsia="en-US"/>
+        </w:rPr>
+        <w:t>/                  # Редактируемые исходники диаграмм</w:t>
+      </w:r>
+    </w:p>
+    <w:p>
+      <w:pPr>
+        <w:shd w:val="clear" w:color="auto" w:fill="FFFFFF"/>
+        <w:rPr>
+          <w:rFonts w:ascii="Courier New" w:eastAsia="Courier New" w:hAnsi="Courier New" w:cs="Courier New"/>
+          <w:b/>
+          <w:bCs/>
+          <w:sz w:val="20"/>
+          <w:szCs w:val="18"/>
+          <w:lang w:val="ru-RU" w:eastAsia="en-US"/>
+        </w:rPr>
+      </w:pPr>
+      <w:r>
+        <w:rPr>
+          <w:rFonts w:ascii="Courier New" w:eastAsia="Courier New" w:hAnsi="Courier New" w:cs="Courier New"/>
+          <w:b/>
+          <w:bCs/>
+          <w:sz w:val="20"/>
+          <w:szCs w:val="18"/>
+          <w:lang w:val="ru-RU" w:eastAsia="en-US"/>
+        </w:rPr>
+        <w:t xml:space="preserve">|   │   └── </w:t>
+      </w:r>
+      <w:r>
+        <w:rPr>
+          <w:rFonts w:ascii="Courier New" w:eastAsia="Courier New" w:hAnsi="Courier New" w:cs="Courier New"/>
+          <w:b/>
+          <w:bCs/>
+          <w:sz w:val="20"/>
+          <w:szCs w:val="18"/>
+          <w:lang w:val="en-US" w:eastAsia="en-US"/>
+        </w:rPr>
+        <w:t>diagrams</w:t>
+      </w:r>
+      <w:r>
+        <w:rPr>
+          <w:rFonts w:ascii="Courier New" w:eastAsia="Courier New" w:hAnsi="Courier New" w:cs="Courier New"/>
+          <w:b/>
+          <w:bCs/>
+          <w:sz w:val="20"/>
+          <w:szCs w:val="18"/>
+          <w:lang w:val="ru-RU" w:eastAsia="en-US"/>
+        </w:rPr>
+        <w:t>.</w:t>
+      </w:r>
+      <w:proofErr w:type="spellStart"/>
+      <w:r>
+        <w:rPr>
+          <w:rFonts w:ascii="Courier New" w:eastAsia="Courier New" w:hAnsi="Courier New" w:cs="Courier New"/>
+          <w:b/>
+          <w:bCs/>
+          <w:sz w:val="20"/>
+          <w:szCs w:val="18"/>
+          <w:lang w:val="en-US" w:eastAsia="en-US"/>
+        </w:rPr>
+        <w:t>drawio</w:t>
+      </w:r>
+      <w:proofErr w:type="spellEnd"/>
+      <w:r>
+        <w:rPr>
+          <w:rFonts w:ascii="Courier New" w:eastAsia="Courier New" w:hAnsi="Courier New" w:cs="Courier New"/>
+          <w:b/>
+          <w:bCs/>
+          <w:sz w:val="20"/>
+          <w:szCs w:val="18"/>
+          <w:lang w:val="ru-RU" w:eastAsia="en-US"/>
+        </w:rPr>
+        <w:t>.</w:t>
+      </w:r>
+      <w:r>
+        <w:rPr>
+          <w:rFonts w:ascii="Courier New" w:eastAsia="Courier New" w:hAnsi="Courier New" w:cs="Courier New"/>
+          <w:b/>
+          <w:bCs/>
+          <w:sz w:val="20"/>
+          <w:szCs w:val="18"/>
+          <w:lang w:val="en-US" w:eastAsia="en-US"/>
+        </w:rPr>
+        <w:t>xml</w:t>
+      </w:r>
+      <w:r>
+        <w:rPr>
+          <w:rFonts w:ascii="Courier New" w:eastAsia="Courier New" w:hAnsi="Courier New" w:cs="Courier New"/>
+          <w:b/>
+          <w:bCs/>
+          <w:sz w:val="20"/>
+          <w:szCs w:val="18"/>
+          <w:lang w:val="ru-RU" w:eastAsia="en-US"/>
+        </w:rPr>
+        <w:t xml:space="preserve"> # Редактируемый файл с исходниками диаграмм </w:t>
+      </w:r>
+    </w:p>
+    <w:p>
+      <w:pPr>
+        <w:shd w:val="clear" w:color="auto" w:fill="FFFFFF"/>
+        <w:rPr>
+          <w:rFonts w:ascii="Courier New" w:eastAsia="Courier New" w:hAnsi="Courier New" w:cs="Courier New"/>
+          <w:b/>
+          <w:bCs/>
+          <w:sz w:val="20"/>
+          <w:szCs w:val="18"/>
+          <w:lang w:val="ru-RU" w:eastAsia="en-US"/>
+        </w:rPr>
+      </w:pPr>
+      <w:r>
+        <w:rPr>
+          <w:rFonts w:ascii="Courier New" w:eastAsia="Courier New" w:hAnsi="Courier New" w:cs="Courier New"/>
+          <w:b/>
+          <w:bCs/>
+          <w:sz w:val="20"/>
+          <w:szCs w:val="18"/>
+          <w:lang w:val="ru-RU" w:eastAsia="en-US"/>
+        </w:rPr>
+        <w:t xml:space="preserve">|                     </w:t>
+      </w:r>
+    </w:p>
+    <w:p>
+      <w:pPr>
+        <w:shd w:val="clear" w:color="auto" w:fill="FFFFFF"/>
+        <w:rPr>
+          <w:rFonts w:ascii="Courier New" w:eastAsia="Courier New" w:hAnsi="Courier New" w:cs="Courier New"/>
+          <w:b/>
+          <w:bCs/>
+          <w:sz w:val="20"/>
+          <w:szCs w:val="18"/>
+          <w:lang w:val="ru-RU" w:eastAsia="en-US"/>
+        </w:rPr>
+      </w:pPr>
+      <w:r>
+        <w:rPr>
+          <w:rFonts w:ascii="Courier New" w:eastAsia="Courier New" w:hAnsi="Courier New" w:cs="Courier New"/>
+          <w:b/>
+          <w:bCs/>
+          <w:sz w:val="20"/>
+          <w:szCs w:val="18"/>
+          <w:lang w:val="ru-RU" w:eastAsia="en-US"/>
+        </w:rPr>
+        <w:t xml:space="preserve">├── </w:t>
+      </w:r>
+      <w:r>
+        <w:rPr>
+          <w:rFonts w:ascii="Courier New" w:eastAsia="Courier New" w:hAnsi="Courier New" w:cs="Courier New"/>
+          <w:b/>
+          <w:bCs/>
+          <w:sz w:val="20"/>
+          <w:szCs w:val="18"/>
+          <w:lang w:val="en-US" w:eastAsia="en-US"/>
+        </w:rPr>
+        <w:t>projects</w:t>
+      </w:r>
+      <w:r>
+        <w:rPr>
+          <w:rFonts w:ascii="Courier New" w:eastAsia="Courier New" w:hAnsi="Courier New" w:cs="Courier New"/>
+          <w:b/>
+          <w:bCs/>
+          <w:sz w:val="20"/>
+          <w:szCs w:val="18"/>
+          <w:lang w:val="ru-RU" w:eastAsia="en-US"/>
+        </w:rPr>
+        <w:t>/                  # Программная часть разрабатываемого продукта</w:t>
+      </w:r>
+    </w:p>
+    <w:p>
+      <w:pPr>
+        <w:shd w:val="clear" w:color="auto" w:fill="FFFFFF"/>
+        <w:rPr>
+          <w:rFonts w:ascii="Courier New" w:eastAsia="Courier New" w:hAnsi="Courier New" w:cs="Courier New"/>
+          <w:b/>
+          <w:bCs/>
+          <w:sz w:val="20"/>
+          <w:szCs w:val="18"/>
+          <w:lang w:val="ru-RU" w:eastAsia="en-US"/>
+        </w:rPr>
+      </w:pPr>
+      <w:r>
+        <w:rPr>
+          <w:rFonts w:ascii="Courier New" w:eastAsia="Courier New" w:hAnsi="Courier New" w:cs="Courier New"/>
+          <w:b/>
+          <w:bCs/>
+          <w:sz w:val="20"/>
+          <w:szCs w:val="18"/>
+          <w:lang w:val="ru-RU" w:eastAsia="en-US"/>
+        </w:rPr>
+        <w:t xml:space="preserve">│   ├── </w:t>
+      </w:r>
+      <w:r>
+        <w:rPr>
+          <w:rFonts w:ascii="Courier New" w:eastAsia="Courier New" w:hAnsi="Courier New" w:cs="Courier New"/>
+          <w:b/>
+          <w:bCs/>
+          <w:sz w:val="20"/>
+          <w:szCs w:val="18"/>
+          <w:lang w:val="en-US" w:eastAsia="en-US"/>
+        </w:rPr>
+        <w:t>README</w:t>
+      </w:r>
+      <w:r>
+        <w:rPr>
+          <w:rFonts w:ascii="Courier New" w:eastAsia="Courier New" w:hAnsi="Courier New" w:cs="Courier New"/>
+          <w:b/>
+          <w:bCs/>
+          <w:sz w:val="20"/>
+          <w:szCs w:val="18"/>
+          <w:lang w:val="ru-RU" w:eastAsia="en-US"/>
+        </w:rPr>
+        <w:t>.</w:t>
+      </w:r>
+      <w:r>
+        <w:rPr>
+          <w:rFonts w:ascii="Courier New" w:eastAsia="Courier New" w:hAnsi="Courier New" w:cs="Courier New"/>
+          <w:b/>
+          <w:bCs/>
+          <w:sz w:val="20"/>
+          <w:szCs w:val="18"/>
+          <w:lang w:val="en-US" w:eastAsia="en-US"/>
+        </w:rPr>
+        <w:t>md</w:t>
+      </w:r>
+      <w:r>
+        <w:rPr>
+          <w:rFonts w:ascii="Courier New" w:eastAsia="Courier New" w:hAnsi="Courier New" w:cs="Courier New"/>
+          <w:b/>
+          <w:bCs/>
+          <w:sz w:val="20"/>
+          <w:szCs w:val="18"/>
+          <w:lang w:val="ru-RU" w:eastAsia="en-US"/>
+        </w:rPr>
+        <w:t xml:space="preserve">              # Состав приложения, настройка и запуск</w:t>
+      </w:r>
+    </w:p>
+    <w:p>
+      <w:pPr>
+        <w:shd w:val="clear" w:color="auto" w:fill="FFFFFF"/>
+        <w:rPr>
+          <w:rFonts w:ascii="Courier New" w:eastAsia="Courier New" w:hAnsi="Courier New" w:cs="Courier New"/>
+          <w:b/>
+          <w:bCs/>
+          <w:sz w:val="20"/>
+          <w:szCs w:val="18"/>
+          <w:lang w:val="ru-RU" w:eastAsia="en-US"/>
+        </w:rPr>
+      </w:pPr>
+      <w:r>
+        <w:rPr>
+          <w:rFonts w:ascii="Courier New" w:eastAsia="Courier New" w:hAnsi="Courier New" w:cs="Courier New"/>
+          <w:b/>
+          <w:bCs/>
+          <w:sz w:val="20"/>
+          <w:szCs w:val="18"/>
+          <w:lang w:val="ru-RU" w:eastAsia="en-US"/>
+        </w:rPr>
+        <w:t xml:space="preserve">│   ├── </w:t>
+      </w:r>
+      <w:r>
+        <w:rPr>
+          <w:rFonts w:ascii="Courier New" w:eastAsia="Courier New" w:hAnsi="Courier New" w:cs="Courier New"/>
+          <w:b/>
+          <w:bCs/>
+          <w:sz w:val="20"/>
+          <w:szCs w:val="18"/>
+          <w:lang w:val="en-US" w:eastAsia="en-US"/>
+        </w:rPr>
+        <w:t>docs</w:t>
+      </w:r>
+      <w:r>
+        <w:rPr>
+          <w:rFonts w:ascii="Courier New" w:eastAsia="Courier New" w:hAnsi="Courier New" w:cs="Courier New"/>
+          <w:b/>
+          <w:bCs/>
+          <w:sz w:val="20"/>
+          <w:szCs w:val="18"/>
+          <w:lang w:val="ru-RU" w:eastAsia="en-US"/>
+        </w:rPr>
+        <w:t>/                  # Документация по реализации программы</w:t>
+      </w:r>
+    </w:p>
+    <w:p>
+      <w:pPr>
+        <w:shd w:val="clear" w:color="auto" w:fill="FFFFFF"/>
+        <w:rPr>
+          <w:rFonts w:ascii="Courier New" w:eastAsia="Courier New" w:hAnsi="Courier New" w:cs="Courier New"/>
+          <w:b/>
+          <w:bCs/>
+          <w:sz w:val="20"/>
+          <w:szCs w:val="18"/>
+          <w:lang w:val="ru-RU" w:eastAsia="en-US"/>
+        </w:rPr>
+      </w:pPr>
+      <w:r>
+        <w:rPr>
+          <w:rFonts w:ascii="Courier New" w:eastAsia="Courier New" w:hAnsi="Courier New" w:cs="Courier New"/>
+          <w:b/>
+          <w:bCs/>
+          <w:sz w:val="20"/>
+          <w:szCs w:val="18"/>
+          <w:lang w:val="ru-RU" w:eastAsia="en-US"/>
+        </w:rPr>
+        <w:t xml:space="preserve">│   └── </w:t>
+      </w:r>
+      <w:proofErr w:type="spellStart"/>
+      <w:r>
+        <w:rPr>
+          <w:rFonts w:ascii="Courier New" w:eastAsia="Courier New" w:hAnsi="Courier New" w:cs="Courier New"/>
+          <w:b/>
+          <w:bCs/>
+          <w:sz w:val="20"/>
+          <w:szCs w:val="18"/>
+          <w:lang w:val="en-US" w:eastAsia="en-US"/>
+        </w:rPr>
+        <w:t>src</w:t>
+      </w:r>
+      <w:proofErr w:type="spellEnd"/>
+      <w:r>
+        <w:rPr>
+          <w:rFonts w:ascii="Courier New" w:eastAsia="Courier New" w:hAnsi="Courier New" w:cs="Courier New"/>
+          <w:b/>
+          <w:bCs/>
+          <w:sz w:val="20"/>
+          <w:szCs w:val="18"/>
+          <w:lang w:val="ru-RU" w:eastAsia="en-US"/>
+        </w:rPr>
+        <w:t>/                   # Исходный код приложения</w:t>
+      </w:r>
+    </w:p>
+    <w:p>
+      <w:pPr>
+        <w:shd w:val="clear" w:color="auto" w:fill="FFFFFF"/>
+        <w:rPr>
+          <w:rFonts w:ascii="Courier New" w:eastAsia="Courier New" w:hAnsi="Courier New" w:cs="Courier New"/>
+          <w:b/>
+          <w:bCs/>
+          <w:sz w:val="20"/>
+          <w:szCs w:val="18"/>
+          <w:lang w:val="ru-RU" w:eastAsia="en-US"/>
+        </w:rPr>
+      </w:pPr>
+      <w:r>
+        <w:rPr>
+          <w:rFonts w:ascii="Courier New" w:eastAsia="Courier New" w:hAnsi="Courier New" w:cs="Courier New"/>
+          <w:b/>
+          <w:bCs/>
+          <w:sz w:val="20"/>
+          <w:szCs w:val="18"/>
+          <w:lang w:val="ru-RU" w:eastAsia="en-US"/>
+        </w:rPr>
+        <w:t>│</w:t>
+      </w:r>
+    </w:p>
+    <w:p>
+      <w:pPr>
+        <w:shd w:val="clear" w:color="auto" w:fill="FFFFFF"/>
+        <w:rPr>
+          <w:rFonts w:ascii="Courier New" w:eastAsia="Courier New" w:hAnsi="Courier New" w:cs="Courier New"/>
+          <w:b/>
+          <w:bCs/>
+          <w:sz w:val="20"/>
+          <w:szCs w:val="18"/>
+          <w:lang w:val="ru-RU" w:eastAsia="en-US"/>
+        </w:rPr>
+      </w:pPr>
+      <w:r>
+        <w:rPr>
+          <w:rFonts w:ascii="Courier New" w:eastAsia="Courier New" w:hAnsi="Courier New" w:cs="Courier New"/>
+          <w:b/>
+          <w:bCs/>
+          <w:sz w:val="20"/>
+          <w:szCs w:val="18"/>
+          <w:lang w:val="ru-RU" w:eastAsia="en-US"/>
+        </w:rPr>
+        <w:t xml:space="preserve">├── </w:t>
+      </w:r>
+      <w:r>
+        <w:rPr>
+          <w:rFonts w:ascii="Courier New" w:eastAsia="Courier New" w:hAnsi="Courier New" w:cs="Courier New"/>
+          <w:b/>
+          <w:bCs/>
+          <w:sz w:val="20"/>
+          <w:szCs w:val="18"/>
+          <w:lang w:val="en-US" w:eastAsia="en-US"/>
+        </w:rPr>
+        <w:t>modules</w:t>
+      </w:r>
+      <w:r>
+        <w:rPr>
+          <w:rFonts w:ascii="Courier New" w:eastAsia="Courier New" w:hAnsi="Courier New" w:cs="Courier New"/>
+          <w:b/>
+          <w:bCs/>
+          <w:sz w:val="20"/>
+          <w:szCs w:val="18"/>
+          <w:lang w:val="ru-RU" w:eastAsia="en-US"/>
+        </w:rPr>
+        <w:t>/                   # Отдельно разрабатываемые компоненты</w:t>
+      </w:r>
+    </w:p>
+    <w:p>
+      <w:pPr>
+        <w:shd w:val="clear" w:color="auto" w:fill="FFFFFF"/>
+        <w:rPr>
+          <w:rFonts w:ascii="Courier New" w:eastAsia="Courier New" w:hAnsi="Courier New" w:cs="Courier New"/>
+          <w:b/>
+          <w:bCs/>
+          <w:sz w:val="20"/>
+          <w:szCs w:val="18"/>
+          <w:lang w:val="ru-RU" w:eastAsia="en-US"/>
+        </w:rPr>
+      </w:pPr>
+      <w:r>
+        <w:rPr>
+          <w:rFonts w:ascii="Courier New" w:eastAsia="Courier New" w:hAnsi="Courier New" w:cs="Courier New"/>
+          <w:b/>
+          <w:bCs/>
+          <w:sz w:val="20"/>
+          <w:szCs w:val="18"/>
+          <w:lang w:val="ru-RU" w:eastAsia="en-US"/>
+        </w:rPr>
+        <w:t xml:space="preserve">│   └── </w:t>
+      </w:r>
+      <w:r>
+        <w:rPr>
+          <w:rFonts w:ascii="Courier New" w:eastAsia="Courier New" w:hAnsi="Courier New" w:cs="Courier New"/>
+          <w:b/>
+          <w:bCs/>
+          <w:sz w:val="20"/>
+          <w:szCs w:val="18"/>
+          <w:lang w:val="en-US" w:eastAsia="en-US"/>
+        </w:rPr>
+        <w:t>README</w:t>
+      </w:r>
+      <w:r>
+        <w:rPr>
+          <w:rFonts w:ascii="Courier New" w:eastAsia="Courier New" w:hAnsi="Courier New" w:cs="Courier New"/>
+          <w:b/>
+          <w:bCs/>
+          <w:sz w:val="20"/>
+          <w:szCs w:val="18"/>
+          <w:lang w:val="ru-RU" w:eastAsia="en-US"/>
+        </w:rPr>
+        <w:t>.</w:t>
+      </w:r>
+      <w:r>
+        <w:rPr>
+          <w:rFonts w:ascii="Courier New" w:eastAsia="Courier New" w:hAnsi="Courier New" w:cs="Courier New"/>
+          <w:b/>
+          <w:bCs/>
+          <w:sz w:val="20"/>
+          <w:szCs w:val="18"/>
+          <w:lang w:val="en-US" w:eastAsia="en-US"/>
+        </w:rPr>
+        <w:t>md</w:t>
+      </w:r>
+      <w:r>
+        <w:rPr>
+          <w:rFonts w:ascii="Courier New" w:eastAsia="Courier New" w:hAnsi="Courier New" w:cs="Courier New"/>
+          <w:b/>
+          <w:bCs/>
+          <w:sz w:val="20"/>
+          <w:szCs w:val="18"/>
+          <w:lang w:val="ru-RU" w:eastAsia="en-US"/>
+        </w:rPr>
+        <w:t xml:space="preserve">              # Назначение модулей и связь с приложением</w:t>
+      </w:r>
+    </w:p>
+    <w:p>
+      <w:pPr>
+        <w:shd w:val="clear" w:color="auto" w:fill="FFFFFF"/>
+        <w:rPr>
+          <w:rFonts w:ascii="Courier New" w:eastAsia="Courier New" w:hAnsi="Courier New" w:cs="Courier New"/>
+          <w:b/>
+          <w:bCs/>
+          <w:sz w:val="20"/>
+          <w:szCs w:val="18"/>
+          <w:lang w:val="ru-RU" w:eastAsia="en-US"/>
+        </w:rPr>
+      </w:pPr>
+      <w:r>
+        <w:rPr>
+          <w:rFonts w:ascii="Courier New" w:eastAsia="Courier New" w:hAnsi="Courier New" w:cs="Courier New"/>
+          <w:b/>
+          <w:bCs/>
+          <w:sz w:val="20"/>
+          <w:szCs w:val="18"/>
+          <w:lang w:val="ru-RU" w:eastAsia="en-US"/>
+        </w:rPr>
+        <w:t>│</w:t>
+      </w:r>
+    </w:p>
+    <w:p>
+      <w:pPr>
+        <w:shd w:val="clear" w:color="auto" w:fill="FFFFFF"/>
+        <w:rPr>
+          <w:rFonts w:ascii="Courier New" w:eastAsia="Courier New" w:hAnsi="Courier New" w:cs="Courier New"/>
+          <w:b/>
+          <w:bCs/>
+          <w:sz w:val="20"/>
+          <w:szCs w:val="18"/>
+          <w:lang w:val="ru-RU" w:eastAsia="en-US"/>
+        </w:rPr>
+      </w:pPr>
+      <w:r>
+        <w:rPr>
+          <w:rFonts w:ascii="Courier New" w:eastAsia="Courier New" w:hAnsi="Courier New" w:cs="Courier New"/>
+          <w:b/>
+          <w:bCs/>
+          <w:sz w:val="20"/>
+          <w:szCs w:val="18"/>
+          <w:lang w:val="ru-RU" w:eastAsia="en-US"/>
+        </w:rPr>
+        <w:t xml:space="preserve">├── </w:t>
+      </w:r>
+      <w:r>
+        <w:rPr>
+          <w:rFonts w:ascii="Courier New" w:eastAsia="Courier New" w:hAnsi="Courier New" w:cs="Courier New"/>
+          <w:b/>
+          <w:bCs/>
+          <w:sz w:val="20"/>
+          <w:szCs w:val="18"/>
+          <w:lang w:val="en-US" w:eastAsia="en-US"/>
+        </w:rPr>
+        <w:t>tests</w:t>
+      </w:r>
+      <w:r>
+        <w:rPr>
+          <w:rFonts w:ascii="Courier New" w:eastAsia="Courier New" w:hAnsi="Courier New" w:cs="Courier New"/>
+          <w:b/>
+          <w:bCs/>
+          <w:sz w:val="20"/>
+          <w:szCs w:val="18"/>
+          <w:lang w:val="ru-RU" w:eastAsia="en-US"/>
+        </w:rPr>
+        <w:t>/                     # Тестовые случаи и автоматические тесты</w:t>
+      </w:r>
+    </w:p>
+    <w:p>
+      <w:pPr>
+        <w:shd w:val="clear" w:color="auto" w:fill="FFFFFF"/>
+        <w:rPr>
+          <w:rFonts w:ascii="Courier New" w:eastAsia="Courier New" w:hAnsi="Courier New" w:cs="Courier New"/>
+          <w:b/>
+          <w:bCs/>
+          <w:sz w:val="20"/>
+          <w:szCs w:val="18"/>
+          <w:lang w:val="ru-RU" w:eastAsia="en-US"/>
+        </w:rPr>
+      </w:pPr>
+      <w:r>
+        <w:rPr>
+          <w:rFonts w:ascii="Courier New" w:eastAsia="Courier New" w:hAnsi="Courier New" w:cs="Courier New"/>
+          <w:b/>
+          <w:bCs/>
+          <w:sz w:val="20"/>
+          <w:szCs w:val="18"/>
+          <w:lang w:val="ru-RU" w:eastAsia="en-US"/>
+        </w:rPr>
+        <w:t xml:space="preserve">│   └── </w:t>
+      </w:r>
+      <w:r>
+        <w:rPr>
+          <w:rFonts w:ascii="Courier New" w:eastAsia="Courier New" w:hAnsi="Courier New" w:cs="Courier New"/>
+          <w:b/>
+          <w:bCs/>
+          <w:sz w:val="20"/>
+          <w:szCs w:val="18"/>
+          <w:lang w:val="en-US" w:eastAsia="en-US"/>
+        </w:rPr>
+        <w:t>README</w:t>
+      </w:r>
+      <w:r>
+        <w:rPr>
+          <w:rFonts w:ascii="Courier New" w:eastAsia="Courier New" w:hAnsi="Courier New" w:cs="Courier New"/>
+          <w:b/>
+          <w:bCs/>
+          <w:sz w:val="20"/>
+          <w:szCs w:val="18"/>
+          <w:lang w:val="ru-RU" w:eastAsia="en-US"/>
+        </w:rPr>
+        <w:t>.</w:t>
+      </w:r>
+      <w:r>
+        <w:rPr>
+          <w:rFonts w:ascii="Courier New" w:eastAsia="Courier New" w:hAnsi="Courier New" w:cs="Courier New"/>
+          <w:b/>
+          <w:bCs/>
+          <w:sz w:val="20"/>
+          <w:szCs w:val="18"/>
+          <w:lang w:val="en-US" w:eastAsia="en-US"/>
+        </w:rPr>
+        <w:t>md</w:t>
+      </w:r>
+      <w:r>
+        <w:rPr>
+          <w:rFonts w:ascii="Courier New" w:eastAsia="Courier New" w:hAnsi="Courier New" w:cs="Courier New"/>
+          <w:b/>
+          <w:bCs/>
+          <w:sz w:val="20"/>
+          <w:szCs w:val="18"/>
+          <w:lang w:val="ru-RU" w:eastAsia="en-US"/>
+        </w:rPr>
+        <w:t xml:space="preserve">              # Порядок проверки и фиксации результатов</w:t>
+      </w:r>
+    </w:p>
+    <w:p>
+      <w:pPr>
+        <w:shd w:val="clear" w:color="auto" w:fill="FFFFFF"/>
+        <w:rPr>
+          <w:rFonts w:ascii="Courier New" w:eastAsia="Courier New" w:hAnsi="Courier New" w:cs="Courier New"/>
+          <w:b/>
+          <w:bCs/>
+          <w:sz w:val="20"/>
+          <w:szCs w:val="18"/>
+          <w:lang w:val="ru-RU" w:eastAsia="en-US"/>
+        </w:rPr>
+      </w:pPr>
+      <w:r>
+        <w:rPr>
+          <w:rFonts w:ascii="Courier New" w:eastAsia="Courier New" w:hAnsi="Courier New" w:cs="Courier New"/>
+          <w:b/>
+          <w:bCs/>
+          <w:sz w:val="20"/>
+          <w:szCs w:val="18"/>
+          <w:lang w:val="ru-RU" w:eastAsia="en-US"/>
+        </w:rPr>
+        <w:t>│</w:t>
+      </w:r>
+    </w:p>
+    <w:p>
+      <w:pPr>
+        <w:shd w:val="clear" w:color="auto" w:fill="FFFFFF"/>
+        <w:rPr>
+          <w:rFonts w:ascii="Courier New" w:eastAsia="Courier New" w:hAnsi="Courier New" w:cs="Courier New"/>
+          <w:b/>
+          <w:bCs/>
+          <w:sz w:val="20"/>
+          <w:szCs w:val="18"/>
+          <w:lang w:val="ru-RU" w:eastAsia="en-US"/>
+        </w:rPr>
+      </w:pPr>
+      <w:r>
+        <w:rPr>
+          <w:rFonts w:ascii="Courier New" w:eastAsia="Courier New" w:hAnsi="Courier New" w:cs="Courier New"/>
+          <w:b/>
+          <w:bCs/>
+          <w:sz w:val="20"/>
+          <w:szCs w:val="18"/>
+          <w:lang w:val="ru-RU" w:eastAsia="en-US"/>
+        </w:rPr>
+        <w:t xml:space="preserve">└── </w:t>
+      </w:r>
+      <w:r>
+        <w:rPr>
+          <w:rFonts w:ascii="Courier New" w:eastAsia="Courier New" w:hAnsi="Courier New" w:cs="Courier New"/>
+          <w:b/>
+          <w:bCs/>
+          <w:sz w:val="20"/>
+          <w:szCs w:val="18"/>
+          <w:lang w:val="en-US" w:eastAsia="en-US"/>
+        </w:rPr>
+        <w:t>teams</w:t>
+      </w:r>
+      <w:r>
+        <w:rPr>
+          <w:rFonts w:ascii="Courier New" w:eastAsia="Courier New" w:hAnsi="Courier New" w:cs="Courier New"/>
+          <w:b/>
+          <w:bCs/>
+          <w:sz w:val="20"/>
+          <w:szCs w:val="18"/>
+          <w:lang w:val="ru-RU" w:eastAsia="en-US"/>
+        </w:rPr>
+        <w:t>/                     # Сведения о команде проекта</w:t>
+      </w:r>
+    </w:p>
+    <w:p>
+      <w:pPr>
+        <w:shd w:val="clear" w:color="auto" w:fill="FFFFFF"/>
+        <w:rPr>
+          <w:rFonts w:ascii="Courier New" w:eastAsia="Courier New" w:hAnsi="Courier New" w:cs="Courier New"/>
+          <w:b/>
+          <w:bCs/>
+          <w:sz w:val="20"/>
+          <w:szCs w:val="18"/>
+          <w:lang w:val="ru-RU" w:eastAsia="en-US"/>
+        </w:rPr>
+      </w:pPr>
+      <w:r>
+        <w:rPr>
+          <w:rFonts w:ascii="Courier New" w:eastAsia="Courier New" w:hAnsi="Courier New" w:cs="Courier New"/>
+          <w:b/>
+          <w:bCs/>
+          <w:sz w:val="20"/>
+          <w:szCs w:val="18"/>
+          <w:lang w:val="ru-RU" w:eastAsia="en-US"/>
+        </w:rPr>
+        <w:t xml:space="preserve">    ├── </w:t>
+      </w:r>
+      <w:r>
+        <w:rPr>
+          <w:rFonts w:ascii="Courier New" w:eastAsia="Courier New" w:hAnsi="Courier New" w:cs="Courier New"/>
+          <w:b/>
+          <w:bCs/>
+          <w:sz w:val="20"/>
+          <w:szCs w:val="18"/>
+          <w:lang w:val="en-US" w:eastAsia="en-US"/>
+        </w:rPr>
+        <w:t>README</w:t>
+      </w:r>
+      <w:r>
+        <w:rPr>
+          <w:rFonts w:ascii="Courier New" w:eastAsia="Courier New" w:hAnsi="Courier New" w:cs="Courier New"/>
+          <w:b/>
+          <w:bCs/>
+          <w:sz w:val="20"/>
+          <w:szCs w:val="18"/>
+          <w:lang w:val="ru-RU" w:eastAsia="en-US"/>
+        </w:rPr>
+        <w:t>.</w:t>
+      </w:r>
+      <w:r>
+        <w:rPr>
+          <w:rFonts w:ascii="Courier New" w:eastAsia="Courier New" w:hAnsi="Courier New" w:cs="Courier New"/>
+          <w:b/>
+          <w:bCs/>
+          <w:sz w:val="20"/>
+          <w:szCs w:val="18"/>
+          <w:lang w:val="en-US" w:eastAsia="en-US"/>
+        </w:rPr>
+        <w:t>md</w:t>
+      </w:r>
+      <w:r>
+        <w:rPr>
+          <w:rFonts w:ascii="Courier New" w:eastAsia="Courier New" w:hAnsi="Courier New" w:cs="Courier New"/>
+          <w:b/>
+          <w:bCs/>
+          <w:sz w:val="20"/>
+          <w:szCs w:val="18"/>
+          <w:lang w:val="ru-RU" w:eastAsia="en-US"/>
+        </w:rPr>
+        <w:t xml:space="preserve">              # Участники, роли и зоны ответственности</w:t>
       </w:r>
     </w:p>
     <w:p>
@@ -2264,6 +4085,41 @@
           <w:lang w:val="ru-RU"/>
         </w:rPr>
       </w:pPr>
+      <w:r>
+        <w:rPr>
+          <w:rFonts w:ascii="Courier New" w:eastAsia="Courier New" w:hAnsi="Courier New" w:cs="Courier New"/>
+          <w:b/>
+          <w:bCs/>
+          <w:sz w:val="20"/>
+          <w:szCs w:val="18"/>
+          <w:lang w:val="ru-RU" w:eastAsia="en-US"/>
+        </w:rPr>
+        <w:t xml:space="preserve">    └── </w:t>
+      </w:r>
+      <w:proofErr w:type="spellStart"/>
+      <w:r>
+        <w:rPr>
+          <w:rFonts w:ascii="Courier New" w:eastAsia="Courier New" w:hAnsi="Courier New" w:cs="Courier New"/>
+          <w:b/>
+          <w:bCs/>
+          <w:sz w:val="20"/>
+          <w:szCs w:val="18"/>
+          <w:lang w:val="en-US" w:eastAsia="en-US"/>
+        </w:rPr>
+        <w:t>img</w:t>
+      </w:r>
+      <w:proofErr w:type="spellEnd"/>
+      <w:r>
+        <w:rPr>
+          <w:rFonts w:ascii="Courier New" w:eastAsia="Courier New" w:hAnsi="Courier New" w:cs="Courier New"/>
+          <w:b/>
+          <w:bCs/>
+          <w:sz w:val="20"/>
+          <w:szCs w:val="18"/>
+          <w:lang w:val="ru-RU" w:eastAsia="en-US"/>
+        </w:rPr>
+        <w:t>/                   # Изображения команды при необходимости</w:t>
+      </w:r>
     </w:p>
     <w:p>
       <w:pPr>
@@ -3530,7 +5386,29 @@
           <w:szCs w:val="24"/>
           <w:lang w:eastAsia="ru-RU"/>
         </w:rPr>
-        <w:t>, соцсети)? регистрация с помощью номера телефона </w:t>
+        <w:t xml:space="preserve">, </w:t>
+      </w:r>
+      <w:proofErr w:type="spellStart"/>
+      <w:r>
+        <w:rPr>
+          <w:rFonts w:ascii="Times New Roman" w:eastAsia="Times New Roman" w:hAnsi="Times New Roman" w:cs="Times New Roman"/>
+          <w:color w:val="000000"/>
+          <w:sz w:val="24"/>
+          <w:szCs w:val="24"/>
+          <w:lang w:eastAsia="ru-RU"/>
+        </w:rPr>
+        <w:t>соцсети</w:t>
+      </w:r>
+      <w:proofErr w:type="spellEnd"/>
+      <w:r>
+        <w:rPr>
+          <w:rFonts w:ascii="Times New Roman" w:eastAsia="Times New Roman" w:hAnsi="Times New Roman" w:cs="Times New Roman"/>
+          <w:color w:val="000000"/>
+          <w:sz w:val="24"/>
+          <w:szCs w:val="24"/>
+          <w:lang w:eastAsia="ru-RU"/>
+        </w:rPr>
+        <w:t>)? регистрация с помощью номера телефона </w:t>
       </w:r>
     </w:p>
     <w:p>
@@ -3776,7 +5654,29 @@
           <w:szCs w:val="24"/>
           <w:lang w:eastAsia="ru-RU"/>
         </w:rPr>
-        <w:t>, Web, или кроссплатформенное решение .NET MAUI?)  (везде, мобильная, веб, десктоп, ИМЕННО САЙТ)</w:t>
+        <w:t xml:space="preserve">, </w:t>
+      </w:r>
+      <w:proofErr w:type="spellStart"/>
+      <w:r>
+        <w:rPr>
+          <w:rFonts w:ascii="Times New Roman" w:eastAsia="Times New Roman" w:hAnsi="Times New Roman" w:cs="Times New Roman"/>
+          <w:color w:val="000000"/>
+          <w:sz w:val="24"/>
+          <w:szCs w:val="24"/>
+          <w:lang w:eastAsia="ru-RU"/>
+        </w:rPr>
+        <w:t>Web</w:t>
+      </w:r>
+      <w:proofErr w:type="spellEnd"/>
+      <w:r>
+        <w:rPr>
+          <w:rFonts w:ascii="Times New Roman" w:eastAsia="Times New Roman" w:hAnsi="Times New Roman" w:cs="Times New Roman"/>
+          <w:color w:val="000000"/>
+          <w:sz w:val="24"/>
+          <w:szCs w:val="24"/>
+          <w:lang w:eastAsia="ru-RU"/>
+        </w:rPr>
+        <w:t>, или кроссплатформенное решение .NET MAUI?)  (везде, мобильная, веб, десктоп, ИМЕННО САЙТ)</w:t>
       </w:r>
     </w:p>
     <w:p>
@@ -3921,7 +5821,15 @@
           <w:sz w:val="24"/>
           <w:szCs w:val="24"/>
         </w:rPr>
-        <w:t>Портал для публикации образовательных материалов преимущественно для студентов бакалавриата.</w:t>
+        <w:t xml:space="preserve">Портал для публикации </w:t>
+      </w:r>
+      <w:r>
+        <w:rPr>
+          <w:rFonts w:ascii="Times New Roman" w:eastAsia="Times New Roman" w:hAnsi="Times New Roman" w:cs="Times New Roman"/>
+          <w:sz w:val="24"/>
+          <w:szCs w:val="24"/>
+        </w:rPr>
+        <w:t>образовательных материалов преимущественно для студентов бакалавриата.</w:t>
       </w:r>
     </w:p>
     <w:p>
@@ -4042,7 +5950,15 @@
           <w:sz w:val="24"/>
           <w:szCs w:val="24"/>
         </w:rPr>
-        <w:t>Просмотр всех опубликованных материалов (статьи, файлы, веб-страницы)</w:t>
+        <w:t xml:space="preserve">Просмотр всех опубликованных материалов (статьи, файлы, </w:t>
+      </w:r>
+      <w:r>
+        <w:rPr>
+          <w:rFonts w:ascii="Times New Roman" w:eastAsia="Times New Roman" w:hAnsi="Times New Roman" w:cs="Times New Roman"/>
+          <w:sz w:val="24"/>
+          <w:szCs w:val="24"/>
+        </w:rPr>
+        <w:t>веб-страницы)</w:t>
       </w:r>
     </w:p>
     <w:p>
@@ -4197,7 +6113,15 @@
           <w:sz w:val="24"/>
           <w:szCs w:val="24"/>
         </w:rPr>
-        <w:t>Обращение в техническую поддержку через встроенный модуль</w:t>
+        <w:t>Обращение в техническую поддержку чер</w:t>
+      </w:r>
+      <w:r>
+        <w:rPr>
+          <w:rFonts w:ascii="Times New Roman" w:eastAsia="Times New Roman" w:hAnsi="Times New Roman" w:cs="Times New Roman"/>
+          <w:sz w:val="24"/>
+          <w:szCs w:val="24"/>
+        </w:rPr>
+        <w:t>ез встроенный модуль</w:t>
       </w:r>
     </w:p>
     <w:p>
@@ -4371,7 +6295,15 @@
           <w:sz w:val="24"/>
           <w:szCs w:val="24"/>
         </w:rPr>
-        <w:t>Не имеет доступа к административным функциям</w:t>
+        <w:t xml:space="preserve">Не </w:t>
+      </w:r>
+      <w:r>
+        <w:rPr>
+          <w:rFonts w:ascii="Times New Roman" w:eastAsia="Times New Roman" w:hAnsi="Times New Roman" w:cs="Times New Roman"/>
+          <w:sz w:val="24"/>
+          <w:szCs w:val="24"/>
+        </w:rPr>
+        <w:t>имеет доступа к административным функциям</w:t>
       </w:r>
     </w:p>
     <w:p>
@@ -4426,25 +6358,7 @@
           <w:sz w:val="24"/>
           <w:szCs w:val="24"/>
         </w:rPr>
-        <w:t>Назначение</w:t>
-      </w:r>
-      <w:proofErr w:type="gramStart"/>
-      <w:r>
-        <w:rPr>
-          <w:rFonts w:ascii="Times New Roman" w:eastAsia="Times New Roman" w:hAnsi="Times New Roman" w:cs="Times New Roman"/>
-          <w:sz w:val="24"/>
-          <w:szCs w:val="24"/>
-        </w:rPr>
-        <w:t>: Изначально</w:t>
-      </w:r>
-      <w:proofErr w:type="gramEnd"/>
-      <w:r>
-        <w:rPr>
-          <w:rFonts w:ascii="Times New Roman" w:eastAsia="Times New Roman" w:hAnsi="Times New Roman" w:cs="Times New Roman"/>
-          <w:sz w:val="24"/>
-          <w:szCs w:val="24"/>
-        </w:rPr>
-        <w:t xml:space="preserve"> создается при развертывании системы или назначается текущим администратором.</w:t>
+        <w:t>Назначение: Изначально создается при развертывании системы или назначается текущим администратором.</w:t>
       </w:r>
     </w:p>
     <w:p>
@@ -4494,7 +6408,15 @@
           <w:sz w:val="24"/>
           <w:szCs w:val="24"/>
         </w:rPr>
-        <w:t>Управление пользователями: создание, блокировка, удаление учетных записей</w:t>
+        <w:t>Управление пользователями: создание, блокировка, удаление</w:t>
+      </w:r>
+      <w:r>
+        <w:rPr>
+          <w:rFonts w:ascii="Times New Roman" w:eastAsia="Times New Roman" w:hAnsi="Times New Roman" w:cs="Times New Roman"/>
+          <w:sz w:val="24"/>
+          <w:szCs w:val="24"/>
+        </w:rPr>
+        <w:t xml:space="preserve"> учетных записей</w:t>
       </w:r>
     </w:p>
     <w:p>
@@ -4817,25 +6739,7 @@
           <w:sz w:val="24"/>
           <w:szCs w:val="24"/>
         </w:rPr>
-        <w:t>Назначение</w:t>
-      </w:r>
-      <w:proofErr w:type="gramStart"/>
-      <w:r>
-        <w:rPr>
-          <w:rFonts w:ascii="Times New Roman" w:eastAsia="Times New Roman" w:hAnsi="Times New Roman" w:cs="Times New Roman"/>
-          <w:sz w:val="24"/>
-          <w:szCs w:val="24"/>
-        </w:rPr>
-        <w:t>: Вручную</w:t>
-      </w:r>
-      <w:proofErr w:type="gramEnd"/>
-      <w:r>
-        <w:rPr>
-          <w:rFonts w:ascii="Times New Roman" w:eastAsia="Times New Roman" w:hAnsi="Times New Roman" w:cs="Times New Roman"/>
-          <w:sz w:val="24"/>
-          <w:szCs w:val="24"/>
-        </w:rPr>
-        <w:t xml:space="preserve"> администратором из числа зарегистрированных пользователей.</w:t>
+        <w:t>Назначение: Вручную администратором из числа зарегистрированных пользователей.</w:t>
       </w:r>
     </w:p>
     <w:p>
@@ -4916,7 +6820,15 @@
           <w:sz w:val="24"/>
           <w:szCs w:val="24"/>
         </w:rPr>
-        <w:t>Загрузка и прикрепление файлов к своим публикациям</w:t>
+        <w:t xml:space="preserve">Загрузка и прикрепление </w:t>
+      </w:r>
+      <w:r>
+        <w:rPr>
+          <w:rFonts w:ascii="Times New Roman" w:eastAsia="Times New Roman" w:hAnsi="Times New Roman" w:cs="Times New Roman"/>
+          <w:sz w:val="24"/>
+          <w:szCs w:val="24"/>
+        </w:rPr>
+        <w:t>файлов к своим публикациям</w:t>
       </w:r>
     </w:p>
     <w:p>
@@ -5090,7 +7002,15 @@
           <w:sz w:val="24"/>
           <w:szCs w:val="24"/>
         </w:rPr>
-        <w:t>Не имеет доступа к логам сервера</w:t>
+        <w:t xml:space="preserve">Не имеет доступа к </w:t>
+      </w:r>
+      <w:r>
+        <w:rPr>
+          <w:rFonts w:ascii="Times New Roman" w:eastAsia="Times New Roman" w:hAnsi="Times New Roman" w:cs="Times New Roman"/>
+          <w:sz w:val="24"/>
+          <w:szCs w:val="24"/>
+        </w:rPr>
+        <w:t>логам сервера</w:t>
       </w:r>
     </w:p>
     <w:p>
@@ -5163,10 +7083,10 @@
           <w:szCs w:val="24"/>
         </w:rPr>
       </w:pPr>
-      <w:bookmarkStart w:id="0" w:name="_Toc9000001"/>
-      <w:bookmarkStart w:id="1" w:name="_dpy5bxyyj0" w:colFirst="0" w:colLast="0"/>
-      <w:bookmarkEnd w:id="0"/>
+      <w:bookmarkStart w:id="1" w:name="_Toc9000001"/>
+      <w:bookmarkStart w:id="2" w:name="_dpy5bxyyj0" w:colFirst="0" w:colLast="0"/>
       <w:bookmarkEnd w:id="1"/>
+      <w:bookmarkEnd w:id="2"/>
       <w:r>
         <w:rPr>
           <w:rFonts w:ascii="Times New Roman" w:eastAsia="Times New Roman" w:hAnsi="Times New Roman" w:cs="Times New Roman"/>
@@ -5198,10 +7118,10 @@
           <w:szCs w:val="24"/>
         </w:rPr>
       </w:pPr>
-      <w:bookmarkStart w:id="2" w:name="_Toc9000002"/>
-      <w:bookmarkStart w:id="3" w:name="_t889pyuvegoi" w:colFirst="0" w:colLast="0"/>
-      <w:bookmarkEnd w:id="2"/>
+      <w:bookmarkStart w:id="3" w:name="_Toc9000002"/>
+      <w:bookmarkStart w:id="4" w:name="_t889pyuvegoi" w:colFirst="0" w:colLast="0"/>
       <w:bookmarkEnd w:id="3"/>
+      <w:bookmarkEnd w:id="4"/>
       <w:r>
         <w:rPr>
           <w:rFonts w:ascii="Times New Roman" w:eastAsia="Times New Roman" w:hAnsi="Times New Roman" w:cs="Times New Roman"/>
@@ -5237,7 +7157,16 @@
           <w:sz w:val="24"/>
           <w:szCs w:val="24"/>
         </w:rPr>
-        <w:t>Система должна обеспечивать регистрацию нового пользователя только после успешного подтверждения номера телефона посредством SMS-кода.</w:t>
+        <w:t xml:space="preserve">Система должна обеспечивать регистрацию нового пользователя только после успешного подтверждения </w:t>
+      </w:r>
+      <w:r>
+        <w:rPr>
+          <w:rFonts w:ascii="Times New Roman" w:eastAsia="Times New Roman" w:hAnsi="Times New Roman" w:cs="Times New Roman"/>
+          <w:color w:val="222222"/>
+          <w:sz w:val="24"/>
+          <w:szCs w:val="24"/>
+        </w:rPr>
+        <w:t>номера телефона посредством SMS-кода.</w:t>
       </w:r>
     </w:p>
     <w:p>
@@ -5366,7 +7295,16 @@
           <w:sz w:val="24"/>
           <w:szCs w:val="24"/>
         </w:rPr>
-        <w:t>После успешного ввода кода создаётся учётная запись с ролью «Читатель».</w:t>
+        <w:t xml:space="preserve">После успешного ввода кода создаётся учётная </w:t>
+      </w:r>
+      <w:r>
+        <w:rPr>
+          <w:rFonts w:ascii="Times New Roman" w:eastAsia="Times New Roman" w:hAnsi="Times New Roman" w:cs="Times New Roman"/>
+          <w:color w:val="222222"/>
+          <w:sz w:val="24"/>
+          <w:szCs w:val="24"/>
+        </w:rPr>
+        <w:t>запись с ролью «Читатель».</w:t>
       </w:r>
     </w:p>
     <w:p>
@@ -5422,10 +7360,10 @@
           <w:szCs w:val="24"/>
         </w:rPr>
       </w:pPr>
-      <w:bookmarkStart w:id="4" w:name="_Toc9000003"/>
-      <w:bookmarkStart w:id="5" w:name="_8eagaiub3ksn" w:colFirst="0" w:colLast="0"/>
-      <w:bookmarkEnd w:id="4"/>
+      <w:bookmarkStart w:id="5" w:name="_Toc9000003"/>
+      <w:bookmarkStart w:id="6" w:name="_8eagaiub3ksn" w:colFirst="0" w:colLast="0"/>
       <w:bookmarkEnd w:id="5"/>
+      <w:bookmarkEnd w:id="6"/>
       <w:r>
         <w:rPr>
           <w:rFonts w:ascii="Times New Roman" w:eastAsia="Times New Roman" w:hAnsi="Times New Roman" w:cs="Times New Roman"/>
@@ -5461,7 +7399,16 @@
           <w:sz w:val="24"/>
           <w:szCs w:val="24"/>
         </w:rPr>
-        <w:t>Система должна предоставлять возможность входа в систему по номеру телефона и SMS-коду, а также по логину и паролю (при наличии).</w:t>
+        <w:t>Система должна предоставлять возможность входа в систему по номеру телефона и SMS-коду, а также по логину и</w:t>
+      </w:r>
+      <w:r>
+        <w:rPr>
+          <w:rFonts w:ascii="Times New Roman" w:eastAsia="Times New Roman" w:hAnsi="Times New Roman" w:cs="Times New Roman"/>
+          <w:color w:val="222222"/>
+          <w:sz w:val="24"/>
+          <w:szCs w:val="24"/>
+        </w:rPr>
+        <w:t xml:space="preserve"> паролю (при наличии).</w:t>
       </w:r>
     </w:p>
     <w:p>
@@ -5581,10 +7528,10 @@
           <w:szCs w:val="24"/>
         </w:rPr>
       </w:pPr>
-      <w:bookmarkStart w:id="6" w:name="_Toc9000004"/>
-      <w:bookmarkStart w:id="7" w:name="_120z386t70pf" w:colFirst="0" w:colLast="0"/>
-      <w:bookmarkEnd w:id="6"/>
+      <w:bookmarkStart w:id="7" w:name="_Toc9000004"/>
+      <w:bookmarkStart w:id="8" w:name="_120z386t70pf" w:colFirst="0" w:colLast="0"/>
       <w:bookmarkEnd w:id="7"/>
+      <w:bookmarkEnd w:id="8"/>
       <w:r>
         <w:rPr>
           <w:rFonts w:ascii="Times New Roman" w:eastAsia="Times New Roman" w:hAnsi="Times New Roman" w:cs="Times New Roman"/>
@@ -5620,7 +7567,16 @@
           <w:sz w:val="24"/>
           <w:szCs w:val="24"/>
         </w:rPr>
-        <w:t>Система должна предоставлять Читателю возможность просматривать все опубликованные материалы.</w:t>
+        <w:t xml:space="preserve">Система должна </w:t>
+      </w:r>
+      <w:r>
+        <w:rPr>
+          <w:rFonts w:ascii="Times New Roman" w:eastAsia="Times New Roman" w:hAnsi="Times New Roman" w:cs="Times New Roman"/>
+          <w:color w:val="222222"/>
+          <w:sz w:val="24"/>
+          <w:szCs w:val="24"/>
+        </w:rPr>
+        <w:t>предоставлять Читателю возможность просматривать все опубликованные материалы.</w:t>
       </w:r>
     </w:p>
     <w:p>
@@ -5716,7 +7672,16 @@
           <w:sz w:val="24"/>
           <w:szCs w:val="24"/>
         </w:rPr>
-        <w:t>Поиск материалов по ключевым словам.</w:t>
+        <w:t>Поиск материалов по ключ</w:t>
+      </w:r>
+      <w:r>
+        <w:rPr>
+          <w:rFonts w:ascii="Times New Roman" w:eastAsia="Times New Roman" w:hAnsi="Times New Roman" w:cs="Times New Roman"/>
+          <w:color w:val="222222"/>
+          <w:sz w:val="24"/>
+          <w:szCs w:val="24"/>
+        </w:rPr>
+        <w:t>евым словам.</w:t>
       </w:r>
     </w:p>
     <w:p>
@@ -5804,10 +7769,10 @@
           <w:szCs w:val="24"/>
         </w:rPr>
       </w:pPr>
-      <w:bookmarkStart w:id="8" w:name="_Toc9000005"/>
-      <w:bookmarkStart w:id="9" w:name="_peykhle35oxu" w:colFirst="0" w:colLast="0"/>
-      <w:bookmarkEnd w:id="8"/>
+      <w:bookmarkStart w:id="9" w:name="_Toc9000005"/>
+      <w:bookmarkStart w:id="10" w:name="_peykhle35oxu" w:colFirst="0" w:colLast="0"/>
       <w:bookmarkEnd w:id="9"/>
+      <w:bookmarkEnd w:id="10"/>
       <w:r>
         <w:rPr>
           <w:rFonts w:ascii="Times New Roman" w:eastAsia="Times New Roman" w:hAnsi="Times New Roman" w:cs="Times New Roman"/>
@@ -5875,7 +7840,16 @@
           <w:sz w:val="24"/>
           <w:szCs w:val="24"/>
         </w:rPr>
-        <w:t>Добавление материала в закладки одним нажатием.</w:t>
+        <w:t xml:space="preserve">Добавление материала в </w:t>
+      </w:r>
+      <w:r>
+        <w:rPr>
+          <w:rFonts w:ascii="Times New Roman" w:eastAsia="Times New Roman" w:hAnsi="Times New Roman" w:cs="Times New Roman"/>
+          <w:color w:val="222222"/>
+          <w:sz w:val="24"/>
+          <w:szCs w:val="24"/>
+        </w:rPr>
+        <w:t>закладки одним нажатием.</w:t>
       </w:r>
     </w:p>
     <w:p>
@@ -6027,10 +8001,10 @@
           <w:szCs w:val="24"/>
         </w:rPr>
       </w:pPr>
-      <w:bookmarkStart w:id="10" w:name="_Toc9000006"/>
-      <w:bookmarkStart w:id="11" w:name="_ycv7ggearhd8" w:colFirst="0" w:colLast="0"/>
-      <w:bookmarkEnd w:id="10"/>
+      <w:bookmarkStart w:id="11" w:name="_Toc9000006"/>
+      <w:bookmarkStart w:id="12" w:name="_ycv7ggearhd8" w:colFirst="0" w:colLast="0"/>
       <w:bookmarkEnd w:id="11"/>
+      <w:bookmarkEnd w:id="12"/>
       <w:r>
         <w:rPr>
           <w:rFonts w:ascii="Times New Roman" w:eastAsia="Times New Roman" w:hAnsi="Times New Roman" w:cs="Times New Roman"/>
@@ -6067,7 +8041,16 @@
           <w:sz w:val="24"/>
           <w:szCs w:val="24"/>
         </w:rPr>
-        <w:t>Система должна предоставлять возможность выделять и сохранять фрагменты текста.</w:t>
+        <w:t xml:space="preserve">Система должна </w:t>
+      </w:r>
+      <w:r>
+        <w:rPr>
+          <w:rFonts w:ascii="Times New Roman" w:eastAsia="Times New Roman" w:hAnsi="Times New Roman" w:cs="Times New Roman"/>
+          <w:color w:val="222222"/>
+          <w:sz w:val="24"/>
+          <w:szCs w:val="24"/>
+        </w:rPr>
+        <w:t>предоставлять возможность выделять и сохранять фрагменты текста.</w:t>
       </w:r>
     </w:p>
     <w:p>
@@ -6195,7 +8178,16 @@
           <w:sz w:val="24"/>
           <w:szCs w:val="24"/>
         </w:rPr>
-        <w:t>Просмотр всех сохранённых цитат в личном профиле.</w:t>
+        <w:t xml:space="preserve">Просмотр всех сохранённых </w:t>
+      </w:r>
+      <w:r>
+        <w:rPr>
+          <w:rFonts w:ascii="Times New Roman" w:eastAsia="Times New Roman" w:hAnsi="Times New Roman" w:cs="Times New Roman"/>
+          <w:color w:val="222222"/>
+          <w:sz w:val="24"/>
+          <w:szCs w:val="24"/>
+        </w:rPr>
+        <w:t>цитат в личном профиле.</w:t>
       </w:r>
     </w:p>
     <w:p>
@@ -6283,10 +8275,10 @@
           <w:szCs w:val="24"/>
         </w:rPr>
       </w:pPr>
-      <w:bookmarkStart w:id="12" w:name="_Toc9000007"/>
-      <w:bookmarkStart w:id="13" w:name="_46mdng4yk7dv" w:colFirst="0" w:colLast="0"/>
-      <w:bookmarkEnd w:id="12"/>
+      <w:bookmarkStart w:id="13" w:name="_Toc9000007"/>
+      <w:bookmarkStart w:id="14" w:name="_46mdng4yk7dv" w:colFirst="0" w:colLast="0"/>
       <w:bookmarkEnd w:id="13"/>
+      <w:bookmarkEnd w:id="14"/>
       <w:r>
         <w:rPr>
           <w:rFonts w:ascii="Times New Roman" w:eastAsia="Times New Roman" w:hAnsi="Times New Roman" w:cs="Times New Roman"/>
@@ -6354,7 +8346,16 @@
           <w:sz w:val="24"/>
           <w:szCs w:val="24"/>
         </w:rPr>
-        <w:t>На странице материала отображается кнопка «Скачать HTML».</w:t>
+        <w:t xml:space="preserve">На странице материала </w:t>
+      </w:r>
+      <w:r>
+        <w:rPr>
+          <w:rFonts w:ascii="Times New Roman" w:eastAsia="Times New Roman" w:hAnsi="Times New Roman" w:cs="Times New Roman"/>
+          <w:color w:val="222222"/>
+          <w:sz w:val="24"/>
+          <w:szCs w:val="24"/>
+        </w:rPr>
+        <w:t>отображается кнопка «Скачать HTML».</w:t>
       </w:r>
     </w:p>
     <w:p>
@@ -6482,7 +8483,16 @@
           <w:sz w:val="24"/>
           <w:szCs w:val="24"/>
         </w:rPr>
-        <w:t>Возможность просмотра списка ранее скачанных статей.</w:t>
+        <w:t xml:space="preserve">Возможность просмотра списка ранее </w:t>
+      </w:r>
+      <w:r>
+        <w:rPr>
+          <w:rFonts w:ascii="Times New Roman" w:eastAsia="Times New Roman" w:hAnsi="Times New Roman" w:cs="Times New Roman"/>
+          <w:color w:val="222222"/>
+          <w:sz w:val="24"/>
+          <w:szCs w:val="24"/>
+        </w:rPr>
+        <w:t>скачанных статей.</w:t>
       </w:r>
     </w:p>
     <w:p>
@@ -6506,10 +8516,10 @@
           <w:szCs w:val="24"/>
         </w:rPr>
       </w:pPr>
-      <w:bookmarkStart w:id="14" w:name="_Toc9000008"/>
-      <w:bookmarkStart w:id="15" w:name="_9bwuxhcexqo0" w:colFirst="0" w:colLast="0"/>
-      <w:bookmarkEnd w:id="14"/>
+      <w:bookmarkStart w:id="15" w:name="_Toc9000008"/>
+      <w:bookmarkStart w:id="16" w:name="_9bwuxhcexqo0" w:colFirst="0" w:colLast="0"/>
       <w:bookmarkEnd w:id="15"/>
+      <w:bookmarkEnd w:id="16"/>
       <w:r>
         <w:rPr>
           <w:rFonts w:ascii="Times New Roman" w:eastAsia="Times New Roman" w:hAnsi="Times New Roman" w:cs="Times New Roman"/>
@@ -6729,10 +8739,10 @@
           <w:szCs w:val="24"/>
         </w:rPr>
       </w:pPr>
-      <w:bookmarkStart w:id="16" w:name="_Toc9000009"/>
-      <w:bookmarkStart w:id="17" w:name="_hnj87fd72gc2" w:colFirst="0" w:colLast="0"/>
-      <w:bookmarkEnd w:id="16"/>
+      <w:bookmarkStart w:id="17" w:name="_Toc9000009"/>
+      <w:bookmarkStart w:id="18" w:name="_hnj87fd72gc2" w:colFirst="0" w:colLast="0"/>
       <w:bookmarkEnd w:id="17"/>
+      <w:bookmarkEnd w:id="18"/>
       <w:r>
         <w:rPr>
           <w:rFonts w:ascii="Times New Roman" w:eastAsia="Times New Roman" w:hAnsi="Times New Roman" w:cs="Times New Roman"/>
@@ -6768,7 +8778,16 @@
           <w:sz w:val="24"/>
           <w:szCs w:val="24"/>
         </w:rPr>
-        <w:t>Система должна отображать уведомления в личном кабинете пользователя.</w:t>
+        <w:t xml:space="preserve">Система должна отображать уведомления в личном кабинете </w:t>
+      </w:r>
+      <w:r>
+        <w:rPr>
+          <w:rFonts w:ascii="Times New Roman" w:eastAsia="Times New Roman" w:hAnsi="Times New Roman" w:cs="Times New Roman"/>
+          <w:color w:val="222222"/>
+          <w:sz w:val="24"/>
+          <w:szCs w:val="24"/>
+        </w:rPr>
+        <w:t>пользователя.</w:t>
       </w:r>
     </w:p>
     <w:p>
@@ -6897,7 +8916,16 @@
           <w:sz w:val="24"/>
           <w:szCs w:val="24"/>
         </w:rPr>
-        <w:t>Уведомления о системных событиях (рассылки от администратора).</w:t>
+        <w:t xml:space="preserve">Уведомления о системных событиях (рассылки от </w:t>
+      </w:r>
+      <w:r>
+        <w:rPr>
+          <w:rFonts w:ascii="Times New Roman" w:eastAsia="Times New Roman" w:hAnsi="Times New Roman" w:cs="Times New Roman"/>
+          <w:color w:val="222222"/>
+          <w:sz w:val="24"/>
+          <w:szCs w:val="24"/>
+        </w:rPr>
+        <w:t>администратора).</w:t>
       </w:r>
     </w:p>
     <w:p>
@@ -6953,10 +8981,10 @@
           <w:szCs w:val="24"/>
         </w:rPr>
       </w:pPr>
-      <w:bookmarkStart w:id="18" w:name="_Toc9000010"/>
-      <w:bookmarkStart w:id="19" w:name="_qnpp9mkiha9" w:colFirst="0" w:colLast="0"/>
-      <w:bookmarkEnd w:id="18"/>
+      <w:bookmarkStart w:id="19" w:name="_Toc9000010"/>
+      <w:bookmarkStart w:id="20" w:name="_qnpp9mkiha9" w:colFirst="0" w:colLast="0"/>
       <w:bookmarkEnd w:id="19"/>
+      <w:bookmarkEnd w:id="20"/>
       <w:r>
         <w:rPr>
           <w:rFonts w:ascii="Times New Roman" w:eastAsia="Times New Roman" w:hAnsi="Times New Roman" w:cs="Times New Roman"/>
@@ -7144,10 +9172,10 @@
           <w:szCs w:val="24"/>
         </w:rPr>
       </w:pPr>
-      <w:bookmarkStart w:id="20" w:name="_Toc9000011"/>
-      <w:bookmarkStart w:id="21" w:name="_akbbgm54jeu4" w:colFirst="0" w:colLast="0"/>
-      <w:bookmarkEnd w:id="20"/>
+      <w:bookmarkStart w:id="21" w:name="_Toc9000011"/>
+      <w:bookmarkStart w:id="22" w:name="_akbbgm54jeu4" w:colFirst="0" w:colLast="0"/>
       <w:bookmarkEnd w:id="21"/>
+      <w:bookmarkEnd w:id="22"/>
       <w:r>
         <w:rPr>
           <w:rFonts w:ascii="Times New Roman" w:eastAsia="Times New Roman" w:hAnsi="Times New Roman" w:cs="Times New Roman"/>
@@ -7177,8 +9205,8 @@
           <w:szCs w:val="24"/>
         </w:rPr>
       </w:pPr>
-      <w:bookmarkStart w:id="22" w:name="_Toc9000012"/>
-      <w:bookmarkEnd w:id="22"/>
+      <w:bookmarkStart w:id="23" w:name="_Toc9000012"/>
+      <w:bookmarkEnd w:id="23"/>
       <w:r>
         <w:rPr>
           <w:rFonts w:ascii="Times New Roman" w:eastAsia="Times New Roman" w:hAnsi="Times New Roman" w:cs="Times New Roman"/>
@@ -7278,7 +9306,16 @@
           <w:sz w:val="24"/>
           <w:szCs w:val="24"/>
         </w:rPr>
-        <w:t>Использование визуального редактора для форматирования текста (заголовки, списки, ссылки, изображения).</w:t>
+        <w:t>Использование визуального редактора для форматирования текс</w:t>
+      </w:r>
+      <w:r>
+        <w:rPr>
+          <w:rFonts w:ascii="Times New Roman" w:eastAsia="Times New Roman" w:hAnsi="Times New Roman" w:cs="Times New Roman"/>
+          <w:color w:val="222222"/>
+          <w:sz w:val="24"/>
+          <w:szCs w:val="24"/>
+        </w:rPr>
+        <w:t>та (заголовки, списки, ссылки, изображения).</w:t>
       </w:r>
     </w:p>
     <w:p>
@@ -7406,7 +9443,16 @@
           <w:sz w:val="24"/>
           <w:szCs w:val="24"/>
         </w:rPr>
-        <w:t>Система проверяет заполненность обязательных полей.</w:t>
+        <w:t>Система проверяет заполненность обязательн</w:t>
+      </w:r>
+      <w:r>
+        <w:rPr>
+          <w:rFonts w:ascii="Times New Roman" w:eastAsia="Times New Roman" w:hAnsi="Times New Roman" w:cs="Times New Roman"/>
+          <w:color w:val="222222"/>
+          <w:sz w:val="24"/>
+          <w:szCs w:val="24"/>
+        </w:rPr>
+        <w:t>ых полей.</w:t>
       </w:r>
     </w:p>
     <w:p>
@@ -7526,10 +9572,10 @@
           <w:szCs w:val="24"/>
         </w:rPr>
       </w:pPr>
-      <w:bookmarkStart w:id="23" w:name="_Toc9000013"/>
-      <w:bookmarkStart w:id="24" w:name="_g5hlcoybm2rm" w:colFirst="0" w:colLast="0"/>
-      <w:bookmarkEnd w:id="23"/>
+      <w:bookmarkStart w:id="24" w:name="_Toc9000013"/>
+      <w:bookmarkStart w:id="25" w:name="_g5hlcoybm2rm" w:colFirst="0" w:colLast="0"/>
       <w:bookmarkEnd w:id="24"/>
+      <w:bookmarkEnd w:id="25"/>
       <w:r>
         <w:rPr>
           <w:rFonts w:ascii="Times New Roman" w:eastAsia="Times New Roman" w:hAnsi="Times New Roman" w:cs="Times New Roman"/>
@@ -7565,7 +9611,16 @@
           <w:sz w:val="24"/>
           <w:szCs w:val="24"/>
         </w:rPr>
-        <w:t>Система должна позволять Автору прикреплять файлы к публикациям.</w:t>
+        <w:t xml:space="preserve">Система должна позволять Автору </w:t>
+      </w:r>
+      <w:r>
+        <w:rPr>
+          <w:rFonts w:ascii="Times New Roman" w:eastAsia="Times New Roman" w:hAnsi="Times New Roman" w:cs="Times New Roman"/>
+          <w:color w:val="222222"/>
+          <w:sz w:val="24"/>
+          <w:szCs w:val="24"/>
+        </w:rPr>
+        <w:t>прикреплять файлы к публикациям.</w:t>
       </w:r>
     </w:p>
     <w:p>
@@ -7750,10 +9805,10 @@
           <w:szCs w:val="24"/>
         </w:rPr>
       </w:pPr>
-      <w:bookmarkStart w:id="25" w:name="_Toc9000014"/>
-      <w:bookmarkStart w:id="26" w:name="_hyevtu8jfo1t" w:colFirst="0" w:colLast="0"/>
-      <w:bookmarkEnd w:id="25"/>
+      <w:bookmarkStart w:id="26" w:name="_Toc9000014"/>
+      <w:bookmarkStart w:id="27" w:name="_hyevtu8jfo1t" w:colFirst="0" w:colLast="0"/>
       <w:bookmarkEnd w:id="26"/>
+      <w:bookmarkEnd w:id="27"/>
       <w:r>
         <w:rPr>
           <w:rFonts w:ascii="Times New Roman" w:eastAsia="Times New Roman" w:hAnsi="Times New Roman" w:cs="Times New Roman"/>
@@ -7885,7 +9940,16 @@
           <w:sz w:val="24"/>
           <w:szCs w:val="24"/>
         </w:rPr>
-        <w:t>Сохранение изменений с фиксацией даты последнего обновления.</w:t>
+        <w:t>Сохранение изменений</w:t>
+      </w:r>
+      <w:r>
+        <w:rPr>
+          <w:rFonts w:ascii="Times New Roman" w:eastAsia="Times New Roman" w:hAnsi="Times New Roman" w:cs="Times New Roman"/>
+          <w:color w:val="222222"/>
+          <w:sz w:val="24"/>
+          <w:szCs w:val="24"/>
+        </w:rPr>
+        <w:t xml:space="preserve"> с фиксацией даты последнего обновления.</w:t>
       </w:r>
     </w:p>
     <w:p>
@@ -7941,10 +10005,10 @@
           <w:szCs w:val="24"/>
         </w:rPr>
       </w:pPr>
-      <w:bookmarkStart w:id="27" w:name="_Toc9000015"/>
-      <w:bookmarkStart w:id="28" w:name="_xdff7ylz596v" w:colFirst="0" w:colLast="0"/>
-      <w:bookmarkEnd w:id="27"/>
+      <w:bookmarkStart w:id="28" w:name="_Toc9000015"/>
+      <w:bookmarkStart w:id="29" w:name="_xdff7ylz596v" w:colFirst="0" w:colLast="0"/>
       <w:bookmarkEnd w:id="28"/>
+      <w:bookmarkEnd w:id="29"/>
       <w:r>
         <w:rPr>
           <w:rFonts w:ascii="Times New Roman" w:eastAsia="Times New Roman" w:hAnsi="Times New Roman" w:cs="Times New Roman"/>
@@ -8012,7 +10076,16 @@
           <w:sz w:val="24"/>
           <w:szCs w:val="24"/>
         </w:rPr>
-        <w:t>Запрос подтверждения перед удалением: «Вы уверены, что хотите удалить материал?».</w:t>
+        <w:t xml:space="preserve">Запрос подтверждения перед удалением: «Вы уверены, что хотите удалить </w:t>
+      </w:r>
+      <w:r>
+        <w:rPr>
+          <w:rFonts w:ascii="Times New Roman" w:eastAsia="Times New Roman" w:hAnsi="Times New Roman" w:cs="Times New Roman"/>
+          <w:color w:val="222222"/>
+          <w:sz w:val="24"/>
+          <w:szCs w:val="24"/>
+        </w:rPr>
+        <w:t>материал?».</w:t>
       </w:r>
     </w:p>
     <w:p>
@@ -8132,10 +10205,10 @@
           <w:szCs w:val="24"/>
         </w:rPr>
       </w:pPr>
-      <w:bookmarkStart w:id="29" w:name="_Toc9000016"/>
-      <w:bookmarkStart w:id="30" w:name="_v7ewdjhmk42w" w:colFirst="0" w:colLast="0"/>
-      <w:bookmarkEnd w:id="29"/>
+      <w:bookmarkStart w:id="30" w:name="_Toc9000016"/>
+      <w:bookmarkStart w:id="31" w:name="_v7ewdjhmk42w" w:colFirst="0" w:colLast="0"/>
       <w:bookmarkEnd w:id="30"/>
+      <w:bookmarkEnd w:id="31"/>
       <w:r>
         <w:rPr>
           <w:rFonts w:ascii="Times New Roman" w:eastAsia="Times New Roman" w:hAnsi="Times New Roman" w:cs="Times New Roman"/>
@@ -8171,7 +10244,16 @@
           <w:sz w:val="24"/>
           <w:szCs w:val="24"/>
         </w:rPr>
-        <w:t>Система должна предоставлять Автору доступ к статистике его материалов.</w:t>
+        <w:t xml:space="preserve">Система должна предоставлять Автору </w:t>
+      </w:r>
+      <w:r>
+        <w:rPr>
+          <w:rFonts w:ascii="Times New Roman" w:eastAsia="Times New Roman" w:hAnsi="Times New Roman" w:cs="Times New Roman"/>
+          <w:color w:val="222222"/>
+          <w:sz w:val="24"/>
+          <w:szCs w:val="24"/>
+        </w:rPr>
+        <w:t>доступ к статистике его материалов.</w:t>
       </w:r>
     </w:p>
     <w:p>
@@ -8291,10 +10373,10 @@
           <w:szCs w:val="24"/>
         </w:rPr>
       </w:pPr>
-      <w:bookmarkStart w:id="31" w:name="_Toc9000017"/>
-      <w:bookmarkStart w:id="32" w:name="_85z49agqags6" w:colFirst="0" w:colLast="0"/>
-      <w:bookmarkEnd w:id="31"/>
+      <w:bookmarkStart w:id="32" w:name="_Toc9000017"/>
+      <w:bookmarkStart w:id="33" w:name="_85z49agqags6" w:colFirst="0" w:colLast="0"/>
       <w:bookmarkEnd w:id="32"/>
+      <w:bookmarkEnd w:id="33"/>
       <w:r>
         <w:rPr>
           <w:rFonts w:ascii="Times New Roman" w:eastAsia="Times New Roman" w:hAnsi="Times New Roman" w:cs="Times New Roman"/>
@@ -8330,7 +10412,16 @@
           <w:sz w:val="24"/>
           <w:szCs w:val="24"/>
         </w:rPr>
-        <w:t>Система должна позволять Автору управлять файлами своих публикаций.</w:t>
+        <w:t>Система должна позволять</w:t>
+      </w:r>
+      <w:r>
+        <w:rPr>
+          <w:rFonts w:ascii="Times New Roman" w:eastAsia="Times New Roman" w:hAnsi="Times New Roman" w:cs="Times New Roman"/>
+          <w:color w:val="222222"/>
+          <w:sz w:val="24"/>
+          <w:szCs w:val="24"/>
+        </w:rPr>
+        <w:t xml:space="preserve"> Автору управлять файлами своих публикаций.</w:t>
       </w:r>
     </w:p>
     <w:p>
@@ -8501,18 +10592,27 @@
           <w:szCs w:val="24"/>
         </w:rPr>
       </w:pPr>
-      <w:bookmarkStart w:id="33" w:name="_Toc9000018"/>
-      <w:bookmarkStart w:id="34" w:name="_1yy59cvq60ou" w:colFirst="0" w:colLast="0"/>
-      <w:bookmarkEnd w:id="33"/>
+      <w:bookmarkStart w:id="34" w:name="_Toc9000018"/>
+      <w:bookmarkStart w:id="35" w:name="_1yy59cvq60ou" w:colFirst="0" w:colLast="0"/>
       <w:bookmarkEnd w:id="34"/>
-      <w:r>
-        <w:rPr>
-          <w:rFonts w:ascii="Times New Roman" w:eastAsia="Times New Roman" w:hAnsi="Times New Roman" w:cs="Times New Roman"/>
-          <w:color w:val="222222"/>
-          <w:sz w:val="24"/>
-          <w:szCs w:val="24"/>
-        </w:rPr>
-        <w:t>Функциональные требования для роли «Администратор»</w:t>
+      <w:bookmarkEnd w:id="35"/>
+      <w:r>
+        <w:rPr>
+          <w:rFonts w:ascii="Times New Roman" w:eastAsia="Times New Roman" w:hAnsi="Times New Roman" w:cs="Times New Roman"/>
+          <w:color w:val="222222"/>
+          <w:sz w:val="24"/>
+          <w:szCs w:val="24"/>
+        </w:rPr>
+        <w:t xml:space="preserve">Функциональные требования для роли </w:t>
+      </w:r>
+      <w:r>
+        <w:rPr>
+          <w:rFonts w:ascii="Times New Roman" w:eastAsia="Times New Roman" w:hAnsi="Times New Roman" w:cs="Times New Roman"/>
+          <w:color w:val="222222"/>
+          <w:sz w:val="24"/>
+          <w:szCs w:val="24"/>
+        </w:rPr>
+        <w:t>«Администратор»</w:t>
       </w:r>
     </w:p>
     <w:p>
@@ -8536,10 +10636,10 @@
           <w:szCs w:val="24"/>
         </w:rPr>
       </w:pPr>
-      <w:bookmarkStart w:id="35" w:name="_Toc9000019"/>
-      <w:bookmarkStart w:id="36" w:name="_anye31wocjmi" w:colFirst="0" w:colLast="0"/>
-      <w:bookmarkEnd w:id="35"/>
+      <w:bookmarkStart w:id="36" w:name="_Toc9000019"/>
+      <w:bookmarkStart w:id="37" w:name="_anye31wocjmi" w:colFirst="0" w:colLast="0"/>
       <w:bookmarkEnd w:id="36"/>
+      <w:bookmarkEnd w:id="37"/>
       <w:r>
         <w:rPr>
           <w:rFonts w:ascii="Times New Roman" w:eastAsia="Times New Roman" w:hAnsi="Times New Roman" w:cs="Times New Roman"/>
@@ -8671,7 +10771,16 @@
           <w:sz w:val="24"/>
           <w:szCs w:val="24"/>
         </w:rPr>
-        <w:t>Публикация, редактирование и удаление любых материалов независимо от автора.</w:t>
+        <w:t xml:space="preserve">Публикация, редактирование и удаление любых </w:t>
+      </w:r>
+      <w:r>
+        <w:rPr>
+          <w:rFonts w:ascii="Times New Roman" w:eastAsia="Times New Roman" w:hAnsi="Times New Roman" w:cs="Times New Roman"/>
+          <w:color w:val="222222"/>
+          <w:sz w:val="24"/>
+          <w:szCs w:val="24"/>
+        </w:rPr>
+        <w:t>материалов независимо от автора.</w:t>
       </w:r>
     </w:p>
     <w:p>
@@ -8727,10 +10836,10 @@
           <w:szCs w:val="24"/>
         </w:rPr>
       </w:pPr>
-      <w:bookmarkStart w:id="37" w:name="_Toc9000020"/>
-      <w:bookmarkStart w:id="38" w:name="_s9p7sbamf8ch" w:colFirst="0" w:colLast="0"/>
-      <w:bookmarkEnd w:id="37"/>
+      <w:bookmarkStart w:id="38" w:name="_Toc9000020"/>
+      <w:bookmarkStart w:id="39" w:name="_s9p7sbamf8ch" w:colFirst="0" w:colLast="0"/>
       <w:bookmarkEnd w:id="38"/>
+      <w:bookmarkEnd w:id="39"/>
       <w:r>
         <w:rPr>
           <w:rFonts w:ascii="Times New Roman" w:eastAsia="Times New Roman" w:hAnsi="Times New Roman" w:cs="Times New Roman"/>
@@ -8830,7 +10939,16 @@
           <w:sz w:val="24"/>
           <w:szCs w:val="24"/>
         </w:rPr>
-        <w:t>Добавление, изменение и удаление файлов любых публикаций.</w:t>
+        <w:t xml:space="preserve">Добавление, изменение и удаление </w:t>
+      </w:r>
+      <w:r>
+        <w:rPr>
+          <w:rFonts w:ascii="Times New Roman" w:eastAsia="Times New Roman" w:hAnsi="Times New Roman" w:cs="Times New Roman"/>
+          <w:color w:val="222222"/>
+          <w:sz w:val="24"/>
+          <w:szCs w:val="24"/>
+        </w:rPr>
+        <w:t>файлов любых публикаций.</w:t>
       </w:r>
     </w:p>
     <w:p>
@@ -8886,10 +11004,10 @@
           <w:szCs w:val="24"/>
         </w:rPr>
       </w:pPr>
-      <w:bookmarkStart w:id="39" w:name="_Toc9000021"/>
-      <w:bookmarkStart w:id="40" w:name="_770mulhbgkm1" w:colFirst="0" w:colLast="0"/>
-      <w:bookmarkEnd w:id="39"/>
+      <w:bookmarkStart w:id="40" w:name="_Toc9000021"/>
+      <w:bookmarkStart w:id="41" w:name="_770mulhbgkm1" w:colFirst="0" w:colLast="0"/>
       <w:bookmarkEnd w:id="40"/>
+      <w:bookmarkEnd w:id="41"/>
       <w:r>
         <w:rPr>
           <w:rFonts w:ascii="Times New Roman" w:eastAsia="Times New Roman" w:hAnsi="Times New Roman" w:cs="Times New Roman"/>
@@ -8989,7 +11107,16 @@
           <w:sz w:val="24"/>
           <w:szCs w:val="24"/>
         </w:rPr>
-        <w:t>Поиск пользователей по номеру телефона, имени, роли.</w:t>
+        <w:t xml:space="preserve">Поиск пользователей по номеру </w:t>
+      </w:r>
+      <w:r>
+        <w:rPr>
+          <w:rFonts w:ascii="Times New Roman" w:eastAsia="Times New Roman" w:hAnsi="Times New Roman" w:cs="Times New Roman"/>
+          <w:color w:val="222222"/>
+          <w:sz w:val="24"/>
+          <w:szCs w:val="24"/>
+        </w:rPr>
+        <w:t>телефона, имени, роли.</w:t>
       </w:r>
     </w:p>
     <w:p>
@@ -9109,10 +11236,10 @@
           <w:szCs w:val="24"/>
         </w:rPr>
       </w:pPr>
-      <w:bookmarkStart w:id="41" w:name="_Toc9000022"/>
-      <w:bookmarkStart w:id="42" w:name="_hn3g5u6gb4r7" w:colFirst="0" w:colLast="0"/>
-      <w:bookmarkEnd w:id="41"/>
+      <w:bookmarkStart w:id="42" w:name="_Toc9000022"/>
+      <w:bookmarkStart w:id="43" w:name="_hn3g5u6gb4r7" w:colFirst="0" w:colLast="0"/>
       <w:bookmarkEnd w:id="42"/>
+      <w:bookmarkEnd w:id="43"/>
       <w:r>
         <w:rPr>
           <w:rFonts w:ascii="Times New Roman" w:eastAsia="Times New Roman" w:hAnsi="Times New Roman" w:cs="Times New Roman"/>
@@ -9148,7 +11275,16 @@
           <w:sz w:val="24"/>
           <w:szCs w:val="24"/>
         </w:rPr>
-        <w:t>Система должна позволять Администратору назначать и изменять роли пользователей.</w:t>
+        <w:t xml:space="preserve">Система должна позволять Администратору назначать и изменять роли </w:t>
+      </w:r>
+      <w:r>
+        <w:rPr>
+          <w:rFonts w:ascii="Times New Roman" w:eastAsia="Times New Roman" w:hAnsi="Times New Roman" w:cs="Times New Roman"/>
+          <w:color w:val="222222"/>
+          <w:sz w:val="24"/>
+          <w:szCs w:val="24"/>
+        </w:rPr>
+        <w:t>пользователей.</w:t>
       </w:r>
     </w:p>
     <w:p>
@@ -9301,10 +11437,10 @@
           <w:szCs w:val="24"/>
         </w:rPr>
       </w:pPr>
-      <w:bookmarkStart w:id="43" w:name="_Toc9000023"/>
-      <w:bookmarkStart w:id="44" w:name="_3icmi3ms5a9c" w:colFirst="0" w:colLast="0"/>
-      <w:bookmarkEnd w:id="43"/>
+      <w:bookmarkStart w:id="44" w:name="_Toc9000023"/>
+      <w:bookmarkStart w:id="45" w:name="_3icmi3ms5a9c" w:colFirst="0" w:colLast="0"/>
       <w:bookmarkEnd w:id="44"/>
+      <w:bookmarkEnd w:id="45"/>
       <w:r>
         <w:rPr>
           <w:rFonts w:ascii="Times New Roman" w:eastAsia="Times New Roman" w:hAnsi="Times New Roman" w:cs="Times New Roman"/>
@@ -9492,18 +11628,27 @@
           <w:szCs w:val="24"/>
         </w:rPr>
       </w:pPr>
-      <w:bookmarkStart w:id="45" w:name="_Toc9000024"/>
-      <w:bookmarkStart w:id="46" w:name="_t8370h4yk4t8" w:colFirst="0" w:colLast="0"/>
-      <w:bookmarkEnd w:id="45"/>
+      <w:bookmarkStart w:id="46" w:name="_Toc9000024"/>
+      <w:bookmarkStart w:id="47" w:name="_t8370h4yk4t8" w:colFirst="0" w:colLast="0"/>
       <w:bookmarkEnd w:id="46"/>
-      <w:r>
-        <w:rPr>
-          <w:rFonts w:ascii="Times New Roman" w:eastAsia="Times New Roman" w:hAnsi="Times New Roman" w:cs="Times New Roman"/>
-          <w:color w:val="222222"/>
-          <w:sz w:val="24"/>
-          <w:szCs w:val="24"/>
-        </w:rPr>
-        <w:t>ФТ-21. Настройка политики безопасности</w:t>
+      <w:bookmarkEnd w:id="47"/>
+      <w:r>
+        <w:rPr>
+          <w:rFonts w:ascii="Times New Roman" w:eastAsia="Times New Roman" w:hAnsi="Times New Roman" w:cs="Times New Roman"/>
+          <w:color w:val="222222"/>
+          <w:sz w:val="24"/>
+          <w:szCs w:val="24"/>
+        </w:rPr>
+        <w:t xml:space="preserve">ФТ-21. Настройка политики </w:t>
+      </w:r>
+      <w:r>
+        <w:rPr>
+          <w:rFonts w:ascii="Times New Roman" w:eastAsia="Times New Roman" w:hAnsi="Times New Roman" w:cs="Times New Roman"/>
+          <w:color w:val="222222"/>
+          <w:sz w:val="24"/>
+          <w:szCs w:val="24"/>
+        </w:rPr>
+        <w:t>безопасности</w:t>
       </w:r>
     </w:p>
     <w:p>
@@ -9659,7 +11804,16 @@
           <w:sz w:val="24"/>
           <w:szCs w:val="24"/>
         </w:rPr>
-        <w:t>Просмотр списка активных сессий пользователей.</w:t>
+        <w:t xml:space="preserve">Просмотр списка активных сессий </w:t>
+      </w:r>
+      <w:r>
+        <w:rPr>
+          <w:rFonts w:ascii="Times New Roman" w:eastAsia="Times New Roman" w:hAnsi="Times New Roman" w:cs="Times New Roman"/>
+          <w:color w:val="222222"/>
+          <w:sz w:val="24"/>
+          <w:szCs w:val="24"/>
+        </w:rPr>
+        <w:t>пользователей.</w:t>
       </w:r>
     </w:p>
     <w:p>
@@ -9715,10 +11869,10 @@
           <w:szCs w:val="24"/>
         </w:rPr>
       </w:pPr>
-      <w:bookmarkStart w:id="47" w:name="_Toc9000025"/>
-      <w:bookmarkStart w:id="48" w:name="_vb993c5pccn4" w:colFirst="0" w:colLast="0"/>
-      <w:bookmarkEnd w:id="47"/>
+      <w:bookmarkStart w:id="48" w:name="_Toc9000025"/>
+      <w:bookmarkStart w:id="49" w:name="_vb993c5pccn4" w:colFirst="0" w:colLast="0"/>
       <w:bookmarkEnd w:id="48"/>
+      <w:bookmarkEnd w:id="49"/>
       <w:r>
         <w:rPr>
           <w:rFonts w:ascii="Times New Roman" w:eastAsia="Times New Roman" w:hAnsi="Times New Roman" w:cs="Times New Roman"/>
@@ -9818,7 +11972,16 @@
           <w:sz w:val="24"/>
           <w:szCs w:val="24"/>
         </w:rPr>
-        <w:t>Выявление подозрительных действий (множественные неудачные попытки входа).</w:t>
+        <w:t xml:space="preserve">Выявление </w:t>
+      </w:r>
+      <w:r>
+        <w:rPr>
+          <w:rFonts w:ascii="Times New Roman" w:eastAsia="Times New Roman" w:hAnsi="Times New Roman" w:cs="Times New Roman"/>
+          <w:color w:val="222222"/>
+          <w:sz w:val="24"/>
+          <w:szCs w:val="24"/>
+        </w:rPr>
+        <w:t>подозрительных действий (множественные неудачные попытки входа).</w:t>
       </w:r>
     </w:p>
     <w:p>
@@ -9906,10 +12069,10 @@
           <w:szCs w:val="24"/>
         </w:rPr>
       </w:pPr>
-      <w:bookmarkStart w:id="49" w:name="_Toc9000026"/>
-      <w:bookmarkStart w:id="50" w:name="_tv9z19a1obmb" w:colFirst="0" w:colLast="0"/>
-      <w:bookmarkEnd w:id="49"/>
+      <w:bookmarkStart w:id="50" w:name="_Toc9000026"/>
+      <w:bookmarkStart w:id="51" w:name="_tv9z19a1obmb" w:colFirst="0" w:colLast="0"/>
       <w:bookmarkEnd w:id="50"/>
+      <w:bookmarkEnd w:id="51"/>
       <w:r>
         <w:rPr>
           <w:rFonts w:ascii="Times New Roman" w:eastAsia="Times New Roman" w:hAnsi="Times New Roman" w:cs="Times New Roman"/>
@@ -10162,10 +12325,10 @@
           <w:szCs w:val="24"/>
         </w:rPr>
       </w:pPr>
-      <w:bookmarkStart w:id="51" w:name="_Toc9000027"/>
-      <w:bookmarkStart w:id="52" w:name="_d50160dpztxa" w:colFirst="0" w:colLast="0"/>
-      <w:bookmarkEnd w:id="51"/>
+      <w:bookmarkStart w:id="52" w:name="_Toc9000027"/>
+      <w:bookmarkStart w:id="53" w:name="_d50160dpztxa" w:colFirst="0" w:colLast="0"/>
       <w:bookmarkEnd w:id="52"/>
+      <w:bookmarkEnd w:id="53"/>
       <w:r>
         <w:rPr>
           <w:rFonts w:ascii="Times New Roman" w:eastAsia="Times New Roman" w:hAnsi="Times New Roman" w:cs="Times New Roman"/>
@@ -10201,7 +12364,16 @@
           <w:sz w:val="24"/>
           <w:szCs w:val="24"/>
         </w:rPr>
-        <w:t>Система должна позволять Администратору рассылать уведомления.</w:t>
+        <w:t xml:space="preserve">Система должна позволять </w:t>
+      </w:r>
+      <w:r>
+        <w:rPr>
+          <w:rFonts w:ascii="Times New Roman" w:eastAsia="Times New Roman" w:hAnsi="Times New Roman" w:cs="Times New Roman"/>
+          <w:color w:val="222222"/>
+          <w:sz w:val="24"/>
+          <w:szCs w:val="24"/>
+        </w:rPr>
+        <w:t>Администратору рассылать уведомления.</w:t>
       </w:r>
     </w:p>
     <w:p>
@@ -10329,7 +12501,16 @@
           <w:sz w:val="24"/>
           <w:szCs w:val="24"/>
         </w:rPr>
-        <w:t>Просмотр истории отправленных уведомлений.</w:t>
+        <w:t xml:space="preserve">Просмотр истории отправленных </w:t>
+      </w:r>
+      <w:r>
+        <w:rPr>
+          <w:rFonts w:ascii="Times New Roman" w:eastAsia="Times New Roman" w:hAnsi="Times New Roman" w:cs="Times New Roman"/>
+          <w:color w:val="222222"/>
+          <w:sz w:val="24"/>
+          <w:szCs w:val="24"/>
+        </w:rPr>
+        <w:t>уведомлений.</w:t>
       </w:r>
     </w:p>
     <w:p>
@@ -10353,10 +12534,10 @@
           <w:szCs w:val="24"/>
         </w:rPr>
       </w:pPr>
-      <w:bookmarkStart w:id="53" w:name="_Toc9000028"/>
-      <w:bookmarkStart w:id="54" w:name="_212rv8zdolrv" w:colFirst="0" w:colLast="0"/>
-      <w:bookmarkEnd w:id="53"/>
+      <w:bookmarkStart w:id="54" w:name="_Toc9000028"/>
+      <w:bookmarkStart w:id="55" w:name="_212rv8zdolrv" w:colFirst="0" w:colLast="0"/>
       <w:bookmarkEnd w:id="54"/>
+      <w:bookmarkEnd w:id="55"/>
       <w:r>
         <w:rPr>
           <w:rFonts w:ascii="Times New Roman" w:eastAsia="Times New Roman" w:hAnsi="Times New Roman" w:cs="Times New Roman"/>
@@ -10456,7 +12637,16 @@
           <w:sz w:val="24"/>
           <w:szCs w:val="24"/>
         </w:rPr>
-        <w:t>Изменение статуса обращения (новое, в работе, решено, отклонено).</w:t>
+        <w:t xml:space="preserve">Изменение статуса обращения (новое, в работе, решено, </w:t>
+      </w:r>
+      <w:r>
+        <w:rPr>
+          <w:rFonts w:ascii="Times New Roman" w:eastAsia="Times New Roman" w:hAnsi="Times New Roman" w:cs="Times New Roman"/>
+          <w:color w:val="222222"/>
+          <w:sz w:val="24"/>
+          <w:szCs w:val="24"/>
+        </w:rPr>
+        <w:t>отклонено).</w:t>
       </w:r>
     </w:p>
     <w:p>
@@ -10576,10 +12766,10 @@
           <w:szCs w:val="24"/>
         </w:rPr>
       </w:pPr>
-      <w:bookmarkStart w:id="55" w:name="_Toc9000029"/>
-      <w:bookmarkStart w:id="56" w:name="_sjjdlrtjbnwp" w:colFirst="0" w:colLast="0"/>
-      <w:bookmarkEnd w:id="55"/>
+      <w:bookmarkStart w:id="56" w:name="_Toc9000029"/>
+      <w:bookmarkStart w:id="57" w:name="_sjjdlrtjbnwp" w:colFirst="0" w:colLast="0"/>
       <w:bookmarkEnd w:id="56"/>
+      <w:bookmarkEnd w:id="57"/>
       <w:r>
         <w:rPr>
           <w:rFonts w:ascii="Times New Roman" w:eastAsia="Times New Roman" w:hAnsi="Times New Roman" w:cs="Times New Roman"/>
@@ -10615,7 +12805,16 @@
           <w:sz w:val="24"/>
           <w:szCs w:val="24"/>
         </w:rPr>
-        <w:t>Система должна предоставлять Администратору доступ к функциям, недоступным обычным пользователям.</w:t>
+        <w:t xml:space="preserve">Система должна предоставлять Администратору доступ к функциям, недоступным </w:t>
+      </w:r>
+      <w:r>
+        <w:rPr>
+          <w:rFonts w:ascii="Times New Roman" w:eastAsia="Times New Roman" w:hAnsi="Times New Roman" w:cs="Times New Roman"/>
+          <w:color w:val="222222"/>
+          <w:sz w:val="24"/>
+          <w:szCs w:val="24"/>
+        </w:rPr>
+        <w:t>обычным пользователям.</w:t>
       </w:r>
     </w:p>
     <w:p>
@@ -10775,10 +12974,10 @@
           <w:szCs w:val="24"/>
         </w:rPr>
       </w:pPr>
-      <w:bookmarkStart w:id="57" w:name="_Toc9000030"/>
-      <w:bookmarkStart w:id="58" w:name="_nfj8x46as9kh" w:colFirst="0" w:colLast="0"/>
-      <w:bookmarkEnd w:id="57"/>
+      <w:bookmarkStart w:id="58" w:name="_Toc9000030"/>
+      <w:bookmarkStart w:id="59" w:name="_nfj8x46as9kh" w:colFirst="0" w:colLast="0"/>
       <w:bookmarkEnd w:id="58"/>
+      <w:bookmarkEnd w:id="59"/>
       <w:r>
         <w:rPr>
           <w:rFonts w:ascii="Times New Roman" w:eastAsia="Times New Roman" w:hAnsi="Times New Roman" w:cs="Times New Roman"/>
@@ -10829,7 +13028,23 @@
           <w:sz w:val="24"/>
           <w:szCs w:val="24"/>
         </w:rPr>
-        <w:t xml:space="preserve"> веб-интерфейс системы должен быть реализован с использованием адаптивной верстки, обеспечивающей корректное отображение и полноценное функционирование всех основных элементов интерфейса на устройствах различных форм-факторов, включая настольные компьютеры, ноутбуки, планшеты и смартфоны. Размеры и расположение элементов интерфейса должны автоматически адаптироваться к ширине экрана устройства. На мобильных устройствах не должно требоваться горизонтальное прокручивание для работы с основным содержимым системы.</w:t>
+        <w:t xml:space="preserve"> веб-интерфейс системы должен быть реализован с использованием адаптивной верстки, обеспечивающей корректное отображение и полноценное функционирование всех основных элементов интерфейса на устройствах различных форм-факторов, включая настольные компьютеры</w:t>
+      </w:r>
+      <w:r>
+        <w:rPr>
+          <w:rFonts w:ascii="Times New Roman" w:eastAsia="Times New Roman" w:hAnsi="Times New Roman" w:cs="Times New Roman"/>
+          <w:sz w:val="24"/>
+          <w:szCs w:val="24"/>
+        </w:rPr>
+        <w:t>, ноутбуки, планшеты и смартфоны. Размеры и расположение элементов интерфейса должны автоматически адаптироваться к ширине экрана устройства. На мобильных устройствах не должно требоваться горизонтальное прокручивание для работы с основным содержимым систе</w:t>
+      </w:r>
+      <w:r>
+        <w:rPr>
+          <w:rFonts w:ascii="Times New Roman" w:eastAsia="Times New Roman" w:hAnsi="Times New Roman" w:cs="Times New Roman"/>
+          <w:sz w:val="24"/>
+          <w:szCs w:val="24"/>
+        </w:rPr>
+        <w:t>мы.</w:t>
       </w:r>
     </w:p>
     <w:p>
@@ -10869,7 +13084,7 @@
           <w:sz w:val="24"/>
           <w:szCs w:val="24"/>
         </w:rPr>
-        <w:t xml:space="preserve"> система должна корректно работать в актуальных версиях основных веб-браузеров: Google </w:t>
+        <w:t xml:space="preserve"> система должна корректно работать в актуальных версиях основных веб-браузеров: </w:t>
       </w:r>
       <w:proofErr w:type="spellStart"/>
       <w:r>
@@ -10878,6 +13093,24 @@
           <w:sz w:val="24"/>
           <w:szCs w:val="24"/>
         </w:rPr>
+        <w:t>Google</w:t>
+      </w:r>
+      <w:proofErr w:type="spellEnd"/>
+      <w:r>
+        <w:rPr>
+          <w:rFonts w:ascii="Times New Roman" w:eastAsia="Times New Roman" w:hAnsi="Times New Roman" w:cs="Times New Roman"/>
+          <w:sz w:val="24"/>
+          <w:szCs w:val="24"/>
+        </w:rPr>
+        <w:t xml:space="preserve"> </w:t>
+      </w:r>
+      <w:proofErr w:type="spellStart"/>
+      <w:r>
+        <w:rPr>
+          <w:rFonts w:ascii="Times New Roman" w:eastAsia="Times New Roman" w:hAnsi="Times New Roman" w:cs="Times New Roman"/>
+          <w:sz w:val="24"/>
+          <w:szCs w:val="24"/>
+        </w:rPr>
         <w:t>Chrome</w:t>
       </w:r>
       <w:proofErr w:type="spellEnd"/>
@@ -10887,7 +13120,7 @@
           <w:sz w:val="24"/>
           <w:szCs w:val="24"/>
         </w:rPr>
-        <w:t xml:space="preserve">, Mozilla Firefox, Microsoft Edge и Safari. Функциональность и отображение интерфейса должны сохраняться при использовании операционных систем Windows, </w:t>
+        <w:t xml:space="preserve">, </w:t>
       </w:r>
       <w:proofErr w:type="spellStart"/>
       <w:r>
@@ -10896,6 +13129,86 @@
           <w:sz w:val="24"/>
           <w:szCs w:val="24"/>
         </w:rPr>
+        <w:t>Mozilla</w:t>
+      </w:r>
+      <w:proofErr w:type="spellEnd"/>
+      <w:r>
+        <w:rPr>
+          <w:rFonts w:ascii="Times New Roman" w:eastAsia="Times New Roman" w:hAnsi="Times New Roman" w:cs="Times New Roman"/>
+          <w:sz w:val="24"/>
+          <w:szCs w:val="24"/>
+        </w:rPr>
+        <w:t xml:space="preserve"> </w:t>
+      </w:r>
+      <w:proofErr w:type="spellStart"/>
+      <w:r>
+        <w:rPr>
+          <w:rFonts w:ascii="Times New Roman" w:eastAsia="Times New Roman" w:hAnsi="Times New Roman" w:cs="Times New Roman"/>
+          <w:sz w:val="24"/>
+          <w:szCs w:val="24"/>
+        </w:rPr>
+        <w:t>Firefox</w:t>
+      </w:r>
+      <w:proofErr w:type="spellEnd"/>
+      <w:r>
+        <w:rPr>
+          <w:rFonts w:ascii="Times New Roman" w:eastAsia="Times New Roman" w:hAnsi="Times New Roman" w:cs="Times New Roman"/>
+          <w:sz w:val="24"/>
+          <w:szCs w:val="24"/>
+        </w:rPr>
+        <w:t xml:space="preserve">, </w:t>
+      </w:r>
+      <w:proofErr w:type="spellStart"/>
+      <w:r>
+        <w:rPr>
+          <w:rFonts w:ascii="Times New Roman" w:eastAsia="Times New Roman" w:hAnsi="Times New Roman" w:cs="Times New Roman"/>
+          <w:sz w:val="24"/>
+          <w:szCs w:val="24"/>
+        </w:rPr>
+        <w:t>Microsoft</w:t>
+      </w:r>
+      <w:proofErr w:type="spellEnd"/>
+      <w:r>
+        <w:rPr>
+          <w:rFonts w:ascii="Times New Roman" w:eastAsia="Times New Roman" w:hAnsi="Times New Roman" w:cs="Times New Roman"/>
+          <w:sz w:val="24"/>
+          <w:szCs w:val="24"/>
+        </w:rPr>
+        <w:t xml:space="preserve"> Edge и Safari. Функциональность и отображение интерфейса должны сохраняться при использовании опера</w:t>
+      </w:r>
+      <w:r>
+        <w:rPr>
+          <w:rFonts w:ascii="Times New Roman" w:eastAsia="Times New Roman" w:hAnsi="Times New Roman" w:cs="Times New Roman"/>
+          <w:sz w:val="24"/>
+          <w:szCs w:val="24"/>
+        </w:rPr>
+        <w:t xml:space="preserve">ционных систем </w:t>
+      </w:r>
+      <w:proofErr w:type="spellStart"/>
+      <w:r>
+        <w:rPr>
+          <w:rFonts w:ascii="Times New Roman" w:eastAsia="Times New Roman" w:hAnsi="Times New Roman" w:cs="Times New Roman"/>
+          <w:sz w:val="24"/>
+          <w:szCs w:val="24"/>
+        </w:rPr>
+        <w:t>Windows</w:t>
+      </w:r>
+      <w:proofErr w:type="spellEnd"/>
+      <w:r>
+        <w:rPr>
+          <w:rFonts w:ascii="Times New Roman" w:eastAsia="Times New Roman" w:hAnsi="Times New Roman" w:cs="Times New Roman"/>
+          <w:sz w:val="24"/>
+          <w:szCs w:val="24"/>
+        </w:rPr>
+        <w:t xml:space="preserve">, </w:t>
+      </w:r>
+      <w:proofErr w:type="spellStart"/>
+      <w:r>
+        <w:rPr>
+          <w:rFonts w:ascii="Times New Roman" w:eastAsia="Times New Roman" w:hAnsi="Times New Roman" w:cs="Times New Roman"/>
+          <w:sz w:val="24"/>
+          <w:szCs w:val="24"/>
+        </w:rPr>
         <w:t>macOS</w:t>
       </w:r>
       <w:proofErr w:type="spellEnd"/>
@@ -10905,7 +13218,25 @@
           <w:sz w:val="24"/>
           <w:szCs w:val="24"/>
         </w:rPr>
-        <w:t xml:space="preserve">, Linux, </w:t>
+        <w:t xml:space="preserve">, </w:t>
+      </w:r>
+      <w:proofErr w:type="spellStart"/>
+      <w:r>
+        <w:rPr>
+          <w:rFonts w:ascii="Times New Roman" w:eastAsia="Times New Roman" w:hAnsi="Times New Roman" w:cs="Times New Roman"/>
+          <w:sz w:val="24"/>
+          <w:szCs w:val="24"/>
+        </w:rPr>
+        <w:t>Linux</w:t>
+      </w:r>
+      <w:proofErr w:type="spellEnd"/>
+      <w:r>
+        <w:rPr>
+          <w:rFonts w:ascii="Times New Roman" w:eastAsia="Times New Roman" w:hAnsi="Times New Roman" w:cs="Times New Roman"/>
+          <w:sz w:val="24"/>
+          <w:szCs w:val="24"/>
+        </w:rPr>
+        <w:t xml:space="preserve">, </w:t>
       </w:r>
       <w:proofErr w:type="spellStart"/>
       <w:r>
@@ -10981,7 +13312,23 @@
           <w:sz w:val="24"/>
           <w:szCs w:val="24"/>
         </w:rPr>
-        <w:t xml:space="preserve"> система должна обеспечивать принудительное применение политики периодической смены паролей пользователей. Срок действия установленного пользователем пароля не должен превышать 180 календарных дней. По истечении указанного периода пользователь не должен иметь возможности продолжать обычную работу в системе без предварительной смены пароля.</w:t>
+        <w:t xml:space="preserve"> система должна обеспечивать принуд</w:t>
+      </w:r>
+      <w:r>
+        <w:rPr>
+          <w:rFonts w:ascii="Times New Roman" w:eastAsia="Times New Roman" w:hAnsi="Times New Roman" w:cs="Times New Roman"/>
+          <w:sz w:val="24"/>
+          <w:szCs w:val="24"/>
+        </w:rPr>
+        <w:t xml:space="preserve">ительное применение политики периодической смены паролей пользователей. Срок действия установленного пользователем пароля не должен превышать 180 календарных дней. По истечении указанного периода пользователь не должен иметь возможности продолжать обычную </w:t>
+      </w:r>
+      <w:r>
+        <w:rPr>
+          <w:rFonts w:ascii="Times New Roman" w:eastAsia="Times New Roman" w:hAnsi="Times New Roman" w:cs="Times New Roman"/>
+          <w:sz w:val="24"/>
+          <w:szCs w:val="24"/>
+        </w:rPr>
+        <w:t>работу в системе без предварительной смены пароля.</w:t>
       </w:r>
     </w:p>
     <w:p>
@@ -11021,7 +13368,15 @@
           <w:sz w:val="24"/>
           <w:szCs w:val="24"/>
         </w:rPr>
-        <w:t xml:space="preserve"> система должна заблаговременно уведомлять пользователя о приближении окончания срока действия его пароля. Информация о количестве оставшихся до истечения срока действия дней должна отображаться в личном кабинете пользователя. При необходимости система должна предоставлять пользователю возможность перейти непосредственно к процедуре смены пароля.</w:t>
+        <w:t xml:space="preserve"> система должна заблаговременно уведомлять пользователя о приближении окончания срока действия его пароля. Информация о количестве оставшихся до истечения срока действия дней должна отображаться в личном кабинете пользователя. При необходимости система дол</w:t>
+      </w:r>
+      <w:r>
+        <w:rPr>
+          <w:rFonts w:ascii="Times New Roman" w:eastAsia="Times New Roman" w:hAnsi="Times New Roman" w:cs="Times New Roman"/>
+          <w:sz w:val="24"/>
+          <w:szCs w:val="24"/>
+        </w:rPr>
+        <w:t>жна предоставлять пользователю возможность перейти непосредственно к процедуре смены пароля.</w:t>
       </w:r>
     </w:p>
     <w:p>
@@ -11048,10 +13403,10 @@
           <w:szCs w:val="24"/>
         </w:rPr>
       </w:pPr>
-      <w:bookmarkStart w:id="59" w:name="_Toc9000031"/>
-      <w:bookmarkStart w:id="60" w:name="_fybpwfo51q5c" w:colFirst="0" w:colLast="0"/>
-      <w:bookmarkEnd w:id="59"/>
+      <w:bookmarkStart w:id="60" w:name="_Toc9000031"/>
+      <w:bookmarkStart w:id="61" w:name="_fybpwfo51q5c" w:colFirst="0" w:colLast="0"/>
       <w:bookmarkEnd w:id="60"/>
+      <w:bookmarkEnd w:id="61"/>
       <w:r>
         <w:rPr>
           <w:rFonts w:ascii="Times New Roman" w:eastAsia="Times New Roman" w:hAnsi="Times New Roman" w:cs="Times New Roman"/>
@@ -11101,7 +13456,15 @@
           <w:sz w:val="24"/>
           <w:szCs w:val="24"/>
         </w:rPr>
-        <w:t xml:space="preserve"> регистрация нового пользователя в системе должна выполняться автоматически только после успешного подтверждения указанного номера телефона посредством SMS-кода. До успешного ввода корректного кода подтверждения учетная запись пользователя не должна </w:t>
+        <w:t xml:space="preserve"> регистрация нового пользователя в системе должна выполняться автоматически только после успешног</w:t>
+      </w:r>
+      <w:r>
+        <w:rPr>
+          <w:rFonts w:ascii="Times New Roman" w:eastAsia="Times New Roman" w:hAnsi="Times New Roman" w:cs="Times New Roman"/>
+          <w:sz w:val="24"/>
+          <w:szCs w:val="24"/>
+        </w:rPr>
+        <w:t xml:space="preserve">о подтверждения указанного номера телефона посредством SMS-кода. До успешного ввода корректного кода подтверждения учетная запись пользователя не должна </w:t>
       </w:r>
       <w:r>
         <w:rPr>
@@ -11150,7 +13513,15 @@
           <w:sz w:val="24"/>
           <w:szCs w:val="24"/>
         </w:rPr>
-        <w:t xml:space="preserve"> пользователь с ролью «Читатель» не имеет права создавать и публиковать собственные статьи, образовательные материалы и другие публикации. При этом читатель должен иметь возможность просматривать материалы, доступные ему в соответствии с установленными правилами доступа.</w:t>
+        <w:t xml:space="preserve"> пользователь с ролью «Читатель» не имеет права создавать и публиковать собственные статьи, образовательные материалы и другие публикации. При этом читатель должен иметь возможность просматривать материалы, доступные ему в соот</w:t>
+      </w:r>
+      <w:r>
+        <w:rPr>
+          <w:rFonts w:ascii="Times New Roman" w:eastAsia="Times New Roman" w:hAnsi="Times New Roman" w:cs="Times New Roman"/>
+          <w:sz w:val="24"/>
+          <w:szCs w:val="24"/>
+        </w:rPr>
+        <w:t>ветствии с установленными правилами доступа.</w:t>
       </w:r>
     </w:p>
     <w:p>
@@ -11222,7 +13593,17 @@
           <w:sz w:val="24"/>
           <w:szCs w:val="24"/>
         </w:rPr>
-        <w:t>Ограничение прав на управление учетной записью:</w:t>
+        <w:t>Ограничение прав на управление учетной запис</w:t>
+      </w:r>
+      <w:r>
+        <w:rPr>
+          <w:rFonts w:ascii="Times New Roman" w:eastAsia="Times New Roman" w:hAnsi="Times New Roman" w:cs="Times New Roman"/>
+          <w:b/>
+          <w:bCs/>
+          <w:sz w:val="24"/>
+          <w:szCs w:val="24"/>
+        </w:rPr>
+        <w:t>ью:</w:t>
       </w:r>
       <w:r>
         <w:rPr>
@@ -11270,7 +13651,15 @@
           <w:sz w:val="24"/>
           <w:szCs w:val="24"/>
         </w:rPr>
-        <w:t xml:space="preserve"> пользователь с ролью «Читатель» не должен иметь доступа к административной панели и функциям управления пользователями, ролями, системными настройками и другими административными объектами системы.</w:t>
+        <w:t xml:space="preserve"> пользоват</w:t>
+      </w:r>
+      <w:r>
+        <w:rPr>
+          <w:rFonts w:ascii="Times New Roman" w:eastAsia="Times New Roman" w:hAnsi="Times New Roman" w:cs="Times New Roman"/>
+          <w:sz w:val="24"/>
+          <w:szCs w:val="24"/>
+        </w:rPr>
+        <w:t>ель с ролью «Читатель» не должен иметь доступа к административной панели и функциям управления пользователями, ролями, системными настройками и другими административными объектами системы.</w:t>
       </w:r>
     </w:p>
     <w:p>
@@ -11297,10 +13686,10 @@
           <w:szCs w:val="24"/>
         </w:rPr>
       </w:pPr>
-      <w:bookmarkStart w:id="61" w:name="_Toc9000032"/>
-      <w:bookmarkStart w:id="62" w:name="_d8mul2qv6u0" w:colFirst="0" w:colLast="0"/>
-      <w:bookmarkEnd w:id="61"/>
+      <w:bookmarkStart w:id="62" w:name="_Toc9000032"/>
+      <w:bookmarkStart w:id="63" w:name="_d8mul2qv6u0" w:colFirst="0" w:colLast="0"/>
       <w:bookmarkEnd w:id="62"/>
+      <w:bookmarkEnd w:id="63"/>
       <w:r>
         <w:rPr>
           <w:rFonts w:ascii="Times New Roman" w:eastAsia="Times New Roman" w:hAnsi="Times New Roman" w:cs="Times New Roman"/>
@@ -11350,7 +13739,15 @@
           <w:sz w:val="24"/>
           <w:szCs w:val="24"/>
         </w:rPr>
-        <w:t xml:space="preserve"> система должна позволять пользователю с ролью «Автор» создавать новые статьи, образовательные материалы и другие предусмотренные системой публикации. При создании материала автор должен иметь возможность указать необходимые данные, например название, текст и другие предусмотренные системой сведения.</w:t>
+        <w:t xml:space="preserve"> система должна позволять пользователю с ролью «Автор» создавать новые статьи, образовательные материалы и другие предусмотренные системой публикации. При создании материала автор должен иметь возможность указать необходимые данные, например название, текс</w:t>
+      </w:r>
+      <w:r>
+        <w:rPr>
+          <w:rFonts w:ascii="Times New Roman" w:eastAsia="Times New Roman" w:hAnsi="Times New Roman" w:cs="Times New Roman"/>
+          <w:sz w:val="24"/>
+          <w:szCs w:val="24"/>
+        </w:rPr>
+        <w:t>т и другие предусмотренные системой сведения.</w:t>
       </w:r>
     </w:p>
     <w:p>
@@ -11390,7 +13787,15 @@
           <w:sz w:val="24"/>
           <w:szCs w:val="24"/>
         </w:rPr>
-        <w:t xml:space="preserve"> система должна предоставлять автору возможность загружать и прикреплять файлы к создаваемым публикациям. Прикрепленные файлы должны сохраняться в системе и быть доступны пользователям в соответствии с установленными правами доступа.</w:t>
+        <w:t xml:space="preserve"> система должна предоставлять автору возможность загружать и прикреплять файлы к создаваемым публикациям. Прикрепленные файлы должны сохраняться в системе и быть доступны пользователям в соответ</w:t>
+      </w:r>
+      <w:r>
+        <w:rPr>
+          <w:rFonts w:ascii="Times New Roman" w:eastAsia="Times New Roman" w:hAnsi="Times New Roman" w:cs="Times New Roman"/>
+          <w:sz w:val="24"/>
+          <w:szCs w:val="24"/>
+        </w:rPr>
+        <w:t>ствии с установленными правами доступа.</w:t>
       </w:r>
     </w:p>
     <w:p>
@@ -11430,7 +13835,15 @@
           <w:sz w:val="24"/>
           <w:szCs w:val="24"/>
         </w:rPr>
-        <w:t xml:space="preserve"> автор должен иметь возможность редактировать созданные им материалы после их публикации. Автор может изменять только принадлежащие ему публикации и не должен иметь доступа к редактированию материалов других авторов.</w:t>
+        <w:t xml:space="preserve"> автор должен иметь возможность редактировать созданные им материалы после их публикации. Автор может изменять только принадлежащие ему публикации и не должен иметь доступа к ред</w:t>
+      </w:r>
+      <w:r>
+        <w:rPr>
+          <w:rFonts w:ascii="Times New Roman" w:eastAsia="Times New Roman" w:hAnsi="Times New Roman" w:cs="Times New Roman"/>
+          <w:sz w:val="24"/>
+          <w:szCs w:val="24"/>
+        </w:rPr>
+        <w:t>актированию материалов других авторов.</w:t>
       </w:r>
     </w:p>
     <w:p>
@@ -11503,15 +13916,33 @@
           <w:sz w:val="24"/>
           <w:szCs w:val="24"/>
         </w:rPr>
-        <w:t>Статистика публикаций:</w:t>
-      </w:r>
-      <w:r>
-        <w:rPr>
-          <w:rFonts w:ascii="Times New Roman" w:eastAsia="Times New Roman" w:hAnsi="Times New Roman" w:cs="Times New Roman"/>
-          <w:sz w:val="24"/>
-          <w:szCs w:val="24"/>
-        </w:rPr>
-        <w:t xml:space="preserve"> система должна предоставлять автору доступ к статистике просмотров принадлежащих ему публикаций. Автор должен иметь возможность определить количество просмотров каждой своей публикации. При этом статистика материалов других авторов не должна быть доступна ему, если иное не предусмотрено административными правами.</w:t>
+        <w:t>Статистика пу</w:t>
+      </w:r>
+      <w:r>
+        <w:rPr>
+          <w:rFonts w:ascii="Times New Roman" w:eastAsia="Times New Roman" w:hAnsi="Times New Roman" w:cs="Times New Roman"/>
+          <w:b/>
+          <w:bCs/>
+          <w:sz w:val="24"/>
+          <w:szCs w:val="24"/>
+        </w:rPr>
+        <w:t>бликаций:</w:t>
+      </w:r>
+      <w:r>
+        <w:rPr>
+          <w:rFonts w:ascii="Times New Roman" w:eastAsia="Times New Roman" w:hAnsi="Times New Roman" w:cs="Times New Roman"/>
+          <w:sz w:val="24"/>
+          <w:szCs w:val="24"/>
+        </w:rPr>
+        <w:t xml:space="preserve"> система должна предоставлять автору доступ к статистике просмотров принадлежащих ему публикаций. Автор должен иметь возможность определить количество просмотров каждой своей публикации. При этом статистика материалов других авторов не должна быть</w:t>
+      </w:r>
+      <w:r>
+        <w:rPr>
+          <w:rFonts w:ascii="Times New Roman" w:eastAsia="Times New Roman" w:hAnsi="Times New Roman" w:cs="Times New Roman"/>
+          <w:sz w:val="24"/>
+          <w:szCs w:val="24"/>
+        </w:rPr>
+        <w:t xml:space="preserve"> доступна ему, если иное не предусмотрено административными правами.</w:t>
       </w:r>
     </w:p>
     <w:p>
@@ -11551,7 +13982,15 @@
           <w:sz w:val="24"/>
           <w:szCs w:val="24"/>
         </w:rPr>
-        <w:t xml:space="preserve"> автор не должен иметь возможности редактировать, удалять или иным образом изменять материалы, созданные другими авторами. Наличие роли «Автор» не должно предоставлять дополнительных прав на чужие публикации.</w:t>
+        <w:t xml:space="preserve"> автор не должен иметь возможности редактировать, удалять или иным образом изменять материалы, созданные другими авторами. Наличие роли «Автор» не до</w:t>
+      </w:r>
+      <w:r>
+        <w:rPr>
+          <w:rFonts w:ascii="Times New Roman" w:eastAsia="Times New Roman" w:hAnsi="Times New Roman" w:cs="Times New Roman"/>
+          <w:sz w:val="24"/>
+          <w:szCs w:val="24"/>
+        </w:rPr>
+        <w:t>лжно предоставлять дополнительных прав на чужие публикации.</w:t>
       </w:r>
     </w:p>
     <w:p>
@@ -11597,10 +14036,10 @@
           <w:szCs w:val="24"/>
         </w:rPr>
       </w:pPr>
-      <w:bookmarkStart w:id="63" w:name="_Toc9000033"/>
-      <w:bookmarkStart w:id="64" w:name="_jo35xzwxj0ed" w:colFirst="0" w:colLast="0"/>
-      <w:bookmarkEnd w:id="63"/>
+      <w:bookmarkStart w:id="64" w:name="_Toc9000033"/>
+      <w:bookmarkStart w:id="65" w:name="_jo35xzwxj0ed" w:colFirst="0" w:colLast="0"/>
       <w:bookmarkEnd w:id="64"/>
+      <w:bookmarkEnd w:id="65"/>
       <w:r>
         <w:rPr>
           <w:rFonts w:ascii="Times New Roman" w:eastAsia="Times New Roman" w:hAnsi="Times New Roman" w:cs="Times New Roman"/>
@@ -11650,7 +14089,15 @@
           <w:sz w:val="24"/>
           <w:szCs w:val="24"/>
         </w:rPr>
-        <w:t xml:space="preserve"> при первоначальном развертывании системы должна быть предусмотрена возможность автоматического создания учетной записи первого пользователя с ролью «Администратор». Альтернативно учетная запись администратора может быть назначена существующему зарегистрированному пользователю другим администратором.</w:t>
+        <w:t xml:space="preserve"> при первоначальном развертывании системы должна быть предусмотрена возможность автоматического создания учетной записи первого пользователя с ролью «Администратор». Альтернативно учетная запись администратора может быть назначена существующему зарегистрир</w:t>
+      </w:r>
+      <w:r>
+        <w:rPr>
+          <w:rFonts w:ascii="Times New Roman" w:eastAsia="Times New Roman" w:hAnsi="Times New Roman" w:cs="Times New Roman"/>
+          <w:sz w:val="24"/>
+          <w:szCs w:val="24"/>
+        </w:rPr>
+        <w:t>ованному пользователю другим администратором.</w:t>
       </w:r>
     </w:p>
     <w:p>
@@ -11722,7 +14169,17 @@
           <w:sz w:val="24"/>
           <w:szCs w:val="24"/>
         </w:rPr>
-        <w:t>Управление пользователями:</w:t>
+        <w:t>Уп</w:t>
+      </w:r>
+      <w:r>
+        <w:rPr>
+          <w:rFonts w:ascii="Times New Roman" w:eastAsia="Times New Roman" w:hAnsi="Times New Roman" w:cs="Times New Roman"/>
+          <w:b/>
+          <w:bCs/>
+          <w:sz w:val="24"/>
+          <w:szCs w:val="24"/>
+        </w:rPr>
+        <w:t>равление пользователями:</w:t>
       </w:r>
       <w:r>
         <w:rPr>
@@ -11770,7 +14227,15 @@
           <w:sz w:val="24"/>
           <w:szCs w:val="24"/>
         </w:rPr>
-        <w:t xml:space="preserve"> администратор должен иметь возможность просматривать, создавать, редактировать и удалять любые публикации независимо от того, каким пользователем они были созданы.</w:t>
+        <w:t xml:space="preserve"> администратор должен и</w:t>
+      </w:r>
+      <w:r>
+        <w:rPr>
+          <w:rFonts w:ascii="Times New Roman" w:eastAsia="Times New Roman" w:hAnsi="Times New Roman" w:cs="Times New Roman"/>
+          <w:sz w:val="24"/>
+          <w:szCs w:val="24"/>
+        </w:rPr>
+        <w:t>меть возможность просматривать, создавать, редактировать и удалять любые публикации независимо от того, каким пользователем они были созданы.</w:t>
       </w:r>
     </w:p>
     <w:p>
@@ -11840,17 +14305,27 @@
           <w:szCs w:val="24"/>
         </w:rPr>
       </w:pPr>
-      <w:bookmarkStart w:id="65" w:name="_Toc9000034"/>
-      <w:bookmarkEnd w:id="65"/>
-      <w:r>
-        <w:rPr>
-          <w:rFonts w:ascii="Times New Roman" w:eastAsia="Times New Roman" w:hAnsi="Times New Roman" w:cs="Times New Roman"/>
-          <w:b/>
-          <w:bCs/>
-          <w:sz w:val="24"/>
-          <w:szCs w:val="24"/>
-        </w:rPr>
-        <w:t>Вариант использования 1: «Регистрация пользователя по номеру телефона»</w:t>
+      <w:bookmarkStart w:id="66" w:name="_Toc9000034"/>
+      <w:bookmarkEnd w:id="66"/>
+      <w:r>
+        <w:rPr>
+          <w:rFonts w:ascii="Times New Roman" w:eastAsia="Times New Roman" w:hAnsi="Times New Roman" w:cs="Times New Roman"/>
+          <w:b/>
+          <w:bCs/>
+          <w:sz w:val="24"/>
+          <w:szCs w:val="24"/>
+        </w:rPr>
+        <w:t>Вариант использования 1: «Регистрация пользователя по номеру т</w:t>
+      </w:r>
+      <w:r>
+        <w:rPr>
+          <w:rFonts w:ascii="Times New Roman" w:eastAsia="Times New Roman" w:hAnsi="Times New Roman" w:cs="Times New Roman"/>
+          <w:b/>
+          <w:bCs/>
+          <w:sz w:val="24"/>
+          <w:szCs w:val="24"/>
+        </w:rPr>
+        <w:t>елефона»</w:t>
       </w:r>
     </w:p>
     <w:p>
@@ -11879,7 +14354,15 @@
           <w:sz w:val="24"/>
           <w:szCs w:val="24"/>
         </w:rPr>
-        <w:t>Данный вариант использования описывает процесс регистрации нового пользователя в системе через подтверждение номера телефона посредством SMS-кода. При успешной регистрации система создаёт учётную запись с ролью «Читатель» и предоставляет доступ к основным функциям портала.</w:t>
+        <w:t>Данный вариант использования описывает процесс регистрации нового пользователя в системе через подтверждение номера телефона посредством SMS-кода. При успешной регистрации система создаёт учётную запись с ролью «Читатель» и предоставляет</w:t>
+      </w:r>
+      <w:r>
+        <w:rPr>
+          <w:rFonts w:ascii="Times New Roman" w:eastAsia="Times New Roman" w:hAnsi="Times New Roman" w:cs="Times New Roman"/>
+          <w:sz w:val="24"/>
+          <w:szCs w:val="24"/>
+        </w:rPr>
+        <w:t xml:space="preserve"> доступ к основным функциям портала.</w:t>
       </w:r>
     </w:p>
     <w:p>
@@ -12033,7 +14516,15 @@
           <w:sz w:val="24"/>
           <w:szCs w:val="24"/>
         </w:rPr>
-        <w:t>Пользователь имеет действующий номер мобильного телефона с возможностью приёма SMS.</w:t>
+        <w:t>Пользователь</w:t>
+      </w:r>
+      <w:r>
+        <w:rPr>
+          <w:rFonts w:ascii="Times New Roman" w:eastAsia="Times New Roman" w:hAnsi="Times New Roman" w:cs="Times New Roman"/>
+          <w:sz w:val="24"/>
+          <w:szCs w:val="24"/>
+        </w:rPr>
+        <w:t xml:space="preserve"> имеет действующий номер мобильного телефона с возможностью приёма SMS.</w:t>
       </w:r>
     </w:p>
     <w:p>
@@ -12142,7 +14633,15 @@
           <w:sz w:val="24"/>
           <w:szCs w:val="24"/>
         </w:rPr>
-        <w:t>Система отображает поле для ввода номера телефона.</w:t>
+        <w:t>Система отображает поле для в</w:t>
+      </w:r>
+      <w:r>
+        <w:rPr>
+          <w:rFonts w:ascii="Times New Roman" w:eastAsia="Times New Roman" w:hAnsi="Times New Roman" w:cs="Times New Roman"/>
+          <w:sz w:val="24"/>
+          <w:szCs w:val="24"/>
+        </w:rPr>
+        <w:t>вода номера телефона.</w:t>
       </w:r>
     </w:p>
     <w:p>
@@ -12226,7 +14725,15 @@
           <w:sz w:val="24"/>
           <w:szCs w:val="24"/>
         </w:rPr>
-        <w:t>Система проверяет, что указанный номер телефона не связан с существующей учётной записью.</w:t>
+        <w:t>Система проверяет, что указанный ном</w:t>
+      </w:r>
+      <w:r>
+        <w:rPr>
+          <w:rFonts w:ascii="Times New Roman" w:eastAsia="Times New Roman" w:hAnsi="Times New Roman" w:cs="Times New Roman"/>
+          <w:sz w:val="24"/>
+          <w:szCs w:val="24"/>
+        </w:rPr>
+        <w:t>ер телефона не связан с существующей учётной записью.</w:t>
       </w:r>
     </w:p>
     <w:p>
@@ -12289,7 +14796,15 @@
           <w:sz w:val="24"/>
           <w:szCs w:val="24"/>
         </w:rPr>
-        <w:t>Система отправляет запрос SMS-шлюзу на доставку кода на указанный номер телефона.</w:t>
+        <w:t>Система отправляет запро</w:t>
+      </w:r>
+      <w:r>
+        <w:rPr>
+          <w:rFonts w:ascii="Times New Roman" w:eastAsia="Times New Roman" w:hAnsi="Times New Roman" w:cs="Times New Roman"/>
+          <w:sz w:val="24"/>
+          <w:szCs w:val="24"/>
+        </w:rPr>
+        <w:t>с SMS-шлюзу на доставку кода на указанный номер телефона.</w:t>
       </w:r>
     </w:p>
     <w:p>
@@ -12352,7 +14867,15 @@
           <w:sz w:val="24"/>
           <w:szCs w:val="24"/>
         </w:rPr>
-        <w:t>Пользователь вводит полученный код в поле ввода.</w:t>
+        <w:t>Пользователь вводит полученный код в поле вв</w:t>
+      </w:r>
+      <w:r>
+        <w:rPr>
+          <w:rFonts w:ascii="Times New Roman" w:eastAsia="Times New Roman" w:hAnsi="Times New Roman" w:cs="Times New Roman"/>
+          <w:sz w:val="24"/>
+          <w:szCs w:val="24"/>
+        </w:rPr>
+        <w:t>ода.</w:t>
       </w:r>
     </w:p>
     <w:p>
@@ -12458,7 +14981,15 @@
           <w:sz w:val="24"/>
           <w:szCs w:val="24"/>
         </w:rPr>
-        <w:t>Система создаёт учётную запись пользователя с ролью «Читатель», присваивает уникальный идентификатор и сохраняет номер телефона как идентифицирующие данные.</w:t>
+        <w:t>Система создаёт учётную запис</w:t>
+      </w:r>
+      <w:r>
+        <w:rPr>
+          <w:rFonts w:ascii="Times New Roman" w:eastAsia="Times New Roman" w:hAnsi="Times New Roman" w:cs="Times New Roman"/>
+          <w:sz w:val="24"/>
+          <w:szCs w:val="24"/>
+        </w:rPr>
+        <w:t>ь пользователя с ролью «Читатель», присваивает уникальный идентификатор и сохраняет номер телефона как идентифицирующие данные.</w:t>
       </w:r>
     </w:p>
     <w:p>
@@ -12513,7 +15044,17 @@
           <w:sz w:val="24"/>
           <w:szCs w:val="24"/>
         </w:rPr>
-        <w:t>Альтернативные потоки:</w:t>
+        <w:t xml:space="preserve">Альтернативные </w:t>
+      </w:r>
+      <w:r>
+        <w:rPr>
+          <w:rFonts w:ascii="Times New Roman" w:eastAsia="Times New Roman" w:hAnsi="Times New Roman" w:cs="Times New Roman"/>
+          <w:b/>
+          <w:bCs/>
+          <w:sz w:val="24"/>
+          <w:szCs w:val="24"/>
+        </w:rPr>
+        <w:t>потоки:</w:t>
       </w:r>
     </w:p>
     <w:p>
@@ -12602,7 +15143,15 @@
           <w:sz w:val="24"/>
           <w:szCs w:val="24"/>
         </w:rPr>
-        <w:t>Система отображает сообщение: «Введите корректный номер телефона в международном формате (например, +7XXXXXXXXXX)».</w:t>
+        <w:t xml:space="preserve">Система отображает сообщение: «Введите корректный номер телефона в международном </w:t>
+      </w:r>
+      <w:r>
+        <w:rPr>
+          <w:rFonts w:ascii="Times New Roman" w:eastAsia="Times New Roman" w:hAnsi="Times New Roman" w:cs="Times New Roman"/>
+          <w:sz w:val="24"/>
+          <w:szCs w:val="24"/>
+        </w:rPr>
+        <w:t>формате (например, +7XXXXXXXXXX)».</w:t>
       </w:r>
     </w:p>
     <w:p>
@@ -12691,7 +15240,15 @@
           <w:sz w:val="24"/>
           <w:szCs w:val="24"/>
         </w:rPr>
-        <w:t>Система не генерирует и не отправляет код.</w:t>
+        <w:t xml:space="preserve">Система не генерирует </w:t>
+      </w:r>
+      <w:r>
+        <w:rPr>
+          <w:rFonts w:ascii="Times New Roman" w:eastAsia="Times New Roman" w:hAnsi="Times New Roman" w:cs="Times New Roman"/>
+          <w:sz w:val="24"/>
+          <w:szCs w:val="24"/>
+        </w:rPr>
+        <w:t>и не отправляет код.</w:t>
       </w:r>
     </w:p>
     <w:p>
@@ -12780,7 +15337,15 @@
           <w:sz w:val="24"/>
           <w:szCs w:val="24"/>
         </w:rPr>
-        <w:t>На шаге 9 или 10 SMS-шлюз возвращает ошибку доставки или не отвечает в течение установленного времени.</w:t>
+        <w:t>На ша</w:t>
+      </w:r>
+      <w:r>
+        <w:rPr>
+          <w:rFonts w:ascii="Times New Roman" w:eastAsia="Times New Roman" w:hAnsi="Times New Roman" w:cs="Times New Roman"/>
+          <w:sz w:val="24"/>
+          <w:szCs w:val="24"/>
+        </w:rPr>
+        <w:t>ге 9 или 10 SMS-шлюз возвращает ошибку доставки или не отвечает в течение установленного времени.</w:t>
       </w:r>
     </w:p>
     <w:p>
@@ -12846,7 +15411,15 @@
           <w:sz w:val="24"/>
           <w:szCs w:val="24"/>
         </w:rPr>
-        <w:t>Пользователь может повторить запрос или изменить номер телефона.</w:t>
+        <w:t>Пользов</w:t>
+      </w:r>
+      <w:r>
+        <w:rPr>
+          <w:rFonts w:ascii="Times New Roman" w:eastAsia="Times New Roman" w:hAnsi="Times New Roman" w:cs="Times New Roman"/>
+          <w:sz w:val="24"/>
+          <w:szCs w:val="24"/>
+        </w:rPr>
+        <w:t>атель может повторить запрос или изменить номер телефона.</w:t>
       </w:r>
     </w:p>
     <w:p>
@@ -12935,7 +15508,15 @@
           <w:sz w:val="24"/>
           <w:szCs w:val="24"/>
         </w:rPr>
-        <w:t>Система отображает сообщение: «Неверный код подтверждения. Попробуйте ещё раз».</w:t>
+        <w:t>Система отображает сообщение: «Неверный код подтверждения. П</w:t>
+      </w:r>
+      <w:r>
+        <w:rPr>
+          <w:rFonts w:ascii="Times New Roman" w:eastAsia="Times New Roman" w:hAnsi="Times New Roman" w:cs="Times New Roman"/>
+          <w:sz w:val="24"/>
+          <w:szCs w:val="24"/>
+        </w:rPr>
+        <w:t>опробуйте ещё раз».</w:t>
       </w:r>
     </w:p>
     <w:p>
@@ -13001,7 +15582,15 @@
           <w:sz w:val="24"/>
           <w:szCs w:val="24"/>
         </w:rPr>
-        <w:t>Если количество неудачных попыток достигает 5, система блокирует возможность ввода кода на 15 минут и отображает соответствующее сообщение.</w:t>
+        <w:t>Если количество неудачных попыток достигает 5, система блокирует возможность ввода кода на 15 минут и отображает соответствующее сообще</w:t>
+      </w:r>
+      <w:r>
+        <w:rPr>
+          <w:rFonts w:ascii="Times New Roman" w:eastAsia="Times New Roman" w:hAnsi="Times New Roman" w:cs="Times New Roman"/>
+          <w:sz w:val="24"/>
+          <w:szCs w:val="24"/>
+        </w:rPr>
+        <w:t>ние.</w:t>
       </w:r>
     </w:p>
     <w:p>
@@ -13113,7 +15702,15 @@
           <w:sz w:val="24"/>
           <w:szCs w:val="24"/>
         </w:rPr>
-        <w:t>Система отображает сообщение: «Срок действия кода истёк. Запросите новый код».</w:t>
+        <w:t>Система отображает сообщение: «Срок действия кода истёк.</w:t>
+      </w:r>
+      <w:r>
+        <w:rPr>
+          <w:rFonts w:ascii="Times New Roman" w:eastAsia="Times New Roman" w:hAnsi="Times New Roman" w:cs="Times New Roman"/>
+          <w:sz w:val="24"/>
+          <w:szCs w:val="24"/>
+        </w:rPr>
+        <w:t xml:space="preserve"> Запросите новый код».</w:t>
       </w:r>
     </w:p>
     <w:p>
@@ -13213,7 +15810,15 @@
           <w:sz w:val="24"/>
           <w:szCs w:val="24"/>
         </w:rPr>
-        <w:t>Система не пытается повторно отправлять код на этот номер.</w:t>
+        <w:t>Система не пытается повторно</w:t>
+      </w:r>
+      <w:r>
+        <w:rPr>
+          <w:rFonts w:ascii="Times New Roman" w:eastAsia="Times New Roman" w:hAnsi="Times New Roman" w:cs="Times New Roman"/>
+          <w:sz w:val="24"/>
+          <w:szCs w:val="24"/>
+        </w:rPr>
+        <w:t xml:space="preserve"> отправлять код на этот номер.</w:t>
       </w:r>
     </w:p>
     <w:p>
@@ -13326,7 +15931,15 @@
           <w:sz w:val="24"/>
           <w:szCs w:val="24"/>
         </w:rPr>
-        <w:t>В системе создана учётная запись нового пользователя с ролью «Читатель».</w:t>
+        <w:t xml:space="preserve">В системе </w:t>
+      </w:r>
+      <w:r>
+        <w:rPr>
+          <w:rFonts w:ascii="Times New Roman" w:eastAsia="Times New Roman" w:hAnsi="Times New Roman" w:cs="Times New Roman"/>
+          <w:sz w:val="24"/>
+          <w:szCs w:val="24"/>
+        </w:rPr>
+        <w:t>создана учётная запись нового пользователя с ролью «Читатель».</w:t>
       </w:r>
     </w:p>
     <w:p>
@@ -13440,8 +16053,8 @@
           <w:szCs w:val="24"/>
         </w:rPr>
       </w:pPr>
-      <w:bookmarkStart w:id="66" w:name="_Toc9000035"/>
-      <w:bookmarkEnd w:id="66"/>
+      <w:bookmarkStart w:id="67" w:name="_Toc9000035"/>
+      <w:bookmarkEnd w:id="67"/>
       <w:r>
         <w:rPr>
           <w:rFonts w:ascii="Times New Roman" w:eastAsia="Times New Roman" w:hAnsi="Times New Roman" w:cs="Times New Roman"/>
@@ -13495,7 +16108,16 @@
           <w:sz w:val="24"/>
           <w:szCs w:val="24"/>
         </w:rPr>
-        <w:t xml:space="preserve"> Данный вариант использования описывает процесс входа зарегистрированного пользователя в систему. Авторизация может осуществляться двумя способами: по номеру телефона с подтверждением через SMS-код или по логину (номеру телефона) и паролю. При успешной авторизации система создает сессию пользователя и предоставляет доступ к функциям в соответствии с его ролью. Также учитывается проверка срока действия пароля согласно политике безопасности.</w:t>
+        <w:t xml:space="preserve"> Данный вариант использования описывает процесс входа зарегистрированного пользователя в систему. Авторизация может осуществляться двумя способами: по номеру телефона с подтверждением через SMS-код или по логину (номеру телефона) и паролю. При успешной авт</w:t>
+      </w:r>
+      <w:r>
+        <w:rPr>
+          <w:rFonts w:ascii="Times New Roman" w:eastAsia="Times New Roman" w:hAnsi="Times New Roman" w:cs="Times New Roman"/>
+          <w:color w:val="222222"/>
+          <w:sz w:val="24"/>
+          <w:szCs w:val="24"/>
+        </w:rPr>
+        <w:t>оризации система создает сессию пользователя и предоставляет доступ к функциям в соответствии с его ролью. Также учитывается проверка срока действия пароля согласно политике безопасности.</w:t>
       </w:r>
     </w:p>
     <w:p>
@@ -13674,7 +16296,16 @@
           <w:sz w:val="24"/>
           <w:szCs w:val="24"/>
         </w:rPr>
-        <w:t>Пользователь находится на странице авторизации.</w:t>
+        <w:t>Пользователь находится на странице авторизаци</w:t>
+      </w:r>
+      <w:r>
+        <w:rPr>
+          <w:rFonts w:ascii="Times New Roman" w:eastAsia="Times New Roman" w:hAnsi="Times New Roman" w:cs="Times New Roman"/>
+          <w:color w:val="222222"/>
+          <w:sz w:val="24"/>
+          <w:szCs w:val="24"/>
+        </w:rPr>
+        <w:t>и.</w:t>
       </w:r>
     </w:p>
     <w:p>
@@ -13898,7 +16529,16 @@
           <w:sz w:val="24"/>
           <w:szCs w:val="24"/>
         </w:rPr>
-        <w:t>Система генерирует одноразовый 6-значный код, сохраняет его во временном хранилище со сроком действия 5 минут и отправляет запрос SMS-шлюзу.</w:t>
+        <w:t>Система генерирует одноразовый 6-значный код, сохраняет его во временном хранилище со сроком действия 5 минут и отправляет запрос SMS-шлю</w:t>
+      </w:r>
+      <w:r>
+        <w:rPr>
+          <w:rFonts w:ascii="Times New Roman" w:eastAsia="Times New Roman" w:hAnsi="Times New Roman" w:cs="Times New Roman"/>
+          <w:color w:val="222222"/>
+          <w:sz w:val="24"/>
+          <w:szCs w:val="24"/>
+        </w:rPr>
+        <w:t>зу.</w:t>
       </w:r>
     </w:p>
     <w:p>
@@ -14010,7 +16650,16 @@
           <w:sz w:val="24"/>
           <w:szCs w:val="24"/>
         </w:rPr>
-        <w:t>Система проверяет совпадение введенного кода с сохраненным и отсутствие истечения срока его действия.</w:t>
+        <w:t xml:space="preserve">Система проверяет совпадение введенного кода с сохраненным и отсутствие </w:t>
+      </w:r>
+      <w:r>
+        <w:rPr>
+          <w:rFonts w:ascii="Times New Roman" w:eastAsia="Times New Roman" w:hAnsi="Times New Roman" w:cs="Times New Roman"/>
+          <w:color w:val="222222"/>
+          <w:sz w:val="24"/>
+          <w:szCs w:val="24"/>
+        </w:rPr>
+        <w:t>истечения срока его действия.</w:t>
       </w:r>
     </w:p>
     <w:p>
@@ -14122,7 +16771,16 @@
           <w:sz w:val="24"/>
           <w:szCs w:val="24"/>
         </w:rPr>
-        <w:t>Система записывает событие успешного входа в журнал действий.</w:t>
+        <w:t>Система записывает событие успешного входа в ж</w:t>
+      </w:r>
+      <w:r>
+        <w:rPr>
+          <w:rFonts w:ascii="Times New Roman" w:eastAsia="Times New Roman" w:hAnsi="Times New Roman" w:cs="Times New Roman"/>
+          <w:color w:val="222222"/>
+          <w:sz w:val="24"/>
+          <w:szCs w:val="24"/>
+        </w:rPr>
+        <w:t>урнал действий.</w:t>
       </w:r>
     </w:p>
     <w:p>
@@ -14257,7 +16915,16 @@
           <w:sz w:val="24"/>
           <w:szCs w:val="24"/>
         </w:rPr>
-        <w:t>Пользователь вводит номер телефона и пароль.</w:t>
+        <w:t xml:space="preserve">Пользователь </w:t>
+      </w:r>
+      <w:r>
+        <w:rPr>
+          <w:rFonts w:ascii="Times New Roman" w:eastAsia="Times New Roman" w:hAnsi="Times New Roman" w:cs="Times New Roman"/>
+          <w:color w:val="222222"/>
+          <w:sz w:val="24"/>
+          <w:szCs w:val="24"/>
+        </w:rPr>
+        <w:t>вводит номер телефона и пароль.</w:t>
       </w:r>
     </w:p>
     <w:p>
@@ -14369,7 +17036,16 @@
           <w:sz w:val="24"/>
           <w:szCs w:val="24"/>
         </w:rPr>
-        <w:t>Система проверяет срок действия пароля (согласно НФТ-3).</w:t>
+        <w:t>Система проверяет срок действия пароля (соглас</w:t>
+      </w:r>
+      <w:r>
+        <w:rPr>
+          <w:rFonts w:ascii="Times New Roman" w:eastAsia="Times New Roman" w:hAnsi="Times New Roman" w:cs="Times New Roman"/>
+          <w:color w:val="222222"/>
+          <w:sz w:val="24"/>
+          <w:szCs w:val="24"/>
+        </w:rPr>
+        <w:t>но НФТ-3).</w:t>
       </w:r>
     </w:p>
     <w:p>
@@ -14426,7 +17102,16 @@
           <w:sz w:val="24"/>
           <w:szCs w:val="24"/>
         </w:rPr>
-        <w:t>Если до окончания срока действия пароля осталось критически мало дней, система переходит к шагу 13, но при первом входе в личный кабинет отображает предупреждение (НФТ-4) с возможностью перехода к смене пароля.</w:t>
+        <w:t>Если до окончания срока действия пароля осталось критически мало дней, система переходит к шагу 13, но при первом входе в личный каби</w:t>
+      </w:r>
+      <w:r>
+        <w:rPr>
+          <w:rFonts w:ascii="Times New Roman" w:eastAsia="Times New Roman" w:hAnsi="Times New Roman" w:cs="Times New Roman"/>
+          <w:color w:val="222222"/>
+          <w:sz w:val="24"/>
+          <w:szCs w:val="24"/>
+        </w:rPr>
+        <w:t>нет отображает предупреждение (НФТ-4) с возможностью перехода к смене пароля.</w:t>
       </w:r>
     </w:p>
     <w:p>
@@ -14508,7 +17193,16 @@
           <w:sz w:val="24"/>
           <w:szCs w:val="24"/>
         </w:rPr>
-        <w:t>Система не отправляет SMS и не проверяет пароль.</w:t>
+        <w:t>Система не отправляет SMS и</w:t>
+      </w:r>
+      <w:r>
+        <w:rPr>
+          <w:rFonts w:ascii="Times New Roman" w:eastAsia="Times New Roman" w:hAnsi="Times New Roman" w:cs="Times New Roman"/>
+          <w:color w:val="222222"/>
+          <w:sz w:val="24"/>
+          <w:szCs w:val="24"/>
+        </w:rPr>
+        <w:t xml:space="preserve"> не проверяет пароль.</w:t>
       </w:r>
     </w:p>
     <w:p>
@@ -14620,7 +17314,16 @@
           <w:sz w:val="24"/>
           <w:szCs w:val="24"/>
         </w:rPr>
-        <w:t>На шаге 12 основного потока (или шаге 6 потока A1) система обнаруживает, что учетная запись пользователя заблокирована.</w:t>
+        <w:t xml:space="preserve">На шаге 12 основного потока (или </w:t>
+      </w:r>
+      <w:r>
+        <w:rPr>
+          <w:rFonts w:ascii="Times New Roman" w:eastAsia="Times New Roman" w:hAnsi="Times New Roman" w:cs="Times New Roman"/>
+          <w:color w:val="222222"/>
+          <w:sz w:val="24"/>
+          <w:szCs w:val="24"/>
+        </w:rPr>
+        <w:t>шаге 6 потока A1) система обнаруживает, что учетная запись пользователя заблокирована.</w:t>
       </w:r>
     </w:p>
     <w:p>
@@ -14702,7 +17405,18 @@
           <w:sz w:val="24"/>
           <w:szCs w:val="24"/>
         </w:rPr>
-        <w:t>A4. Неверный пароль</w:t>
+        <w:t>A4. Неверный</w:t>
+      </w:r>
+      <w:r>
+        <w:rPr>
+          <w:rFonts w:ascii="Times New Roman" w:eastAsia="Times New Roman" w:hAnsi="Times New Roman" w:cs="Times New Roman"/>
+          <w:b/>
+          <w:bCs/>
+          <w:color w:val="222222"/>
+          <w:sz w:val="24"/>
+          <w:szCs w:val="24"/>
+        </w:rPr>
+        <w:t xml:space="preserve"> пароль</w:t>
       </w:r>
     </w:p>
     <w:p>
@@ -14816,7 +17530,16 @@
           <w:sz w:val="24"/>
           <w:szCs w:val="24"/>
         </w:rPr>
-        <w:t>Система увеличивает счетчик неудачных попыток входа в журнале.</w:t>
+        <w:t xml:space="preserve">Система увеличивает счетчик неудачных попыток входа в </w:t>
+      </w:r>
+      <w:r>
+        <w:rPr>
+          <w:rFonts w:ascii="Times New Roman" w:eastAsia="Times New Roman" w:hAnsi="Times New Roman" w:cs="Times New Roman"/>
+          <w:color w:val="222222"/>
+          <w:sz w:val="24"/>
+          <w:szCs w:val="24"/>
+        </w:rPr>
+        <w:t>журнале.</w:t>
       </w:r>
     </w:p>
     <w:p>
@@ -14926,7 +17649,16 @@
           <w:sz w:val="24"/>
           <w:szCs w:val="24"/>
         </w:rPr>
-        <w:t>Система перенаправляет пользователя на страницу смены пароля с сообщением: «Срок действия вашего пароля истек. Пожалуйста, установите новый пароль для продолжения работы».</w:t>
+        <w:t xml:space="preserve">Система </w:t>
+      </w:r>
+      <w:r>
+        <w:rPr>
+          <w:rFonts w:ascii="Times New Roman" w:eastAsia="Times New Roman" w:hAnsi="Times New Roman" w:cs="Times New Roman"/>
+          <w:color w:val="222222"/>
+          <w:sz w:val="24"/>
+          <w:szCs w:val="24"/>
+        </w:rPr>
+        <w:t>перенаправляет пользователя на страницу смены пароля с сообщением: «Срок действия вашего пароля истек. Пожалуйста, установите новый пароль для продолжения работы».</w:t>
       </w:r>
     </w:p>
     <w:p>
@@ -14955,7 +17687,16 @@
           <w:sz w:val="24"/>
           <w:szCs w:val="24"/>
         </w:rPr>
-        <w:t>После успешной смены пароля система создает сессию и перенаправляет пользователя на главную страницу.</w:t>
+        <w:t xml:space="preserve">После успешной смены пароля система создает сессию и перенаправляет пользователя на главную </w:t>
+      </w:r>
+      <w:r>
+        <w:rPr>
+          <w:rFonts w:ascii="Times New Roman" w:eastAsia="Times New Roman" w:hAnsi="Times New Roman" w:cs="Times New Roman"/>
+          <w:color w:val="222222"/>
+          <w:sz w:val="24"/>
+          <w:szCs w:val="24"/>
+        </w:rPr>
+        <w:t>страницу.</w:t>
       </w:r>
     </w:p>
     <w:p>
@@ -15148,7 +17889,16 @@
           <w:sz w:val="24"/>
           <w:szCs w:val="24"/>
         </w:rPr>
-        <w:t>Событие входа (успешного или неудачного) зафиксировано в системных журналах.</w:t>
+        <w:t xml:space="preserve">Событие входа (успешного или </w:t>
+      </w:r>
+      <w:r>
+        <w:rPr>
+          <w:rFonts w:ascii="Times New Roman" w:eastAsia="Times New Roman" w:hAnsi="Times New Roman" w:cs="Times New Roman"/>
+          <w:color w:val="222222"/>
+          <w:sz w:val="24"/>
+          <w:szCs w:val="24"/>
+        </w:rPr>
+        <w:t>неудачного) зафиксировано в системных журналах.</w:t>
       </w:r>
     </w:p>
     <w:p>
@@ -15185,8 +17935,8 @@
           <w:szCs w:val="24"/>
         </w:rPr>
       </w:pPr>
-      <w:bookmarkStart w:id="67" w:name="_Toc9000036"/>
-      <w:bookmarkEnd w:id="67"/>
+      <w:bookmarkStart w:id="68" w:name="_Toc9000036"/>
+      <w:bookmarkEnd w:id="68"/>
       <w:r>
         <w:rPr>
           <w:rFonts w:ascii="Times New Roman" w:eastAsia="Times New Roman" w:hAnsi="Times New Roman" w:cs="Times New Roman"/>
@@ -15227,7 +17977,16 @@
           <w:sz w:val="24"/>
           <w:szCs w:val="24"/>
         </w:rPr>
-        <w:t>Данный вариант использования описывает процесс изменения роли зарегистрированного пользователя. Суперпользователь (единственный в системе) может назначать роли «Администратор», «Автор» или «Читатель». Администратор может назначать только роли «Автор» или «Читатель». Пользователь не может изменить свою роль самостоятельно.</w:t>
+        <w:t xml:space="preserve">Данный вариант использования описывает процесс изменения роли зарегистрированного пользователя. Суперпользователь (единственный в </w:t>
+      </w:r>
+      <w:r>
+        <w:rPr>
+          <w:rFonts w:ascii="Times New Roman" w:eastAsia="Times New Roman" w:hAnsi="Times New Roman" w:cs="Times New Roman"/>
+          <w:color w:val="222222"/>
+          <w:sz w:val="24"/>
+          <w:szCs w:val="24"/>
+        </w:rPr>
+        <w:t>системе) может назначать роли «Администратор», «Автор» или «Читатель». Администратор может назначать только роли «Автор» или «Читатель». Пользователь не может изменить свою роль самостоятельно.</w:t>
       </w:r>
     </w:p>
     <w:p>
@@ -15285,7 +18044,15 @@
           <w:sz w:val="24"/>
           <w:szCs w:val="24"/>
         </w:rPr>
-        <w:t>Храмов Дмитрий Эдуардович</w:t>
+        <w:t xml:space="preserve">Храмов Дмитрий </w:t>
+      </w:r>
+      <w:r>
+        <w:rPr>
+          <w:rFonts w:ascii="Times New Roman" w:eastAsia="Times New Roman" w:hAnsi="Times New Roman" w:cs="Times New Roman"/>
+          <w:sz w:val="24"/>
+          <w:szCs w:val="24"/>
+        </w:rPr>
+        <w:t>Эдуардович</w:t>
       </w:r>
     </w:p>
     <w:p>
@@ -15428,7 +18195,16 @@
           <w:sz w:val="24"/>
           <w:szCs w:val="24"/>
         </w:rPr>
-        <w:t>В системе существуют зарегистрированные пользователи, роли которых можно изменить.</w:t>
+        <w:t>В системе существуют зарегистрированные</w:t>
+      </w:r>
+      <w:r>
+        <w:rPr>
+          <w:rFonts w:ascii="Times New Roman" w:eastAsia="Times New Roman" w:hAnsi="Times New Roman" w:cs="Times New Roman"/>
+          <w:color w:val="222222"/>
+          <w:sz w:val="24"/>
+          <w:szCs w:val="24"/>
+        </w:rPr>
+        <w:t xml:space="preserve"> пользователи, роли которых можно изменить.</w:t>
       </w:r>
     </w:p>
     <w:p>
@@ -15512,7 +18288,16 @@
           <w:sz w:val="24"/>
           <w:szCs w:val="24"/>
         </w:rPr>
-        <w:t>Система отображает список зарегистрированных пользователей с указанием их идентификаторов, номеров телефонов и текущих ролей.</w:t>
+        <w:t xml:space="preserve">Система отображает список зарегистрированных пользователей с указанием их </w:t>
+      </w:r>
+      <w:r>
+        <w:rPr>
+          <w:rFonts w:ascii="Times New Roman" w:eastAsia="Times New Roman" w:hAnsi="Times New Roman" w:cs="Times New Roman"/>
+          <w:color w:val="222222"/>
+          <w:sz w:val="24"/>
+          <w:szCs w:val="24"/>
+        </w:rPr>
+        <w:t>идентификаторов, номеров телефонов и текущих ролей.</w:t>
       </w:r>
     </w:p>
     <w:p>
@@ -15570,7 +18355,16 @@
           <w:sz w:val="24"/>
           <w:szCs w:val="24"/>
         </w:rPr>
-        <w:t>Система отображает карточку пользователя с его данными и текущей ролью.</w:t>
+        <w:t>Система отображает карточку пользователя с его данными и тек</w:t>
+      </w:r>
+      <w:r>
+        <w:rPr>
+          <w:rFonts w:ascii="Times New Roman" w:eastAsia="Times New Roman" w:hAnsi="Times New Roman" w:cs="Times New Roman"/>
+          <w:color w:val="222222"/>
+          <w:sz w:val="24"/>
+          <w:szCs w:val="24"/>
+        </w:rPr>
+        <w:t>ущей ролью.</w:t>
       </w:r>
     </w:p>
     <w:p>
@@ -15692,7 +18486,16 @@
           <w:sz w:val="24"/>
           <w:szCs w:val="24"/>
         </w:rPr>
-        <w:t>Суперпользователь или Администратор выбирает новую роль из доступного списка.</w:t>
+        <w:t xml:space="preserve">Суперпользователь </w:t>
+      </w:r>
+      <w:r>
+        <w:rPr>
+          <w:rFonts w:ascii="Times New Roman" w:eastAsia="Times New Roman" w:hAnsi="Times New Roman" w:cs="Times New Roman"/>
+          <w:color w:val="222222"/>
+          <w:sz w:val="24"/>
+          <w:szCs w:val="24"/>
+        </w:rPr>
+        <w:t>или Администратор выбирает новую роль из доступного списка.</w:t>
       </w:r>
     </w:p>
     <w:p>
@@ -15779,7 +18582,16 @@
           <w:sz w:val="24"/>
           <w:szCs w:val="24"/>
         </w:rPr>
-        <w:t>Система проверяет, что пользователь не пытается изменить свою собственную роль.</w:t>
+        <w:t>Система проверяет, что пользователь не пыт</w:t>
+      </w:r>
+      <w:r>
+        <w:rPr>
+          <w:rFonts w:ascii="Times New Roman" w:eastAsia="Times New Roman" w:hAnsi="Times New Roman" w:cs="Times New Roman"/>
+          <w:color w:val="222222"/>
+          <w:sz w:val="24"/>
+          <w:szCs w:val="24"/>
+        </w:rPr>
+        <w:t>ается изменить свою собственную роль.</w:t>
       </w:r>
     </w:p>
     <w:p>
@@ -15866,7 +18678,16 @@
           <w:sz w:val="24"/>
           <w:szCs w:val="24"/>
         </w:rPr>
-        <w:t>Система отображает сообщение об успешном изменении роли: «Роль пользователя [идентификатор] изменена на [новая роль]».</w:t>
+        <w:t xml:space="preserve">Система отображает сообщение об успешном </w:t>
+      </w:r>
+      <w:r>
+        <w:rPr>
+          <w:rFonts w:ascii="Times New Roman" w:eastAsia="Times New Roman" w:hAnsi="Times New Roman" w:cs="Times New Roman"/>
+          <w:color w:val="222222"/>
+          <w:sz w:val="24"/>
+          <w:szCs w:val="24"/>
+        </w:rPr>
+        <w:t>изменении роли: «Роль пользователя [идентификатор] изменена на [новая роль]».</w:t>
       </w:r>
     </w:p>
     <w:p>
@@ -15977,7 +18798,16 @@
           <w:sz w:val="24"/>
           <w:szCs w:val="24"/>
         </w:rPr>
-        <w:t>На шаге 3 пользователь вводит поисковый запрос, по которому система не находит совпадений.</w:t>
+        <w:t xml:space="preserve">На шаге 3 пользователь вводит поисковый запрос, по </w:t>
+      </w:r>
+      <w:r>
+        <w:rPr>
+          <w:rFonts w:ascii="Times New Roman" w:eastAsia="Times New Roman" w:hAnsi="Times New Roman" w:cs="Times New Roman"/>
+          <w:color w:val="222222"/>
+          <w:sz w:val="24"/>
+          <w:szCs w:val="24"/>
+        </w:rPr>
+        <w:t>которому система не находит совпадений.</w:t>
       </w:r>
     </w:p>
     <w:p>
@@ -16091,7 +18921,16 @@
           <w:sz w:val="24"/>
           <w:szCs w:val="24"/>
         </w:rPr>
-        <w:t>На шаге 9 система обнаруживает, что пользователь пытается изменить свою собственную роль.</w:t>
+        <w:t xml:space="preserve">На шаге 9 система </w:t>
+      </w:r>
+      <w:r>
+        <w:rPr>
+          <w:rFonts w:ascii="Times New Roman" w:eastAsia="Times New Roman" w:hAnsi="Times New Roman" w:cs="Times New Roman"/>
+          <w:color w:val="222222"/>
+          <w:sz w:val="24"/>
+          <w:szCs w:val="24"/>
+        </w:rPr>
+        <w:t>обнаруживает, что пользователь пытается изменить свою собственную роль.</w:t>
       </w:r>
     </w:p>
     <w:p>
@@ -16204,7 +19043,18 @@
           <w:sz w:val="24"/>
           <w:szCs w:val="24"/>
         </w:rPr>
-        <w:t>A3. Выбрана та же роль</w:t>
+        <w:t xml:space="preserve">A3. </w:t>
+      </w:r>
+      <w:r>
+        <w:rPr>
+          <w:rFonts w:ascii="Times New Roman" w:eastAsia="Times New Roman" w:hAnsi="Times New Roman" w:cs="Times New Roman"/>
+          <w:b/>
+          <w:bCs/>
+          <w:color w:val="222222"/>
+          <w:sz w:val="24"/>
+          <w:szCs w:val="24"/>
+        </w:rPr>
+        <w:t>Выбрана та же роль</w:t>
       </w:r>
     </w:p>
     <w:p>
@@ -16318,7 +19168,18 @@
           <w:sz w:val="24"/>
           <w:szCs w:val="24"/>
         </w:rPr>
-        <w:t>A4. Ошибка сохранения в базе данных</w:t>
+        <w:t xml:space="preserve">A4. </w:t>
+      </w:r>
+      <w:r>
+        <w:rPr>
+          <w:rFonts w:ascii="Times New Roman" w:eastAsia="Times New Roman" w:hAnsi="Times New Roman" w:cs="Times New Roman"/>
+          <w:b/>
+          <w:bCs/>
+          <w:color w:val="222222"/>
+          <w:sz w:val="24"/>
+          <w:szCs w:val="24"/>
+        </w:rPr>
+        <w:t>Ошибка сохранения в базе данных</w:t>
       </w:r>
     </w:p>
     <w:p>
@@ -16491,7 +19352,16 @@
           <w:sz w:val="24"/>
           <w:szCs w:val="24"/>
         </w:rPr>
-        <w:t>На шаге 6 система обнаруживает, что пользователь с ролью «Администратор» пытается назначить целевому пользователю роль «Администратор» или «Суперпользователь» (например, через модификацию запроса).</w:t>
+        <w:t>На шаге 6 система обнаруживает, что пользователь с ролью «Администратор» пытается назначить целевому пользователю рол</w:t>
+      </w:r>
+      <w:r>
+        <w:rPr>
+          <w:rFonts w:ascii="Times New Roman" w:eastAsia="Times New Roman" w:hAnsi="Times New Roman" w:cs="Times New Roman"/>
+          <w:color w:val="222222"/>
+          <w:sz w:val="24"/>
+          <w:szCs w:val="24"/>
+        </w:rPr>
+        <w:t>ь «Администратор» или «Суперпользователь» (например, через модификацию запроса).</w:t>
       </w:r>
     </w:p>
     <w:p>
@@ -16580,7 +19450,16 @@
           <w:sz w:val="24"/>
           <w:szCs w:val="24"/>
         </w:rPr>
-        <w:t>Пользователь возвращается к списку пользователей (возврат к шагу 2).</w:t>
+        <w:t>Пользователь</w:t>
+      </w:r>
+      <w:r>
+        <w:rPr>
+          <w:rFonts w:ascii="Times New Roman" w:eastAsia="Times New Roman" w:hAnsi="Times New Roman" w:cs="Times New Roman"/>
+          <w:color w:val="222222"/>
+          <w:sz w:val="24"/>
+          <w:szCs w:val="24"/>
+        </w:rPr>
+        <w:t xml:space="preserve"> возвращается к списку пользователей (возврат к шагу 2).</w:t>
       </w:r>
     </w:p>
     <w:p>
@@ -16664,7 +19543,16 @@
           <w:sz w:val="24"/>
           <w:szCs w:val="24"/>
         </w:rPr>
-        <w:t>Пользователь при следующем входе в систему получит права доступа, соответствующие новой роли.</w:t>
+        <w:t>Пользователь при следующем входе в систему получит права доступа, соответствующие ново</w:t>
+      </w:r>
+      <w:r>
+        <w:rPr>
+          <w:rFonts w:ascii="Times New Roman" w:eastAsia="Times New Roman" w:hAnsi="Times New Roman" w:cs="Times New Roman"/>
+          <w:color w:val="222222"/>
+          <w:sz w:val="24"/>
+          <w:szCs w:val="24"/>
+        </w:rPr>
+        <w:t>й роли.</w:t>
       </w:r>
     </w:p>
     <w:p>
@@ -16734,8 +19622,8 @@
           <w:szCs w:val="24"/>
         </w:rPr>
       </w:pPr>
-      <w:bookmarkStart w:id="68" w:name="_Toc9000037"/>
-      <w:bookmarkEnd w:id="68"/>
+      <w:bookmarkStart w:id="69" w:name="_Toc9000037"/>
+      <w:bookmarkEnd w:id="69"/>
       <w:r>
         <w:rPr>
           <w:rFonts w:ascii="Times New Roman" w:eastAsia="Times New Roman" w:hAnsi="Times New Roman" w:cs="Times New Roman"/>
@@ -16773,7 +19661,15 @@
           <w:sz w:val="24"/>
           <w:szCs w:val="24"/>
         </w:rPr>
-        <w:t>Данный вариант использования описывает процесс добавления опубликованного материала в персональные закладки пользователя для быстрого доступа к нему в будущем.</w:t>
+        <w:t xml:space="preserve">Данный вариант использования описывает процесс добавления опубликованного материала в персональные закладки </w:t>
+      </w:r>
+      <w:r>
+        <w:rPr>
+          <w:rFonts w:ascii="Times New Roman" w:eastAsia="Times New Roman" w:hAnsi="Times New Roman" w:cs="Times New Roman"/>
+          <w:sz w:val="24"/>
+          <w:szCs w:val="24"/>
+        </w:rPr>
+        <w:t>пользователя для быстрого доступа к нему в будущем.</w:t>
       </w:r>
     </w:p>
     <w:p>
@@ -16915,7 +19811,15 @@
           <w:sz w:val="24"/>
           <w:szCs w:val="24"/>
         </w:rPr>
-        <w:t>Пользователь авторизован в системе с ролью «Читатель» (или выше).</w:t>
+        <w:t>Пользователь авторизован в системе с ролью «Читатель» (или в</w:t>
+      </w:r>
+      <w:r>
+        <w:rPr>
+          <w:rFonts w:ascii="Times New Roman" w:eastAsia="Times New Roman" w:hAnsi="Times New Roman" w:cs="Times New Roman"/>
+          <w:sz w:val="24"/>
+          <w:szCs w:val="24"/>
+        </w:rPr>
+        <w:t>ыше).</w:t>
       </w:r>
     </w:p>
     <w:p>
@@ -17018,7 +19922,15 @@
           <w:sz w:val="24"/>
           <w:szCs w:val="24"/>
         </w:rPr>
-        <w:t>Система отображает содержимое материала и кнопку «Добавить в закладки» (иконка закладки).</w:t>
+        <w:t xml:space="preserve">Система отображает содержимое материала и кнопку «Добавить в закладки» </w:t>
+      </w:r>
+      <w:r>
+        <w:rPr>
+          <w:rFonts w:ascii="Times New Roman" w:eastAsia="Times New Roman" w:hAnsi="Times New Roman" w:cs="Times New Roman"/>
+          <w:sz w:val="24"/>
+          <w:szCs w:val="24"/>
+        </w:rPr>
+        <w:t>(иконка закладки).</w:t>
       </w:r>
     </w:p>
     <w:p>
@@ -17105,7 +20017,15 @@
           <w:sz w:val="24"/>
           <w:szCs w:val="24"/>
         </w:rPr>
-        <w:t>Система сохраняет запись о закладке, связывая идентификатор пользователя с идентификатором материала и сохраняя дату добавления.</w:t>
+        <w:t>Система сохраняет запись о закладке, связывая идентификатор пользователя с идентификатором материала и сохран</w:t>
+      </w:r>
+      <w:r>
+        <w:rPr>
+          <w:rFonts w:ascii="Times New Roman" w:eastAsia="Times New Roman" w:hAnsi="Times New Roman" w:cs="Times New Roman"/>
+          <w:sz w:val="24"/>
+          <w:szCs w:val="24"/>
+        </w:rPr>
+        <w:t>яя дату добавления.</w:t>
       </w:r>
     </w:p>
     <w:p>
@@ -17241,7 +20161,15 @@
           <w:szCs w:val="24"/>
         </w:rPr>
         <w:lastRenderedPageBreak/>
-        <w:t>На шаге 4 система обнаруживает, что материал уже сохранён в закладках пользователя.</w:t>
+        <w:t xml:space="preserve">На шаге 4 система обнаруживает, что </w:t>
+      </w:r>
+      <w:r>
+        <w:rPr>
+          <w:rFonts w:ascii="Times New Roman" w:eastAsia="Times New Roman" w:hAnsi="Times New Roman" w:cs="Times New Roman"/>
+          <w:sz w:val="24"/>
+          <w:szCs w:val="24"/>
+        </w:rPr>
+        <w:t>материал уже сохранён в закладках пользователя.</w:t>
       </w:r>
     </w:p>
     <w:p>
@@ -17353,7 +20281,15 @@
           <w:sz w:val="24"/>
           <w:szCs w:val="24"/>
         </w:rPr>
-        <w:t>Неавторизованный пользователь пытается добавить материал в закладки (например, через API или прямую ссылку).</w:t>
+        <w:t xml:space="preserve">Неавторизованный пользователь пытается добавить материал в </w:t>
+      </w:r>
+      <w:r>
+        <w:rPr>
+          <w:rFonts w:ascii="Times New Roman" w:eastAsia="Times New Roman" w:hAnsi="Times New Roman" w:cs="Times New Roman"/>
+          <w:sz w:val="24"/>
+          <w:szCs w:val="24"/>
+        </w:rPr>
+        <w:t>закладки (например, через API или прямую ссылку).</w:t>
       </w:r>
     </w:p>
     <w:p>
@@ -17468,7 +20404,16 @@
           <w:sz w:val="24"/>
           <w:szCs w:val="24"/>
         </w:rPr>
-        <w:t>Материал связан с учётной записью пользователя в списке закладок и доступен для быстрого доступа.</w:t>
+        <w:t xml:space="preserve">Материал связан с учётной записью </w:t>
+      </w:r>
+      <w:r>
+        <w:rPr>
+          <w:rFonts w:ascii="Times New Roman" w:eastAsia="Times New Roman" w:hAnsi="Times New Roman" w:cs="Times New Roman"/>
+          <w:color w:val="222222"/>
+          <w:sz w:val="24"/>
+          <w:szCs w:val="24"/>
+        </w:rPr>
+        <w:t>пользователя в списке закладок и доступен для быстрого доступа.</w:t>
       </w:r>
     </w:p>
     <w:p>
@@ -17527,8 +20472,8 @@
           <w:szCs w:val="24"/>
         </w:rPr>
       </w:pPr>
-      <w:bookmarkStart w:id="69" w:name="_Toc9000038"/>
-      <w:bookmarkEnd w:id="69"/>
+      <w:bookmarkStart w:id="70" w:name="_Toc9000038"/>
+      <w:bookmarkEnd w:id="70"/>
       <w:r>
         <w:rPr>
           <w:rFonts w:ascii="Times New Roman" w:eastAsia="Times New Roman" w:hAnsi="Times New Roman" w:cs="Times New Roman"/>
@@ -17567,7 +20512,16 @@
           <w:sz w:val="24"/>
           <w:szCs w:val="24"/>
         </w:rPr>
-        <w:t>Данный вариант использования описывает процесс просмотра пользователем списка ранее сохранённых им материалов в персональном разделе «Мои закладки».</w:t>
+        <w:t>Данный вариант использования описывает процесс просмотра пользователем списка ранее сохранённых им материа</w:t>
+      </w:r>
+      <w:r>
+        <w:rPr>
+          <w:rFonts w:ascii="Times New Roman" w:eastAsia="Times New Roman" w:hAnsi="Times New Roman" w:cs="Times New Roman"/>
+          <w:color w:val="222222"/>
+          <w:sz w:val="24"/>
+          <w:szCs w:val="24"/>
+        </w:rPr>
+        <w:t>лов в персональном разделе «Мои закладки».</w:t>
       </w:r>
     </w:p>
     <w:p>
@@ -17858,7 +20812,16 @@
           <w:sz w:val="24"/>
           <w:szCs w:val="24"/>
         </w:rPr>
-        <w:t>Для каждой закладки система отображает название материала, дату добавления и краткое описание.</w:t>
+        <w:t xml:space="preserve">Для каждой закладки система отображает </w:t>
+      </w:r>
+      <w:r>
+        <w:rPr>
+          <w:rFonts w:ascii="Times New Roman" w:eastAsia="Times New Roman" w:hAnsi="Times New Roman" w:cs="Times New Roman"/>
+          <w:color w:val="222222"/>
+          <w:sz w:val="24"/>
+          <w:szCs w:val="24"/>
+        </w:rPr>
+        <w:t>название материала, дату добавления и краткое описание.</w:t>
       </w:r>
     </w:p>
     <w:p>
@@ -18014,7 +20977,16 @@
           <w:sz w:val="24"/>
           <w:szCs w:val="24"/>
         </w:rPr>
-        <w:t>На шаге 2 система обнаруживает, что у пользователя нет сохранённых закладок.</w:t>
+        <w:t xml:space="preserve">На шаге 2 система обнаруживает, что у пользователя нет </w:t>
+      </w:r>
+      <w:r>
+        <w:rPr>
+          <w:rFonts w:ascii="Times New Roman" w:eastAsia="Times New Roman" w:hAnsi="Times New Roman" w:cs="Times New Roman"/>
+          <w:color w:val="222222"/>
+          <w:sz w:val="24"/>
+          <w:szCs w:val="24"/>
+        </w:rPr>
+        <w:t>сохранённых закладок.</w:t>
       </w:r>
     </w:p>
     <w:p>
@@ -18107,7 +21079,16 @@
           <w:sz w:val="24"/>
           <w:szCs w:val="24"/>
         </w:rPr>
-        <w:t>При просмотре закладок (шаг 2) один из сохранённых материалов был удалён из системы администратором или автором.</w:t>
+        <w:t xml:space="preserve">При просмотре закладок (шаг 2) один из сохранённых материалов был </w:t>
+      </w:r>
+      <w:r>
+        <w:rPr>
+          <w:rFonts w:ascii="Times New Roman" w:eastAsia="Times New Roman" w:hAnsi="Times New Roman" w:cs="Times New Roman"/>
+          <w:color w:val="222222"/>
+          <w:sz w:val="24"/>
+          <w:szCs w:val="24"/>
+        </w:rPr>
+        <w:t>удалён из системы администратором или автором.</w:t>
       </w:r>
     </w:p>
     <w:p>
@@ -18229,7 +21210,16 @@
           <w:sz w:val="24"/>
           <w:szCs w:val="24"/>
         </w:rPr>
-        <w:t>Пользователь ознакомился с сохранёнными материалами.</w:t>
+        <w:t xml:space="preserve">Пользователь ознакомился с сохранёнными </w:t>
+      </w:r>
+      <w:r>
+        <w:rPr>
+          <w:rFonts w:ascii="Times New Roman" w:eastAsia="Times New Roman" w:hAnsi="Times New Roman" w:cs="Times New Roman"/>
+          <w:color w:val="222222"/>
+          <w:sz w:val="24"/>
+          <w:szCs w:val="24"/>
+        </w:rPr>
+        <w:t>материалами.</w:t>
       </w:r>
     </w:p>
     <w:p>
@@ -18275,8 +21265,8 @@
           <w:szCs w:val="24"/>
         </w:rPr>
       </w:pPr>
-      <w:bookmarkStart w:id="70" w:name="_Toc9000039"/>
-      <w:bookmarkEnd w:id="70"/>
+      <w:bookmarkStart w:id="71" w:name="_Toc9000039"/>
+      <w:bookmarkEnd w:id="71"/>
       <w:r>
         <w:rPr>
           <w:rFonts w:ascii="Times New Roman" w:eastAsia="Times New Roman" w:hAnsi="Times New Roman" w:cs="Times New Roman"/>
@@ -18315,7 +21305,16 @@
           <w:sz w:val="24"/>
           <w:szCs w:val="24"/>
         </w:rPr>
-        <w:t>Данный вариант использования описывает процесс удаления ранее сохранённого материала из персональных закладок пользователя.</w:t>
+        <w:t>Данный вариант использования описывает процесс удаления ранее сохранённого материала из персональн</w:t>
+      </w:r>
+      <w:r>
+        <w:rPr>
+          <w:rFonts w:ascii="Times New Roman" w:eastAsia="Times New Roman" w:hAnsi="Times New Roman" w:cs="Times New Roman"/>
+          <w:color w:val="222222"/>
+          <w:sz w:val="24"/>
+          <w:szCs w:val="24"/>
+        </w:rPr>
+        <w:t>ых закладок пользователя.</w:t>
       </w:r>
     </w:p>
     <w:p>
@@ -18491,7 +21490,16 @@
           <w:sz w:val="24"/>
           <w:szCs w:val="24"/>
         </w:rPr>
-        <w:t>В списке закладок пользователя присутствует хотя бы один материал.</w:t>
+        <w:t xml:space="preserve">В списке закладок </w:t>
+      </w:r>
+      <w:r>
+        <w:rPr>
+          <w:rFonts w:ascii="Times New Roman" w:eastAsia="Times New Roman" w:hAnsi="Times New Roman" w:cs="Times New Roman"/>
+          <w:color w:val="222222"/>
+          <w:sz w:val="24"/>
+          <w:szCs w:val="24"/>
+        </w:rPr>
+        <w:t>пользователя присутствует хотя бы один материал.</w:t>
       </w:r>
     </w:p>
     <w:p>
@@ -18576,7 +21584,16 @@
           <w:sz w:val="24"/>
           <w:szCs w:val="24"/>
         </w:rPr>
-        <w:t>Читатель нажимает кнопку «Удалить из закладок» (заполненная иконка закладки) или кнопку «Удалить» рядом с элементом в списке закладок.</w:t>
+        <w:t xml:space="preserve">Читатель нажимает кнопку «Удалить из закладок» (заполненная иконка закладки) или кнопку </w:t>
+      </w:r>
+      <w:r>
+        <w:rPr>
+          <w:rFonts w:ascii="Times New Roman" w:eastAsia="Times New Roman" w:hAnsi="Times New Roman" w:cs="Times New Roman"/>
+          <w:color w:val="222222"/>
+          <w:sz w:val="24"/>
+          <w:szCs w:val="24"/>
+        </w:rPr>
+        <w:t>«Удалить» рядом с элементом в списке закладок.</w:t>
       </w:r>
     </w:p>
     <w:p>
@@ -18692,7 +21709,16 @@
           <w:sz w:val="24"/>
           <w:szCs w:val="24"/>
         </w:rPr>
-        <w:t>Система обновляет отображение: кнопка возвращается в состояние «Добавить в закладки» или элемент исчезает из списка закладок.</w:t>
+        <w:t xml:space="preserve">Система обновляет отображение: кнопка </w:t>
+      </w:r>
+      <w:r>
+        <w:rPr>
+          <w:rFonts w:ascii="Times New Roman" w:eastAsia="Times New Roman" w:hAnsi="Times New Roman" w:cs="Times New Roman"/>
+          <w:color w:val="222222"/>
+          <w:sz w:val="24"/>
+          <w:szCs w:val="24"/>
+        </w:rPr>
+        <w:t>возвращается в состояние «Добавить в закладки» или элемент исчезает из списка закладок.</w:t>
       </w:r>
     </w:p>
     <w:p>
@@ -18804,7 +21830,16 @@
           <w:sz w:val="24"/>
           <w:szCs w:val="24"/>
         </w:rPr>
-        <w:t>На шаге 4 читатель нажимает кнопку «Отмена» в диалоге подтверждения.</w:t>
+        <w:t>На шаге 4 читатель нажимает кнопку «Отмена» в диалоге</w:t>
+      </w:r>
+      <w:r>
+        <w:rPr>
+          <w:rFonts w:ascii="Times New Roman" w:eastAsia="Times New Roman" w:hAnsi="Times New Roman" w:cs="Times New Roman"/>
+          <w:color w:val="222222"/>
+          <w:sz w:val="24"/>
+          <w:szCs w:val="24"/>
+        </w:rPr>
+        <w:t xml:space="preserve"> подтверждения.</w:t>
       </w:r>
     </w:p>
     <w:p>
@@ -18978,7 +22013,16 @@
           <w:sz w:val="24"/>
           <w:szCs w:val="24"/>
         </w:rPr>
-        <w:t>Пользователь может продолжить работу с порталом.</w:t>
+        <w:t xml:space="preserve">Пользователь может </w:t>
+      </w:r>
+      <w:r>
+        <w:rPr>
+          <w:rFonts w:ascii="Times New Roman" w:eastAsia="Times New Roman" w:hAnsi="Times New Roman" w:cs="Times New Roman"/>
+          <w:color w:val="222222"/>
+          <w:sz w:val="24"/>
+          <w:szCs w:val="24"/>
+        </w:rPr>
+        <w:t>продолжить работу с порталом.</w:t>
       </w:r>
     </w:p>
     <w:p>
@@ -18994,8 +22038,8 @@
           <w:szCs w:val="24"/>
         </w:rPr>
       </w:pPr>
-      <w:bookmarkStart w:id="71" w:name="_Toc9000040"/>
-      <w:bookmarkEnd w:id="71"/>
+      <w:bookmarkStart w:id="72" w:name="_Toc9000040"/>
+      <w:bookmarkEnd w:id="72"/>
       <w:r>
         <w:rPr>
           <w:rFonts w:ascii="Times New Roman" w:eastAsia="Times New Roman" w:hAnsi="Times New Roman" w:cs="Times New Roman"/>
@@ -19057,7 +22101,16 @@
           <w:sz w:val="24"/>
           <w:szCs w:val="24"/>
         </w:rPr>
-        <w:t>поиск по ключевым словам</w:t>
+        <w:t xml:space="preserve">поиск по </w:t>
+      </w:r>
+      <w:r>
+        <w:rPr>
+          <w:rFonts w:ascii="Times New Roman" w:eastAsia="Times New Roman" w:hAnsi="Times New Roman" w:cs="Times New Roman"/>
+          <w:color w:val="222222"/>
+          <w:sz w:val="24"/>
+          <w:szCs w:val="24"/>
+        </w:rPr>
+        <w:t>ключевым словам</w:t>
       </w:r>
       <w:proofErr w:type="gramEnd"/>
       <w:r>
@@ -19164,7 +22217,16 @@
           <w:sz w:val="24"/>
           <w:szCs w:val="24"/>
         </w:rPr>
-        <w:t xml:space="preserve"> Зарегистрированный пользователь</w:t>
+        <w:t xml:space="preserve"> </w:t>
+      </w:r>
+      <w:r>
+        <w:rPr>
+          <w:rFonts w:ascii="Times New Roman" w:eastAsia="Times New Roman" w:hAnsi="Times New Roman" w:cs="Times New Roman"/>
+          <w:color w:val="222222"/>
+          <w:sz w:val="24"/>
+          <w:szCs w:val="24"/>
+        </w:rPr>
+        <w:t>Зарегистрированный пользователь</w:t>
       </w:r>
     </w:p>
     <w:p>
@@ -19273,7 +22335,18 @@
           <w:sz w:val="24"/>
           <w:szCs w:val="24"/>
         </w:rPr>
-        <w:t>Основной поток (Просмотр списка материалов):</w:t>
+        <w:t>Основной поток (Пр</w:t>
+      </w:r>
+      <w:r>
+        <w:rPr>
+          <w:rFonts w:ascii="Times New Roman" w:eastAsia="Times New Roman" w:hAnsi="Times New Roman" w:cs="Times New Roman"/>
+          <w:b/>
+          <w:bCs/>
+          <w:color w:val="222222"/>
+          <w:sz w:val="24"/>
+          <w:szCs w:val="24"/>
+        </w:rPr>
+        <w:t>осмотр списка материалов):</w:t>
       </w:r>
     </w:p>
     <w:p>
@@ -19358,7 +22431,16 @@
           <w:sz w:val="24"/>
           <w:szCs w:val="24"/>
         </w:rPr>
-        <w:t>Для каждого материала система отображает: название, имя автора, дату публикации и краткое описание.</w:t>
+        <w:t xml:space="preserve">Для каждого материала система отображает: название, имя автора, дату </w:t>
+      </w:r>
+      <w:r>
+        <w:rPr>
+          <w:rFonts w:ascii="Times New Roman" w:eastAsia="Times New Roman" w:hAnsi="Times New Roman" w:cs="Times New Roman"/>
+          <w:color w:val="222222"/>
+          <w:sz w:val="24"/>
+          <w:szCs w:val="24"/>
+        </w:rPr>
+        <w:t>публикации и краткое описание.</w:t>
       </w:r>
     </w:p>
     <w:p>
@@ -19470,7 +22552,16 @@
           <w:sz w:val="24"/>
           <w:szCs w:val="24"/>
         </w:rPr>
-        <w:t>Система отображает содержимое материала в соответствующем формате (текст статьи, веб-страница или ссылка на файловую версию).</w:t>
+        <w:t>Система отображает содержимое материала в соответ</w:t>
+      </w:r>
+      <w:r>
+        <w:rPr>
+          <w:rFonts w:ascii="Times New Roman" w:eastAsia="Times New Roman" w:hAnsi="Times New Roman" w:cs="Times New Roman"/>
+          <w:color w:val="222222"/>
+          <w:sz w:val="24"/>
+          <w:szCs w:val="24"/>
+        </w:rPr>
+        <w:t>ствующем формате (текст статьи, веб-страница или ссылка на файловую версию).</w:t>
       </w:r>
     </w:p>
     <w:p>
@@ -19606,7 +22697,16 @@
           <w:sz w:val="24"/>
           <w:szCs w:val="24"/>
         </w:rPr>
-        <w:t>Система отображает список доступных категорий материалов.</w:t>
+        <w:t>Система отображает</w:t>
+      </w:r>
+      <w:r>
+        <w:rPr>
+          <w:rFonts w:ascii="Times New Roman" w:eastAsia="Times New Roman" w:hAnsi="Times New Roman" w:cs="Times New Roman"/>
+          <w:color w:val="222222"/>
+          <w:sz w:val="24"/>
+          <w:szCs w:val="24"/>
+        </w:rPr>
+        <w:t xml:space="preserve"> список доступных категорий материалов.</w:t>
       </w:r>
     </w:p>
     <w:p>
@@ -19691,7 +22791,16 @@
           <w:sz w:val="24"/>
           <w:szCs w:val="24"/>
         </w:rPr>
-        <w:t>Пользователь продолжает просмотр отфильтрованного списка (возврат к шагу 4 основного потока).</w:t>
+        <w:t>Пользователь продолжает просмотр отфильтрованного списка (возвра</w:t>
+      </w:r>
+      <w:r>
+        <w:rPr>
+          <w:rFonts w:ascii="Times New Roman" w:eastAsia="Times New Roman" w:hAnsi="Times New Roman" w:cs="Times New Roman"/>
+          <w:color w:val="222222"/>
+          <w:sz w:val="24"/>
+          <w:szCs w:val="24"/>
+        </w:rPr>
+        <w:t>т к шагу 4 основного потока).</w:t>
       </w:r>
     </w:p>
     <w:p>
@@ -19801,7 +22910,16 @@
           <w:sz w:val="24"/>
           <w:szCs w:val="24"/>
         </w:rPr>
-        <w:t>Пользователь выбирает вариант сортировки или период.</w:t>
+        <w:t xml:space="preserve">Пользователь выбирает </w:t>
+      </w:r>
+      <w:r>
+        <w:rPr>
+          <w:rFonts w:ascii="Times New Roman" w:eastAsia="Times New Roman" w:hAnsi="Times New Roman" w:cs="Times New Roman"/>
+          <w:color w:val="222222"/>
+          <w:sz w:val="24"/>
+          <w:szCs w:val="24"/>
+        </w:rPr>
+        <w:t>вариант сортировки или период.</w:t>
       </w:r>
     </w:p>
     <w:p>
@@ -19912,7 +23030,16 @@
           <w:sz w:val="24"/>
           <w:szCs w:val="24"/>
         </w:rPr>
-        <w:t>На шаге 4 пользователь нажимает на фильтр «Автор».</w:t>
+        <w:t xml:space="preserve">На шаге 4 </w:t>
+      </w:r>
+      <w:r>
+        <w:rPr>
+          <w:rFonts w:ascii="Times New Roman" w:eastAsia="Times New Roman" w:hAnsi="Times New Roman" w:cs="Times New Roman"/>
+          <w:color w:val="222222"/>
+          <w:sz w:val="24"/>
+          <w:szCs w:val="24"/>
+        </w:rPr>
+        <w:t>пользователь нажимает на фильтр «Автор».</w:t>
       </w:r>
     </w:p>
     <w:p>
@@ -20025,7 +23152,16 @@
           <w:sz w:val="24"/>
           <w:szCs w:val="24"/>
         </w:rPr>
-        <w:t>Пользователь продолжает просмотр отфильтрованного списка (возврат к шагу 4 основного потока).</w:t>
+        <w:t>Польз</w:t>
+      </w:r>
+      <w:r>
+        <w:rPr>
+          <w:rFonts w:ascii="Times New Roman" w:eastAsia="Times New Roman" w:hAnsi="Times New Roman" w:cs="Times New Roman"/>
+          <w:color w:val="222222"/>
+          <w:sz w:val="24"/>
+          <w:szCs w:val="24"/>
+        </w:rPr>
+        <w:t>ователь продолжает просмотр отфильтрованного списка (возврат к шагу 4 основного потока).</w:t>
       </w:r>
     </w:p>
     <w:p>
@@ -20135,7 +23271,16 @@
           <w:sz w:val="24"/>
           <w:szCs w:val="24"/>
         </w:rPr>
-        <w:t>Система выполняет поиск по названию, краткому описанию и содержимому материалов.</w:t>
+        <w:t xml:space="preserve">Система </w:t>
+      </w:r>
+      <w:r>
+        <w:rPr>
+          <w:rFonts w:ascii="Times New Roman" w:eastAsia="Times New Roman" w:hAnsi="Times New Roman" w:cs="Times New Roman"/>
+          <w:color w:val="222222"/>
+          <w:sz w:val="24"/>
+          <w:szCs w:val="24"/>
+        </w:rPr>
+        <w:t>выполняет поиск по названию, краткому описанию и содержимому материалов.</w:t>
       </w:r>
     </w:p>
     <w:p>
@@ -20191,7 +23336,16 @@
           <w:sz w:val="24"/>
           <w:szCs w:val="24"/>
         </w:rPr>
-        <w:t>Если материалы найдены, пользователь продолжает просмотр результатов (возврат к шагу 4 основного потока).</w:t>
+        <w:t>Если материалы найдены, пользователь продолжает просмотр результатов (возв</w:t>
+      </w:r>
+      <w:r>
+        <w:rPr>
+          <w:rFonts w:ascii="Times New Roman" w:eastAsia="Times New Roman" w:hAnsi="Times New Roman" w:cs="Times New Roman"/>
+          <w:color w:val="222222"/>
+          <w:sz w:val="24"/>
+          <w:szCs w:val="24"/>
+        </w:rPr>
+        <w:t>рат к шагу 4 основного потока).</w:t>
       </w:r>
     </w:p>
     <w:p>
@@ -20303,7 +23457,16 @@
           <w:sz w:val="24"/>
           <w:szCs w:val="24"/>
         </w:rPr>
-        <w:t>Система отображает сообщение: «По вашему запросу материалы не найдены. Попробуйте изменить параметры поиска или фильтры».</w:t>
+        <w:t xml:space="preserve">Система </w:t>
+      </w:r>
+      <w:r>
+        <w:rPr>
+          <w:rFonts w:ascii="Times New Roman" w:eastAsia="Times New Roman" w:hAnsi="Times New Roman" w:cs="Times New Roman"/>
+          <w:color w:val="222222"/>
+          <w:sz w:val="24"/>
+          <w:szCs w:val="24"/>
+        </w:rPr>
+        <w:t>отображает сообщение: «По вашему запросу материалы не найдены. Попробуйте изменить параметры поиска или фильтры».</w:t>
       </w:r>
     </w:p>
     <w:p>
@@ -20386,7 +23549,16 @@
           <w:sz w:val="24"/>
           <w:szCs w:val="24"/>
         </w:rPr>
-        <w:t>На шаге 5 пользователь пытается открыть материал, который был удалён автором или администратором после того, как пользователь увидел его в списке.</w:t>
+        <w:t xml:space="preserve">На </w:t>
+      </w:r>
+      <w:r>
+        <w:rPr>
+          <w:rFonts w:ascii="Times New Roman" w:eastAsia="Times New Roman" w:hAnsi="Times New Roman" w:cs="Times New Roman"/>
+          <w:color w:val="222222"/>
+          <w:sz w:val="24"/>
+          <w:szCs w:val="24"/>
+        </w:rPr>
+        <w:t>шаге 5 пользователь пытается открыть материал, который был удалён автором или администратором после того, как пользователь увидел его в списке.</w:t>
       </w:r>
     </w:p>
     <w:p>
@@ -20442,7 +23614,16 @@
           <w:sz w:val="24"/>
           <w:szCs w:val="24"/>
         </w:rPr>
-        <w:t>Система отображает сообщение: «Материал был удалён или временно недоступен».</w:t>
+        <w:t>Система отображает сообщение: «Материал был удалён или временно н</w:t>
+      </w:r>
+      <w:r>
+        <w:rPr>
+          <w:rFonts w:ascii="Times New Roman" w:eastAsia="Times New Roman" w:hAnsi="Times New Roman" w:cs="Times New Roman"/>
+          <w:color w:val="222222"/>
+          <w:sz w:val="24"/>
+          <w:szCs w:val="24"/>
+        </w:rPr>
+        <w:t>едоступен».</w:t>
       </w:r>
     </w:p>
     <w:p>
@@ -20553,7 +23734,16 @@
           <w:sz w:val="24"/>
           <w:szCs w:val="24"/>
         </w:rPr>
-        <w:t>Система отображает информацию о файле: название, размер, формат.</w:t>
+        <w:t xml:space="preserve">Система отображает </w:t>
+      </w:r>
+      <w:r>
+        <w:rPr>
+          <w:rFonts w:ascii="Times New Roman" w:eastAsia="Times New Roman" w:hAnsi="Times New Roman" w:cs="Times New Roman"/>
+          <w:color w:val="222222"/>
+          <w:sz w:val="24"/>
+          <w:szCs w:val="24"/>
+        </w:rPr>
+        <w:t>информацию о файле: название, размер, формат.</w:t>
       </w:r>
     </w:p>
     <w:p>
@@ -20635,7 +23825,18 @@
           <w:sz w:val="24"/>
           <w:szCs w:val="24"/>
         </w:rPr>
-        <w:t>Постусловия:</w:t>
+        <w:t>П</w:t>
+      </w:r>
+      <w:r>
+        <w:rPr>
+          <w:rFonts w:ascii="Times New Roman" w:eastAsia="Times New Roman" w:hAnsi="Times New Roman" w:cs="Times New Roman"/>
+          <w:b/>
+          <w:bCs/>
+          <w:color w:val="222222"/>
+          <w:sz w:val="24"/>
+          <w:szCs w:val="24"/>
+        </w:rPr>
+        <w:t>остусловия:</w:t>
       </w:r>
     </w:p>
     <w:p>
@@ -20749,7 +23950,16 @@
           <w:sz w:val="24"/>
           <w:szCs w:val="24"/>
         </w:rPr>
-        <w:t>Материал отображён в соответствующем формате (текст, веб-страница или файловая версия).</w:t>
+        <w:t xml:space="preserve">Материал отображён в </w:t>
+      </w:r>
+      <w:r>
+        <w:rPr>
+          <w:rFonts w:ascii="Times New Roman" w:eastAsia="Times New Roman" w:hAnsi="Times New Roman" w:cs="Times New Roman"/>
+          <w:color w:val="222222"/>
+          <w:sz w:val="24"/>
+          <w:szCs w:val="24"/>
+        </w:rPr>
+        <w:t>соответствующем формате (текст, веб-страница или файловая версия).</w:t>
       </w:r>
     </w:p>
     <w:p>
@@ -20775,8 +23985,8 @@
           <w:szCs w:val="24"/>
         </w:rPr>
       </w:pPr>
-      <w:bookmarkStart w:id="72" w:name="_Toc9000041"/>
-      <w:bookmarkEnd w:id="72"/>
+      <w:bookmarkStart w:id="73" w:name="_Toc9000041"/>
+      <w:bookmarkEnd w:id="73"/>
       <w:r>
         <w:rPr>
           <w:rFonts w:ascii="Times New Roman" w:eastAsia="Times New Roman" w:hAnsi="Times New Roman" w:cs="Times New Roman"/>
@@ -20815,7 +24025,16 @@
           <w:sz w:val="24"/>
           <w:szCs w:val="24"/>
         </w:rPr>
-        <w:t>Данный вариант использования описывает процесс публикации новой статьи или образовательного материала автором, включая заполнение содержания и публикацию. Автор также может прикрепить файлы к материалу (необязательно). После публикации материал становится доступным всем читателям системы.</w:t>
+        <w:t>Данный вариант использования описывает процесс публикации новой статьи или образовательного материала автором, включая заполнени</w:t>
+      </w:r>
+      <w:r>
+        <w:rPr>
+          <w:rFonts w:ascii="Times New Roman" w:eastAsia="Times New Roman" w:hAnsi="Times New Roman" w:cs="Times New Roman"/>
+          <w:color w:val="222222"/>
+          <w:sz w:val="24"/>
+          <w:szCs w:val="24"/>
+        </w:rPr>
+        <w:t>е содержания и публикацию. Автор также может прикрепить файлы к материалу (необязательно). После публикации материал становится доступным всем читателям системы.</w:t>
       </w:r>
     </w:p>
     <w:p>
@@ -21015,7 +24234,15 @@
           <w:sz w:val="24"/>
           <w:szCs w:val="24"/>
         </w:rPr>
-        <w:t>Автор открывает раздел «Создать материал» в личном кабинете.</w:t>
+        <w:t>Автор открывает раздел «Создать материал» в ли</w:t>
+      </w:r>
+      <w:r>
+        <w:rPr>
+          <w:rFonts w:ascii="Times New Roman" w:eastAsia="Times New Roman" w:hAnsi="Times New Roman" w:cs="Times New Roman"/>
+          <w:sz w:val="24"/>
+          <w:szCs w:val="24"/>
+        </w:rPr>
+        <w:t>чном кабинете.</w:t>
       </w:r>
     </w:p>
     <w:p>
@@ -21191,7 +24418,15 @@
           <w:sz w:val="24"/>
           <w:szCs w:val="24"/>
         </w:rPr>
-        <w:t>Система проверяет, что размер каждого файла не превышает установленный лимит (50 МБ) и формат файла входит в список разрешённых (PDF, DOCX, PPTX, XLSX, PNG, JPG, ZIP).</w:t>
+        <w:t>Система проверяет, что размер каж</w:t>
+      </w:r>
+      <w:r>
+        <w:rPr>
+          <w:rFonts w:ascii="Times New Roman" w:eastAsia="Times New Roman" w:hAnsi="Times New Roman" w:cs="Times New Roman"/>
+          <w:sz w:val="24"/>
+          <w:szCs w:val="24"/>
+        </w:rPr>
+        <w:t>дого файла не превышает установленный лимит (50 МБ) и формат файла входит в список разрешённых (PDF, DOCX, PPTX, XLSX, PNG, JPG, ZIP).</w:t>
       </w:r>
     </w:p>
     <w:p>
@@ -21235,7 +24470,15 @@
           <w:sz w:val="24"/>
           <w:szCs w:val="24"/>
         </w:rPr>
-        <w:t>Система отображает список прикреплённых файлов с их названиями и размерами.</w:t>
+        <w:t>Система отображает список прикреплён</w:t>
+      </w:r>
+      <w:r>
+        <w:rPr>
+          <w:rFonts w:ascii="Times New Roman" w:eastAsia="Times New Roman" w:hAnsi="Times New Roman" w:cs="Times New Roman"/>
+          <w:sz w:val="24"/>
+          <w:szCs w:val="24"/>
+        </w:rPr>
+        <w:t>ных файлов с их названиями и размерами.</w:t>
       </w:r>
     </w:p>
     <w:p>
@@ -21301,7 +24544,15 @@
           <w:sz w:val="24"/>
           <w:szCs w:val="24"/>
         </w:rPr>
-        <w:t>Система сохраняет материал в базе данных со статусом «Опубликован», фиксирует идентификатор автора, дату и время публикации.</w:t>
+        <w:t>Система сохраняет материал в базе данных со статусом «Опубликован», фиксирует идентификатор автора</w:t>
+      </w:r>
+      <w:r>
+        <w:rPr>
+          <w:rFonts w:ascii="Times New Roman" w:eastAsia="Times New Roman" w:hAnsi="Times New Roman" w:cs="Times New Roman"/>
+          <w:sz w:val="24"/>
+          <w:szCs w:val="24"/>
+        </w:rPr>
+        <w:t>, дату и время публикации.</w:t>
       </w:r>
     </w:p>
     <w:p>
@@ -21379,7 +24630,17 @@
           <w:sz w:val="24"/>
           <w:szCs w:val="24"/>
         </w:rPr>
-        <w:t>Альтернативные потоки:</w:t>
+        <w:t>Альтернативные поток</w:t>
+      </w:r>
+      <w:r>
+        <w:rPr>
+          <w:rFonts w:ascii="Times New Roman" w:eastAsia="Times New Roman" w:hAnsi="Times New Roman" w:cs="Times New Roman"/>
+          <w:b/>
+          <w:bCs/>
+          <w:sz w:val="24"/>
+          <w:szCs w:val="24"/>
+        </w:rPr>
+        <w:t>и:</w:t>
       </w:r>
     </w:p>
     <w:p>
@@ -21468,7 +24729,15 @@
           <w:sz w:val="24"/>
           <w:szCs w:val="24"/>
         </w:rPr>
-        <w:t>Система выделяет незаполненные обязательные поля и отображает сообщение: «Заполните обязательные поля: Название, Содержание».</w:t>
+        <w:t xml:space="preserve">Система выделяет незаполненные обязательные поля и отображает сообщение: «Заполните обязательные поля: </w:t>
+      </w:r>
+      <w:r>
+        <w:rPr>
+          <w:rFonts w:ascii="Times New Roman" w:eastAsia="Times New Roman" w:hAnsi="Times New Roman" w:cs="Times New Roman"/>
+          <w:sz w:val="24"/>
+          <w:szCs w:val="24"/>
+        </w:rPr>
+        <w:t>Название, Содержание».</w:t>
       </w:r>
     </w:p>
     <w:p>
@@ -21580,7 +24849,15 @@
           <w:sz w:val="24"/>
           <w:szCs w:val="24"/>
         </w:rPr>
-        <w:t>Система отображает сообщение: «Файл [имя файла] превышает максимально допустимый размер (50 МБ). Выберите файл меньшего размера».</w:t>
+        <w:t>Система от</w:t>
+      </w:r>
+      <w:r>
+        <w:rPr>
+          <w:rFonts w:ascii="Times New Roman" w:eastAsia="Times New Roman" w:hAnsi="Times New Roman" w:cs="Times New Roman"/>
+          <w:sz w:val="24"/>
+          <w:szCs w:val="24"/>
+        </w:rPr>
+        <w:t>ображает сообщение: «Файл [имя файла] превышает максимально допустимый размер (50 МБ). Выберите файл меньшего размера».</w:t>
       </w:r>
     </w:p>
     <w:p>
@@ -21647,7 +24924,15 @@
           <w:sz w:val="24"/>
           <w:szCs w:val="24"/>
         </w:rPr>
-        <w:t>На шаге 9 система обнаруживает, что формат выбранного файла не входит в список разрешённых.</w:t>
+        <w:t>На шаге 9 система обн</w:t>
+      </w:r>
+      <w:r>
+        <w:rPr>
+          <w:rFonts w:ascii="Times New Roman" w:eastAsia="Times New Roman" w:hAnsi="Times New Roman" w:cs="Times New Roman"/>
+          <w:sz w:val="24"/>
+          <w:szCs w:val="24"/>
+        </w:rPr>
+        <w:t>аруживает, что формат выбранного файла не входит в список разрешённых.</w:t>
       </w:r>
     </w:p>
     <w:p>
@@ -21713,7 +24998,15 @@
           <w:sz w:val="24"/>
           <w:szCs w:val="24"/>
         </w:rPr>
-        <w:t>Автор может выбрать файл другого формата (возврат к шагу 7) или продолжить без данного файла.</w:t>
+        <w:t>Автор может выбра</w:t>
+      </w:r>
+      <w:r>
+        <w:rPr>
+          <w:rFonts w:ascii="Times New Roman" w:eastAsia="Times New Roman" w:hAnsi="Times New Roman" w:cs="Times New Roman"/>
+          <w:sz w:val="24"/>
+          <w:szCs w:val="24"/>
+        </w:rPr>
+        <w:t>ть файл другого формата (возврат к шагу 7) или продолжить без данного файла.</w:t>
       </w:r>
     </w:p>
     <w:p>
@@ -21780,7 +25073,15 @@
           <w:sz w:val="24"/>
           <w:szCs w:val="24"/>
         </w:rPr>
-        <w:t>Система отображает сообщение: «Не удалось загрузить файл [имя файла]. Попробуйте позже».</w:t>
+        <w:t>Система отображает сообще</w:t>
+      </w:r>
+      <w:r>
+        <w:rPr>
+          <w:rFonts w:ascii="Times New Roman" w:eastAsia="Times New Roman" w:hAnsi="Times New Roman" w:cs="Times New Roman"/>
+          <w:sz w:val="24"/>
+          <w:szCs w:val="24"/>
+        </w:rPr>
+        <w:t>ние: «Не удалось загрузить файл [имя файла]. Попробуйте позже».</w:t>
       </w:r>
     </w:p>
     <w:p>
@@ -21869,7 +25170,15 @@
           <w:sz w:val="24"/>
           <w:szCs w:val="24"/>
         </w:rPr>
-        <w:t>На шаге 12 автор нажимает кнопку «Сохранить как черновик» вместо «Опубликовать».</w:t>
+        <w:t>На шаге 12 автор нажимает кнопку «</w:t>
+      </w:r>
+      <w:r>
+        <w:rPr>
+          <w:rFonts w:ascii="Times New Roman" w:eastAsia="Times New Roman" w:hAnsi="Times New Roman" w:cs="Times New Roman"/>
+          <w:sz w:val="24"/>
+          <w:szCs w:val="24"/>
+        </w:rPr>
+        <w:t>Сохранить как черновик» вместо «Опубликовать».</w:t>
       </w:r>
     </w:p>
     <w:p>
@@ -21957,7 +25266,15 @@
           <w:sz w:val="24"/>
           <w:szCs w:val="24"/>
         </w:rPr>
-        <w:t>Автор может вернуться к редактированию черновика позже.</w:t>
+        <w:t xml:space="preserve">Автор может вернуться к редактированию черновика </w:t>
+      </w:r>
+      <w:r>
+        <w:rPr>
+          <w:rFonts w:ascii="Times New Roman" w:eastAsia="Times New Roman" w:hAnsi="Times New Roman" w:cs="Times New Roman"/>
+          <w:sz w:val="24"/>
+          <w:szCs w:val="24"/>
+        </w:rPr>
+        <w:t>позже.</w:t>
       </w:r>
     </w:p>
     <w:p>
@@ -22068,7 +25385,15 @@
           <w:sz w:val="24"/>
           <w:szCs w:val="24"/>
         </w:rPr>
-        <w:t>Автор может продолжить создание материала (возврат к шагу 6 или 12).</w:t>
+        <w:t xml:space="preserve">Автор может продолжить </w:t>
+      </w:r>
+      <w:r>
+        <w:rPr>
+          <w:rFonts w:ascii="Times New Roman" w:eastAsia="Times New Roman" w:hAnsi="Times New Roman" w:cs="Times New Roman"/>
+          <w:sz w:val="24"/>
+          <w:szCs w:val="24"/>
+        </w:rPr>
+        <w:t>создание материала (возврат к шагу 6 или 12).</w:t>
       </w:r>
     </w:p>
     <w:p>
@@ -22179,7 +25504,15 @@
           <w:sz w:val="24"/>
           <w:szCs w:val="24"/>
         </w:rPr>
-        <w:t>Прикреплённые файлы сохранены на сервере и связаны с материалом.</w:t>
+        <w:t xml:space="preserve">Прикреплённые файлы сохранены на сервере </w:t>
+      </w:r>
+      <w:r>
+        <w:rPr>
+          <w:rFonts w:ascii="Times New Roman" w:eastAsia="Times New Roman" w:hAnsi="Times New Roman" w:cs="Times New Roman"/>
+          <w:sz w:val="24"/>
+          <w:szCs w:val="24"/>
+        </w:rPr>
+        <w:t>и связаны с материалом.</w:t>
       </w:r>
     </w:p>
     <w:p>
@@ -22251,17 +25584,27 @@
           <w:szCs w:val="24"/>
         </w:rPr>
       </w:pPr>
-      <w:bookmarkStart w:id="73" w:name="_Toc9000042"/>
-      <w:bookmarkEnd w:id="73"/>
-      <w:r>
-        <w:rPr>
-          <w:rFonts w:ascii="Times New Roman" w:eastAsia="Times New Roman" w:hAnsi="Times New Roman" w:cs="Times New Roman"/>
-          <w:b/>
-          <w:bCs/>
-          <w:sz w:val="24"/>
-          <w:szCs w:val="24"/>
-        </w:rPr>
-        <w:t>Вариант использования 6.2: «Удаление материала»</w:t>
+      <w:bookmarkStart w:id="74" w:name="_Toc9000042"/>
+      <w:bookmarkEnd w:id="74"/>
+      <w:r>
+        <w:rPr>
+          <w:rFonts w:ascii="Times New Roman" w:eastAsia="Times New Roman" w:hAnsi="Times New Roman" w:cs="Times New Roman"/>
+          <w:b/>
+          <w:bCs/>
+          <w:sz w:val="24"/>
+          <w:szCs w:val="24"/>
+        </w:rPr>
+        <w:t>Вариант использования 6.2: «Уда</w:t>
+      </w:r>
+      <w:r>
+        <w:rPr>
+          <w:rFonts w:ascii="Times New Roman" w:eastAsia="Times New Roman" w:hAnsi="Times New Roman" w:cs="Times New Roman"/>
+          <w:b/>
+          <w:bCs/>
+          <w:sz w:val="24"/>
+          <w:szCs w:val="24"/>
+        </w:rPr>
+        <w:t>ление материала»</w:t>
       </w:r>
     </w:p>
     <w:p>
@@ -22290,7 +25633,15 @@
           <w:sz w:val="24"/>
           <w:szCs w:val="24"/>
         </w:rPr>
-        <w:t>Данный вариант использования описывает процесс удаления автором собственного опубликованного материала или черновика из системы. После удаления материал становится недоступным для просмотра другими пользователями, однако запись о нём сохраняется в базе данных с пометкой «Удалён» для обеспечения целостности данных и возможности их восстановления при необходимости.</w:t>
+        <w:t>Данный вариант использования описывает процесс удаления автором собственного опубликованного материала или черновика из системы. После удаления материал становится недоступным для просмотра другими пользователями, однако запись о</w:t>
+      </w:r>
+      <w:r>
+        <w:rPr>
+          <w:rFonts w:ascii="Times New Roman" w:eastAsia="Times New Roman" w:hAnsi="Times New Roman" w:cs="Times New Roman"/>
+          <w:sz w:val="24"/>
+          <w:szCs w:val="24"/>
+        </w:rPr>
+        <w:t xml:space="preserve"> нём сохраняется в базе данных с пометкой «Удалён» для обеспечения целостности данных и возможности их восстановления при необходимости.</w:t>
       </w:r>
     </w:p>
     <w:p>
@@ -22377,7 +25728,15 @@
           <w:sz w:val="24"/>
           <w:szCs w:val="24"/>
         </w:rPr>
-        <w:t xml:space="preserve"> Автор (пользователь с ролью “Автор”) </w:t>
+        <w:t xml:space="preserve"> Автор (пользователь с ролью “Авт</w:t>
+      </w:r>
+      <w:r>
+        <w:rPr>
+          <w:rFonts w:ascii="Times New Roman" w:eastAsia="Times New Roman" w:hAnsi="Times New Roman" w:cs="Times New Roman"/>
+          <w:sz w:val="24"/>
+          <w:szCs w:val="24"/>
+        </w:rPr>
+        <w:t xml:space="preserve">ор”) </w:t>
       </w:r>
     </w:p>
     <w:p>
@@ -22486,7 +25845,15 @@
           <w:sz w:val="24"/>
           <w:szCs w:val="24"/>
         </w:rPr>
-        <w:t>Пользователь находится в разделе «Мои материалы» личного кабинета или на странице собственного материала</w:t>
+        <w:t xml:space="preserve">Пользователь находится в разделе «Мои материалы» личного </w:t>
+      </w:r>
+      <w:r>
+        <w:rPr>
+          <w:rFonts w:ascii="Times New Roman" w:eastAsia="Times New Roman" w:hAnsi="Times New Roman" w:cs="Times New Roman"/>
+          <w:sz w:val="24"/>
+          <w:szCs w:val="24"/>
+        </w:rPr>
+        <w:t>кабинета или на странице собственного материала</w:t>
       </w:r>
       <w:r>
         <w:rPr>
@@ -22576,7 +25943,15 @@
           <w:sz w:val="24"/>
           <w:szCs w:val="24"/>
         </w:rPr>
-        <w:t>Система отображает список материалов автора с указанием их названий, статусов («Опубликован» или «Черновик») и даты последнего изменения.</w:t>
+        <w:t>Система отображает список материалов автора с указанием их названий, статусов («Опубликован» или «Черновик») и даты последнего измене</w:t>
+      </w:r>
+      <w:r>
+        <w:rPr>
+          <w:rFonts w:ascii="Times New Roman" w:eastAsia="Times New Roman" w:hAnsi="Times New Roman" w:cs="Times New Roman"/>
+          <w:sz w:val="24"/>
+          <w:szCs w:val="24"/>
+        </w:rPr>
+        <w:t>ния.</w:t>
       </w:r>
     </w:p>
     <w:p>
@@ -22634,7 +26009,15 @@
           <w:sz w:val="24"/>
           <w:szCs w:val="24"/>
         </w:rPr>
-        <w:t>Система отображает модальное окно с предупреждением: «Вы уверены, что хотите удалить материал "[Название материала]"? Это действие необратимо для пользователей, и материал станет недоступен».</w:t>
+        <w:t>Система отображает модальное окно с предупреждением: «Вы уверены, что хотите удалить материал "[Название материала]"? Это действие необратимо для пользова</w:t>
+      </w:r>
+      <w:r>
+        <w:rPr>
+          <w:rFonts w:ascii="Times New Roman" w:eastAsia="Times New Roman" w:hAnsi="Times New Roman" w:cs="Times New Roman"/>
+          <w:sz w:val="24"/>
+          <w:szCs w:val="24"/>
+        </w:rPr>
+        <w:t>телей, и материал станет недоступен».</w:t>
       </w:r>
     </w:p>
     <w:p>
@@ -22721,7 +26104,15 @@
           <w:sz w:val="24"/>
           <w:szCs w:val="24"/>
         </w:rPr>
-        <w:t>Система изменяет статус материала на «Удалён» в базе данных (выполняет мягкое удаление), скрывая его из публичного каталога.</w:t>
+        <w:t xml:space="preserve">Система изменяет статус материала на «Удалён» в базе данных (выполняет </w:t>
+      </w:r>
+      <w:r>
+        <w:rPr>
+          <w:rFonts w:ascii="Times New Roman" w:eastAsia="Times New Roman" w:hAnsi="Times New Roman" w:cs="Times New Roman"/>
+          <w:sz w:val="24"/>
+          <w:szCs w:val="24"/>
+        </w:rPr>
+        <w:t>мягкое удаление), скрывая его из публичного каталога.</w:t>
       </w:r>
     </w:p>
     <w:p>
@@ -22808,7 +26199,15 @@
           <w:sz w:val="24"/>
           <w:szCs w:val="24"/>
         </w:rPr>
-        <w:t>Система отображает уведомление: «Материал успешно удалён».</w:t>
+        <w:t>Система отображ</w:t>
+      </w:r>
+      <w:r>
+        <w:rPr>
+          <w:rFonts w:ascii="Times New Roman" w:eastAsia="Times New Roman" w:hAnsi="Times New Roman" w:cs="Times New Roman"/>
+          <w:sz w:val="24"/>
+          <w:szCs w:val="24"/>
+        </w:rPr>
+        <w:t>ает уведомление: «Материал успешно удалён».</w:t>
       </w:r>
     </w:p>
     <w:p>
@@ -22953,7 +26352,15 @@
           <w:sz w:val="24"/>
           <w:szCs w:val="24"/>
         </w:rPr>
-        <w:t>Материал остаётся в списке «Мои материалы» без изменений.</w:t>
+        <w:t xml:space="preserve">Материал остаётся в списке «Мои </w:t>
+      </w:r>
+      <w:r>
+        <w:rPr>
+          <w:rFonts w:ascii="Times New Roman" w:eastAsia="Times New Roman" w:hAnsi="Times New Roman" w:cs="Times New Roman"/>
+          <w:sz w:val="24"/>
+          <w:szCs w:val="24"/>
+        </w:rPr>
+        <w:t>материалы» без изменений.</w:t>
       </w:r>
     </w:p>
     <w:p>
@@ -23063,7 +26470,15 @@
           <w:sz w:val="24"/>
           <w:szCs w:val="24"/>
         </w:rPr>
-        <w:t>Система отображает сообщение: «Данный материал уже был удалён из системы».</w:t>
+        <w:t xml:space="preserve">Система отображает сообщение: «Данный материал уже был удалён из </w:t>
+      </w:r>
+      <w:r>
+        <w:rPr>
+          <w:rFonts w:ascii="Times New Roman" w:eastAsia="Times New Roman" w:hAnsi="Times New Roman" w:cs="Times New Roman"/>
+          <w:sz w:val="24"/>
+          <w:szCs w:val="24"/>
+        </w:rPr>
+        <w:t>системы».</w:t>
       </w:r>
     </w:p>
     <w:p>
@@ -23159,7 +26574,15 @@
           <w:sz w:val="24"/>
           <w:szCs w:val="24"/>
         </w:rPr>
-        <w:t>Система блокирует выполнение действия.</w:t>
+        <w:t>С</w:t>
+      </w:r>
+      <w:r>
+        <w:rPr>
+          <w:rFonts w:ascii="Times New Roman" w:eastAsia="Times New Roman" w:hAnsi="Times New Roman" w:cs="Times New Roman"/>
+          <w:sz w:val="24"/>
+          <w:szCs w:val="24"/>
+        </w:rPr>
+        <w:t>истема блокирует выполнение действия.</w:t>
       </w:r>
     </w:p>
     <w:p>
@@ -23342,7 +26765,15 @@
           <w:sz w:val="24"/>
           <w:szCs w:val="24"/>
         </w:rPr>
-        <w:t>Автор может повторить попытку удаления (возврат к шагу 3).</w:t>
+        <w:t>Автор может повторить попытку удаления (в</w:t>
+      </w:r>
+      <w:r>
+        <w:rPr>
+          <w:rFonts w:ascii="Times New Roman" w:eastAsia="Times New Roman" w:hAnsi="Times New Roman" w:cs="Times New Roman"/>
+          <w:sz w:val="24"/>
+          <w:szCs w:val="24"/>
+        </w:rPr>
+        <w:t>озврат к шагу 3).</w:t>
       </w:r>
     </w:p>
     <w:p>
@@ -23452,7 +26883,15 @@
           <w:sz w:val="24"/>
           <w:szCs w:val="24"/>
         </w:rPr>
-        <w:t>Основной поток продолжается с шага 9.</w:t>
+        <w:t>Основно</w:t>
+      </w:r>
+      <w:r>
+        <w:rPr>
+          <w:rFonts w:ascii="Times New Roman" w:eastAsia="Times New Roman" w:hAnsi="Times New Roman" w:cs="Times New Roman"/>
+          <w:sz w:val="24"/>
+          <w:szCs w:val="24"/>
+        </w:rPr>
+        <w:t>й поток продолжается с шага 9.</w:t>
       </w:r>
     </w:p>
     <w:p>
@@ -23562,7 +27001,15 @@
           <w:sz w:val="24"/>
           <w:szCs w:val="24"/>
         </w:rPr>
-        <w:t>Закладки других пользователей, связанные с данным материалом, помечены как недоступные.</w:t>
+        <w:t>Закладки других пользователей, связанные с данным материалом, помечены к</w:t>
+      </w:r>
+      <w:r>
+        <w:rPr>
+          <w:rFonts w:ascii="Times New Roman" w:eastAsia="Times New Roman" w:hAnsi="Times New Roman" w:cs="Times New Roman"/>
+          <w:sz w:val="24"/>
+          <w:szCs w:val="24"/>
+        </w:rPr>
+        <w:t>ак недоступные.</w:t>
       </w:r>
     </w:p>
     <w:p>
@@ -23659,8 +27106,8 @@
           <w:szCs w:val="24"/>
         </w:rPr>
       </w:pPr>
-      <w:bookmarkStart w:id="74" w:name="_Toc9000043"/>
-      <w:bookmarkEnd w:id="74"/>
+      <w:bookmarkStart w:id="75" w:name="_Toc9000043"/>
+      <w:bookmarkEnd w:id="75"/>
       <w:r>
         <w:rPr>
           <w:rFonts w:ascii="Times New Roman" w:eastAsia="Times New Roman" w:hAnsi="Times New Roman" w:cs="Times New Roman"/>
@@ -24285,7 +27732,15 @@
                 <w:sz w:val="24"/>
                 <w:szCs w:val="24"/>
               </w:rPr>
-              <w:t>ФТ-2 (Авторизация пользователя)</w:t>
+              <w:t xml:space="preserve">ФТ-2 (Авторизация </w:t>
+            </w:r>
+            <w:r>
+              <w:rPr>
+                <w:rFonts w:ascii="Times New Roman" w:eastAsia="Times New Roman" w:hAnsi="Times New Roman" w:cs="Times New Roman"/>
+                <w:sz w:val="24"/>
+                <w:szCs w:val="24"/>
+              </w:rPr>
+              <w:t>пользователя)</w:t>
             </w:r>
           </w:p>
         </w:tc>
@@ -25670,6 +29125,7 @@
           <w:noProof/>
           <w:sz w:val="24"/>
           <w:szCs w:val="24"/>
+          <w:lang w:val="ru-RU"/>
         </w:rPr>
         <w:lastRenderedPageBreak/>
         <w:drawing>
@@ -25714,6 +29170,7 @@
           <w:noProof/>
           <w:sz w:val="24"/>
           <w:szCs w:val="24"/>
+          <w:lang w:val="ru-RU"/>
         </w:rPr>
         <w:drawing>
           <wp:inline distT="114300" distB="114300" distL="114300" distR="114300" wp14:anchorId="13D751E8" wp14:editId="466DF431">
@@ -25757,6 +29214,7 @@
           <w:noProof/>
           <w:sz w:val="24"/>
           <w:szCs w:val="24"/>
+          <w:lang w:val="ru-RU"/>
         </w:rPr>
         <w:lastRenderedPageBreak/>
         <w:drawing>
@@ -25801,6 +29259,7 @@
           <w:noProof/>
           <w:sz w:val="24"/>
           <w:szCs w:val="24"/>
+          <w:lang w:val="ru-RU"/>
         </w:rPr>
         <w:lastRenderedPageBreak/>
         <w:drawing>
@@ -25866,7 +29325,7 @@
           <w:lang w:val="en-US" w:eastAsia="en-US"/>
         </w:rPr>
       </w:pPr>
-      <w:bookmarkStart w:id="75" w:name="Xcdf3bf45f6d6ad146af651862bfdbdff733a870"/>
+      <w:bookmarkStart w:id="76" w:name="Xcdf3bf45f6d6ad146af651862bfdbdff733a870"/>
       <w:r>
         <w:rPr>
           <w:rFonts w:ascii="Times New Roman" w:eastAsia="Times New Roman" w:hAnsi="Times New Roman" w:cs="Times New Roman"/>
@@ -25882,7 +29341,7 @@
     </w:p>
     <w:tbl>
       <w:tblPr>
-        <w:tblStyle w:val="ad"/>
+        <w:tblStyle w:val="ac"/>
         <w:tblW w:w="5000" w:type="pct"/>
         <w:tblLayout w:type="fixed"/>
         <w:tblLook w:val="0020" w:firstRow="1" w:lastRow="0" w:firstColumn="0" w:lastColumn="0" w:noHBand="0" w:noVBand="0"/>
@@ -26023,7 +29482,21 @@
               <w:rPr>
                 <w:sz w:val="22"/>
               </w:rPr>
-              <w:t xml:space="preserve"> Анна, [</w:t>
+              <w:t xml:space="preserve"> </w:t>
+            </w:r>
+            <w:proofErr w:type="spellStart"/>
+            <w:r>
+              <w:rPr>
+                <w:sz w:val="22"/>
+              </w:rPr>
+              <w:t>Анна</w:t>
+            </w:r>
+            <w:proofErr w:type="spellEnd"/>
+            <w:r>
+              <w:rPr>
+                <w:sz w:val="22"/>
+              </w:rPr>
+              <w:t>, [</w:t>
             </w:r>
             <w:proofErr w:type="spellStart"/>
             <w:r>
@@ -26211,7 +29684,21 @@
               <w:rPr>
                 <w:sz w:val="22"/>
               </w:rPr>
-              <w:t xml:space="preserve"> Евгения, [j-</w:t>
+              <w:t xml:space="preserve"> </w:t>
+            </w:r>
+            <w:proofErr w:type="spellStart"/>
+            <w:r>
+              <w:rPr>
+                <w:sz w:val="22"/>
+              </w:rPr>
+              <w:t>Евгения</w:t>
+            </w:r>
+            <w:proofErr w:type="spellEnd"/>
+            <w:r>
+              <w:rPr>
+                <w:sz w:val="22"/>
+              </w:rPr>
+              <w:t>, [j-</w:t>
             </w:r>
             <w:proofErr w:type="spellStart"/>
             <w:r>
@@ -26408,20 +29895,11 @@
             <w:pPr>
               <w:pStyle w:val="Compact"/>
             </w:pPr>
-            <w:proofErr w:type="spellStart"/>
             <w:r>
               <w:rPr>
                 <w:sz w:val="22"/>
               </w:rPr>
-              <w:lastRenderedPageBreak/>
-              <w:t>Гринь</w:t>
-            </w:r>
-            <w:proofErr w:type="spellEnd"/>
-            <w:r>
-              <w:rPr>
-                <w:sz w:val="22"/>
-              </w:rPr>
-              <w:t xml:space="preserve"> Вероника, [</w:t>
+              <w:t>Гринь Вероника, [</w:t>
             </w:r>
             <w:proofErr w:type="spellStart"/>
             <w:r>
@@ -26608,11 +30086,19 @@
             <w:pPr>
               <w:pStyle w:val="Compact"/>
             </w:pPr>
+            <w:proofErr w:type="spellStart"/>
             <w:r>
               <w:rPr>
                 <w:sz w:val="22"/>
               </w:rPr>
-              <w:t xml:space="preserve">Хоптяная </w:t>
+              <w:t>Хоптяная</w:t>
+            </w:r>
+            <w:proofErr w:type="spellEnd"/>
+            <w:r>
+              <w:rPr>
+                <w:sz w:val="22"/>
+              </w:rPr>
+              <w:t xml:space="preserve"> </w:t>
             </w:r>
             <w:proofErr w:type="spellStart"/>
             <w:r>
@@ -26982,11 +30468,11 @@
           </w:p>
         </w:tc>
       </w:tr>
-      <w:bookmarkEnd w:id="75"/>
+      <w:bookmarkEnd w:id="76"/>
     </w:tbl>
     <w:p>
       <w:pPr>
-        <w:pStyle w:val="ab"/>
+        <w:pStyle w:val="aa"/>
       </w:pPr>
     </w:p>
     <w:p>
@@ -27011,7 +30497,7 @@
 </file>
 
 <file path=word/numbering.xml><?xml version="1.0" encoding="utf-8"?>
-<w:numbering xmlns:wpc="http://schemas.microsoft.com/office/word/2010/wordprocessingCanvas" xmlns:cx="http://schemas.microsoft.com/office/drawing/2014/chartex" xmlns:cx1="http://schemas.microsoft.com/office/drawing/2015/9/8/chartex" xmlns:cx2="http://schemas.microsoft.com/office/drawing/2015/10/21/chartex" xmlns:cx3="http://schemas.microsoft.com/office/drawing/2016/5/9/chartex" xmlns:cx4="http://schemas.microsoft.com/office/drawing/2016/5/10/chartex" xmlns:cx5="http://schemas.microsoft.com/office/drawing/2016/5/11/chartex" xmlns:cx6="http://schemas.microsoft.com/office/drawing/2016/5/12/chartex" xmlns:cx7="http://schemas.microsoft.com/office/drawing/2016/5/13/chartex" xmlns:cx8="http://schemas.microsoft.com/office/drawing/2016/5/14/chartex" xmlns:mc="http://schemas.openxmlformats.org/markup-compatibility/2006" xmlns:m="http://schemas.openxmlformats.org/officeDocument/2006/math" xmlns:aink="http://schemas.microsoft.com/office/drawing/2016/ink" xmlns:am3d="http://schemas.microsoft.com/office/drawing/2017/model3d" xmlns:oel="http://schemas.microsoft.com/office/2019/extlst" xmlns:r="http://schemas.openxmlformats.org/officeDocument/2006/relationships" xmlns:wp14="http://schemas.microsoft.com/office/word/2010/wordprocessingDrawing" xmlns:wp="http://schemas.openxmlformats.org/drawingml/2006/wordprocessingDrawing" xmlns:wpg="http://schemas.microsoft.com/office/word/2010/wordprocessingGroup" xmlns:wpi="http://schemas.microsoft.com/office/word/2010/wordprocessingInk" xmlns:wps="http://schemas.microsoft.com/office/word/2010/wordprocessingShape" xmlns:o="urn:schemas-microsoft-com:office:office" xmlns:v="urn:schemas-microsoft-com:vml" xmlns:w10="urn:schemas-microsoft-com:office:word" xmlns:w="http://schemas.openxmlformats.org/wordprocessingml/2006/main" xmlns:w14="http://schemas.microsoft.com/office/word/2010/wordml" xmlns:w15="http://schemas.microsoft.com/office/word/2012/wordml" xmlns:w16cex="http://schemas.microsoft.com/office/word/2018/wordml/cex" xmlns:w16cid="http://schemas.microsoft.com/office/word/2016/wordml/cid" xmlns:w16="http://schemas.microsoft.com/office/word/2018/wordml" xmlns:w16sdtdh="http://schemas.microsoft.com/office/word/2020/wordml/sdtdatahash" xmlns:w16sdtfl="http://schemas.microsoft.com/office/word/2024/wordml/sdtformatlock" xmlns:w16se="http://schemas.microsoft.com/office/word/2015/wordml/symex" xmlns:w16du="http://schemas.microsoft.com/office/word/2023/wordml/word16du" xmlns:wne="http://schemas.microsoft.com/office/word/2006/wordml" mc:Ignorable="w14 w15 w16se w16cid w16 w16cex w16sdtdh w16sdtfl w16du wp14">
+<w:numbering xmlns:wpc="http://schemas.microsoft.com/office/word/2010/wordprocessingCanvas" xmlns:cx="http://schemas.microsoft.com/office/drawing/2014/chartex" xmlns:cx1="http://schemas.microsoft.com/office/drawing/2015/9/8/chartex" xmlns:mc="http://schemas.openxmlformats.org/markup-compatibility/2006" xmlns:o="urn:schemas-microsoft-com:office:office" xmlns:r="http://schemas.openxmlformats.org/officeDocument/2006/relationships" xmlns:m="http://schemas.openxmlformats.org/officeDocument/2006/math" xmlns:v="urn:schemas-microsoft-com:vml" xmlns:wp14="http://schemas.microsoft.com/office/word/2010/wordprocessingDrawing" xmlns:wp="http://schemas.openxmlformats.org/drawingml/2006/wordprocessingDrawing" xmlns:w10="urn:schemas-microsoft-com:office:word" xmlns:w="http://schemas.openxmlformats.org/wordprocessingml/2006/main" xmlns:w14="http://schemas.microsoft.com/office/word/2010/wordml" xmlns:w15="http://schemas.microsoft.com/office/word/2012/wordml" xmlns:w16se="http://schemas.microsoft.com/office/word/2015/wordml/symex" xmlns:wpg="http://schemas.microsoft.com/office/word/2010/wordprocessingGroup" xmlns:wpi="http://schemas.microsoft.com/office/word/2010/wordprocessingInk" xmlns:wne="http://schemas.microsoft.com/office/word/2006/wordml" xmlns:wps="http://schemas.microsoft.com/office/word/2010/wordprocessingShape" mc:Ignorable="w14 w15 w16se wp14">
   <w:abstractNum w:abstractNumId="0" w15:restartNumberingAfterBreak="0">
     <w:nsid w:val="00D50A59"/>
     <w:multiLevelType w:val="multilevel"/>
@@ -38790,310 +42276,310 @@
       </w:rPr>
     </w:lvl>
   </w:abstractNum>
-  <w:num w:numId="1" w16cid:durableId="690960045">
+  <w:num w:numId="1">
     <w:abstractNumId w:val="8"/>
   </w:num>
-  <w:num w:numId="2" w16cid:durableId="752628773">
+  <w:num w:numId="2">
     <w:abstractNumId w:val="55"/>
   </w:num>
-  <w:num w:numId="3" w16cid:durableId="1163593731">
+  <w:num w:numId="3">
     <w:abstractNumId w:val="9"/>
   </w:num>
-  <w:num w:numId="4" w16cid:durableId="1520195278">
+  <w:num w:numId="4">
     <w:abstractNumId w:val="99"/>
   </w:num>
-  <w:num w:numId="5" w16cid:durableId="837696617">
+  <w:num w:numId="5">
     <w:abstractNumId w:val="25"/>
   </w:num>
-  <w:num w:numId="6" w16cid:durableId="48263513">
+  <w:num w:numId="6">
     <w:abstractNumId w:val="11"/>
   </w:num>
-  <w:num w:numId="7" w16cid:durableId="1618292393">
+  <w:num w:numId="7">
     <w:abstractNumId w:val="88"/>
   </w:num>
-  <w:num w:numId="8" w16cid:durableId="52506471">
+  <w:num w:numId="8">
     <w:abstractNumId w:val="41"/>
   </w:num>
-  <w:num w:numId="9" w16cid:durableId="306131729">
+  <w:num w:numId="9">
     <w:abstractNumId w:val="69"/>
   </w:num>
-  <w:num w:numId="10" w16cid:durableId="423382444">
+  <w:num w:numId="10">
     <w:abstractNumId w:val="86"/>
   </w:num>
-  <w:num w:numId="11" w16cid:durableId="135417130">
+  <w:num w:numId="11">
     <w:abstractNumId w:val="18"/>
   </w:num>
-  <w:num w:numId="12" w16cid:durableId="55713814">
+  <w:num w:numId="12">
     <w:abstractNumId w:val="50"/>
   </w:num>
-  <w:num w:numId="13" w16cid:durableId="837576836">
+  <w:num w:numId="13">
     <w:abstractNumId w:val="7"/>
   </w:num>
-  <w:num w:numId="14" w16cid:durableId="1981181857">
+  <w:num w:numId="14">
     <w:abstractNumId w:val="28"/>
   </w:num>
-  <w:num w:numId="15" w16cid:durableId="1013842476">
+  <w:num w:numId="15">
     <w:abstractNumId w:val="3"/>
   </w:num>
-  <w:num w:numId="16" w16cid:durableId="300891568">
+  <w:num w:numId="16">
     <w:abstractNumId w:val="87"/>
   </w:num>
-  <w:num w:numId="17" w16cid:durableId="2131976663">
+  <w:num w:numId="17">
     <w:abstractNumId w:val="96"/>
   </w:num>
-  <w:num w:numId="18" w16cid:durableId="664165926">
+  <w:num w:numId="18">
     <w:abstractNumId w:val="97"/>
   </w:num>
-  <w:num w:numId="19" w16cid:durableId="1179195399">
+  <w:num w:numId="19">
     <w:abstractNumId w:val="5"/>
   </w:num>
-  <w:num w:numId="20" w16cid:durableId="1265847655">
+  <w:num w:numId="20">
     <w:abstractNumId w:val="71"/>
   </w:num>
-  <w:num w:numId="21" w16cid:durableId="19477232">
+  <w:num w:numId="21">
     <w:abstractNumId w:val="24"/>
   </w:num>
-  <w:num w:numId="22" w16cid:durableId="1425686773">
+  <w:num w:numId="22">
     <w:abstractNumId w:val="39"/>
   </w:num>
-  <w:num w:numId="23" w16cid:durableId="515853321">
+  <w:num w:numId="23">
     <w:abstractNumId w:val="19"/>
   </w:num>
-  <w:num w:numId="24" w16cid:durableId="200826372">
+  <w:num w:numId="24">
     <w:abstractNumId w:val="30"/>
   </w:num>
-  <w:num w:numId="25" w16cid:durableId="796725954">
+  <w:num w:numId="25">
     <w:abstractNumId w:val="95"/>
   </w:num>
-  <w:num w:numId="26" w16cid:durableId="553154134">
+  <w:num w:numId="26">
     <w:abstractNumId w:val="20"/>
   </w:num>
-  <w:num w:numId="27" w16cid:durableId="1224560939">
+  <w:num w:numId="27">
     <w:abstractNumId w:val="56"/>
   </w:num>
-  <w:num w:numId="28" w16cid:durableId="1185556046">
+  <w:num w:numId="28">
     <w:abstractNumId w:val="36"/>
   </w:num>
-  <w:num w:numId="29" w16cid:durableId="1684628984">
+  <w:num w:numId="29">
     <w:abstractNumId w:val="51"/>
   </w:num>
-  <w:num w:numId="30" w16cid:durableId="1827353202">
+  <w:num w:numId="30">
     <w:abstractNumId w:val="74"/>
   </w:num>
-  <w:num w:numId="31" w16cid:durableId="1807353327">
+  <w:num w:numId="31">
     <w:abstractNumId w:val="40"/>
   </w:num>
-  <w:num w:numId="32" w16cid:durableId="1685670795">
+  <w:num w:numId="32">
     <w:abstractNumId w:val="66"/>
   </w:num>
-  <w:num w:numId="33" w16cid:durableId="1364938246">
+  <w:num w:numId="33">
     <w:abstractNumId w:val="27"/>
   </w:num>
-  <w:num w:numId="34" w16cid:durableId="832111941">
+  <w:num w:numId="34">
     <w:abstractNumId w:val="93"/>
   </w:num>
-  <w:num w:numId="35" w16cid:durableId="1891501356">
+  <w:num w:numId="35">
     <w:abstractNumId w:val="76"/>
   </w:num>
-  <w:num w:numId="36" w16cid:durableId="486945376">
+  <w:num w:numId="36">
     <w:abstractNumId w:val="45"/>
   </w:num>
-  <w:num w:numId="37" w16cid:durableId="940262519">
+  <w:num w:numId="37">
     <w:abstractNumId w:val="57"/>
   </w:num>
-  <w:num w:numId="38" w16cid:durableId="1475641077">
+  <w:num w:numId="38">
     <w:abstractNumId w:val="92"/>
   </w:num>
-  <w:num w:numId="39" w16cid:durableId="929238064">
+  <w:num w:numId="39">
     <w:abstractNumId w:val="48"/>
   </w:num>
-  <w:num w:numId="40" w16cid:durableId="2095272892">
+  <w:num w:numId="40">
     <w:abstractNumId w:val="13"/>
   </w:num>
-  <w:num w:numId="41" w16cid:durableId="1308516181">
+  <w:num w:numId="41">
     <w:abstractNumId w:val="62"/>
   </w:num>
-  <w:num w:numId="42" w16cid:durableId="1286422846">
+  <w:num w:numId="42">
     <w:abstractNumId w:val="85"/>
   </w:num>
-  <w:num w:numId="43" w16cid:durableId="990715393">
+  <w:num w:numId="43">
     <w:abstractNumId w:val="89"/>
   </w:num>
-  <w:num w:numId="44" w16cid:durableId="1859076804">
+  <w:num w:numId="44">
     <w:abstractNumId w:val="98"/>
   </w:num>
-  <w:num w:numId="45" w16cid:durableId="703486596">
+  <w:num w:numId="45">
     <w:abstractNumId w:val="65"/>
   </w:num>
-  <w:num w:numId="46" w16cid:durableId="779498105">
+  <w:num w:numId="46">
     <w:abstractNumId w:val="78"/>
   </w:num>
-  <w:num w:numId="47" w16cid:durableId="1392390120">
+  <w:num w:numId="47">
     <w:abstractNumId w:val="73"/>
   </w:num>
-  <w:num w:numId="48" w16cid:durableId="1399749225">
+  <w:num w:numId="48">
     <w:abstractNumId w:val="101"/>
   </w:num>
-  <w:num w:numId="49" w16cid:durableId="2093813345">
+  <w:num w:numId="49">
     <w:abstractNumId w:val="29"/>
   </w:num>
-  <w:num w:numId="50" w16cid:durableId="1451900010">
+  <w:num w:numId="50">
     <w:abstractNumId w:val="22"/>
   </w:num>
-  <w:num w:numId="51" w16cid:durableId="1635911952">
+  <w:num w:numId="51">
     <w:abstractNumId w:val="43"/>
   </w:num>
-  <w:num w:numId="52" w16cid:durableId="1549613087">
+  <w:num w:numId="52">
     <w:abstractNumId w:val="60"/>
   </w:num>
-  <w:num w:numId="53" w16cid:durableId="506095022">
+  <w:num w:numId="53">
     <w:abstractNumId w:val="64"/>
   </w:num>
-  <w:num w:numId="54" w16cid:durableId="1982347557">
+  <w:num w:numId="54">
     <w:abstractNumId w:val="1"/>
   </w:num>
-  <w:num w:numId="55" w16cid:durableId="93138709">
+  <w:num w:numId="55">
     <w:abstractNumId w:val="63"/>
   </w:num>
-  <w:num w:numId="56" w16cid:durableId="1952977299">
+  <w:num w:numId="56">
     <w:abstractNumId w:val="91"/>
   </w:num>
-  <w:num w:numId="57" w16cid:durableId="1198857466">
+  <w:num w:numId="57">
     <w:abstractNumId w:val="77"/>
   </w:num>
-  <w:num w:numId="58" w16cid:durableId="633489239">
+  <w:num w:numId="58">
     <w:abstractNumId w:val="17"/>
   </w:num>
-  <w:num w:numId="59" w16cid:durableId="1812476215">
+  <w:num w:numId="59">
     <w:abstractNumId w:val="67"/>
   </w:num>
-  <w:num w:numId="60" w16cid:durableId="2092963624">
+  <w:num w:numId="60">
     <w:abstractNumId w:val="58"/>
   </w:num>
-  <w:num w:numId="61" w16cid:durableId="1670793975">
+  <w:num w:numId="61">
     <w:abstractNumId w:val="10"/>
   </w:num>
-  <w:num w:numId="62" w16cid:durableId="1200237070">
+  <w:num w:numId="62">
     <w:abstractNumId w:val="47"/>
   </w:num>
-  <w:num w:numId="63" w16cid:durableId="199637417">
+  <w:num w:numId="63">
     <w:abstractNumId w:val="33"/>
   </w:num>
-  <w:num w:numId="64" w16cid:durableId="2068726548">
+  <w:num w:numId="64">
     <w:abstractNumId w:val="100"/>
   </w:num>
-  <w:num w:numId="65" w16cid:durableId="1343630821">
+  <w:num w:numId="65">
     <w:abstractNumId w:val="54"/>
   </w:num>
-  <w:num w:numId="66" w16cid:durableId="1599409053">
+  <w:num w:numId="66">
     <w:abstractNumId w:val="21"/>
   </w:num>
-  <w:num w:numId="67" w16cid:durableId="944271344">
+  <w:num w:numId="67">
     <w:abstractNumId w:val="6"/>
   </w:num>
-  <w:num w:numId="68" w16cid:durableId="1336105122">
+  <w:num w:numId="68">
     <w:abstractNumId w:val="72"/>
   </w:num>
-  <w:num w:numId="69" w16cid:durableId="921721995">
+  <w:num w:numId="69">
     <w:abstractNumId w:val="94"/>
   </w:num>
-  <w:num w:numId="70" w16cid:durableId="1641954709">
+  <w:num w:numId="70">
     <w:abstractNumId w:val="52"/>
   </w:num>
-  <w:num w:numId="71" w16cid:durableId="1583173596">
+  <w:num w:numId="71">
     <w:abstractNumId w:val="83"/>
   </w:num>
-  <w:num w:numId="72" w16cid:durableId="405956622">
+  <w:num w:numId="72">
     <w:abstractNumId w:val="16"/>
   </w:num>
-  <w:num w:numId="73" w16cid:durableId="1388190170">
+  <w:num w:numId="73">
     <w:abstractNumId w:val="37"/>
   </w:num>
-  <w:num w:numId="74" w16cid:durableId="1581603073">
+  <w:num w:numId="74">
     <w:abstractNumId w:val="26"/>
   </w:num>
-  <w:num w:numId="75" w16cid:durableId="1111317239">
+  <w:num w:numId="75">
     <w:abstractNumId w:val="70"/>
   </w:num>
-  <w:num w:numId="76" w16cid:durableId="1162088597">
+  <w:num w:numId="76">
     <w:abstractNumId w:val="35"/>
   </w:num>
-  <w:num w:numId="77" w16cid:durableId="326136922">
+  <w:num w:numId="77">
     <w:abstractNumId w:val="49"/>
   </w:num>
-  <w:num w:numId="78" w16cid:durableId="551618810">
+  <w:num w:numId="78">
     <w:abstractNumId w:val="44"/>
   </w:num>
-  <w:num w:numId="79" w16cid:durableId="1199007723">
+  <w:num w:numId="79">
     <w:abstractNumId w:val="12"/>
   </w:num>
-  <w:num w:numId="80" w16cid:durableId="96607480">
+  <w:num w:numId="80">
     <w:abstractNumId w:val="84"/>
   </w:num>
-  <w:num w:numId="81" w16cid:durableId="679696983">
+  <w:num w:numId="81">
     <w:abstractNumId w:val="42"/>
   </w:num>
-  <w:num w:numId="82" w16cid:durableId="951129793">
+  <w:num w:numId="82">
     <w:abstractNumId w:val="14"/>
   </w:num>
-  <w:num w:numId="83" w16cid:durableId="594897651">
+  <w:num w:numId="83">
     <w:abstractNumId w:val="0"/>
   </w:num>
-  <w:num w:numId="84" w16cid:durableId="1834486813">
+  <w:num w:numId="84">
     <w:abstractNumId w:val="80"/>
   </w:num>
-  <w:num w:numId="85" w16cid:durableId="252708514">
+  <w:num w:numId="85">
     <w:abstractNumId w:val="79"/>
   </w:num>
-  <w:num w:numId="86" w16cid:durableId="570041070">
+  <w:num w:numId="86">
     <w:abstractNumId w:val="15"/>
   </w:num>
-  <w:num w:numId="87" w16cid:durableId="485321669">
+  <w:num w:numId="87">
     <w:abstractNumId w:val="31"/>
   </w:num>
-  <w:num w:numId="88" w16cid:durableId="1523664641">
+  <w:num w:numId="88">
     <w:abstractNumId w:val="2"/>
   </w:num>
-  <w:num w:numId="89" w16cid:durableId="1489520281">
+  <w:num w:numId="89">
     <w:abstractNumId w:val="59"/>
   </w:num>
-  <w:num w:numId="90" w16cid:durableId="1415202743">
+  <w:num w:numId="90">
     <w:abstractNumId w:val="32"/>
   </w:num>
-  <w:num w:numId="91" w16cid:durableId="1697536647">
+  <w:num w:numId="91">
     <w:abstractNumId w:val="82"/>
   </w:num>
-  <w:num w:numId="92" w16cid:durableId="693000407">
+  <w:num w:numId="92">
     <w:abstractNumId w:val="46"/>
   </w:num>
-  <w:num w:numId="93" w16cid:durableId="1376008619">
+  <w:num w:numId="93">
     <w:abstractNumId w:val="4"/>
   </w:num>
-  <w:num w:numId="94" w16cid:durableId="1616019249">
+  <w:num w:numId="94">
     <w:abstractNumId w:val="81"/>
   </w:num>
-  <w:num w:numId="95" w16cid:durableId="1755320102">
+  <w:num w:numId="95">
     <w:abstractNumId w:val="23"/>
   </w:num>
-  <w:num w:numId="96" w16cid:durableId="1471753257">
+  <w:num w:numId="96">
     <w:abstractNumId w:val="53"/>
   </w:num>
-  <w:num w:numId="97" w16cid:durableId="2128965735">
+  <w:num w:numId="97">
     <w:abstractNumId w:val="68"/>
   </w:num>
-  <w:num w:numId="98" w16cid:durableId="1071002991">
+  <w:num w:numId="98">
     <w:abstractNumId w:val="61"/>
   </w:num>
-  <w:num w:numId="99" w16cid:durableId="1417634503">
+  <w:num w:numId="99">
     <w:abstractNumId w:val="90"/>
   </w:num>
-  <w:num w:numId="100" w16cid:durableId="260264450">
+  <w:num w:numId="100">
     <w:abstractNumId w:val="34"/>
   </w:num>
-  <w:num w:numId="101" w16cid:durableId="1545098856">
+  <w:num w:numId="101">
     <w:abstractNumId w:val="75"/>
   </w:num>
-  <w:num w:numId="102" w16cid:durableId="1031371629">
+  <w:num w:numId="102">
     <w:abstractNumId w:val="38"/>
   </w:num>
   <w:numIdMacAtCleanup w:val="102"/>
@@ -39101,7 +42587,7 @@
 </file>
 
 <file path=word/styles.xml><?xml version="1.0" encoding="utf-8"?>
-<w:styles xmlns:mc="http://schemas.openxmlformats.org/markup-compatibility/2006" xmlns:r="http://schemas.openxmlformats.org/officeDocument/2006/relationships" xmlns:w="http://schemas.openxmlformats.org/wordprocessingml/2006/main" xmlns:w14="http://schemas.microsoft.com/office/word/2010/wordml" xmlns:w15="http://schemas.microsoft.com/office/word/2012/wordml" xmlns:w16cex="http://schemas.microsoft.com/office/word/2018/wordml/cex" xmlns:w16cid="http://schemas.microsoft.com/office/word/2016/wordml/cid" xmlns:w16="http://schemas.microsoft.com/office/word/2018/wordml" xmlns:w16sdtdh="http://schemas.microsoft.com/office/word/2020/wordml/sdtdatahash" xmlns:w16sdtfl="http://schemas.microsoft.com/office/word/2024/wordml/sdtformatlock" xmlns:w16se="http://schemas.microsoft.com/office/word/2015/wordml/symex" xmlns:w16du="http://schemas.microsoft.com/office/word/2023/wordml/word16du" mc:Ignorable="w14 w15 w16se w16cid w16 w16cex w16sdtdh w16sdtfl w16du">
+<w:styles xmlns:mc="http://schemas.openxmlformats.org/markup-compatibility/2006" xmlns:r="http://schemas.openxmlformats.org/officeDocument/2006/relationships" xmlns:w="http://schemas.openxmlformats.org/wordprocessingml/2006/main" xmlns:w14="http://schemas.microsoft.com/office/word/2010/wordml" xmlns:w15="http://schemas.microsoft.com/office/word/2012/wordml" xmlns:w16se="http://schemas.microsoft.com/office/word/2015/wordml/symex" mc:Ignorable="w14 w15 w16se">
   <w:docDefaults>
     <w:rPrDefault>
       <w:rPr>
@@ -39117,7 +42603,7 @@
       </w:pPr>
     </w:pPrDefault>
   </w:docDefaults>
-  <w:latentStyles w:defLockedState="0" w:defUIPriority="99" w:defSemiHidden="0" w:defUnhideWhenUsed="0" w:defQFormat="0" w:count="376">
+  <w:latentStyles w:defLockedState="0" w:defUIPriority="99" w:defSemiHidden="0" w:defUnhideWhenUsed="0" w:defQFormat="0" w:count="371">
     <w:lsdException w:name="Normal" w:uiPriority="0" w:qFormat="1"/>
     <w:lsdException w:name="heading 1" w:uiPriority="9" w:qFormat="1"/>
     <w:lsdException w:name="heading 2" w:semiHidden="1" w:uiPriority="9" w:unhideWhenUsed="1" w:qFormat="1"/>
@@ -39489,11 +42975,6 @@
     <w:lsdException w:name="List Table 5 Dark Accent 6" w:uiPriority="50"/>
     <w:lsdException w:name="List Table 6 Colorful Accent 6" w:uiPriority="51"/>
     <w:lsdException w:name="List Table 7 Colorful Accent 6" w:uiPriority="52"/>
-    <w:lsdException w:name="Mention" w:semiHidden="1" w:unhideWhenUsed="1"/>
-    <w:lsdException w:name="Smart Hyperlink" w:semiHidden="1" w:unhideWhenUsed="1"/>
-    <w:lsdException w:name="Hashtag" w:semiHidden="1" w:unhideWhenUsed="1"/>
-    <w:lsdException w:name="Unresolved Mention" w:semiHidden="1" w:unhideWhenUsed="1"/>
-    <w:lsdException w:name="Smart Link" w:semiHidden="1" w:unhideWhenUsed="1"/>
   </w:latentStyles>
   <w:style w:type="paragraph" w:default="1" w:styleId="a">
     <w:name w:val="Normal"/>
@@ -39791,7 +43272,7 @@
       <w:u w:val="single"/>
     </w:rPr>
   </w:style>
-  <w:style w:type="character" w:styleId="a9">
+  <w:style w:type="character" w:customStyle="1" w:styleId="UnresolvedMention">
     <w:name w:val="Unresolved Mention"/>
     <w:basedOn w:val="a0"/>
     <w:uiPriority w:val="99"/>
@@ -39803,7 +43284,7 @@
       <w:shd w:val="clear" w:color="auto" w:fill="E1DFDD"/>
     </w:rPr>
   </w:style>
-  <w:style w:type="character" w:styleId="aa">
+  <w:style w:type="character" w:styleId="a9">
     <w:name w:val="FollowedHyperlink"/>
     <w:basedOn w:val="a0"/>
     <w:uiPriority w:val="99"/>
@@ -39832,10 +43313,10 @@
       <w:lang w:val="en-US" w:eastAsia="en-US"/>
     </w:rPr>
   </w:style>
-  <w:style w:type="paragraph" w:styleId="ab">
+  <w:style w:type="paragraph" w:styleId="aa">
     <w:name w:val="Body Text"/>
     <w:basedOn w:val="a"/>
-    <w:link w:val="ac"/>
+    <w:link w:val="ab"/>
     <w:qFormat/>
     <w:rsid w:val="0075138F"/>
     <w:pPr>
@@ -39848,10 +43329,10 @@
       <w:lang w:val="en-US" w:eastAsia="en-US"/>
     </w:rPr>
   </w:style>
-  <w:style w:type="character" w:customStyle="1" w:styleId="ac">
+  <w:style w:type="character" w:customStyle="1" w:styleId="ab">
     <w:name w:val="Основной текст Знак"/>
     <w:basedOn w:val="a0"/>
-    <w:link w:val="ab"/>
+    <w:link w:val="aa"/>
     <w:rsid w:val="0075138F"/>
     <w:rPr>
       <w:rFonts w:ascii="Times New Roman" w:eastAsia="Times New Roman" w:hAnsi="Times New Roman" w:cs="Times New Roman"/>
@@ -39862,14 +43343,14 @@
   </w:style>
   <w:style w:type="paragraph" w:customStyle="1" w:styleId="Compact">
     <w:name w:val="Compact"/>
-    <w:basedOn w:val="ab"/>
+    <w:basedOn w:val="aa"/>
     <w:qFormat/>
     <w:rsid w:val="0075138F"/>
     <w:pPr>
       <w:spacing w:before="36" w:after="36"/>
     </w:pPr>
   </w:style>
-  <w:style w:type="table" w:styleId="ad">
+  <w:style w:type="table" w:styleId="ac">
     <w:name w:val="Table Grid"/>
     <w:basedOn w:val="a1"/>
     <w:rsid w:val="0075138F"/>
